--- a/fuentes/CFA1_42110174_DU.docx
+++ b/fuentes/CFA1_42110174_DU.docx
@@ -1,13 +1,11 @@
 
 <file path=word/document.xml><?xml version="1.0" encoding="utf-8"?>
-<w:document xmlns:wpc="http://schemas.microsoft.com/office/word/2010/wordprocessingCanvas" xmlns:cx="http://schemas.microsoft.com/office/drawing/2014/chartex" xmlns:cx1="http://schemas.microsoft.com/office/drawing/2015/9/8/chartex" xmlns:cx2="http://schemas.microsoft.com/office/drawing/2015/10/21/chartex" xmlns:cx3="http://schemas.microsoft.com/office/drawing/2016/5/9/chartex" xmlns:cx4="http://schemas.microsoft.com/office/drawing/2016/5/10/chartex" xmlns:cx5="http://schemas.microsoft.com/office/drawing/2016/5/11/chartex" xmlns:cx6="http://schemas.microsoft.com/office/drawing/2016/5/12/chartex" xmlns:cx7="http://schemas.microsoft.com/office/drawing/2016/5/13/chartex" xmlns:cx8="http://schemas.microsoft.com/office/drawing/2016/5/14/chartex" xmlns:mc="http://schemas.openxmlformats.org/markup-compatibility/2006" xmlns:aink="http://schemas.microsoft.com/office/drawing/2016/ink" xmlns:am3d="http://schemas.microsoft.com/office/drawing/2017/model3d" xmlns:o="urn:schemas-microsoft-com:office:office" xmlns:r="http://schemas.openxmlformats.org/officeDocument/2006/relationships" xmlns:m="http://schemas.openxmlformats.org/officeDocument/2006/math" xmlns:v="urn:schemas-microsoft-com:vml" xmlns:wp14="http://schemas.microsoft.com/office/word/2010/wordprocessingDrawing" xmlns:wp="http://schemas.openxmlformats.org/drawingml/2006/wordprocessingDrawing" xmlns:w10="urn:schemas-microsoft-com:office:word" xmlns:w="http://schemas.openxmlformats.org/wordprocessingml/2006/main" xmlns:w14="http://schemas.microsoft.com/office/word/2010/wordml" xmlns:w15="http://schemas.microsoft.com/office/word/2012/wordml" xmlns:w16cid="http://schemas.microsoft.com/office/word/2016/wordml/cid" xmlns:w16se="http://schemas.microsoft.com/office/word/2015/wordml/symex" xmlns:wpg="http://schemas.microsoft.com/office/word/2010/wordprocessingGroup" xmlns:wpi="http://schemas.microsoft.com/office/word/2010/wordprocessingInk" xmlns:wne="http://schemas.microsoft.com/office/word/2006/wordml" xmlns:wps="http://schemas.microsoft.com/office/word/2010/wordprocessingShape" mc:Ignorable="w14 w15 w16se w16cid wp14">
+<w:document xmlns:wpc="http://schemas.microsoft.com/office/word/2010/wordprocessingCanvas" xmlns:cx="http://schemas.microsoft.com/office/drawing/2014/chartex" xmlns:cx1="http://schemas.microsoft.com/office/drawing/2015/9/8/chartex" xmlns:cx2="http://schemas.microsoft.com/office/drawing/2015/10/21/chartex" xmlns:cx3="http://schemas.microsoft.com/office/drawing/2016/5/9/chartex" xmlns:cx4="http://schemas.microsoft.com/office/drawing/2016/5/10/chartex" xmlns:cx5="http://schemas.microsoft.com/office/drawing/2016/5/11/chartex" xmlns:cx6="http://schemas.microsoft.com/office/drawing/2016/5/12/chartex" xmlns:cx7="http://schemas.microsoft.com/office/drawing/2016/5/13/chartex" xmlns:cx8="http://schemas.microsoft.com/office/drawing/2016/5/14/chartex" xmlns:mc="http://schemas.openxmlformats.org/markup-compatibility/2006" xmlns:aink="http://schemas.microsoft.com/office/drawing/2016/ink" xmlns:am3d="http://schemas.microsoft.com/office/drawing/2017/model3d" xmlns:o="urn:schemas-microsoft-com:office:office" xmlns:r="http://schemas.openxmlformats.org/officeDocument/2006/relationships" xmlns:m="http://schemas.openxmlformats.org/officeDocument/2006/math" xmlns:v="urn:schemas-microsoft-com:vml" xmlns:wp14="http://schemas.microsoft.com/office/word/2010/wordprocessingDrawing" xmlns:wp="http://schemas.openxmlformats.org/drawingml/2006/wordprocessingDrawing" xmlns:w10="urn:schemas-microsoft-com:office:word" xmlns:w="http://schemas.openxmlformats.org/wordprocessingml/2006/main" xmlns:w14="http://schemas.microsoft.com/office/word/2010/wordml" xmlns:w15="http://schemas.microsoft.com/office/word/2012/wordml" xmlns:w16cex="http://schemas.microsoft.com/office/word/2018/wordml/cex" xmlns:w16cid="http://schemas.microsoft.com/office/word/2016/wordml/cid" xmlns:w16="http://schemas.microsoft.com/office/word/2018/wordml" xmlns:w16sdtdh="http://schemas.microsoft.com/office/word/2020/wordml/sdtdatahash" xmlns:w16se="http://schemas.microsoft.com/office/word/2015/wordml/symex" xmlns:wpg="http://schemas.microsoft.com/office/word/2010/wordprocessingGroup" xmlns:wpi="http://schemas.microsoft.com/office/word/2010/wordprocessingInk" xmlns:wne="http://schemas.microsoft.com/office/word/2006/wordml" xmlns:wps="http://schemas.microsoft.com/office/word/2010/wordprocessingShape" mc:Ignorable="w14 w15 w16se w16cid w16 w16cex w16sdtdh wp14">
   <w:body>
     <w:p>
       <w:pPr>
         <w:ind w:firstLine="1"/>
       </w:pPr>
-      <w:bookmarkStart w:id="0" w:name="_GoBack"/>
-      <w:bookmarkEnd w:id="0"/>
       <w:r>
         <w:rPr>
           <w:noProof/>
@@ -207,7 +205,7 @@
               </wp:anchor>
             </w:drawing>
           </mc:Choice>
-          <mc:Fallback xmlns:w16sdtdh="http://schemas.microsoft.com/office/word/2020/wordml/sdtdatahash" xmlns:w16="http://schemas.microsoft.com/office/word/2018/wordml" xmlns:w16cex="http://schemas.microsoft.com/office/word/2018/wordml/cex" xmlns:oel="http://schemas.microsoft.com/office/2019/extlst">
+          <mc:Fallback xmlns:oel="http://schemas.microsoft.com/office/2019/extlst">
             <w:pict>
               <v:rect w14:anchorId="4C256C62" id="Rectángulo 3" o:spid="_x0000_s1026" alt="&quot;&quot;" style="position:absolute;margin-left:-55.95pt;margin-top:26.4pt;width:613.85pt;height:164.25pt;z-index:-251655168;visibility:visible;mso-wrap-style:square;mso-height-percent:0;mso-wrap-distance-left:9pt;mso-wrap-distance-top:0;mso-wrap-distance-right:9pt;mso-wrap-distance-bottom:0;mso-position-horizontal:absolute;mso-position-horizontal-relative:text;mso-position-vertical:absolute;mso-position-vertical-relative:text;mso-height-percent:0;mso-height-relative:margin;v-text-anchor:middle" o:gfxdata="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" fillcolor="#00314d" stroked="f" strokeweight="1pt"/>
             </w:pict>
@@ -294,7 +292,7 @@
                                 <w:szCs w:val="68"/>
                                 <w:lang w:val="es-ES"/>
                               </w:rPr>
-                              <w:t>Fundamentos y planeación de la estrategia entorno hogar saludable.</w:t>
+                              <w:t>Fundamentos y planeación de la estrategia entorno hogar saludable</w:t>
                             </w:r>
                           </w:p>
                         </w:txbxContent>
@@ -320,7 +318,7 @@
                 <v:stroke joinstyle="miter"/>
                 <v:path gradientshapeok="t" o:connecttype="rect"/>
               </v:shapetype>
-              <v:shape id="Cuadro de texto 2" o:spid="_x0000_s1026" type="#_x0000_t202" style="position:absolute;left:0;text-align:left;margin-left:-25.2pt;margin-top:21.9pt;width:549pt;height:102.95pt;z-index:251663360;visibility:visible;mso-wrap-style:square;mso-width-percent:0;mso-height-percent:0;mso-wrap-distance-left:9pt;mso-wrap-distance-top:3.6pt;mso-wrap-distance-right:9pt;mso-wrap-distance-bottom:3.6pt;mso-position-horizontal:absolute;mso-position-horizontal-relative:margin;mso-position-vertical:absolute;mso-position-vertical-relative:text;mso-width-percent:0;mso-height-percent:0;mso-width-relative:margin;mso-height-relative:margin;v-text-anchor:top" o:gfxdata="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" filled="f" stroked="f">
+              <v:shape id="Cuadro de texto 2" o:spid="_x0000_s1026" type="#_x0000_t202" alt="&quot;&quot;" style="position:absolute;left:0;text-align:left;margin-left:-25.2pt;margin-top:21.9pt;width:549pt;height:102.95pt;z-index:251663360;visibility:visible;mso-wrap-style:square;mso-width-percent:0;mso-height-percent:0;mso-wrap-distance-left:9pt;mso-wrap-distance-top:3.6pt;mso-wrap-distance-right:9pt;mso-wrap-distance-bottom:3.6pt;mso-position-horizontal:absolute;mso-position-horizontal-relative:margin;mso-position-vertical:absolute;mso-position-vertical-relative:text;mso-width-percent:0;mso-height-percent:0;mso-width-relative:margin;mso-height-relative:margin;v-text-anchor:top" o:gfxdata="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" filled="f" stroked="f">
                 <v:textbox>
                   <w:txbxContent>
                     <w:p>
@@ -340,7 +338,7 @@
                           <w:szCs w:val="68"/>
                           <w:lang w:val="es-ES"/>
                         </w:rPr>
-                        <w:t>Fundamentos y planeación de la estrategia entorno hogar saludable.</w:t>
+                        <w:t>Fundamentos y planeación de la estrategia entorno hogar saludable</w:t>
                       </w:r>
                     </w:p>
                   </w:txbxContent>
@@ -452,7 +450,7 @@
         <w:rPr>
           <w:rStyle w:val="TablaCar"/>
         </w:rPr>
-        <w:t>Este componente aborda los fundamentos y la planeación de la estrategia de entorno hogar saludable, incluyendo conceptos clave, análisis del territorio, determinantes sociales, enfoque territorial e intersectorial, y formulación de intervenciones. Permite al aprendiz comprender y estructurar acciones orientadas a la promoción de la salud en el entorno familiar.</w:t>
+        <w:t>Este componente aborda los fundamentos y la planeación de la estrategia de entorno hogar saludable, incluyendo conceptos clave, análisis del territorio, determinantes sociales, enfoque territorial e intersectorial y formulación de intervenciones. Permite al aprendiz comprender y estructurar acciones orientadas a la promoción de la salud en el entorno familiar.</w:t>
       </w:r>
     </w:p>
     <w:p>
@@ -1051,7 +1049,7 @@
                 <w:noProof/>
                 <w:webHidden/>
               </w:rPr>
-              <w:t>26</w:t>
+              <w:t>25</w:t>
             </w:r>
             <w:r>
               <w:rPr>
@@ -1124,7 +1122,7 @@
                 <w:noProof/>
                 <w:webHidden/>
               </w:rPr>
-              <w:t>27</w:t>
+              <w:t>26</w:t>
             </w:r>
             <w:r>
               <w:rPr>
@@ -1197,7 +1195,7 @@
                 <w:noProof/>
                 <w:webHidden/>
               </w:rPr>
-              <w:t>32</w:t>
+              <w:t>31</w:t>
             </w:r>
             <w:r>
               <w:rPr>
@@ -1270,7 +1268,7 @@
                 <w:noProof/>
                 <w:webHidden/>
               </w:rPr>
-              <w:t>37</w:t>
+              <w:t>36</w:t>
             </w:r>
             <w:r>
               <w:rPr>
@@ -1343,7 +1341,7 @@
                 <w:noProof/>
                 <w:webHidden/>
               </w:rPr>
-              <w:t>39</w:t>
+              <w:t>38</w:t>
             </w:r>
             <w:r>
               <w:rPr>
@@ -1416,7 +1414,7 @@
                 <w:noProof/>
                 <w:webHidden/>
               </w:rPr>
-              <w:t>41</w:t>
+              <w:t>40</w:t>
             </w:r>
             <w:r>
               <w:rPr>
@@ -1489,7 +1487,7 @@
                 <w:noProof/>
                 <w:webHidden/>
               </w:rPr>
-              <w:t>44</w:t>
+              <w:t>43</w:t>
             </w:r>
             <w:r>
               <w:rPr>
@@ -1562,7 +1560,7 @@
                 <w:noProof/>
                 <w:webHidden/>
               </w:rPr>
-              <w:t>48</w:t>
+              <w:t>46</w:t>
             </w:r>
             <w:r>
               <w:rPr>
@@ -1635,7 +1633,7 @@
                 <w:noProof/>
                 <w:webHidden/>
               </w:rPr>
-              <w:t>51</w:t>
+              <w:t>50</w:t>
             </w:r>
             <w:r>
               <w:rPr>
@@ -1708,7 +1706,7 @@
                 <w:noProof/>
                 <w:webHidden/>
               </w:rPr>
-              <w:t>53</w:t>
+              <w:t>52</w:t>
             </w:r>
             <w:r>
               <w:rPr>
@@ -1781,7 +1779,7 @@
                 <w:noProof/>
                 <w:webHidden/>
               </w:rPr>
-              <w:t>56</w:t>
+              <w:t>55</w:t>
             </w:r>
             <w:r>
               <w:rPr>
@@ -1854,7 +1852,7 @@
                 <w:noProof/>
                 <w:webHidden/>
               </w:rPr>
-              <w:t>58</w:t>
+              <w:t>57</w:t>
             </w:r>
             <w:r>
               <w:rPr>
@@ -1927,7 +1925,7 @@
                 <w:noProof/>
                 <w:webHidden/>
               </w:rPr>
-              <w:t>62</w:t>
+              <w:t>60</w:t>
             </w:r>
             <w:r>
               <w:rPr>
@@ -2000,7 +1998,7 @@
                 <w:noProof/>
                 <w:webHidden/>
               </w:rPr>
-              <w:t>64</w:t>
+              <w:t>62</w:t>
             </w:r>
             <w:r>
               <w:rPr>
@@ -2073,7 +2071,7 @@
                 <w:noProof/>
                 <w:webHidden/>
               </w:rPr>
-              <w:t>67</w:t>
+              <w:t>65</w:t>
             </w:r>
             <w:r>
               <w:rPr>
@@ -2146,7 +2144,7 @@
                 <w:noProof/>
                 <w:webHidden/>
               </w:rPr>
-              <w:t>70</w:t>
+              <w:t>68</w:t>
             </w:r>
             <w:r>
               <w:rPr>
@@ -2219,7 +2217,7 @@
                 <w:noProof/>
                 <w:webHidden/>
               </w:rPr>
-              <w:t>73</w:t>
+              <w:t>71</w:t>
             </w:r>
             <w:r>
               <w:rPr>
@@ -2292,7 +2290,7 @@
                 <w:noProof/>
                 <w:webHidden/>
               </w:rPr>
-              <w:t>77</w:t>
+              <w:t>74</w:t>
             </w:r>
             <w:r>
               <w:rPr>
@@ -2365,7 +2363,7 @@
                 <w:noProof/>
                 <w:webHidden/>
               </w:rPr>
-              <w:t>79</w:t>
+              <w:t>76</w:t>
             </w:r>
             <w:r>
               <w:rPr>
@@ -2438,7 +2436,7 @@
                 <w:noProof/>
                 <w:webHidden/>
               </w:rPr>
-              <w:t>82</w:t>
+              <w:t>79</w:t>
             </w:r>
             <w:r>
               <w:rPr>
@@ -2511,7 +2509,7 @@
                 <w:noProof/>
                 <w:webHidden/>
               </w:rPr>
-              <w:t>85</w:t>
+              <w:t>82</w:t>
             </w:r>
             <w:r>
               <w:rPr>
@@ -2584,7 +2582,7 @@
                 <w:noProof/>
                 <w:webHidden/>
               </w:rPr>
-              <w:t>89</w:t>
+              <w:t>86</w:t>
             </w:r>
             <w:r>
               <w:rPr>
@@ -2657,7 +2655,7 @@
                 <w:noProof/>
                 <w:webHidden/>
               </w:rPr>
-              <w:t>93</w:t>
+              <w:t>91</w:t>
             </w:r>
             <w:r>
               <w:rPr>
@@ -2730,7 +2728,7 @@
                 <w:noProof/>
                 <w:webHidden/>
               </w:rPr>
-              <w:t>94</w:t>
+              <w:t>92</w:t>
             </w:r>
             <w:r>
               <w:rPr>
@@ -2803,7 +2801,7 @@
                 <w:noProof/>
                 <w:webHidden/>
               </w:rPr>
-              <w:t>96</w:t>
+              <w:t>94</w:t>
             </w:r>
             <w:r>
               <w:rPr>
@@ -2876,7 +2874,7 @@
                 <w:noProof/>
                 <w:webHidden/>
               </w:rPr>
-              <w:t>97</w:t>
+              <w:t>95</w:t>
             </w:r>
             <w:r>
               <w:rPr>
@@ -2904,12 +2902,11 @@
       <w:pPr>
         <w:pStyle w:val="Titulosgenerales"/>
       </w:pPr>
-      <w:bookmarkStart w:id="1" w:name="_Toc233723933"/>
-      <w:r>
-        <w:lastRenderedPageBreak/>
+      <w:bookmarkStart w:id="0" w:name="_Toc233723933"/>
+      <w:r>
         <w:t>Introducción</w:t>
       </w:r>
-      <w:bookmarkEnd w:id="1"/>
+      <w:bookmarkEnd w:id="0"/>
     </w:p>
     <w:p>
       <w:pPr>
@@ -2944,11 +2941,7 @@
         <w:ind w:firstLine="708"/>
       </w:pPr>
       <w:r>
-        <w:t xml:space="preserve">A lo largo de este proceso formativo, el aprendiz desarrolla capacidades para el análisis del territorio, la identificación de necesidades en salud y la formulación de planes de acción, en articulación con los procesos de la salud pública. De esta manera, se contribuye a la planeación de intervenciones pertinentes, basadas en evidencia y </w:t>
-      </w:r>
-      <w:r>
-        <w:lastRenderedPageBreak/>
-        <w:t>alineadas con las políticas públicas, favoreciendo un enfoque territorial, diferencial e intersectorial.</w:t>
+        <w:t>A lo largo de este proceso formativo, el aprendiz desarrolla capacidades para el análisis del territorio, la identificación de necesidades en salud y la formulación de planes de acción, en articulación con los procesos de la salud pública. De esta manera, se contribuye a la planeación de intervenciones pertinentes, basadas en evidencia y alineadas con las políticas públicas, favoreciendo un enfoque territorial, diferencial e intersectorial.</w:t>
       </w:r>
     </w:p>
     <w:p>
@@ -2968,6 +2961,83 @@
         <w:t>Fundamentos y planeación de la estrategia de entorno hogar saludable.</w:t>
       </w:r>
     </w:p>
+    <w:p>
+      <w:r>
+        <w:rPr>
+          <w:noProof/>
+        </w:rPr>
+        <w:drawing>
+          <wp:anchor distT="0" distB="0" distL="114300" distR="114300" simplePos="0" relativeHeight="251664384" behindDoc="0" locked="0" layoutInCell="1" allowOverlap="1" wp14:anchorId="36A116A6" wp14:editId="5ADA3D5B">
+            <wp:simplePos x="0" y="0"/>
+            <wp:positionH relativeFrom="margin">
+              <wp:align>center</wp:align>
+            </wp:positionH>
+            <wp:positionV relativeFrom="paragraph">
+              <wp:posOffset>30977</wp:posOffset>
+            </wp:positionV>
+            <wp:extent cx="4680000" cy="2631600"/>
+            <wp:effectExtent l="0" t="0" r="6350" b="0"/>
+            <wp:wrapNone/>
+            <wp:docPr id="1" name="Imagen 1">
+              <a:extLst xmlns:a="http://schemas.openxmlformats.org/drawingml/2006/main">
+                <a:ext uri="{C183D7F6-B498-43B3-948B-1728B52AA6E4}">
+                  <adec:decorative xmlns:adec="http://schemas.microsoft.com/office/drawing/2017/decorative" val="1"/>
+                </a:ext>
+              </a:extLst>
+            </wp:docPr>
+            <wp:cNvGraphicFramePr>
+              <a:graphicFrameLocks xmlns:a="http://schemas.openxmlformats.org/drawingml/2006/main" noChangeAspect="1"/>
+            </wp:cNvGraphicFramePr>
+            <a:graphic xmlns:a="http://schemas.openxmlformats.org/drawingml/2006/main">
+              <a:graphicData uri="http://schemas.openxmlformats.org/drawingml/2006/picture">
+                <pic:pic xmlns:pic="http://schemas.openxmlformats.org/drawingml/2006/picture">
+                  <pic:nvPicPr>
+                    <pic:cNvPr id="0" name="Picture 2"/>
+                    <pic:cNvPicPr>
+                      <a:picLocks noChangeAspect="1" noChangeArrowheads="1"/>
+                    </pic:cNvPicPr>
+                  </pic:nvPicPr>
+                  <pic:blipFill>
+                    <a:blip r:embed="rId12" cstate="print">
+                      <a:extLst>
+                        <a:ext uri="{28A0092B-C50C-407E-A947-70E740481C1C}">
+                          <a14:useLocalDpi xmlns:a14="http://schemas.microsoft.com/office/drawing/2010/main" val="0"/>
+                        </a:ext>
+                      </a:extLst>
+                    </a:blip>
+                    <a:srcRect/>
+                    <a:stretch>
+                      <a:fillRect/>
+                    </a:stretch>
+                  </pic:blipFill>
+                  <pic:spPr bwMode="auto">
+                    <a:xfrm>
+                      <a:off x="0" y="0"/>
+                      <a:ext cx="4680000" cy="2631600"/>
+                    </a:xfrm>
+                    <a:prstGeom prst="rect">
+                      <a:avLst/>
+                    </a:prstGeom>
+                    <a:noFill/>
+                  </pic:spPr>
+                </pic:pic>
+              </a:graphicData>
+            </a:graphic>
+            <wp14:sizeRelH relativeFrom="page">
+              <wp14:pctWidth>0</wp14:pctWidth>
+            </wp14:sizeRelH>
+            <wp14:sizeRelV relativeFrom="page">
+              <wp14:pctHeight>0</wp14:pctHeight>
+            </wp14:sizeRelV>
+          </wp:anchor>
+        </w:drawing>
+      </w:r>
+    </w:p>
+    <w:p/>
+    <w:p/>
+    <w:p/>
+    <w:p/>
+    <w:p/>
     <w:p>
       <w:pPr>
         <w:ind w:hanging="142"/>
@@ -2979,12 +3049,15 @@
         <w:ind w:firstLine="0"/>
         <w:jc w:val="center"/>
       </w:pPr>
-      <w:r>
-        <w:rPr>
-          <w:b/>
-        </w:rPr>
-        <w:t>Enlace de reproducción del video</w:t>
-      </w:r>
+      <w:hyperlink r:id="rId13" w:history="1">
+        <w:r>
+          <w:rPr>
+            <w:rStyle w:val="Hipervnculo"/>
+            <w:b/>
+          </w:rPr>
+          <w:t>Enlace de reproducción del video</w:t>
+        </w:r>
+      </w:hyperlink>
     </w:p>
     <w:tbl>
       <w:tblPr>
@@ -3028,16 +3101,11 @@
             <w:tcW w:w="9972" w:type="dxa"/>
           </w:tcPr>
           <w:p>
-            <w:proofErr w:type="gramStart"/>
             <w:r>
               <w:t>¡</w:t>
             </w:r>
             <w:r>
-              <w:t xml:space="preserve"> En</w:t>
-            </w:r>
-            <w:proofErr w:type="gramEnd"/>
-            <w:r>
-              <w:t xml:space="preserve"> Colombia, numerosas familias viven en condiciones que afectan su salud sin saberlo: una vivienda sin ventilación, el agua almacenada sin tapar o el desconocimiento de los servicios de salud disponibles. Esas condiciones no son problemas médicos, son determinantes sociales que se resuelven con presencia en el territorio, educación en salud y acciones organizadas con las familias y la comunidad.</w:t>
+              <w:t xml:space="preserve"> En Colombia, numerosas familias viven en condiciones que afectan su salud sin saberlo: una vivienda sin ventilación, el agua almacenada sin tapar o el desconocimiento de los servicios de salud disponibles. Esas condiciones no son problemas médicos, son determinantes sociales que se resuelven con presencia en el territorio, educación en salud y acciones organizadas con las familias y la comunidad.</w:t>
             </w:r>
           </w:p>
           <w:p>
@@ -3047,7 +3115,6 @@
           </w:p>
           <w:p>
             <w:r>
-              <w:lastRenderedPageBreak/>
               <w:t>La salud de las familias no depende solo del médico. Depende también de la vivienda, la escuela, el barrio y las redes de apoyo comunitario. Por eso, el componente estudia el enfoque territorial e intersectorial y los determinantes sociales del entorno hogar: las condiciones materiales, las dinámicas familiares, los hábitos de vida y la cohesión social como factores que protegen o amenazan el bienestar de cada familia.</w:t>
             </w:r>
           </w:p>
@@ -3059,20 +3126,6 @@
           <w:p>
             <w:r>
               <w:t xml:space="preserve">De esta manera, se promueve el desarrollo de competencias para intervenir en salud pública con enfoque territorial, pensamiento analítico y compromiso con las familias y comunidades colombianas, fortaleciendo la capacidad de planear acciones que transformen de manera real y sostenible las condiciones de vida en el entorno hogar. </w:t>
-            </w:r>
-            <w:r>
-              <w:t>Ahora viene la verificación del equilibrio: el total de débitos es 350 mil y el total de créditos equivale igualmente a 350 mil pesos, lo que confirma que la operación cumple la partida doble y el registro está equilibrado.</w:t>
-            </w:r>
-          </w:p>
-          <w:p>
-            <w:r>
-              <w:t xml:space="preserve">¡Y así de sencillo funciona el registro con cuentas T! </w:t>
-            </w:r>
-          </w:p>
-          <w:p>
-            <w:r>
-              <w:lastRenderedPageBreak/>
-              <w:t>¡Hasta pronto!</w:t>
             </w:r>
           </w:p>
         </w:tc>
@@ -3170,20 +3223,13 @@
     </w:p>
     <w:p>
       <w:pPr>
-        <w:spacing w:before="0" w:after="160"/>
-        <w:ind w:firstLine="0"/>
-      </w:pPr>
-    </w:p>
-    <w:p>
-      <w:pPr>
         <w:pStyle w:val="Ttulo1"/>
       </w:pPr>
-      <w:bookmarkStart w:id="2" w:name="_Toc233723934"/>
-      <w:r>
-        <w:lastRenderedPageBreak/>
+      <w:bookmarkStart w:id="1" w:name="_Toc233723934"/>
+      <w:r>
         <w:t>Fundamentos de la estrategia</w:t>
       </w:r>
-      <w:bookmarkEnd w:id="2"/>
+      <w:bookmarkEnd w:id="1"/>
       <w:r>
         <w:t xml:space="preserve"> </w:t>
       </w:r>
@@ -3191,12 +3237,6 @@
     <w:p>
       <w:pPr>
         <w:spacing w:before="0" w:after="160"/>
-        <w:ind w:firstLine="0"/>
-      </w:pPr>
-    </w:p>
-    <w:p>
-      <w:pPr>
-        <w:spacing w:before="0" w:after="160"/>
       </w:pPr>
       <w:r>
         <w:t>El estudio de los fundamentos de la estrategia constituye el punto de partida del proceso formativo, pues proporciona el lenguaje común que permite interpretar las situaciones de salud presentes en los hogares. Esta base conceptual orienta el análisis posterior del territorio, de los determinantes sociales y de las intervenciones que se desarrollan con las familias.</w:t>
@@ -3228,6 +3268,18 @@
       <w:r>
         <w:t xml:space="preserve">Desde esta perspectiva, la comprensión del entorno hogar implica reconocer la interacción entre factores físicos, sociales y comportamentales que inciden en la salud de las familias. Estos elementos permiten identificar condiciones que pueden favorecer el bienestar o generar riesgos en la vida cotidiana. </w:t>
       </w:r>
+    </w:p>
+    <w:p>
+      <w:pPr>
+        <w:spacing w:before="0" w:after="160"/>
+        <w:ind w:firstLine="708"/>
+      </w:pPr>
+    </w:p>
+    <w:p>
+      <w:pPr>
+        <w:spacing w:before="0" w:after="160"/>
+        <w:ind w:firstLine="708"/>
+      </w:pPr>
     </w:p>
     <w:p>
       <w:pPr>
@@ -3251,7 +3303,6 @@
         <w:rPr>
           <w:b/>
         </w:rPr>
-        <w:lastRenderedPageBreak/>
         <w:t>Condiciones de la vivienda</w:t>
       </w:r>
       <w:r>
@@ -3311,11 +3362,7 @@
         <w:ind w:firstLine="708"/>
       </w:pPr>
       <w:r>
-        <w:t xml:space="preserve">En coherencia con los lineamientos del Ministerio de Salud y Protección Social (MSPS, 2012), esta estrategia se orienta al fortalecimiento de las capacidades de las familias para gestionar su salud, promoviendo prácticas saludables y favoreciendo </w:t>
-      </w:r>
-      <w:r>
-        <w:lastRenderedPageBreak/>
-        <w:t>entornos que contribuyan al bienestar. Su implementación requiere una comprensión integral del contexto en el que viven las personas, así como de los factores que influyen en una situación de salud.</w:t>
+        <w:t>En coherencia con los lineamientos del Ministerio de Salud y Protección Social (MSPS, 2012), esta estrategia se orienta al fortalecimiento de las capacidades de las familias para gestionar su salud, promoviendo prácticas saludables y favoreciendo entornos que contribuyan al bienestar. Su implementación requiere una comprensión integral del contexto en el que viven las personas, así como de los factores que influyen en una situación de salud.</w:t>
       </w:r>
     </w:p>
     <w:p>
@@ -3337,11 +3384,11 @@
       <w:pPr>
         <w:pStyle w:val="Ttulo2"/>
       </w:pPr>
-      <w:bookmarkStart w:id="3" w:name="_Toc233723935"/>
+      <w:bookmarkStart w:id="2" w:name="_Toc233723935"/>
       <w:r>
         <w:t>Conceptos básicos</w:t>
       </w:r>
-      <w:bookmarkEnd w:id="3"/>
+      <w:bookmarkEnd w:id="2"/>
       <w:r>
         <w:t xml:space="preserve"> </w:t>
       </w:r>
@@ -3372,12 +3419,6 @@
       <w:r>
         <w:t>En el territorio colombiano, esta mirada resulta fundamental porque las familias viven en escenarios diversos, con condiciones sociales, culturales, ambientales y económicas particulares. Estas diferencias permiten comprender que las acciones de promoción y prevención deben adaptarse a las necesidades de cada contexto, como ocurre en las siguientes zonas:</w:t>
       </w:r>
-    </w:p>
-    <w:p>
-      <w:pPr>
-        <w:spacing w:before="0" w:after="160"/>
-        <w:ind w:firstLine="0"/>
-      </w:pPr>
     </w:p>
     <w:p>
       <w:pPr>
@@ -3479,11 +3520,7 @@
         <w:t>Manejo inadecuado de residuos</w:t>
       </w:r>
       <w:r>
-        <w:t xml:space="preserve">: se presenta cuando las basuras no se separan, almacenan o disponen de manera segura, lo que puede atraer vectores y generar malos olores o contaminación. Por ejemplo, en una vivienda rural, dejar residuos </w:t>
-      </w:r>
-      <w:r>
-        <w:lastRenderedPageBreak/>
-        <w:t>orgánicos cerca de la cocina puede favorecer la presencia de moscas y afectar la inocuidad de los alimentos.</w:t>
+        <w:t>: se presenta cuando las basuras no se separan, almacenan o disponen de manera segura, lo que puede atraer vectores y generar malos olores o contaminación. Por ejemplo, en una vivienda rural, dejar residuos orgánicos cerca de la cocina puede favorecer la presencia de moscas y afectar la inocuidad de los alimentos.</w:t>
       </w:r>
     </w:p>
     <w:p>
@@ -3575,7 +3612,6 @@
         <w:ind w:firstLine="708"/>
       </w:pPr>
       <w:r>
-        <w:lastRenderedPageBreak/>
         <w:t>El reconocimiento de estas situaciones permite comprender mejor las condiciones que influyen en el bienestar familiar. Además, facilita la planeación de acciones educativas, preventivas y comunitarias orientadas a fortalecer prácticas de cuidado, reducir riesgos y promover entornos protectores en el hogar.</w:t>
       </w:r>
     </w:p>
@@ -3873,8 +3909,13 @@
               <w:spacing w:line="360" w:lineRule="auto"/>
             </w:pPr>
             <w:r>
-              <w:lastRenderedPageBreak/>
-              <w:t>Entorno hogar saludable</w:t>
+              <w:t>Entorno</w:t>
+            </w:r>
+            <w:r>
+              <w:t xml:space="preserve"> de</w:t>
+            </w:r>
+            <w:r>
+              <w:t xml:space="preserve"> hogar saludable</w:t>
             </w:r>
           </w:p>
         </w:tc>
@@ -3962,7 +4003,6 @@
         <w:ind w:firstLine="708"/>
       </w:pPr>
       <w:r>
-        <w:lastRenderedPageBreak/>
         <w:t>A partir de esta comprensión, se hace necesario profundizar en los objetivos y características de la estrategia, los cuales orientan la forma en que se desarrollan las intervenciones en el entorno.</w:t>
       </w:r>
     </w:p>
@@ -3976,11 +4016,11 @@
       <w:pPr>
         <w:pStyle w:val="Ttulo2"/>
       </w:pPr>
-      <w:bookmarkStart w:id="4" w:name="_Toc233723936"/>
+      <w:bookmarkStart w:id="3" w:name="_Toc233723936"/>
       <w:r>
         <w:t>Objetivos de la estrategia</w:t>
       </w:r>
-      <w:bookmarkEnd w:id="4"/>
+      <w:bookmarkEnd w:id="3"/>
     </w:p>
     <w:p>
       <w:pPr>
@@ -4079,7 +4119,6 @@
         <w:rPr>
           <w:b/>
         </w:rPr>
-        <w:lastRenderedPageBreak/>
         <w:t>Capacidades comunitarias</w:t>
       </w:r>
       <w:r>
@@ -4151,12 +4190,6 @@
     </w:p>
     <w:p>
       <w:pPr>
-        <w:spacing w:before="0" w:after="160"/>
-        <w:ind w:firstLine="0"/>
-      </w:pPr>
-    </w:p>
-    <w:p>
-      <w:pPr>
         <w:pStyle w:val="Prrafodelista"/>
         <w:numPr>
           <w:ilvl w:val="0"/>
@@ -4188,6 +4221,12 @@
     </w:p>
     <w:p>
       <w:pPr>
+        <w:spacing w:before="0" w:after="160"/>
+        <w:ind w:firstLine="708"/>
+      </w:pPr>
+    </w:p>
+    <w:p>
+      <w:pPr>
         <w:pStyle w:val="Prrafodelista"/>
         <w:numPr>
           <w:ilvl w:val="0"/>
@@ -4202,7 +4241,6 @@
         <w:rPr>
           <w:b/>
         </w:rPr>
-        <w:lastRenderedPageBreak/>
         <w:t>Fortalecer capacidades familiares para el autocuidado</w:t>
       </w:r>
     </w:p>
@@ -4215,7 +4253,7 @@
         <w:t>B</w:t>
       </w:r>
       <w:r>
-        <w:t>usca que las familias reconozcan prácticas cotidianas que favorecen su bienestar y reduzcan situaciones de riesgo en el hogar. Incluye acciones relacionadas con higiene, alimentación, actividad física, cuidado de personas mayores, atención a niñas y niños, y uso adecuado de los servicios disponibles. Por ejemplo, una familia que aprende a tratar el agua antes de consumirla puede prevenir enfermedades gastrointestinales y mejorar sus prácticas de cuidado diario.</w:t>
+        <w:t>usca que las familias reconozcan prácticas cotidianas que favorecen su bienestar y reduzcan situaciones de riesgo en el hogar. Incluye acciones relacionadas con higiene, alimentación, actividad física, cuidado de personas mayores, atención a niñas y niños y uso adecuado de los servicios disponibles. Por ejemplo, una familia que aprende a tratar el agua antes de consumirla puede prevenir enfermedades gastrointestinales y mejorar sus prácticas de cuidado diario.</w:t>
       </w:r>
     </w:p>
     <w:p>
@@ -4277,8 +4315,32 @@
         <w:t>P</w:t>
       </w:r>
       <w:r>
-        <w:t>ermite organizar actividades, responsables, recursos y tiempos de acuerdo con las necesidades identificadas en cada comunidad. Este objetivo evita aplicar acciones generales sin considerar las particularidades del territorio. Por ejemplo, en una zona ribereña, el plan puede priorizar manejo seguro del agua, prevención de enfermedades transmitidas por vectores y preparación familiar ante temporadas de lluvia o inundación.</w:t>
-      </w:r>
+        <w:t>ermite organizar actividades, responsables, recursos y tiempos de acuerdo con las necesidades identificadas en cada comunidad. Este objetivo evita aplicar acciones generales sin considerar las particularidades del territorio. Por ejemplo, en una zona ribereña, el plan puede priorizar</w:t>
+      </w:r>
+      <w:r>
+        <w:t xml:space="preserve"> el</w:t>
+      </w:r>
+      <w:r>
+        <w:t xml:space="preserve"> manejo seguro del agua, </w:t>
+      </w:r>
+      <w:r>
+        <w:t xml:space="preserve">la </w:t>
+      </w:r>
+      <w:r>
+        <w:t xml:space="preserve">prevención de enfermedades transmitidas por vectores y </w:t>
+      </w:r>
+      <w:r>
+        <w:t xml:space="preserve"> la </w:t>
+      </w:r>
+      <w:r>
+        <w:t>preparación familiar ante temporadas de lluvia o inundación.</w:t>
+      </w:r>
+    </w:p>
+    <w:p>
+      <w:pPr>
+        <w:spacing w:before="0" w:after="160"/>
+        <w:ind w:firstLine="708"/>
+      </w:pPr>
     </w:p>
     <w:p>
       <w:pPr>
@@ -4305,24 +4367,11 @@
         <w:ind w:firstLine="708"/>
       </w:pPr>
       <w:r>
-        <w:lastRenderedPageBreak/>
         <w:t>P</w:t>
       </w:r>
       <w:r>
         <w:t>romueve la coordinación entre salud, educación, ambiente, servicios públicos, líderes comunitarios e instituciones locales para responder a problemas que no dependen de un solo sector. Por ejemplo, si una comunidad presenta acumulación de residuos, la intervención puede requerir educación familiar, apoyo de la entidad territorial, jornadas de limpieza y articulación con servicios de recolección.</w:t>
       </w:r>
-    </w:p>
-    <w:p>
-      <w:pPr>
-        <w:spacing w:before="0" w:after="160"/>
-        <w:ind w:firstLine="0"/>
-      </w:pPr>
-    </w:p>
-    <w:p>
-      <w:pPr>
-        <w:spacing w:before="0" w:after="160"/>
-        <w:ind w:firstLine="0"/>
-      </w:pPr>
     </w:p>
     <w:p>
       <w:pPr>
@@ -4358,99 +4407,83 @@
     <w:p>
       <w:pPr>
         <w:spacing w:before="0" w:after="160"/>
+        <w:ind w:firstLine="708"/>
+      </w:pPr>
+      <w:r>
+        <w:t>La comprensión de estos objetivos permite orientar la intervención en el entorno hogar de manera ordenada, pertinente y contextualizada. Además, facilita que las acciones no se limiten a actividades aisladas, sino que respondan a necesidades reales, fortalezcan capacidades familiares y promuevan cambios sostenibles en la vida cotidiana.</w:t>
+      </w:r>
+    </w:p>
+    <w:p>
+      <w:pPr>
+        <w:spacing w:before="0" w:after="160"/>
+        <w:ind w:firstLine="708"/>
+      </w:pPr>
+      <w:r>
+        <w:t>A partir de estos objetivos, resulta necesario reconocer las características de la estrategia, porque estas explican la forma en que deben desarrollarse las acciones en el territorio. Su análisis permite comprender por qué la intervención debe ser integral, participativa, intersectorial, territorial y centrada en las condiciones reales de las familias.</w:t>
+      </w:r>
+    </w:p>
+    <w:p>
+      <w:pPr>
+        <w:spacing w:before="0" w:after="160"/>
         <w:ind w:firstLine="0"/>
       </w:pPr>
     </w:p>
     <w:p>
       <w:pPr>
-        <w:spacing w:before="0" w:after="160"/>
-        <w:ind w:firstLine="708"/>
-      </w:pPr>
-      <w:r>
-        <w:t>La comprensión de estos objetivos permite orientar la intervención en el entorno hogar de manera ordenada, pertinente y contextualizada. Además, facilita que las acciones no se limiten a actividades aisladas, sino que respondan a necesidades reales, fortalezcan capacidades familiares y promuevan cambios sostenibles en la vida cotidiana.</w:t>
-      </w:r>
-    </w:p>
-    <w:p>
-      <w:pPr>
-        <w:spacing w:before="0" w:after="160"/>
-        <w:ind w:firstLine="708"/>
-      </w:pPr>
-      <w:r>
-        <w:t xml:space="preserve">A partir de estos objetivos, resulta necesario reconocer las características de la estrategia, porque estas explican la forma en que deben desarrollarse las acciones en el territorio. Su análisis permite comprender por qué la intervención debe ser integral, </w:t>
-      </w:r>
-      <w:r>
-        <w:lastRenderedPageBreak/>
-        <w:t>participativa, intersectorial, territorial y centrada en las condiciones reales de las familias.</w:t>
-      </w:r>
-    </w:p>
-    <w:p>
-      <w:pPr>
+        <w:pStyle w:val="Ttulo2"/>
         <w:spacing w:before="0" w:after="160"/>
         <w:ind w:firstLine="0"/>
       </w:pPr>
-    </w:p>
-    <w:p>
-      <w:pPr>
-        <w:pStyle w:val="Ttulo2"/>
+      <w:bookmarkStart w:id="4" w:name="_Toc233723937"/>
+      <w:r>
+        <w:t>Características de la estrategia</w:t>
+      </w:r>
+      <w:bookmarkEnd w:id="4"/>
+      <w:r>
+        <w:t xml:space="preserve"> </w:t>
+      </w:r>
+    </w:p>
+    <w:p>
+      <w:pPr>
+        <w:spacing w:before="0" w:after="160"/>
+        <w:ind w:firstLine="708"/>
+      </w:pPr>
+      <w:r>
+        <w:t>La estrategia de entorno hogar saludable se sustenta en un enfoque integral que reconoce la interacción de múltiples factores que inciden en la salud de las familias. Su implementación se orienta a la generación de respuestas articuladas en el territorio, que permitan abordar de manera conjunta las condiciones sociales, ambientales y familiares que influyen en el bienestar.</w:t>
+      </w:r>
+    </w:p>
+    <w:p>
+      <w:pPr>
+        <w:spacing w:before="0" w:after="160"/>
+        <w:ind w:firstLine="708"/>
+      </w:pPr>
+      <w:r>
+        <w:t>En este marco, las acciones en salud no se desarrollan de manera aislada, sino que integran diferentes componentes que se complementan entre sí. La promoción de la salud y la prevención de la enfermedad se articulan con el análisis del contexto territorial, la participación de la comunidad y la coordinación entre actores, lo que favorece intervenciones más pertinentes y sostenibles.</w:t>
+      </w:r>
+    </w:p>
+    <w:p>
+      <w:pPr>
+        <w:pStyle w:val="Figura"/>
+      </w:pPr>
+      <w:r>
+        <w:t xml:space="preserve"> Elementos de la estrategia entorno hogar saludable</w:t>
+      </w:r>
+    </w:p>
+    <w:p>
+      <w:pPr>
         <w:spacing w:before="0" w:after="160"/>
         <w:ind w:firstLine="0"/>
-      </w:pPr>
-      <w:bookmarkStart w:id="5" w:name="_Toc233723937"/>
-      <w:r>
-        <w:t>Características de la estrategia</w:t>
-      </w:r>
-      <w:bookmarkEnd w:id="5"/>
-      <w:r>
-        <w:t xml:space="preserve"> </w:t>
-      </w:r>
-    </w:p>
-    <w:p>
-      <w:pPr>
-        <w:spacing w:before="0" w:after="160"/>
-        <w:ind w:firstLine="708"/>
-      </w:pPr>
-      <w:r>
-        <w:t>La estrategia de entorno hogar saludable se sustenta en un enfoque integral que reconoce la interacción de múltiples factores que inciden en la salud de las familias. Su implementación se orienta a la generación de respuestas articuladas en el territorio, que permitan abordar de manera conjunta las condiciones sociales, ambientales y familiares que influyen en el bienestar.</w:t>
-      </w:r>
-    </w:p>
-    <w:p>
-      <w:pPr>
-        <w:spacing w:before="0" w:after="160"/>
-        <w:ind w:firstLine="708"/>
-      </w:pPr>
-      <w:r>
-        <w:t>En este marco, las acciones en salud no se desarrollan de manera aislada, sino que integran diferentes componentes que se complementan entre sí. La promoción de la salud y la prevención de la enfermedad se articulan con el análisis del contexto territorial, la participación de la comunidad y la coordinación entre actores, lo que favorece intervenciones más pertinentes y sostenibles.</w:t>
-      </w:r>
-    </w:p>
-    <w:p>
-      <w:pPr>
-        <w:spacing w:before="0" w:after="160"/>
-        <w:ind w:firstLine="0"/>
-      </w:pPr>
-    </w:p>
-    <w:p>
-      <w:pPr>
-        <w:pStyle w:val="Figura"/>
-      </w:pPr>
-      <w:r>
-        <w:t xml:space="preserve"> Elementos de la estrategia entorno hogar saludable</w:t>
-      </w:r>
-    </w:p>
-    <w:p>
-      <w:pPr>
-        <w:spacing w:before="0" w:after="160"/>
-        <w:ind w:firstLine="0"/>
+        <w:jc w:val="center"/>
       </w:pPr>
       <w:r>
         <w:rPr>
           <w:noProof/>
         </w:rPr>
-        <w:lastRenderedPageBreak/>
         <w:drawing>
-          <wp:inline distT="0" distB="0" distL="0" distR="0" wp14:anchorId="67F3BD0E" wp14:editId="7125398B">
-            <wp:extent cx="6338207" cy="3914775"/>
-            <wp:effectExtent l="0" t="0" r="5715" b="0"/>
-            <wp:docPr id="5" name="Imagen 5" descr="Figura 1. Figura que presenta los elementos de la estrategia de entorno hogar saludable: enfoque integral, promoción y prevención, enfoque territorial, intersectorialidad, participación social, seguimiento y evaluación. La imagen permite comprender que estos elementos se articulan para orientar acciones de cuidado y bienestar familiar."/>
+          <wp:inline distT="0" distB="0" distL="0" distR="0" wp14:anchorId="67F3BD0E" wp14:editId="39FC03A1">
+            <wp:extent cx="5948321" cy="3673963"/>
+            <wp:effectExtent l="0" t="0" r="0" b="3175"/>
+            <wp:docPr id="5" name="Imagen 5" descr="Figura 1. Elementos de la estrategia entorno hogar saludable. Figura que presenta los elementos de la estrategia de entorno hogar saludable: enfoque integral, promoción y prevención, enfoque territorial, intersectorialidad, participación social, seguimiento y evaluación. La imagen permite comprender que estos elementos se articulan para orientar acciones de cuidado y bienestar familiar."/>
             <wp:cNvGraphicFramePr>
               <a:graphicFrameLocks xmlns:a="http://schemas.openxmlformats.org/drawingml/2006/main" noChangeAspect="1"/>
             </wp:cNvGraphicFramePr>
@@ -4464,7 +4497,7 @@
                     </pic:cNvPicPr>
                   </pic:nvPicPr>
                   <pic:blipFill>
-                    <a:blip r:embed="rId12">
+                    <a:blip r:embed="rId14">
                       <a:extLst>
                         <a:ext uri="{28A0092B-C50C-407E-A947-70E740481C1C}">
                           <a14:useLocalDpi xmlns:a14="http://schemas.microsoft.com/office/drawing/2010/main" val="0"/>
@@ -4479,7 +4512,7 @@
                   <pic:spPr bwMode="auto">
                     <a:xfrm>
                       <a:off x="0" y="0"/>
-                      <a:ext cx="6349158" cy="3921539"/>
+                      <a:ext cx="5965459" cy="3684548"/>
                     </a:xfrm>
                     <a:prstGeom prst="rect">
                       <a:avLst/>
@@ -4496,18 +4529,6 @@
     <w:p>
       <w:pPr>
         <w:spacing w:before="0" w:after="160"/>
-        <w:ind w:firstLine="0"/>
-      </w:pPr>
-    </w:p>
-    <w:p>
-      <w:pPr>
-        <w:spacing w:before="0" w:after="160"/>
-        <w:ind w:firstLine="0"/>
-      </w:pPr>
-    </w:p>
-    <w:p>
-      <w:pPr>
-        <w:spacing w:before="0" w:after="160"/>
         <w:ind w:firstLine="708"/>
       </w:pPr>
       <w:r>
@@ -4522,12 +4543,6 @@
       <w:r>
         <w:t>En este sentido, la implementación de la estrategia implica reconocer que las condiciones del entorno influyen directamente en el bienestar de las familias. Por ello, se requiere una intervención continua que articule los siguientes componentes:</w:t>
       </w:r>
-    </w:p>
-    <w:p>
-      <w:pPr>
-        <w:spacing w:before="0" w:after="160"/>
-        <w:ind w:firstLine="0"/>
-      </w:pPr>
     </w:p>
     <w:p>
       <w:pPr>
@@ -4545,7 +4560,6 @@
         <w:rPr>
           <w:b/>
         </w:rPr>
-        <w:lastRenderedPageBreak/>
         <w:t>Procesos educativos</w:t>
       </w:r>
     </w:p>
@@ -4638,11 +4652,7 @@
         <w:t>F</w:t>
       </w:r>
       <w:r>
-        <w:t xml:space="preserve">acilita la coordinación entre entidades, comunidad y actores territoriales para responder de manera integral a las necesidades identificadas en el entorno hogar. Esta articulación permite unir recursos, conocimientos y responsabilidades de diferentes </w:t>
-      </w:r>
-      <w:r>
-        <w:lastRenderedPageBreak/>
-        <w:t xml:space="preserve">sectores, como salud, educación, ambiente, servicios públicos y organizaciones comunitarias. Su propósito es evitar acciones aisladas y promover respuestas más pertinentes, sostenibles y acordes con la realidad local. </w:t>
+        <w:t xml:space="preserve">acilita la coordinación entre entidades, comunidad y actores territoriales para responder de manera integral a las necesidades identificadas en el entorno hogar. Esta articulación permite unir recursos, conocimientos y responsabilidades de diferentes sectores, como salud, educación, ambiente, servicios públicos y organizaciones comunitarias. Su propósito es evitar acciones aisladas y promover respuestas más pertinentes, sostenibles y acordes con la realidad local. </w:t>
       </w:r>
     </w:p>
     <w:p>
@@ -4674,13 +4684,19 @@
     </w:p>
     <w:p>
       <w:pPr>
+        <w:spacing w:before="0" w:after="160"/>
+        <w:ind w:firstLine="708"/>
+      </w:pPr>
+    </w:p>
+    <w:p>
+      <w:pPr>
         <w:pStyle w:val="Ttulo2"/>
       </w:pPr>
-      <w:bookmarkStart w:id="6" w:name="_Toc233723938"/>
+      <w:bookmarkStart w:id="5" w:name="_Toc233723938"/>
       <w:r>
         <w:t>Población sujeto y escenarios</w:t>
       </w:r>
-      <w:bookmarkEnd w:id="6"/>
+      <w:bookmarkEnd w:id="5"/>
     </w:p>
     <w:p>
       <w:pPr>
@@ -4697,11 +4713,7 @@
         <w:ind w:firstLine="708"/>
       </w:pPr>
       <w:r>
-        <w:t xml:space="preserve">Desde esta perspectiva, se priorizan aquellos grupos que presentan mayor exposición a factores de riesgo o condiciones de vulnerabilidad, los cuales requieren intervenciones diferenciadas que respondan a sus necesidades específicas. Este </w:t>
-      </w:r>
-      <w:r>
-        <w:lastRenderedPageBreak/>
-        <w:t>enfoque permite orientar acciones en salud de manera equitativa, favoreciendo la reducción de brechas y el mejoramiento de las condiciones de vida.</w:t>
+        <w:t>Desde esta perspectiva, se priorizan aquellos grupos que presentan mayor exposición a factores de riesgo o condiciones de vulnerabilidad, los cuales requieren intervenciones diferenciadas que respondan a sus necesidades específicas. Este enfoque permite orientar acciones en salud de manera equitativa, favoreciendo la reducción de brechas y el mejoramiento de las condiciones de vida.</w:t>
       </w:r>
     </w:p>
     <w:p>
@@ -4796,7 +4808,13 @@
         <w:t>condición</w:t>
       </w:r>
       <w:r>
-        <w:t xml:space="preserve"> de vulnerabilidad social o económicas.</w:t>
+        <w:t xml:space="preserve"> de vulnerabilidad social o </w:t>
+      </w:r>
+      <w:r>
+        <w:t>económica</w:t>
+      </w:r>
+      <w:r>
+        <w:t>.</w:t>
       </w:r>
     </w:p>
     <w:p>
@@ -4823,7 +4841,6 @@
         <w:ind w:firstLine="708"/>
       </w:pPr>
       <w:r>
-        <w:lastRenderedPageBreak/>
         <w:t>En este sentido, la intervención se extiende hacia diferentes escenarios del entorno social, donde se articulan actores, recursos y acciones para fortalecer el bienestar de las familias. Esta organización permite reconocer que el cuidado no depende solo del hogar, sino también de la comunidad, las instituciones y las redes de apoyo presentes en el territorio:</w:t>
       </w:r>
     </w:p>
@@ -4886,13 +4903,13 @@
     <w:p>
       <w:pPr>
         <w:spacing w:before="0" w:after="160"/>
-        <w:ind w:firstLine="0"/>
-      </w:pPr>
-    </w:p>
-    <w:p>
-      <w:pPr>
-        <w:spacing w:before="0" w:after="160"/>
-        <w:ind w:firstLine="0"/>
+        <w:ind w:firstLine="708"/>
+      </w:pPr>
+    </w:p>
+    <w:p>
+      <w:pPr>
+        <w:spacing w:before="0" w:after="160"/>
+        <w:ind w:firstLine="708"/>
       </w:pPr>
     </w:p>
     <w:p>
@@ -4956,14 +4973,7 @@
         <w:spacing w:before="0" w:after="160"/>
         <w:ind w:firstLine="708"/>
       </w:pPr>
-    </w:p>
-    <w:p>
-      <w:pPr>
-        <w:spacing w:before="0" w:after="160"/>
-        <w:ind w:firstLine="708"/>
-      </w:pPr>
-      <w:r>
-        <w:lastRenderedPageBreak/>
+      <w:r>
         <w:t>La articulación de estos escenarios amplía el alcance de las intervenciones y favorece respuestas más integrales en el territorio. Su integración permite conectar necesidades familiares, recursos institucionales y capacidades comunitarias para mejorar las condiciones de bienestar.</w:t>
       </w:r>
     </w:p>
@@ -4989,12 +4999,11 @@
       <w:pPr>
         <w:pStyle w:val="Ttulo1"/>
       </w:pPr>
-      <w:bookmarkStart w:id="7" w:name="_Toc233723939"/>
-      <w:r>
-        <w:lastRenderedPageBreak/>
+      <w:bookmarkStart w:id="6" w:name="_Toc233723939"/>
+      <w:r>
         <w:t>Marco conceptual y operativo</w:t>
       </w:r>
-      <w:bookmarkEnd w:id="7"/>
+      <w:bookmarkEnd w:id="6"/>
     </w:p>
     <w:p>
       <w:pPr>
@@ -5140,7 +5149,6 @@
         <w:ind w:firstLine="708"/>
       </w:pPr>
       <w:r>
-        <w:lastRenderedPageBreak/>
         <w:t>Estos elementos orientan la aplicación de la estrategia y facilitan una intervención coherente con las realidades del territorio. Su comprensión permite pasar del análisis de las condiciones familiares y comunitarias a la organización de acciones pertinentes, articuladas y sostenibles.</w:t>
       </w:r>
     </w:p>
@@ -5234,12 +5242,6 @@
     <w:p>
       <w:pPr>
         <w:spacing w:before="0" w:after="160"/>
-        <w:ind w:firstLine="0"/>
-      </w:pPr>
-    </w:p>
-    <w:p>
-      <w:pPr>
-        <w:spacing w:before="0" w:after="160"/>
         <w:ind w:firstLine="708"/>
       </w:pPr>
       <w:r>
@@ -5256,11 +5258,11 @@
       <w:pPr>
         <w:pStyle w:val="Ttulo2"/>
       </w:pPr>
-      <w:bookmarkStart w:id="8" w:name="_Toc233723940"/>
+      <w:bookmarkStart w:id="7" w:name="_Toc233723940"/>
       <w:r>
         <w:t>Marco conceptual</w:t>
       </w:r>
-      <w:bookmarkEnd w:id="8"/>
+      <w:bookmarkEnd w:id="7"/>
       <w:r>
         <w:t xml:space="preserve"> </w:t>
       </w:r>
@@ -5271,11 +5273,7 @@
         <w:ind w:firstLine="708"/>
       </w:pPr>
       <w:r>
-        <w:t xml:space="preserve">El marco conceptual de la estrategia de entorno hogar saludable establece los fundamentos teóricos que orientan la comprensión de la salud desde una perspectiva integral, reconociendo la interacción entre factores individuales, familiares, sociales y ambientales. Este enfoque permite analizar la situación de salud de la población más </w:t>
-      </w:r>
-      <w:r>
-        <w:lastRenderedPageBreak/>
-        <w:t>allá de la presencia de enfermedad, incorporando elementos relacionados con las condiciones de vida y los contextos en los que se desarrollan las personas.</w:t>
+        <w:t>El marco conceptual de la estrategia de entorno hogar saludable establece los fundamentos teóricos que orientan la comprensión de la salud desde una perspectiva integral, reconociendo la interacción entre factores individuales, familiares, sociales y ambientales. Este enfoque permite analizar la situación de salud de la población más allá de la presencia de enfermedad, incorporando elementos relacionados con las condiciones de vida y los contextos en los que se desarrollan las personas.</w:t>
       </w:r>
     </w:p>
     <w:p>
@@ -5295,12 +5293,6 @@
       <w:r>
         <w:t>Reconocer cada uno de estos factores en la vida real de las familias colombianas es el primer paso para orientar la intervención con precisión. A continuación, se describe lo que implica cada uno en el trabajo de promoción y prevención en salud:</w:t>
       </w:r>
-    </w:p>
-    <w:p>
-      <w:pPr>
-        <w:spacing w:before="0" w:after="160"/>
-        <w:ind w:firstLine="0"/>
-      </w:pPr>
     </w:p>
     <w:p>
       <w:pPr>
@@ -5361,13 +5353,19 @@
     <w:p>
       <w:pPr>
         <w:spacing w:before="0" w:after="160"/>
-        <w:ind w:firstLine="0"/>
-      </w:pPr>
-    </w:p>
-    <w:p>
-      <w:pPr>
-        <w:spacing w:before="0" w:after="160"/>
-        <w:ind w:firstLine="0"/>
+        <w:ind w:firstLine="708"/>
+      </w:pPr>
+    </w:p>
+    <w:p>
+      <w:pPr>
+        <w:spacing w:before="0" w:after="160"/>
+        <w:ind w:firstLine="708"/>
+      </w:pPr>
+    </w:p>
+    <w:p>
+      <w:pPr>
+        <w:spacing w:before="0" w:after="160"/>
+        <w:ind w:firstLine="708"/>
       </w:pPr>
     </w:p>
     <w:p>
@@ -5378,22 +5376,18 @@
           <w:numId w:val="18"/>
         </w:numPr>
         <w:spacing w:before="0" w:after="160"/>
+        <w:ind w:hanging="294"/>
+      </w:pPr>
+      <w:r>
         <w:rPr>
           <w:b/>
         </w:rPr>
-      </w:pPr>
-      <w:r>
-        <w:rPr>
-          <w:b/>
-        </w:rPr>
-        <w:lastRenderedPageBreak/>
         <w:t>Dinámicas familiares</w:t>
       </w:r>
     </w:p>
     <w:p>
       <w:pPr>
         <w:spacing w:before="0" w:after="160"/>
-        <w:ind w:firstLine="708"/>
       </w:pPr>
       <w:r>
         <w:t>La calidad de las relaciones al interior del hogar determina si la familia funciona como red protectora o como fuente de tensión. Esta dimensión se explora en la caracterización y orienta las acciones de acompañamiento familiar.</w:t>
@@ -5424,7 +5418,31 @@
         <w:ind w:firstLine="708"/>
       </w:pPr>
       <w:r>
-        <w:t>Las prácticas cotidianas de higiene, alimentación y actividad física son modificables mediante educación para la salud. La estrategia no se limita a registrarlos, diseña acciones que promuevan cambios sostenibles en el hogar.</w:t>
+        <w:t>Las prácticas cotidianas de higiene, alimentación y actividad física son modificables mediante educación para la salud. La estrategia no se limita a registrarlos</w:t>
+      </w:r>
+      <w:r>
+        <w:t xml:space="preserve">; </w:t>
+      </w:r>
+      <w:r>
+        <w:t>diseña acciones que promuevan cambios sostenibles en el hogar.</w:t>
+      </w:r>
+    </w:p>
+    <w:p>
+      <w:pPr>
+        <w:spacing w:before="0" w:after="160"/>
+        <w:ind w:firstLine="708"/>
+      </w:pPr>
+      <w:r>
+        <w:t>Estos cuatro factores se refuerzan mutuamente y configuran el nivel real de vulnerabilidad o protección de cada hogar. Analizarlos de forma articulada permite diseñar intervenciones que respondan a la complejidad de la vida de las familias colombianas.</w:t>
+      </w:r>
+    </w:p>
+    <w:p>
+      <w:pPr>
+        <w:spacing w:before="0" w:after="160"/>
+        <w:ind w:firstLine="708"/>
+      </w:pPr>
+      <w:r>
+        <w:t>De acuerdo con el Ministerio de Salud y Protección Social (MSPS, 2012), la estrategia de entornos saludables se fundamenta en un enfoque que integra la promoción de la salud, la gestión del riesgo y la acción intersectorial, lo que permite abordar las problemáticas de manera integral y articulada en el territorio.</w:t>
       </w:r>
     </w:p>
     <w:p>
@@ -5432,23 +5450,8 @@
         <w:spacing w:before="0" w:after="160"/>
         <w:ind w:firstLine="0"/>
       </w:pPr>
-    </w:p>
-    <w:p>
-      <w:pPr>
-        <w:spacing w:before="0" w:after="160"/>
-        <w:ind w:firstLine="708"/>
-      </w:pPr>
-      <w:r>
-        <w:t>Estos cuatro factores se refuerzan mutuamente y configuran el nivel real de vulnerabilidad o protección de cada hogar. Analizarlos de forma articulada permite diseñar intervenciones que respondan a la complejidad de la vida de las familias colombianas.</w:t>
-      </w:r>
-    </w:p>
-    <w:p>
-      <w:pPr>
-        <w:spacing w:before="0" w:after="160"/>
-        <w:ind w:firstLine="708"/>
-      </w:pPr>
-      <w:r>
-        <w:t>De acuerdo con el Ministerio de Salud y Protección Social (MSPS, 2012), la estrategia de entornos saludables se fundamenta en un enfoque que integra la promoción de la salud, la gestión del riesgo y la acción intersectorial, lo que permite abordar las problemáticas de manera integral y articulada en el territorio.</w:t>
+      <w:r>
+        <w:t>En este sentido, el marco conceptual se estructura a partir de un conjunto de elementos que orientan la comprensión y aplicación de la estrategia en el entorno hogar:</w:t>
       </w:r>
     </w:p>
     <w:p>
@@ -5456,9 +5459,6 @@
         <w:spacing w:before="0" w:after="160"/>
         <w:ind w:firstLine="0"/>
       </w:pPr>
-      <w:r>
-        <w:t>En este sentido, el marco conceptual se estructura a partir de un conjunto de elementos que orientan la comprensión y aplicación de la estrategia en el entorno hogar:</w:t>
-      </w:r>
     </w:p>
     <w:p>
       <w:pPr>
@@ -5477,7 +5477,6 @@
         <w:pStyle w:val="Tabla"/>
       </w:pPr>
       <w:r>
-        <w:lastRenderedPageBreak/>
         <w:t>Elementos del marco conceptual de la estrategia entorno hogar saludable</w:t>
       </w:r>
     </w:p>
@@ -5565,7 +5564,7 @@
           <w:p>
             <w:pPr>
               <w:pStyle w:val="TextoTablas"/>
-              <w:spacing w:line="360" w:lineRule="auto"/>
+              <w:spacing w:line="480" w:lineRule="auto"/>
             </w:pPr>
             <w:r>
               <w:t>Estrategia que orienta la atención integral en salud con énfasis en promoción, prevención y participación comunitaria.</w:t>
@@ -5579,7 +5578,7 @@
           <w:p>
             <w:pPr>
               <w:pStyle w:val="TextoTablas"/>
-              <w:spacing w:line="360" w:lineRule="auto"/>
+              <w:spacing w:line="480" w:lineRule="auto"/>
             </w:pPr>
             <w:r>
               <w:t>Permite desarrollar acciones de promoción de la salud y prevención de riesgos en el hogar.</w:t>
@@ -5609,7 +5608,7 @@
           <w:p>
             <w:pPr>
               <w:pStyle w:val="TextoTablas"/>
-              <w:spacing w:line="360" w:lineRule="auto"/>
+              <w:spacing w:line="480" w:lineRule="auto"/>
             </w:pPr>
             <w:r>
               <w:t>Condiciones sociales, económicas, culturales y ambientales que influyen en la salud.</w:t>
@@ -5623,7 +5622,7 @@
           <w:p>
             <w:pPr>
               <w:pStyle w:val="TextoTablas"/>
-              <w:spacing w:line="360" w:lineRule="auto"/>
+              <w:spacing w:line="480" w:lineRule="auto"/>
             </w:pPr>
             <w:r>
               <w:t>Facilita el análisis de factores de riesgo y protección en el entorno familiar.</w:t>
@@ -5656,7 +5655,7 @@
           <w:p>
             <w:pPr>
               <w:pStyle w:val="TextoTablas"/>
-              <w:spacing w:line="360" w:lineRule="auto"/>
+              <w:spacing w:line="480" w:lineRule="auto"/>
             </w:pPr>
             <w:r>
               <w:t>Proceso que permite a las personas mejorar el control sobre su salud.</w:t>
@@ -5670,7 +5669,7 @@
           <w:p>
             <w:pPr>
               <w:pStyle w:val="TextoTablas"/>
-              <w:spacing w:line="360" w:lineRule="auto"/>
+              <w:spacing w:line="480" w:lineRule="auto"/>
             </w:pPr>
             <w:r>
               <w:t>Orienta el desarrollo de prácticas saludables en la vida cotidiana.</w:t>
@@ -5700,7 +5699,7 @@
           <w:p>
             <w:pPr>
               <w:pStyle w:val="TextoTablas"/>
-              <w:spacing w:line="360" w:lineRule="auto"/>
+              <w:spacing w:line="480" w:lineRule="auto"/>
             </w:pPr>
             <w:r>
               <w:t>Acciones orientadas a evitar la aparición de enfermedades o reducir su impacto.</w:t>
@@ -5714,7 +5713,7 @@
           <w:p>
             <w:pPr>
               <w:pStyle w:val="TextoTablas"/>
-              <w:spacing w:line="360" w:lineRule="auto"/>
+              <w:spacing w:line="480" w:lineRule="auto"/>
             </w:pPr>
             <w:r>
               <w:t>Permite intervenir factores de riesgo presentes en el entorno hogar.</w:t>
@@ -5747,7 +5746,7 @@
           <w:p>
             <w:pPr>
               <w:pStyle w:val="TextoTablas"/>
-              <w:spacing w:line="360" w:lineRule="auto"/>
+              <w:spacing w:line="480" w:lineRule="auto"/>
             </w:pPr>
             <w:r>
               <w:t>Reconocimiento de las particularidades del contexto social y geográfico.</w:t>
@@ -5761,7 +5760,7 @@
           <w:p>
             <w:pPr>
               <w:pStyle w:val="TextoTablas"/>
-              <w:spacing w:line="360" w:lineRule="auto"/>
+              <w:spacing w:line="480" w:lineRule="auto"/>
             </w:pPr>
             <w:r>
               <w:t>Facilita la adaptación de las intervenciones a las condiciones del territorio.</w:t>
@@ -5791,7 +5790,7 @@
           <w:p>
             <w:pPr>
               <w:pStyle w:val="TextoTablas"/>
-              <w:spacing w:line="360" w:lineRule="auto"/>
+              <w:spacing w:line="480" w:lineRule="auto"/>
             </w:pPr>
             <w:r>
               <w:t>Articulación entre diferentes sectores para abordar problemas de salud.</w:t>
@@ -5805,7 +5804,7 @@
           <w:p>
             <w:pPr>
               <w:pStyle w:val="TextoTablas"/>
-              <w:spacing w:line="360" w:lineRule="auto"/>
+              <w:spacing w:line="480" w:lineRule="auto"/>
             </w:pPr>
             <w:r>
               <w:t>Permite integrar acciones con actores institucionales y comunitarios.</w:t>
@@ -5827,7 +5826,6 @@
               <w:spacing w:line="360" w:lineRule="auto"/>
             </w:pPr>
             <w:r>
-              <w:lastRenderedPageBreak/>
               <w:t>Participación social.</w:t>
             </w:r>
           </w:p>
@@ -5839,7 +5837,7 @@
           <w:p>
             <w:pPr>
               <w:pStyle w:val="TextoTablas"/>
-              <w:spacing w:line="360" w:lineRule="auto"/>
+              <w:spacing w:line="480" w:lineRule="auto"/>
             </w:pPr>
             <w:r>
               <w:t>Involucramiento de la comunidad en la toma de decisiones en salud.</w:t>
@@ -5853,7 +5851,7 @@
           <w:p>
             <w:pPr>
               <w:pStyle w:val="TextoTablas"/>
-              <w:spacing w:line="360" w:lineRule="auto"/>
+              <w:spacing w:line="480" w:lineRule="auto"/>
             </w:pPr>
             <w:r>
               <w:t>Fortalece el rol de las familias en el cuidado de la salud.</w:t>
@@ -5917,7 +5915,13 @@
         <w:t>Hacinamiento en la vivienda</w:t>
       </w:r>
       <w:r>
-        <w:t xml:space="preserve">: se orienta la gestión ante la entidad territorial para mejorar las condiciones habitacionales y se desarrollan actividades educativas sobre uso adecuado de los espacios del hogar. </w:t>
+        <w:t>: se orienta la gestión ante la entidad territorial para mejorar las condiciones habitacionales y se desarrollan actividades educativas sobre</w:t>
+      </w:r>
+      <w:r>
+        <w:t xml:space="preserve"> el</w:t>
+      </w:r>
+      <w:r>
+        <w:t xml:space="preserve"> uso adecuado de los espacios del hogar. </w:t>
       </w:r>
     </w:p>
     <w:p>
@@ -5933,7 +5937,6 @@
         <w:rPr>
           <w:b/>
         </w:rPr>
-        <w:lastRenderedPageBreak/>
         <w:t>Limitaciones en el acceso a servicios básicos</w:t>
       </w:r>
       <w:r>
@@ -5962,42 +5965,36 @@
     <w:p>
       <w:pPr>
         <w:spacing w:before="0" w:after="160"/>
+        <w:ind w:firstLine="708"/>
+      </w:pPr>
+      <w:r>
+        <w:t>Este análisis integrado, condición identificada y acción orientada, es el que convierte la visita domiciliaria en una intervención en salud con impacto real sobre la vida de las familias colombianas.</w:t>
+      </w:r>
+    </w:p>
+    <w:p>
+      <w:pPr>
+        <w:spacing w:before="0" w:after="160"/>
+        <w:ind w:firstLine="708"/>
+      </w:pPr>
+      <w:r>
+        <w:t xml:space="preserve">En coherencia con lo anterior, el marco conceptual orienta la forma en que se interpretan las condiciones del entorno y se definen las acciones en salud, lo cual da paso al desarrollo del marco operativo, donde estos fundamentos se traducen en procesos concretos para la intervención en el territorio. </w:t>
+      </w:r>
+    </w:p>
+    <w:p>
+      <w:pPr>
+        <w:spacing w:before="0" w:after="160"/>
         <w:ind w:firstLine="0"/>
       </w:pPr>
     </w:p>
     <w:p>
       <w:pPr>
-        <w:spacing w:before="0" w:after="160"/>
-        <w:ind w:firstLine="708"/>
-      </w:pPr>
-      <w:r>
-        <w:t>Este análisis integrado, condición identificada y acción orientada, es el que convierte la visita domiciliaria en una intervención en salud con impacto real sobre la vida de las familias colombianas.</w:t>
-      </w:r>
-    </w:p>
-    <w:p>
-      <w:pPr>
-        <w:spacing w:before="0" w:after="160"/>
-        <w:ind w:firstLine="708"/>
-      </w:pPr>
-      <w:r>
-        <w:t xml:space="preserve">En coherencia con lo anterior, el marco conceptual orienta la forma en que se interpretan las condiciones del entorno y se definen las acciones en salud, lo cual da paso al desarrollo del marco operativo, donde estos fundamentos se traducen en procesos concretos para la intervención en el territorio. </w:t>
-      </w:r>
-    </w:p>
-    <w:p>
-      <w:pPr>
-        <w:spacing w:before="0" w:after="160"/>
-        <w:ind w:firstLine="0"/>
-      </w:pPr>
-    </w:p>
-    <w:p>
-      <w:pPr>
         <w:pStyle w:val="Ttulo2"/>
       </w:pPr>
-      <w:bookmarkStart w:id="9" w:name="_Toc233723941"/>
+      <w:bookmarkStart w:id="8" w:name="_Toc233723941"/>
       <w:r>
         <w:t>Marco operativo</w:t>
       </w:r>
-      <w:bookmarkEnd w:id="9"/>
+      <w:bookmarkEnd w:id="8"/>
     </w:p>
     <w:p>
       <w:pPr>
@@ -6014,15 +6011,8 @@
         <w:ind w:firstLine="708"/>
       </w:pPr>
       <w:r>
-        <w:lastRenderedPageBreak/>
         <w:t xml:space="preserve">Este enfoque sistemático se traduce en cuatro momentos articulados que orientan la intervención en el entorno hogar. Cada uno cumple una función específica dentro del proceso: </w:t>
       </w:r>
-    </w:p>
-    <w:p>
-      <w:pPr>
-        <w:spacing w:before="0" w:after="160"/>
-        <w:ind w:firstLine="0"/>
-      </w:pPr>
     </w:p>
     <w:p>
       <w:pPr>
@@ -6133,7 +6123,6 @@
         <w:rPr>
           <w:b/>
         </w:rPr>
-        <w:lastRenderedPageBreak/>
         <w:t>Articulación con actores del territorio</w:t>
       </w:r>
     </w:p>
@@ -6175,6 +6164,24 @@
       <w:r>
         <w:t>En este marco, la estrategia se desarrolla mediante una secuencia de procesos que orientan su aplicación en el entorno hogar:</w:t>
       </w:r>
+    </w:p>
+    <w:p>
+      <w:pPr>
+        <w:spacing w:before="0" w:after="160"/>
+        <w:ind w:firstLine="708"/>
+      </w:pPr>
+    </w:p>
+    <w:p>
+      <w:pPr>
+        <w:spacing w:before="0" w:after="160"/>
+        <w:ind w:firstLine="708"/>
+      </w:pPr>
+    </w:p>
+    <w:p>
+      <w:pPr>
+        <w:spacing w:before="0" w:after="160"/>
+        <w:ind w:firstLine="708"/>
+      </w:pPr>
     </w:p>
     <w:p>
       <w:pPr>
@@ -6301,7 +6308,6 @@
               <w:spacing w:line="360" w:lineRule="auto"/>
             </w:pPr>
             <w:r>
-              <w:lastRenderedPageBreak/>
               <w:t>Análisis y priorización.</w:t>
             </w:r>
           </w:p>
@@ -6507,7 +6513,6 @@
         <w:ind w:firstLine="708"/>
       </w:pPr>
       <w:r>
-        <w:lastRenderedPageBreak/>
         <w:t>En el contexto territorial, la aplicación del marco operativo permite transformar los hallazgos de la visita domiciliaria en acciones concretas:</w:t>
       </w:r>
     </w:p>
@@ -6521,7 +6526,22 @@
         <w:spacing w:before="0" w:after="160"/>
       </w:pPr>
       <w:r>
-        <w:t xml:space="preserve">Hacinamiento y deficiencias en servicios básicos identificados en el hogar orientan la priorización de intervenciones de saneamiento y mejoramiento de las condiciones habitacionales. </w:t>
+        <w:rPr>
+          <w:b/>
+        </w:rPr>
+        <w:t>Hacinamiento y deficiencias en servicios básicos</w:t>
+      </w:r>
+      <w:r>
+        <w:t>:</w:t>
+      </w:r>
+      <w:r>
+        <w:t xml:space="preserve"> identificados en el hogar</w:t>
+      </w:r>
+      <w:r>
+        <w:t>,</w:t>
+      </w:r>
+      <w:r>
+        <w:t xml:space="preserve"> orientan la priorización de intervenciones de saneamiento y mejoramiento de las condiciones habitacionales. </w:t>
       </w:r>
     </w:p>
     <w:p>
@@ -6534,7 +6554,16 @@
         <w:spacing w:before="0" w:after="160"/>
       </w:pPr>
       <w:r>
-        <w:t xml:space="preserve">La priorización define las acciones de educación en salud dirigidas a la familia según las necesidades más urgentes del hogar. </w:t>
+        <w:rPr>
+          <w:b/>
+        </w:rPr>
+        <w:t>La priorización</w:t>
+      </w:r>
+      <w:r>
+        <w:t>:</w:t>
+      </w:r>
+      <w:r>
+        <w:t xml:space="preserve"> define las acciones de educación en salud dirigidas a la familia según las necesidades más urgentes del hogar. </w:t>
       </w:r>
     </w:p>
     <w:p>
@@ -6547,7 +6576,16 @@
         <w:spacing w:before="0" w:after="160"/>
       </w:pPr>
       <w:r>
-        <w:t xml:space="preserve">La articulación institucional conecta los hallazgos del equipo con los actores competentes para dar respuesta a las necesidades que superan la capacidad de intervención directa. </w:t>
+        <w:rPr>
+          <w:b/>
+        </w:rPr>
+        <w:t>La articulación institucional</w:t>
+      </w:r>
+      <w:r>
+        <w:t xml:space="preserve">: </w:t>
+      </w:r>
+      <w:r>
+        <w:t xml:space="preserve"> conecta los hallazgos del equipo con los actores competentes para dar respuesta a las necesidades que superan la capacidad de intervención directa. </w:t>
       </w:r>
     </w:p>
     <w:p>
@@ -6560,7 +6598,16 @@
         <w:spacing w:before="0" w:after="160"/>
       </w:pPr>
       <w:r>
-        <w:t>Las acciones formuladas responden de manera directa a las necesidades identificadas, lo que evidencia la aplicación real del marco operativo en situaciones concretas del territorio colombiano.</w:t>
+        <w:rPr>
+          <w:b/>
+        </w:rPr>
+        <w:t>Las acciones formuladas</w:t>
+      </w:r>
+      <w:r>
+        <w:t xml:space="preserve">: </w:t>
+      </w:r>
+      <w:r>
+        <w:t xml:space="preserve"> responden de manera directa a las necesidades identificadas, lo que evidencia la aplicación real del marco operativo en situaciones concretas del territorio colombiano.</w:t>
       </w:r>
     </w:p>
     <w:p>
@@ -6587,11 +6634,7 @@
         <w:ind w:firstLine="708"/>
       </w:pPr>
       <w:r>
-        <w:t xml:space="preserve">Conocer los procesos del marco operativo no es suficiente si no se sabe cómo ponerlos en marcha. La metodología de implementación responde precisamente a esa pregunta, ya que proporciona las orientaciones prácticas que permiten desarrollar cada proceso en el contexto real de las familias colombianas, adaptando la estrategia a las </w:t>
-      </w:r>
-      <w:r>
-        <w:lastRenderedPageBreak/>
-        <w:t>condiciones particulares de cada territorio, sin perder la coherencia con los lineamientos del Ministerio de Salud y Protección Social.</w:t>
+        <w:t>Conocer los procesos del marco operativo no es suficiente si no se sabe cómo ponerlos en marcha. La metodología de implementación responde precisamente a esa pregunta, ya que proporciona las orientaciones prácticas que permiten desarrollar cada proceso en el contexto real de las familias colombianas, adaptando la estrategia a las condiciones particulares de cada territorio, sin perder la coherencia con los lineamientos del Ministerio de Salud y Protección Social.</w:t>
       </w:r>
     </w:p>
     <w:p>
@@ -6604,11 +6647,11 @@
       <w:pPr>
         <w:pStyle w:val="Ttulo2"/>
       </w:pPr>
-      <w:bookmarkStart w:id="10" w:name="_Toc233723942"/>
+      <w:bookmarkStart w:id="9" w:name="_Toc233723942"/>
       <w:r>
         <w:t>Metodología de implementación</w:t>
       </w:r>
-      <w:bookmarkEnd w:id="10"/>
+      <w:bookmarkEnd w:id="9"/>
       <w:r>
         <w:t xml:space="preserve"> </w:t>
       </w:r>
@@ -6672,7 +6715,6 @@
         <w:spacing w:before="0" w:after="160"/>
       </w:pPr>
       <w:r>
-        <w:lastRenderedPageBreak/>
         <w:t>Planeación de acciones.</w:t>
       </w:r>
     </w:p>
@@ -6688,6 +6730,9 @@
       <w:r>
         <w:t>Implementación</w:t>
       </w:r>
+      <w:r>
+        <w:t>.</w:t>
+      </w:r>
     </w:p>
     <w:p>
       <w:pPr>
@@ -6714,6 +6759,9 @@
       <w:r>
         <w:t>Evaluación</w:t>
       </w:r>
+      <w:r>
+        <w:t>.</w:t>
+      </w:r>
     </w:p>
     <w:p>
       <w:pPr>
@@ -6834,7 +6882,6 @@
         <w:ind w:firstLine="708"/>
       </w:pPr>
       <w:r>
-        <w:lastRenderedPageBreak/>
         <w:t>Esta secuencia demuestra que la metodología no es un esquema teórico, es una guía práctica que ordena cada decisión del equipo de salud desde el primer contacto con la familia hasta la verificación de los cambios logrados.</w:t>
       </w:r>
     </w:p>
@@ -6857,11 +6904,11 @@
       <w:pPr>
         <w:pStyle w:val="Ttulo2"/>
       </w:pPr>
-      <w:bookmarkStart w:id="11" w:name="_Toc233723943"/>
+      <w:bookmarkStart w:id="10" w:name="_Toc233723943"/>
       <w:r>
         <w:t>Herramientas de intervención</w:t>
       </w:r>
-      <w:bookmarkEnd w:id="11"/>
+      <w:bookmarkEnd w:id="10"/>
     </w:p>
     <w:p>
       <w:pPr>
@@ -6906,11 +6953,7 @@
         <w:t>Herramientas de caracterización</w:t>
       </w:r>
       <w:r>
-        <w:t xml:space="preserve">: orientadas a la recolección y organización de información sobre las condiciones del entorno hogar, </w:t>
-      </w:r>
-      <w:r>
-        <w:lastRenderedPageBreak/>
-        <w:t xml:space="preserve">permitiendo identificar necesidades, factores de riesgo y condiciones de vulnerabilidad. </w:t>
+        <w:t xml:space="preserve">: orientadas a la recolección y organización de información sobre las condiciones del entorno hogar, permitiendo identificar necesidades, factores de riesgo y condiciones de vulnerabilidad. </w:t>
       </w:r>
     </w:p>
     <w:p>
@@ -6999,20 +7042,13 @@
     </w:p>
     <w:p>
       <w:pPr>
-        <w:spacing w:before="0" w:after="160"/>
-        <w:ind w:firstLine="708"/>
-      </w:pPr>
-    </w:p>
-    <w:p>
-      <w:pPr>
         <w:pStyle w:val="Ttulo1"/>
       </w:pPr>
-      <w:bookmarkStart w:id="12" w:name="_Toc233723944"/>
-      <w:r>
-        <w:lastRenderedPageBreak/>
+      <w:bookmarkStart w:id="11" w:name="_Toc233723944"/>
+      <w:r>
         <w:t>Enfoque territorial e intersectorial</w:t>
       </w:r>
-      <w:bookmarkEnd w:id="12"/>
+      <w:bookmarkEnd w:id="11"/>
     </w:p>
     <w:p>
       <w:pPr>
@@ -7062,15 +7098,8 @@
         <w:ind w:firstLine="708"/>
       </w:pPr>
       <w:r>
-        <w:lastRenderedPageBreak/>
         <w:t>En el territorio colombiano, la articulación entre sectores permite dar respuestas concretas a problemáticas que ninguna entidad puede resolver de manera aislada. Los siguientes ejemplos ilustran cómo opera este enfoque en situaciones reales:</w:t>
       </w:r>
-    </w:p>
-    <w:p>
-      <w:pPr>
-        <w:spacing w:before="0" w:after="160"/>
-        <w:ind w:firstLine="708"/>
-      </w:pPr>
     </w:p>
     <w:p>
       <w:pPr>
@@ -7131,7 +7160,19 @@
         <w:t>A</w:t>
       </w:r>
       <w:r>
-        <w:t xml:space="preserve">nte la ausencia de agua potable o alcantarillado en una vereda, la secretaría de salud coordina con la empresa de servicios públicos y la alcaldía para garantizar condiciones mínimas de saneamiento, mientras el equipo desarrolla acciones educativas sobre el tratamiento casero del agua con las familias afectadas. </w:t>
+        <w:t xml:space="preserve">nte la ausencia de agua potable o alcantarillado en una vereda, la </w:t>
+      </w:r>
+      <w:r>
+        <w:t>S</w:t>
+      </w:r>
+      <w:r>
+        <w:t xml:space="preserve">ecretaría de </w:t>
+      </w:r>
+      <w:r>
+        <w:t>S</w:t>
+      </w:r>
+      <w:r>
+        <w:t xml:space="preserve">alud coordina con la empresa de servicios públicos y la alcaldía para garantizar condiciones mínimas de saneamiento, mientras el equipo desarrolla acciones educativas sobre el tratamiento casero del agua con las familias afectadas. </w:t>
       </w:r>
     </w:p>
     <w:p>
@@ -7170,18 +7211,8 @@
         <w:spacing w:before="0" w:after="160"/>
         <w:ind w:firstLine="708"/>
       </w:pPr>
-    </w:p>
-    <w:p>
-      <w:pPr>
-        <w:spacing w:before="0" w:after="160"/>
-        <w:ind w:firstLine="708"/>
-      </w:pPr>
-      <w:r>
-        <w:t xml:space="preserve">Esta integración entre sectores demuestra que las causas estructurales de los problemas de salud en el entorno hogar se abordan de manera más efectiva cuando las </w:t>
-      </w:r>
-      <w:r>
-        <w:lastRenderedPageBreak/>
-        <w:t>instituciones actúan de forma coordinada, evitan duplicar esfuerzos y orientan sus recursos hacia las necesidades reales de cada comunidad colombiana.</w:t>
+      <w:r>
+        <w:t>Esta integración entre sectores demuestra que las causas estructurales de los problemas de salud en el entorno hogar se abordan de manera más efectiva cuando las instituciones actúan de forma coordinada, evitan duplicar esfuerzos y orientan sus recursos hacia las necesidades reales de cada comunidad colombiana.</w:t>
       </w:r>
     </w:p>
     <w:p>
@@ -7240,7 +7271,7 @@
                     </pic:cNvPicPr>
                   </pic:nvPicPr>
                   <pic:blipFill>
-                    <a:blip r:embed="rId13">
+                    <a:blip r:embed="rId15">
                       <a:extLst>
                         <a:ext uri="{28A0092B-C50C-407E-A947-70E740481C1C}">
                           <a14:useLocalDpi xmlns:a14="http://schemas.microsoft.com/office/drawing/2010/main" val="0"/>
@@ -7281,11 +7312,16 @@
         <w:ind w:firstLine="0"/>
       </w:pPr>
       <w:r>
-        <w:lastRenderedPageBreak/>
         <w:tab/>
       </w:r>
       <w:r>
-        <w:t>La figura evidencia que el enfoque territorial e intersectorial no opera de manera fragmentada, cada sector, cada principio y cada actor se relaciona con el entorno hogar saludable como punto de convergencia. Esta articulación es la que hace posible intervenir las causas reales de los problemas de salud de las familias y generar respuestas sostenibles en el territorio.</w:t>
+        <w:t>La figura evidencia que el enfoque territorial e intersectorial no opera de manera fragmentada</w:t>
+      </w:r>
+      <w:r>
+        <w:t>;</w:t>
+      </w:r>
+      <w:r>
+        <w:t xml:space="preserve"> cada sector, cada principio y cada actor se relaciona con el entorno hogar saludable como punto de convergencia. Esta articulación es la que hace posible intervenir las causas reales de los problemas de salud de las familias y generar respuestas sostenibles en el territorio.</w:t>
       </w:r>
     </w:p>
     <w:p>
@@ -7308,11 +7344,11 @@
       <w:pPr>
         <w:pStyle w:val="Ttulo2"/>
       </w:pPr>
-      <w:bookmarkStart w:id="13" w:name="_Toc233723945"/>
+      <w:bookmarkStart w:id="12" w:name="_Toc233723945"/>
       <w:r>
         <w:t>Principios</w:t>
       </w:r>
-      <w:bookmarkEnd w:id="13"/>
+      <w:bookmarkEnd w:id="12"/>
     </w:p>
     <w:p>
       <w:pPr>
@@ -7329,11 +7365,7 @@
         <w:ind w:firstLine="708"/>
       </w:pPr>
       <w:r>
-        <w:t xml:space="preserve">Desde esta perspectiva, los principios orientan la toma de decisiones en el territorio, favoreciendo la implementación de acciones que promuevan la equidad, la participación y la articulación entre actores. En este sentido, los principios del enfoque territorial e intersectorial no solo orientan la planificación de las intervenciones, sino </w:t>
-      </w:r>
-      <w:r>
-        <w:lastRenderedPageBreak/>
-        <w:t>que también facilitan la articulación entre sectores y la adaptación de las acciones a los contextos específicos en los que se desarrollan.</w:t>
+        <w:t>Desde esta perspectiva, los principios orientan la toma de decisiones en el territorio, favoreciendo la implementación de acciones que promuevan la equidad, la participación y la articulación entre actores. En este sentido, los principios del enfoque territorial e intersectorial no solo orientan la planificación de las intervenciones, sino que también facilitan la articulación entre sectores y la adaptación de las acciones a los contextos específicos en los que se desarrollan.</w:t>
       </w:r>
     </w:p>
     <w:p>
@@ -7428,12 +7460,6 @@
         <w:spacing w:before="0" w:after="160"/>
         <w:ind w:firstLine="0"/>
       </w:pPr>
-    </w:p>
-    <w:p>
-      <w:pPr>
-        <w:spacing w:before="0" w:after="160"/>
-        <w:ind w:firstLine="0"/>
-      </w:pPr>
       <w:r>
         <w:tab/>
         <w:t xml:space="preserve">La articulación de estos principios permite orientar la implementación de la estrategia de entorno hogar saludable desde una perspectiva integral, en la cual se reconoce la diversidad del territorio y la necesidad de trabajar de manera coordinada entre diferentes actores. </w:t>
@@ -7456,12 +7482,6 @@
       <w:r>
         <w:t>Los siguientes ejemplos ilustran cómo opera cada uno en situaciones reales del territorio:</w:t>
       </w:r>
-    </w:p>
-    <w:p>
-      <w:pPr>
-        <w:spacing w:before="0" w:after="160"/>
-        <w:ind w:firstLine="0"/>
-      </w:pPr>
     </w:p>
     <w:p>
       <w:pPr>
@@ -7479,11 +7499,7 @@
         <w:t>Equidad</w:t>
       </w:r>
       <w:r>
-        <w:t xml:space="preserve">: en un municipio del Tolima con zonas rurales dispersas y zonas urbanas, el equipo de salud destina mayor frecuencia de visitas a las veredas con menor </w:t>
-      </w:r>
-      <w:r>
-        <w:lastRenderedPageBreak/>
-        <w:t xml:space="preserve">acceso a servicios básicos y con familias en condiciones de mayor vulnerabilidad. Esta decisión reconoce que la equidad no consiste en dar lo mismo a todos, sino en orientar los recursos y los esfuerzos hacia quienes más los necesitan para reducir las brechas en salud existentes en el territorio. </w:t>
+        <w:t xml:space="preserve">: en un municipio del Tolima con zonas rurales dispersas y zonas urbanas, el equipo de salud destina mayor frecuencia de visitas a las veredas con menor acceso a servicios básicos y con familias en condiciones de mayor vulnerabilidad. Esta decisión reconoce que la equidad no consiste en dar lo mismo a todos, sino en orientar los recursos y los esfuerzos hacia quienes más los necesitan para reducir las brechas en salud existentes en el territorio. </w:t>
       </w:r>
     </w:p>
     <w:p>
@@ -7556,7 +7572,6 @@
         <w:rPr>
           <w:b/>
         </w:rPr>
-        <w:lastRenderedPageBreak/>
         <w:t>Pertinencia territorial</w:t>
       </w:r>
       <w:r>
@@ -7617,12 +7632,11 @@
       <w:pPr>
         <w:pStyle w:val="Ttulo2"/>
       </w:pPr>
-      <w:bookmarkStart w:id="14" w:name="_Toc233723946"/>
-      <w:r>
-        <w:lastRenderedPageBreak/>
+      <w:bookmarkStart w:id="13" w:name="_Toc233723946"/>
+      <w:r>
         <w:t>Actores del territorio</w:t>
       </w:r>
-      <w:bookmarkEnd w:id="14"/>
+      <w:bookmarkEnd w:id="13"/>
     </w:p>
     <w:p>
       <w:pPr>
@@ -7715,7 +7729,13 @@
         <w:spacing w:before="0" w:after="160"/>
       </w:pPr>
       <w:r>
-        <w:t>Entidades otros sectores (vivienda, agua, desarrollo social).</w:t>
+        <w:t>Entidades</w:t>
+      </w:r>
+      <w:r>
+        <w:t xml:space="preserve"> de</w:t>
+      </w:r>
+      <w:r>
+        <w:t xml:space="preserve"> otros sectores (vivienda, agua, desarrollo social).</w:t>
       </w:r>
     </w:p>
     <w:p>
@@ -7741,14 +7761,14 @@
         <w:spacing w:before="0" w:after="160"/>
       </w:pPr>
       <w:r>
-        <w:t>Familias cuidadores.</w:t>
-      </w:r>
-    </w:p>
-    <w:p>
-      <w:pPr>
-        <w:spacing w:before="0" w:after="160"/>
-        <w:ind w:firstLine="0"/>
-      </w:pPr>
+        <w:t>Familias cuidador</w:t>
+      </w:r>
+      <w:r>
+        <w:t>a</w:t>
+      </w:r>
+      <w:r>
+        <w:t>s.</w:t>
+      </w:r>
     </w:p>
     <w:p>
       <w:pPr>
@@ -7768,12 +7788,6 @@
       <w:r>
         <w:t>En el territorio colombiano, cada actor cumple una función específica que complementa la de los demás. Su articulación se evidencia en situaciones concretas como las siguientes:</w:t>
       </w:r>
-    </w:p>
-    <w:p>
-      <w:pPr>
-        <w:spacing w:before="0" w:after="160"/>
-        <w:ind w:firstLine="0"/>
-      </w:pPr>
     </w:p>
     <w:p>
       <w:pPr>
@@ -7850,19 +7864,12 @@
         <w:spacing w:before="0" w:after="160"/>
       </w:pPr>
       <w:r>
-        <w:lastRenderedPageBreak/>
         <w:t>Las familias y cuidadores participan activamente en los compromisos acordados durante las visitas y son los principales responsables de sostener los cambios en el entorno hogar.</w:t>
       </w:r>
     </w:p>
     <w:p>
       <w:pPr>
         <w:spacing w:before="0" w:after="160"/>
-        <w:ind w:firstLine="0"/>
-      </w:pPr>
-    </w:p>
-    <w:p>
-      <w:pPr>
-        <w:spacing w:before="0" w:after="160"/>
         <w:ind w:firstLine="708"/>
       </w:pPr>
       <w:r>
@@ -7875,7 +7882,19 @@
         <w:ind w:firstLine="708"/>
       </w:pPr>
       <w:r>
-        <w:t>La articulación entre los actores del territorio proporciona la estructura institucional y comunitaria que hace posible la estrategia. Para que esa estructura se traduzca en intervenciones pertinentes, es necesario conocer las condiciones reales de los hogares, los determinantes sociales de la salud explican por qué algunas familias colombianas están más expuestas a enfermedades y ofrecen la base para priorizar las acciones con criterio técnico.</w:t>
+        <w:t>La articulación entre los actores del territorio proporciona la estructura institucional y comunitaria que hace posible la estrategia. Para que esa estructura se traduzca en intervenciones pertinentes, es necesario conocer las condiciones reales de los hogares</w:t>
+      </w:r>
+      <w:r>
+        <w:t xml:space="preserve">. </w:t>
+      </w:r>
+      <w:r>
+        <w:t xml:space="preserve"> </w:t>
+      </w:r>
+      <w:r>
+        <w:t>L</w:t>
+      </w:r>
+      <w:r>
+        <w:t>os determinantes sociales de la salud explican por qué algunas familias colombianas están más expuestas a enfermedades y ofrecen la base para priorizar las acciones con criterio técnico.</w:t>
       </w:r>
     </w:p>
     <w:p>
@@ -7891,12 +7910,11 @@
       <w:pPr>
         <w:pStyle w:val="Ttulo1"/>
       </w:pPr>
-      <w:bookmarkStart w:id="15" w:name="_Toc233723947"/>
-      <w:r>
-        <w:lastRenderedPageBreak/>
+      <w:bookmarkStart w:id="14" w:name="_Toc233723947"/>
+      <w:r>
         <w:t>Determinantes sociales en el entorno hogar</w:t>
       </w:r>
-      <w:bookmarkEnd w:id="15"/>
+      <w:bookmarkEnd w:id="14"/>
     </w:p>
     <w:p>
       <w:pPr>
@@ -7971,7 +7989,6 @@
         <w:rPr>
           <w:b/>
         </w:rPr>
-        <w:lastRenderedPageBreak/>
         <w:t>Fortalecer la toma de decisiones basada en evidencia</w:t>
       </w:r>
     </w:p>
@@ -8077,11 +8094,7 @@
         <w:t>O</w:t>
       </w:r>
       <w:r>
-        <w:t xml:space="preserve">rientación de los mayores esfuerzos hacia las familias y comunidades con condiciones de mayor vulnerabilidad en el territorio. Ejemplo: al identificar que las familias del asentamiento informal tienen menor acceso a agua potable que las del </w:t>
-      </w:r>
-      <w:r>
-        <w:lastRenderedPageBreak/>
-        <w:t>resto del barrio, el equipo aumenta la frecuencia de visitas y gestiona con la alcaldía una respuesta diferenciada para ese sector.</w:t>
+        <w:t>rientación de los mayores esfuerzos hacia las familias y comunidades con condiciones de mayor vulnerabilidad en el territorio. Ejemplo: al identificar que las familias del asentamiento informal tienen menor acceso a agua potable que las del resto del barrio, el equipo aumenta la frecuencia de visitas y gestiona con la alcaldía una respuesta diferenciada para ese sector.</w:t>
       </w:r>
     </w:p>
     <w:p>
@@ -8112,11 +8125,11 @@
       <w:pPr>
         <w:pStyle w:val="Ttulo2"/>
       </w:pPr>
-      <w:bookmarkStart w:id="16" w:name="_Toc233723948"/>
+      <w:bookmarkStart w:id="15" w:name="_Toc233723948"/>
       <w:r>
         <w:t>Clasificación de determinantes</w:t>
       </w:r>
-      <w:bookmarkEnd w:id="16"/>
+      <w:bookmarkEnd w:id="15"/>
     </w:p>
     <w:p>
       <w:pPr>
@@ -8142,7 +8155,6 @@
         <w:ind w:firstLine="708"/>
       </w:pPr>
       <w:r>
-        <w:lastRenderedPageBreak/>
         <w:t>De acuerdo con los enfoques de salud pública adoptados por el Ministerio de Salud y Protección Social, esta clasificación facilita el análisis integral del entorno, permitiendo orientar la toma de decisiones en función de las necesidades identificadas en el territorio. A continuación, se presenta la clasificación de los determinantes sociales en el entorno hogar:</w:t>
       </w:r>
     </w:p>
@@ -8473,7 +8485,6 @@
         <w:ind w:firstLine="708"/>
       </w:pPr>
       <w:r>
-        <w:lastRenderedPageBreak/>
         <w:t>La organización de estos determinantes permite comprender cómo diferentes factores interactúan en el entorno hogar, generando condiciones que pueden favorecer o afectar la salud. Este análisis facilita la identificación de situaciones prioritarias, así como la orientación de intervenciones que respondan a las condiciones específicas de las familias.</w:t>
       </w:r>
     </w:p>
@@ -8511,7 +8522,6 @@
     <w:p>
       <w:pPr>
         <w:spacing w:before="0" w:after="160"/>
-        <w:ind w:firstLine="0"/>
       </w:pPr>
       <w:r>
         <w:t>Ejemplo: una casa sin agua potable aumenta el riesgo de diarrea.</w:t>
@@ -8542,7 +8552,7 @@
     <w:p>
       <w:pPr>
         <w:spacing w:before="0" w:after="160"/>
-        <w:ind w:left="360" w:firstLine="0"/>
+        <w:ind w:firstLine="708"/>
       </w:pPr>
       <w:r>
         <w:t>Ejemplo: una familia unida responde mejor ante una enfermedad grave.</w:t>
@@ -8573,7 +8583,7 @@
     <w:p>
       <w:pPr>
         <w:spacing w:before="0" w:after="160"/>
-        <w:ind w:left="360" w:firstLine="0"/>
+        <w:ind w:firstLine="708"/>
       </w:pPr>
       <w:r>
         <w:t>Ejemplo: lavarse las manos antes de comer previene enfermedades infecciosas.</w:t>
@@ -8604,7 +8614,7 @@
     <w:p>
       <w:pPr>
         <w:spacing w:before="0" w:after="160"/>
-        <w:ind w:left="360" w:firstLine="0"/>
+        <w:ind w:firstLine="708"/>
       </w:pPr>
       <w:r>
         <w:t>Ejemplo: un barrio organizado gestiona más rápido la atención en salud.</w:t>
@@ -8615,12 +8625,14 @@
         <w:spacing w:before="0" w:after="160"/>
         <w:ind w:firstLine="708"/>
       </w:pPr>
-      <w:r>
-        <w:t xml:space="preserve">Cuando estas cuatro condiciones se combinan de manera desfavorable en un mismo hogar, la vulnerabilidad de la familia aumenta. Reconocerlas de forma integrada permite orientar acciones precisas sobre el entorno físico, los hábitos de vida y las </w:t>
-      </w:r>
-      <w:r>
-        <w:lastRenderedPageBreak/>
-        <w:t>redes de apoyo comunitario, logrando intervenciones más efectivas y sostenibles para las familias colombianas.</w:t>
+    </w:p>
+    <w:p>
+      <w:pPr>
+        <w:spacing w:before="0" w:after="160"/>
+        <w:ind w:firstLine="708"/>
+      </w:pPr>
+      <w:r>
+        <w:t>Cuando estas cuatro condiciones se combinan de manera desfavorable en un mismo hogar, la vulnerabilidad de la familia aumenta. Reconocerlas de forma integrada permite orientar acciones precisas sobre el entorno físico, los hábitos de vida y las redes de apoyo comunitario, logrando intervenciones más efectivas y sostenibles para las familias colombianas.</w:t>
       </w:r>
     </w:p>
     <w:p>
@@ -8642,11 +8654,11 @@
       <w:pPr>
         <w:pStyle w:val="Ttulo2"/>
       </w:pPr>
-      <w:bookmarkStart w:id="17" w:name="_Toc233723949"/>
+      <w:bookmarkStart w:id="16" w:name="_Toc233723949"/>
       <w:r>
         <w:t>Condiciones del entorno hogar</w:t>
       </w:r>
-      <w:bookmarkEnd w:id="17"/>
+      <w:bookmarkEnd w:id="16"/>
     </w:p>
     <w:p>
       <w:pPr>
@@ -8672,11 +8684,7 @@
         <w:ind w:firstLine="708"/>
       </w:pPr>
       <w:r>
-        <w:t xml:space="preserve">Desde esta perspectiva, el entorno hogar no se limita a la vivienda, sino que incluye el contexto en el que esta se encuentra, así como las interacciones que se desarrollan en su interior. Esto implica reconocer la relación entre las condiciones físicas </w:t>
-      </w:r>
-      <w:r>
-        <w:lastRenderedPageBreak/>
-        <w:t>del hogar, las prácticas cotidianas y el entorno social en el que se desenvuelven las familias.</w:t>
+        <w:t>Desde esta perspectiva, el entorno hogar no se limita a la vivienda, sino que incluye el contexto en el que esta se encuentra, así como las interacciones que se desarrollan en su interior. Esto implica reconocer la relación entre las condiciones físicas del hogar, las prácticas cotidianas y el entorno social en el que se desenvuelven las familias.</w:t>
       </w:r>
     </w:p>
     <w:p>
@@ -8789,7 +8797,6 @@
         <w:ind w:firstLine="708"/>
       </w:pPr>
       <w:r>
-        <w:lastRenderedPageBreak/>
         <w:t>El análisis de estas cinco condiciones permite identificar situaciones que representan riesgos para la salud o, por el contrario, elementos que favorecen la construcción de entornos protectores. Este proceso facilita la priorización de acciones y la orientación de intervenciones pertinentes en el territorio.</w:t>
       </w:r>
     </w:p>
@@ -8880,11 +8887,11 @@
       <w:pPr>
         <w:pStyle w:val="Ttulo2"/>
       </w:pPr>
-      <w:bookmarkStart w:id="18" w:name="_Toc233723950"/>
+      <w:bookmarkStart w:id="17" w:name="_Toc233723950"/>
       <w:r>
         <w:t>Factores de riesgo y protección</w:t>
       </w:r>
-      <w:bookmarkEnd w:id="18"/>
+      <w:bookmarkEnd w:id="17"/>
       <w:r>
         <w:t xml:space="preserve"> </w:t>
       </w:r>
@@ -8895,11 +8902,7 @@
         <w:ind w:firstLine="708"/>
       </w:pPr>
       <w:r>
-        <w:t xml:space="preserve">El análisis de los factores de riesgo y protección en el entorno hogar permite identificar las condiciones que pueden afectar o favorecer la salud de las familias, a </w:t>
-      </w:r>
-      <w:r>
-        <w:lastRenderedPageBreak/>
-        <w:t>partir de la interacción entre elementos del entorno físico, las prácticas cotidianas y las dinámicas sociales. Este análisis orienta la toma de decisiones en salud, facilitando la priorización de acciones en el territorio.</w:t>
+        <w:t>El análisis de los factores de riesgo y protección en el entorno hogar permite identificar las condiciones que pueden afectar o favorecer la salud de las familias, a partir de la interacción entre elementos del entorno físico, las prácticas cotidianas y las dinámicas sociales. Este análisis orienta la toma de decisiones en salud, facilitando la priorización de acciones en el territorio.</w:t>
       </w:r>
     </w:p>
     <w:p>
@@ -8917,14 +8920,8 @@
         <w:ind w:firstLine="708"/>
       </w:pPr>
       <w:r>
-        <w:t>En el entorno hogar conviven simultáneamente condiciones que amenazan la salud y recursos que la protegen. En el siguiente recurso se presentan cada tipo con su definición y un ejemplo del contexto colombiano:</w:t>
-      </w:r>
-    </w:p>
-    <w:p>
-      <w:pPr>
-        <w:spacing w:before="0" w:after="160"/>
-        <w:ind w:firstLine="0"/>
-      </w:pPr>
+        <w:t>En el entorno hogar conviven simultáneamente condiciones que amenazan la salud y recursos que la protegen. En el siguiente recurso se presenta cada tipo con su definición y un ejemplo del contexto colombiano:</w:t>
+      </w:r>
     </w:p>
     <w:p>
       <w:pPr>
@@ -8958,16 +8955,6 @@
     </w:p>
     <w:p>
       <w:pPr>
-        <w:spacing w:before="0" w:after="160"/>
-      </w:pPr>
-    </w:p>
-    <w:p>
-      <w:pPr>
-        <w:spacing w:before="0" w:after="160"/>
-      </w:pPr>
-    </w:p>
-    <w:p>
-      <w:pPr>
         <w:pStyle w:val="Prrafodelista"/>
         <w:numPr>
           <w:ilvl w:val="0"/>
@@ -8982,7 +8969,6 @@
         <w:rPr>
           <w:b/>
         </w:rPr>
-        <w:lastRenderedPageBreak/>
         <w:t>Factores de protección</w:t>
       </w:r>
     </w:p>
@@ -9067,7 +9053,6 @@
         <w:ind w:firstLine="708"/>
       </w:pPr>
       <w:r>
-        <w:lastRenderedPageBreak/>
         <w:t>Este análisis integrado de riesgos y protecciones proporciona la base técnica para formular intervenciones coherentes con las condiciones reales de cada familia colombiana y con los recursos disponibles en el territorio.</w:t>
       </w:r>
     </w:p>
@@ -9084,12 +9069,11 @@
       <w:pPr>
         <w:pStyle w:val="Ttulo1"/>
       </w:pPr>
-      <w:bookmarkStart w:id="19" w:name="_Toc233723951"/>
-      <w:r>
-        <w:lastRenderedPageBreak/>
+      <w:bookmarkStart w:id="18" w:name="_Toc233723951"/>
+      <w:r>
         <w:t>Intervenciones en el entorno hogar</w:t>
       </w:r>
-      <w:bookmarkEnd w:id="19"/>
+      <w:bookmarkEnd w:id="18"/>
     </w:p>
     <w:p>
       <w:pPr>
@@ -9191,7 +9175,6 @@
         <w:spacing w:before="0" w:after="160"/>
       </w:pPr>
       <w:r>
-        <w:lastRenderedPageBreak/>
         <w:t>Condiciones ambientales que afectan la salud.</w:t>
       </w:r>
     </w:p>
@@ -9402,11 +9385,7 @@
         <w:ind w:firstLine="708"/>
       </w:pPr>
       <w:r>
-        <w:t xml:space="preserve">La clasificación de las necesidades en estas cuatro categorías convierte la información recolectada en el hogar en un insumo técnico organizado y verificable. Esta estructura facilita que el equipo de salud tome decisiones fundamentadas, priorice las </w:t>
-      </w:r>
-      <w:r>
-        <w:lastRenderedPageBreak/>
-        <w:t>situaciones de mayor impacto y oriente los recursos disponibles hacia las familias colombianas que más lo requieren.</w:t>
+        <w:t>La clasificación de las necesidades en estas cuatro categorías convierte la información recolectada en el hogar en un insumo técnico organizado y verificable. Esta estructura facilita que el equipo de salud tome decisiones fundamentadas, priorice las situaciones de mayor impacto y oriente los recursos disponibles hacia las familias colombianas que más lo requieren.</w:t>
       </w:r>
     </w:p>
     <w:p>
@@ -9428,11 +9407,11 @@
       <w:pPr>
         <w:pStyle w:val="Ttulo2"/>
       </w:pPr>
-      <w:bookmarkStart w:id="20" w:name="_Toc233723952"/>
+      <w:bookmarkStart w:id="19" w:name="_Toc233723952"/>
       <w:r>
         <w:t>Planeación territorial</w:t>
       </w:r>
-      <w:bookmarkEnd w:id="20"/>
+      <w:bookmarkEnd w:id="19"/>
     </w:p>
     <w:p>
       <w:pPr>
@@ -9610,7 +9589,6 @@
         <w:rPr>
           <w:b/>
         </w:rPr>
-        <w:lastRenderedPageBreak/>
         <w:t>Contexto territorial</w:t>
       </w:r>
       <w:r>
@@ -9677,25 +9655,85 @@
     <w:p>
       <w:pPr>
         <w:spacing w:before="0" w:after="160"/>
+        <w:ind w:firstLine="708"/>
+      </w:pPr>
+      <w:r>
+        <w:t>La comprensión integrada de estos cuatro elementos convierte la planeación territorial en una herramienta de gestión que garantiza intervenciones organizadas, viables y coherentes con las dinámicas reales de cada territorio colombiano.</w:t>
+      </w:r>
+    </w:p>
+    <w:p>
+      <w:pPr>
+        <w:spacing w:before="0" w:after="160"/>
+        <w:ind w:firstLine="708"/>
+      </w:pPr>
+      <w:r>
+        <w:t>La planeación territorial define el escenario y los recursos con los que se interviene. El paso siguiente consiste en reconocer con precisión qué situaciones de cada hogar requieren atención</w:t>
+      </w:r>
+      <w:r>
+        <w:t>;</w:t>
+      </w:r>
+      <w:r>
+        <w:t xml:space="preserve"> la identificación de necesidades convierte la información del territorio en decisiones concretas de intervención.</w:t>
+      </w:r>
+    </w:p>
+    <w:p>
+      <w:pPr>
+        <w:spacing w:before="0" w:after="160"/>
         <w:ind w:firstLine="0"/>
       </w:pPr>
     </w:p>
     <w:p>
       <w:pPr>
-        <w:spacing w:before="0" w:after="160"/>
-        <w:ind w:firstLine="708"/>
-      </w:pPr>
-      <w:r>
-        <w:t>La comprensión integrada de estos cuatro elementos convierte la planeación territorial en una herramienta de gestión que garantiza intervenciones organizadas, viables y coherentes con las dinámicas reales de cada territorio colombiano.</w:t>
-      </w:r>
-    </w:p>
-    <w:p>
-      <w:pPr>
-        <w:spacing w:before="0" w:after="160"/>
-        <w:ind w:firstLine="708"/>
-      </w:pPr>
-      <w:r>
-        <w:t>La planeación territorial define el escenario y los recursos con los que se interviene. El paso siguiente consiste en reconocer con precisión qué situaciones de cada hogar requieren atención, la identificación de necesidades convierte la información del territorio en decisiones concretas de intervención.</w:t>
+        <w:pStyle w:val="Ttulo2"/>
+      </w:pPr>
+      <w:bookmarkStart w:id="20" w:name="_Toc233723953"/>
+      <w:r>
+        <w:t>Identificación de necesidades</w:t>
+      </w:r>
+      <w:bookmarkEnd w:id="20"/>
+    </w:p>
+    <w:p>
+      <w:pPr>
+        <w:spacing w:before="0" w:after="160"/>
+        <w:ind w:firstLine="708"/>
+      </w:pPr>
+      <w:r>
+        <w:t>La identificación de necesidades en el entorno hogar corresponde al proceso mediante el cual se reconocen y priorizan las situaciones que requieren intervención, a partir de la información obtenida en la caracterización del territorio y el análisis de las condiciones de salud de las familias.</w:t>
+      </w:r>
+    </w:p>
+    <w:p>
+      <w:pPr>
+        <w:spacing w:before="0" w:after="160"/>
+        <w:ind w:firstLine="708"/>
+      </w:pPr>
+      <w:r>
+        <w:t>Este proceso no se limita a la descripción de problemáticas, sino que permite establecer relaciones entre las condiciones del entorno, los factores de riesgo y las capacidades existentes, con el fin de orientar la toma de decisiones en salud. En este sentido, la identificación de necesidades constituye un paso fundamental para la formulación de intervenciones pertinentes y contextualizadas.</w:t>
+      </w:r>
+    </w:p>
+    <w:p>
+      <w:pPr>
+        <w:spacing w:before="0" w:after="160"/>
+        <w:ind w:firstLine="708"/>
+      </w:pPr>
+      <w:r>
+        <w:t>Desde esta perspectiva, las necesidades se reconocen a partir de diferentes dimensiones del entorno hogar, las cuales permiten organizar la información de manera estructurada y facilitar su análisis en el territorio.</w:t>
+      </w:r>
+    </w:p>
+    <w:p>
+      <w:pPr>
+        <w:spacing w:before="0" w:after="160"/>
+        <w:ind w:firstLine="708"/>
+      </w:pPr>
+      <w:r>
+        <w:t>Cada dimensión agrupa las situaciones más frecuentes que el equipo de salud puede encontrar durante la caracterización de los hogares en el territorio:</w:t>
+      </w:r>
+    </w:p>
+    <w:p>
+      <w:pPr>
+        <w:pStyle w:val="Figura"/>
+      </w:pPr>
+      <w:r>
+        <w:t>Dimensiones para la identificación de necesidades en el entorno hogar</w:t>
       </w:r>
     </w:p>
     <w:p>
@@ -9703,82 +9741,15 @@
         <w:spacing w:before="0" w:after="160"/>
         <w:ind w:firstLine="0"/>
       </w:pPr>
-    </w:p>
-    <w:p>
-      <w:pPr>
-        <w:pStyle w:val="Ttulo2"/>
-      </w:pPr>
-      <w:bookmarkStart w:id="21" w:name="_Toc233723953"/>
-      <w:r>
-        <w:t>Identificación de necesidades</w:t>
-      </w:r>
-      <w:bookmarkEnd w:id="21"/>
-    </w:p>
-    <w:p>
-      <w:pPr>
-        <w:spacing w:before="0" w:after="160"/>
-        <w:ind w:firstLine="708"/>
-      </w:pPr>
-      <w:r>
-        <w:t>La identificación de necesidades en el entorno hogar corresponde al proceso mediante el cual se reconocen y priorizan las situaciones que requieren intervención, a partir de la información obtenida en la caracterización del territorio y el análisis de las condiciones de salud de las familias.</w:t>
-      </w:r>
-    </w:p>
-    <w:p>
-      <w:pPr>
-        <w:spacing w:before="0" w:after="160"/>
-        <w:ind w:firstLine="708"/>
-      </w:pPr>
-      <w:r>
-        <w:t>Este proceso no se limita a la descripción de problemáticas, sino que permite establecer relaciones entre las condiciones del entorno, los factores de riesgo y las capacidades existentes, con el fin de orientar la toma de decisiones en salud. En este sentido, la identificación de necesidades constituye un paso fundamental para la formulación de intervenciones pertinentes y contextualizadas.</w:t>
-      </w:r>
-    </w:p>
-    <w:p>
-      <w:pPr>
-        <w:spacing w:before="0" w:after="160"/>
-        <w:ind w:firstLine="708"/>
-      </w:pPr>
-      <w:r>
-        <w:t>Desde esta perspectiva, las necesidades se reconocen a partir de diferentes dimensiones del entorno hogar, las cuales permiten organizar la información de manera estructurada y facilitar su análisis en el territorio.</w:t>
-      </w:r>
-    </w:p>
-    <w:p>
-      <w:pPr>
-        <w:spacing w:before="0" w:after="160"/>
-        <w:ind w:firstLine="708"/>
-      </w:pPr>
-      <w:r>
-        <w:lastRenderedPageBreak/>
-        <w:t>Cada dimensión agrupa las situaciones más frecuentes que el equipo de salud puede encontrar durante la caracterización de los hogares en el territorio:</w:t>
-      </w:r>
-    </w:p>
-    <w:p>
-      <w:pPr>
-        <w:spacing w:before="0" w:after="160"/>
-        <w:ind w:firstLine="0"/>
-      </w:pPr>
-    </w:p>
-    <w:p>
-      <w:pPr>
-        <w:pStyle w:val="Figura"/>
-      </w:pPr>
-      <w:r>
-        <w:t>Dimensiones para la identificación de necesidades en el entorno hogar</w:t>
-      </w:r>
-    </w:p>
-    <w:p>
-      <w:pPr>
-        <w:spacing w:before="0" w:after="160"/>
-        <w:ind w:firstLine="0"/>
-      </w:pPr>
       <w:r>
         <w:rPr>
           <w:noProof/>
         </w:rPr>
         <w:drawing>
-          <wp:inline distT="0" distB="0" distL="0" distR="0" wp14:anchorId="384B6580" wp14:editId="0B1CE0E3">
+          <wp:inline distT="0" distB="0" distL="0" distR="0" wp14:anchorId="384B6580" wp14:editId="119B428A">
             <wp:extent cx="6410325" cy="3079470"/>
             <wp:effectExtent l="0" t="0" r="0" b="6985"/>
-            <wp:docPr id="15" name="Imagen 15" descr="La Figura 2 presenta cuatro dimensiones para identificar necesidades en el entorno hogar: condiciones del entorno hogar, salud y riesgo, acceso a servicios, y condiciones sociales y familiares. Cada dimensión agrupa tres situaciones frecuentes que orientan la caracterización de los hogares y la priorización de intervenciones en el territorio. "/>
+            <wp:docPr id="15" name="Imagen 15" descr="La Figura 3 presenta cuatro dimensiones para identificar necesidades en el entorno hogar: condiciones del entorno hogar, salud y riesgo, acceso a servicios, y condiciones sociales y familiares. Cada dimensión agrupa tres situaciones frecuentes que orientan la caracterización de los hogares y la priorización de intervenciones en el territorio."/>
             <wp:cNvGraphicFramePr>
               <a:graphicFrameLocks xmlns:a="http://schemas.openxmlformats.org/drawingml/2006/main" noChangeAspect="1"/>
             </wp:cNvGraphicFramePr>
@@ -9792,7 +9763,7 @@
                     </pic:cNvPicPr>
                   </pic:nvPicPr>
                   <pic:blipFill>
-                    <a:blip r:embed="rId14">
+                    <a:blip r:embed="rId16">
                       <a:extLst>
                         <a:ext uri="{28A0092B-C50C-407E-A947-70E740481C1C}">
                           <a14:useLocalDpi xmlns:a14="http://schemas.microsoft.com/office/drawing/2010/main" val="0"/>
@@ -9842,11 +9813,7 @@
         <w:ind w:firstLine="708"/>
       </w:pPr>
       <w:r>
-        <w:t xml:space="preserve">En el proceso de identificación de necesidades, es importante tener en cuenta criterios que orienten su priorización, tales como la magnitud del problema, el nivel de riesgo, la población afectada y la posibilidad de intervención en el territorio. Esto </w:t>
-      </w:r>
-      <w:r>
-        <w:lastRenderedPageBreak/>
-        <w:t>permite enfocar los esfuerzos en aquellas situaciones que requieren una respuesta más inmediata o que generan mayor impacto en la salud.</w:t>
+        <w:t>En el proceso de identificación de necesidades, es importante tener en cuenta criterios que orienten su priorización, tales como la magnitud del problema, el nivel de riesgo, la población afectada y la posibilidad de intervención en el territorio. Esto permite enfocar los esfuerzos en aquellas situaciones que requieren una respuesta más inmediata o que generan mayor impacto en la salud.</w:t>
       </w:r>
     </w:p>
     <w:p>
@@ -9857,12 +9824,6 @@
       <w:r>
         <w:t>En el territorio colombiano, la combinación de necesidades identificadas en distintas dimensiones orienta intervenciones específicas y articuladas. Los siguientes ejemplos ilustran cómo se aplica este proceso en situaciones reales:</w:t>
       </w:r>
-    </w:p>
-    <w:p>
-      <w:pPr>
-        <w:spacing w:before="0" w:after="160"/>
-        <w:ind w:firstLine="0"/>
-      </w:pPr>
     </w:p>
     <w:p>
       <w:pPr>
@@ -9927,11 +9888,13 @@
         <w:ind w:firstLine="708"/>
       </w:pPr>
       <w:r>
-        <w:t xml:space="preserve">La articulación entre el diagnóstico de necesidades y las acciones de respuesta demuestra que la intervención en el entorno hogar no improvisa, cada acción </w:t>
-      </w:r>
-      <w:r>
-        <w:lastRenderedPageBreak/>
-        <w:t>educativa, cada canalización y cada gestión institucional responde a una situación concreta identificada en la caracterización del hogar.</w:t>
+        <w:t>La articulación entre el diagnóstico de necesidades y las acciones de respuesta demuestra que la intervención en el entorno hogar no improvisa</w:t>
+      </w:r>
+      <w:r>
+        <w:t>;</w:t>
+      </w:r>
+      <w:r>
+        <w:t xml:space="preserve"> cada acción educativa, cada canalización y cada gestión institucional responde a una situación concreta identificada en la caracterización del hogar.</w:t>
       </w:r>
     </w:p>
     <w:p>
@@ -9953,19 +9916,25 @@
       <w:pPr>
         <w:pStyle w:val="Ttulo2"/>
       </w:pPr>
-      <w:bookmarkStart w:id="22" w:name="_Toc233723954"/>
+      <w:bookmarkStart w:id="21" w:name="_Toc233723954"/>
       <w:r>
         <w:t>Intervenciones poblacionales y colectivas</w:t>
       </w:r>
-      <w:bookmarkEnd w:id="22"/>
-    </w:p>
-    <w:p>
-      <w:pPr>
-        <w:spacing w:before="0" w:after="160"/>
-        <w:ind w:firstLine="708"/>
-      </w:pPr>
-      <w:r>
-        <w:t>Las intervenciones poblacionales y colectivas representan el nivel de mayor alcance dentro de la estrategia porque actúan sobre condiciones que comparten muchas familias y que ningún hogar puede transformar por sí solo. El trabajo domiciliario y el trabajo comunitario no son opciones separadas sino componentes que se complementan y se fortalecen mutuamente dentro de una misma respuesta en salud.</w:t>
+      <w:bookmarkEnd w:id="21"/>
+    </w:p>
+    <w:p>
+      <w:pPr>
+        <w:spacing w:before="0" w:after="160"/>
+        <w:ind w:firstLine="708"/>
+      </w:pPr>
+      <w:r>
+        <w:t>Las intervenciones poblacionales y colectivas representan el nivel de mayor alcance dentro de la estrategia porque actúan sobre condiciones que comparten muchas familias y que ningún hogar puede transformar por sí solo. El trabajo domiciliario y el trabajo comunitario no son opciones separadas</w:t>
+      </w:r>
+      <w:r>
+        <w:t>,</w:t>
+      </w:r>
+      <w:r>
+        <w:t xml:space="preserve"> sino componentes que se complementan y se fortalecen mutuamente dentro de una misma respuesta en salud.</w:t>
       </w:r>
     </w:p>
     <w:p>
@@ -10000,12 +9969,6 @@
       <w:r>
         <w:t>De esta manera, las intervenciones poblacionales y colectivas complementan las acciones desarrolladas en el entorno hogar, favoreciendo la construcción de entornos saludables y el fortalecimiento de redes de apoyo comunitario.</w:t>
       </w:r>
-    </w:p>
-    <w:p>
-      <w:pPr>
-        <w:spacing w:before="0" w:after="160"/>
-        <w:ind w:firstLine="0"/>
-      </w:pPr>
     </w:p>
     <w:p>
       <w:pPr>
@@ -10084,59 +10047,40 @@
     <w:p>
       <w:pPr>
         <w:spacing w:before="0" w:after="160"/>
-        <w:ind w:firstLine="0"/>
-      </w:pPr>
-    </w:p>
-    <w:p>
-      <w:pPr>
-        <w:spacing w:before="0" w:after="160"/>
-        <w:ind w:firstLine="708"/>
-      </w:pPr>
-      <w:r>
-        <w:t>Con el fin de comprender de manera integral el alcance de las intervenciones en el entorno hogar saludable, es necesario diferenciar los niveles de intervención que se desarrollan desde la Atención primaria en salud. En este sentido, las acciones pueden orientarse a nivel individual, familiar o colectivo, cada una con propósitos, alcances y estrategias específicas. A continuación, se presenta una tabla comparativa que permite identificar sus características y facilitar la articulación de estas intervenciones en el territorio.</w:t>
-      </w:r>
-    </w:p>
-    <w:p>
-      <w:pPr>
-        <w:spacing w:before="0" w:after="160"/>
-        <w:ind w:firstLine="0"/>
-      </w:pPr>
-    </w:p>
-    <w:p>
-      <w:pPr>
-        <w:spacing w:before="0" w:after="160"/>
-        <w:ind w:firstLine="0"/>
-      </w:pPr>
-    </w:p>
-    <w:p>
-      <w:pPr>
-        <w:spacing w:before="0" w:after="160"/>
-        <w:ind w:firstLine="0"/>
-      </w:pPr>
+        <w:ind w:firstLine="708"/>
+      </w:pPr>
+      <w:r>
+        <w:t xml:space="preserve">Con el fin de comprender de manera integral el alcance de las intervenciones en el entorno hogar saludable, es necesario diferenciar los niveles de intervención que se desarrollan desde la </w:t>
+      </w:r>
+      <w:r>
+        <w:t>a</w:t>
+      </w:r>
+      <w:r>
+        <w:t>tención primaria en salud. En este sentido, las acciones pueden orientarse a nivel individual, familiar o colectivo, cada una con propósitos, alcances y estrategias específicas. A continuación, se presenta una tabla comparativa que permite identificar sus características y facilitar la articulación de estas intervenciones en el territorio.</w:t>
+      </w:r>
     </w:p>
     <w:p>
       <w:pPr>
         <w:pStyle w:val="Tabla"/>
       </w:pPr>
       <w:r>
-        <w:lastRenderedPageBreak/>
         <w:t>Comparativa: Intervenciones individuales, familiares y colectivas</w:t>
       </w:r>
     </w:p>
     <w:tbl>
       <w:tblPr>
         <w:tblStyle w:val="SENA"/>
-        <w:tblW w:w="0" w:type="auto"/>
+        <w:tblW w:w="10112" w:type="dxa"/>
         <w:tblLook w:val="04A0" w:firstRow="1" w:lastRow="0" w:firstColumn="1" w:lastColumn="0" w:noHBand="0" w:noVBand="1"/>
       </w:tblPr>
       <w:tblGrid>
-        <w:gridCol w:w="1405"/>
-        <w:gridCol w:w="1364"/>
-        <w:gridCol w:w="1574"/>
-        <w:gridCol w:w="1550"/>
-        <w:gridCol w:w="947"/>
-        <w:gridCol w:w="1548"/>
-        <w:gridCol w:w="1574"/>
+        <w:gridCol w:w="1474"/>
+        <w:gridCol w:w="1431"/>
+        <w:gridCol w:w="1653"/>
+        <w:gridCol w:w="1628"/>
+        <w:gridCol w:w="990"/>
+        <w:gridCol w:w="1626"/>
+        <w:gridCol w:w="1653"/>
       </w:tblGrid>
       <w:tr>
         <w:trPr>
@@ -10145,7 +10089,7 @@
         </w:trPr>
         <w:tc>
           <w:tcPr>
-            <w:tcW w:w="1696" w:type="dxa"/>
+            <w:tcW w:w="1555" w:type="dxa"/>
           </w:tcPr>
           <w:p>
             <w:pPr>
@@ -10159,7 +10103,7 @@
         </w:tc>
         <w:tc>
           <w:tcPr>
-            <w:tcW w:w="1073" w:type="dxa"/>
+            <w:tcW w:w="1364" w:type="dxa"/>
           </w:tcPr>
           <w:p>
             <w:pPr>
@@ -10248,7 +10192,7 @@
         </w:trPr>
         <w:tc>
           <w:tcPr>
-            <w:tcW w:w="1696" w:type="dxa"/>
+            <w:tcW w:w="1555" w:type="dxa"/>
           </w:tcPr>
           <w:p>
             <w:pPr>
@@ -10262,7 +10206,7 @@
         </w:tc>
         <w:tc>
           <w:tcPr>
-            <w:tcW w:w="1073" w:type="dxa"/>
+            <w:tcW w:w="1364" w:type="dxa"/>
           </w:tcPr>
           <w:p>
             <w:pPr>
@@ -10348,7 +10292,7 @@
       <w:tr>
         <w:tc>
           <w:tcPr>
-            <w:tcW w:w="1696" w:type="dxa"/>
+            <w:tcW w:w="1555" w:type="dxa"/>
           </w:tcPr>
           <w:p>
             <w:pPr>
@@ -10362,7 +10306,7 @@
         </w:tc>
         <w:tc>
           <w:tcPr>
-            <w:tcW w:w="1073" w:type="dxa"/>
+            <w:tcW w:w="1364" w:type="dxa"/>
           </w:tcPr>
           <w:p>
             <w:pPr>
@@ -10451,7 +10395,7 @@
         </w:trPr>
         <w:tc>
           <w:tcPr>
-            <w:tcW w:w="1696" w:type="dxa"/>
+            <w:tcW w:w="1555" w:type="dxa"/>
           </w:tcPr>
           <w:p>
             <w:pPr>
@@ -10465,7 +10409,7 @@
         </w:tc>
         <w:tc>
           <w:tcPr>
-            <w:tcW w:w="1073" w:type="dxa"/>
+            <w:tcW w:w="1364" w:type="dxa"/>
           </w:tcPr>
           <w:p>
             <w:pPr>
@@ -10501,11 +10445,7 @@
               <w:spacing w:line="360" w:lineRule="auto"/>
             </w:pPr>
             <w:r>
-              <w:t xml:space="preserve">Jornadas de salud, campañas educativas, actividades comunitarias, articulación </w:t>
-            </w:r>
-            <w:r>
-              <w:lastRenderedPageBreak/>
-              <w:t>intersectorial.</w:t>
+              <w:t>Jornadas de salud, campañas educativas, actividades comunitarias, articulación intersectorial.</w:t>
             </w:r>
           </w:p>
         </w:tc>
@@ -10519,7 +10459,6 @@
               <w:spacing w:line="360" w:lineRule="auto"/>
             </w:pPr>
             <w:r>
-              <w:lastRenderedPageBreak/>
               <w:t>Alto.</w:t>
             </w:r>
           </w:p>
@@ -10579,11 +10518,11 @@
       <w:pPr>
         <w:pStyle w:val="Ttulo2"/>
       </w:pPr>
-      <w:bookmarkStart w:id="23" w:name="_Toc233723955"/>
+      <w:bookmarkStart w:id="22" w:name="_Toc233723955"/>
       <w:r>
         <w:t>Procesos de salud pública</w:t>
       </w:r>
-      <w:bookmarkEnd w:id="23"/>
+      <w:bookmarkEnd w:id="22"/>
     </w:p>
     <w:p>
       <w:pPr>
@@ -10606,16 +10545,9 @@
     <w:p>
       <w:pPr>
         <w:spacing w:before="0" w:after="160"/>
-        <w:ind w:firstLine="0"/>
-      </w:pPr>
-    </w:p>
-    <w:p>
-      <w:pPr>
-        <w:spacing w:before="0" w:after="160"/>
-        <w:ind w:firstLine="708"/>
-      </w:pPr>
-      <w:r>
-        <w:lastRenderedPageBreak/>
+        <w:ind w:firstLine="708"/>
+      </w:pPr>
+      <w:r>
         <w:t>De acuerdo con los lineamientos del Ministerio de Salud y Protección Social, estos procesos se desarrollan en coherencia con el Modelo de Acción Integral Territorial (MAITE) y la Resolución 3280 de 2018, lo que garantiza la articulación entre las acciones individuales, colectivas y poblacionales.</w:t>
       </w:r>
     </w:p>
@@ -10726,12 +10658,6 @@
     <w:p>
       <w:pPr>
         <w:spacing w:before="0" w:after="160"/>
-        <w:ind w:firstLine="0"/>
-      </w:pPr>
-    </w:p>
-    <w:p>
-      <w:pPr>
-        <w:spacing w:before="0" w:after="160"/>
         <w:ind w:firstLine="708"/>
       </w:pPr>
       <w:r>
@@ -10744,7 +10670,6 @@
         <w:ind w:firstLine="708"/>
       </w:pPr>
       <w:r>
-        <w:lastRenderedPageBreak/>
         <w:t>La secuencia de procesos opera de manera encadenada en el territorio colombiano. Los siguientes ejemplos muestran cómo cada etapa activa la siguiente en una situación real:</w:t>
       </w:r>
     </w:p>
@@ -10808,12 +10733,6 @@
     <w:p>
       <w:pPr>
         <w:spacing w:before="0" w:after="160"/>
-        <w:ind w:firstLine="0"/>
-      </w:pPr>
-    </w:p>
-    <w:p>
-      <w:pPr>
-        <w:spacing w:before="0" w:after="160"/>
         <w:ind w:firstLine="708"/>
       </w:pPr>
       <w:r>
@@ -10826,11 +10745,13 @@
         <w:ind w:firstLine="708"/>
       </w:pPr>
       <w:r>
-        <w:t xml:space="preserve">Los procesos de intervención desarrollados en los temas anteriores culminan en este tema con dos componentes que consolidan la estrategia, la promoción de la salud, que fortalece las capacidades de las familias para cuidarse, y el plan de acción, que </w:t>
-      </w:r>
-      <w:r>
-        <w:lastRenderedPageBreak/>
-        <w:t>organiza en un instrumento concreto y verificable todo lo acordado con cada hogar en el territorio.</w:t>
+        <w:t>Los procesos de intervención desarrollados en los temas anteriores culminan en este tema con dos componentes que consolidan la estrategia</w:t>
+      </w:r>
+      <w:r>
+        <w:t>:</w:t>
+      </w:r>
+      <w:r>
+        <w:t xml:space="preserve"> la promoción de la salud, que fortalece las capacidades de las familias para cuidarse, y el plan de acción, que organiza en un instrumento concreto y verificable todo lo acordado con cada hogar en el territorio.</w:t>
       </w:r>
     </w:p>
     <w:p>
@@ -10846,12 +10767,11 @@
       <w:pPr>
         <w:pStyle w:val="Ttulo1"/>
       </w:pPr>
-      <w:bookmarkStart w:id="24" w:name="_Toc233723956"/>
-      <w:r>
-        <w:lastRenderedPageBreak/>
+      <w:bookmarkStart w:id="23" w:name="_Toc233723956"/>
+      <w:r>
         <w:t>Promoción de la salud y plan de acción</w:t>
       </w:r>
-      <w:bookmarkEnd w:id="24"/>
+      <w:bookmarkEnd w:id="23"/>
     </w:p>
     <w:p>
       <w:pPr>
@@ -10888,12 +10808,6 @@
       <w:r>
         <w:t>Estos elementos se articulan de manera progresiva en el trabajo con las familias colombianas. Cada uno cumple una función específica dentro del proceso de promoción y prevención en salud:</w:t>
       </w:r>
-    </w:p>
-    <w:p>
-      <w:pPr>
-        <w:spacing w:before="0" w:after="160"/>
-        <w:ind w:firstLine="0"/>
-      </w:pPr>
     </w:p>
     <w:p>
       <w:pPr>
@@ -10929,7 +10843,6 @@
         <w:ind w:firstLine="0"/>
       </w:pPr>
       <w:r>
-        <w:lastRenderedPageBreak/>
         <w:t xml:space="preserve">Ejemplo: una familia que reconoce los factores de riesgo de su vivienda y actúa sobre ellos protege su bienestar sin esperar a que aparezca la enfermedad. </w:t>
       </w:r>
     </w:p>
@@ -11041,7 +10954,6 @@
         <w:ind w:firstLine="0"/>
       </w:pPr>
       <w:r>
-        <w:lastRenderedPageBreak/>
         <w:t>Ejemplo: un plan acordado con una familia de Ibagué define fechas concretas para gestionar la vacunación de los niños y mejorar la ventilación de la vivienda.</w:t>
       </w:r>
     </w:p>
@@ -11073,11 +10985,11 @@
       <w:pPr>
         <w:pStyle w:val="Ttulo2"/>
       </w:pPr>
-      <w:bookmarkStart w:id="25" w:name="_Toc233723957"/>
+      <w:bookmarkStart w:id="24" w:name="_Toc233723957"/>
       <w:r>
         <w:t>Promoción de la salud</w:t>
       </w:r>
-      <w:bookmarkEnd w:id="25"/>
+      <w:bookmarkEnd w:id="24"/>
     </w:p>
     <w:p>
       <w:pPr>
@@ -11258,7 +11170,6 @@
         <w:rPr>
           <w:b/>
         </w:rPr>
-        <w:lastRenderedPageBreak/>
         <w:t>Participación familiar</w:t>
       </w:r>
       <w:r>
@@ -11332,12 +11243,6 @@
     </w:p>
     <w:p>
       <w:pPr>
-        <w:spacing w:before="0" w:after="160"/>
-        <w:ind w:firstLine="0"/>
-      </w:pPr>
-    </w:p>
-    <w:p>
-      <w:pPr>
         <w:pStyle w:val="Prrafodelista"/>
         <w:numPr>
           <w:ilvl w:val="0"/>
@@ -11366,24 +11271,6 @@
     </w:p>
     <w:p>
       <w:pPr>
-        <w:spacing w:before="0" w:after="160"/>
-        <w:ind w:firstLine="0"/>
-      </w:pPr>
-    </w:p>
-    <w:p>
-      <w:pPr>
-        <w:spacing w:before="0" w:after="160"/>
-        <w:ind w:firstLine="0"/>
-      </w:pPr>
-    </w:p>
-    <w:p>
-      <w:pPr>
-        <w:spacing w:before="0" w:after="160"/>
-        <w:ind w:firstLine="0"/>
-      </w:pPr>
-    </w:p>
-    <w:p>
-      <w:pPr>
         <w:pStyle w:val="Prrafodelista"/>
         <w:numPr>
           <w:ilvl w:val="0"/>
@@ -11398,7 +11285,6 @@
         <w:rPr>
           <w:b/>
         </w:rPr>
-        <w:lastRenderedPageBreak/>
         <w:t>Organización de la información</w:t>
       </w:r>
     </w:p>
@@ -11410,6 +11296,18 @@
       <w:r>
         <w:t>Clasificación ordenada de los datos recolectados según las dimensiones del entorno hogar, que facilita identificar las necesidades más urgentes y priorizar las intervenciones con criterio técnico y pertinencia territorial.</w:t>
       </w:r>
+    </w:p>
+    <w:p>
+      <w:pPr>
+        <w:spacing w:before="0" w:after="160"/>
+        <w:ind w:firstLine="708"/>
+      </w:pPr>
+    </w:p>
+    <w:p>
+      <w:pPr>
+        <w:spacing w:before="0" w:after="160"/>
+        <w:ind w:firstLine="708"/>
+      </w:pPr>
     </w:p>
     <w:p>
       <w:pPr>
@@ -11442,54 +11340,44 @@
     <w:p>
       <w:pPr>
         <w:spacing w:before="0" w:after="160"/>
+        <w:ind w:firstLine="708"/>
+      </w:pPr>
+      <w:r>
+        <w:t>Contar con información organizada y actualizada de cada hogar convierte la visita domiciliaria en una intervención técnica fundamentada, que orienta las decisiones del equipo de salud y garantiza que ninguna necesidad identificada quede sin respuesta en el territorio colombiano.</w:t>
+      </w:r>
+    </w:p>
+    <w:p>
+      <w:pPr>
+        <w:spacing w:before="0" w:after="160"/>
+        <w:ind w:firstLine="708"/>
+      </w:pPr>
+      <w:r>
+        <w:t>Registrar, organizar y hacer seguimiento a la información del hogar requiere instrumentos técnicos diseñados para ese propósito. Las herramientas de caracterización proporcionan esa estructura y permiten recolectar datos de manera sistemática y convertirlos en insumos útiles para la toma de decisiones en salud.</w:t>
+      </w:r>
+    </w:p>
+    <w:p>
+      <w:pPr>
+        <w:spacing w:before="0" w:after="160"/>
         <w:ind w:firstLine="0"/>
       </w:pPr>
     </w:p>
     <w:p>
       <w:pPr>
-        <w:spacing w:before="0" w:after="160"/>
-        <w:ind w:firstLine="708"/>
-      </w:pPr>
-      <w:r>
-        <w:t>Contar con información organizada y actualizada de cada hogar convierte la visita domiciliaria en una intervención técnica fundamentada, que orienta las decisiones del equipo de salud y garantiza que ninguna necesidad identificada quede sin respuesta en el territorio colombiano.</w:t>
-      </w:r>
-    </w:p>
-    <w:p>
-      <w:pPr>
-        <w:spacing w:before="0" w:after="160"/>
-        <w:ind w:firstLine="708"/>
-      </w:pPr>
-      <w:r>
-        <w:t>Registrar, organizar y hacer seguimiento a la información del hogar requiere instrumentos técnicos diseñados para ese propósito. Las herramientas de caracterización proporcionan esa estructura y permiten recolectar datos de manera sistemática y convertirlos en insumos útiles para la toma de decisiones en salud.</w:t>
-      </w:r>
-    </w:p>
-    <w:p>
-      <w:pPr>
-        <w:spacing w:before="0" w:after="160"/>
-        <w:ind w:firstLine="0"/>
-      </w:pPr>
-    </w:p>
-    <w:p>
-      <w:pPr>
         <w:pStyle w:val="Ttulo2"/>
       </w:pPr>
-      <w:bookmarkStart w:id="26" w:name="_Toc233723958"/>
+      <w:bookmarkStart w:id="25" w:name="_Toc233723958"/>
       <w:r>
         <w:t>Herramientas de caracterización</w:t>
       </w:r>
-      <w:bookmarkEnd w:id="26"/>
-    </w:p>
-    <w:p>
-      <w:pPr>
-        <w:spacing w:before="0" w:after="160"/>
-        <w:ind w:firstLine="708"/>
-      </w:pPr>
-      <w:r>
-        <w:t xml:space="preserve">Las herramientas de caracterización en el entorno hogar permiten recolectar información sistemática sobre las condiciones de vida de las familias, facilitando la identificación de necesidades, riesgos y factores protectores. Estas herramientas </w:t>
-      </w:r>
-      <w:r>
-        <w:lastRenderedPageBreak/>
-        <w:t>constituyen un insumo fundamental para la toma de decisiones en salud, al proporcionar datos que orientan la planificación y ejecución de intervenciones en el territorio.</w:t>
+      <w:bookmarkEnd w:id="25"/>
+    </w:p>
+    <w:p>
+      <w:pPr>
+        <w:spacing w:before="0" w:after="160"/>
+        <w:ind w:firstLine="708"/>
+      </w:pPr>
+      <w:r>
+        <w:t>Las herramientas de caracterización en el entorno hogar permiten recolectar información sistemática sobre las condiciones de vida de las familias, facilitando la identificación de necesidades, riesgos y factores protectores. Estas herramientas constituyen un insumo fundamental para la toma de decisiones en salud, al proporcionar datos que orientan la planificación y ejecución de intervenciones en el territorio.</w:t>
       </w:r>
     </w:p>
     <w:p>
@@ -11563,11 +11451,7 @@
         <w:t>Servicios básicos</w:t>
       </w:r>
       <w:r>
-        <w:t xml:space="preserve">: dimensión orientada a verificar la disponibilidad y calidad de recursos esenciales como el agua potable. Su ausencia o deficiencia constituye </w:t>
-      </w:r>
-      <w:r>
-        <w:lastRenderedPageBreak/>
-        <w:t>un determinante crítico en la aparición de enfermedades de origen hídrico y sanitario.</w:t>
+        <w:t>: dimensión orientada a verificar la disponibilidad y calidad de recursos esenciales como el agua potable. Su ausencia o deficiencia constituye un determinante crítico en la aparición de enfermedades de origen hídrico y sanitario.</w:t>
       </w:r>
     </w:p>
     <w:p>
@@ -11649,58 +11533,45 @@
     <w:p>
       <w:pPr>
         <w:spacing w:before="0" w:after="160"/>
+        <w:ind w:firstLine="708"/>
+      </w:pPr>
+      <w:r>
+        <w:t>El uso de este tipo de herramientas permite organizar la información de manera estructurada, facilitando su análisis y la identificación de necesidades en el entorno hogar. Asimismo, contribuye a la toma de decisiones informadas, orientando la formulación de intervenciones pertinentes y contextualizadas.</w:t>
+      </w:r>
+    </w:p>
+    <w:p>
+      <w:pPr>
+        <w:spacing w:before="0" w:after="160"/>
+        <w:ind w:firstLine="708"/>
+      </w:pPr>
+      <w:r>
+        <w:t>La aplicación de estas herramientas en el territorio puede evidenciar condiciones inadecuadas en la vivienda y prácticas deficientes de higiene, lo que permite orientar acciones de educación en salud y acompañamiento familiar en función de las necesidades reales de la población.</w:t>
+      </w:r>
+    </w:p>
+    <w:p>
+      <w:pPr>
+        <w:spacing w:before="0" w:after="160"/>
+        <w:ind w:firstLine="708"/>
+      </w:pPr>
+      <w:r>
+        <w:t>El reconocimiento de las dimensiones que estructuran la caracterización del hogar sienta las bases para avanzar hacia los recursos que apoyan los procesos educativos con las familias. Estos recursos, denominados herramientas educativas, orientan la transmisión de información en salud y facilitan la apropiación de prácticas saludables en el contexto doméstico.</w:t>
+      </w:r>
+    </w:p>
+    <w:p>
+      <w:pPr>
+        <w:spacing w:before="0" w:after="160"/>
         <w:ind w:firstLine="0"/>
       </w:pPr>
     </w:p>
     <w:p>
       <w:pPr>
-        <w:spacing w:before="0" w:after="160"/>
-        <w:ind w:firstLine="708"/>
-      </w:pPr>
-      <w:r>
-        <w:t>El uso de este tipo de herramientas permite organizar la información de manera estructurada, facilitando su análisis y la identificación de necesidades en el entorno hogar. Asimismo, contribuye a la toma de decisiones informadas, orientando la formulación de intervenciones pertinentes y contextualizadas.</w:t>
-      </w:r>
-    </w:p>
-    <w:p>
-      <w:pPr>
-        <w:spacing w:before="0" w:after="160"/>
-        <w:ind w:firstLine="0"/>
-      </w:pPr>
-    </w:p>
-    <w:p>
-      <w:pPr>
-        <w:spacing w:before="0" w:after="160"/>
-        <w:ind w:firstLine="708"/>
-      </w:pPr>
-      <w:r>
-        <w:lastRenderedPageBreak/>
-        <w:t>La aplicación de estas herramientas en el territorio puede evidenciar condiciones inadecuadas en la vivienda y prácticas deficientes de higiene, lo que permite orientar acciones de educación en salud y acompañamiento familiar en función de las necesidades reales de la población.</w:t>
-      </w:r>
-    </w:p>
-    <w:p>
-      <w:pPr>
-        <w:spacing w:before="0" w:after="160"/>
-        <w:ind w:firstLine="708"/>
-      </w:pPr>
-      <w:r>
-        <w:t>El reconocimiento de las dimensiones que estructuran la caracterización del hogar sienta las bases para avanzar hacia los recursos que apoyan los procesos educativos con las familias. Estos recursos, denominados herramientas educativas, orientan la transmisión de información en salud y facilitan la apropiación de prácticas saludables en el contexto doméstico.</w:t>
-      </w:r>
-    </w:p>
-    <w:p>
-      <w:pPr>
-        <w:spacing w:before="0" w:after="160"/>
-        <w:ind w:firstLine="0"/>
-      </w:pPr>
-    </w:p>
-    <w:p>
-      <w:pPr>
         <w:pStyle w:val="Ttulo2"/>
       </w:pPr>
-      <w:bookmarkStart w:id="27" w:name="_Toc233723959"/>
+      <w:bookmarkStart w:id="26" w:name="_Toc233723959"/>
       <w:r>
         <w:t>Herramientas educativas</w:t>
       </w:r>
-      <w:bookmarkEnd w:id="27"/>
+      <w:bookmarkEnd w:id="26"/>
     </w:p>
     <w:p>
       <w:pPr>
@@ -11752,7 +11623,6 @@
         <w:rPr>
           <w:b/>
         </w:rPr>
-        <w:lastRenderedPageBreak/>
         <w:t>Nivel educativo de la población</w:t>
       </w:r>
       <w:r>
@@ -11838,11 +11708,7 @@
         <w:t>Material educativo impreso</w:t>
       </w:r>
       <w:r>
-        <w:t xml:space="preserve">: recursos físicos que presentan información en salud mediante texto e imágenes, diseñados para apoyar los procesos educativos durante las visitas domiciliarias. Su formato facilita la comprensión de contenidos </w:t>
-      </w:r>
-      <w:r>
-        <w:lastRenderedPageBreak/>
-        <w:t xml:space="preserve">relacionados con higiene, alimentación y prevención de enfermedades. Ejemplos: cartillas de salud, folletos informativos y guías ilustradas. </w:t>
+        <w:t xml:space="preserve">: recursos físicos que presentan información en salud mediante texto e imágenes, diseñados para apoyar los procesos educativos durante las visitas domiciliarias. Su formato facilita la comprensión de contenidos relacionados con higiene, alimentación y prevención de enfermedades. Ejemplos: cartillas de salud, folletos informativos y guías ilustradas. </w:t>
       </w:r>
     </w:p>
     <w:p>
@@ -11918,11 +11784,7 @@
         <w:t>Herramientas comunitarias</w:t>
       </w:r>
       <w:r>
-        <w:t xml:space="preserve">: estrategias que involucran la participación colectiva para fortalecer redes de apoyo y el aprendizaje compartido en torno a la salud. Su enfoque grupal favorece la apropiación de prácticas saludables desde la interacción entre pares y el reconocimiento del entorno social como recurso protector. Ejemplos: charlas comunitarias sobre prevención de enfermedades, </w:t>
-      </w:r>
-      <w:r>
-        <w:lastRenderedPageBreak/>
-        <w:t>grupos de apoyo familiar y encuentros barriales orientados a la promoción de la salud.</w:t>
+        <w:t>: estrategias que involucran la participación colectiva para fortalecer redes de apoyo y el aprendizaje compartido en torno a la salud. Su enfoque grupal favorece la apropiación de prácticas saludables desde la interacción entre pares y el reconocimiento del entorno social como recurso protector. Ejemplos: charlas comunitarias sobre prevención de enfermedades, grupos de apoyo familiar y encuentros barriales orientados a la promoción de la salud.</w:t>
       </w:r>
     </w:p>
     <w:p>
@@ -12010,7 +11872,6 @@
         <w:rPr>
           <w:b/>
         </w:rPr>
-        <w:lastRenderedPageBreak/>
         <w:t>Estrategias participativas</w:t>
       </w:r>
       <w:r>
@@ -12020,42 +11881,42 @@
     <w:p>
       <w:pPr>
         <w:spacing w:before="0" w:after="160"/>
+        <w:ind w:firstLine="708"/>
+      </w:pPr>
+      <w:r>
+        <w:t>La selección de estas estrategias debe realizarse en función de las necesidades identificadas en cada hogar, garantizando coherencia entre el contenido educativo, la población objetivo y los propósitos de la intervención.</w:t>
+      </w:r>
+    </w:p>
+    <w:p>
+      <w:pPr>
+        <w:spacing w:before="0" w:after="160"/>
+        <w:ind w:firstLine="708"/>
+      </w:pPr>
+      <w:r>
+        <w:t>El reconocimiento de las herramientas educativas y su adecuada selección según las condiciones de cada hogar constituye</w:t>
+      </w:r>
+      <w:r>
+        <w:t>n</w:t>
+      </w:r>
+      <w:r>
+        <w:t xml:space="preserve"> la base para avanzar hacia la estructuración de las acciones de intervención. Este proceso se concreta en la formulación de un plan de acción que organiza, prioriza y orienta las actividades a desarrollar con las familias en el territorio.</w:t>
+      </w:r>
+    </w:p>
+    <w:p>
+      <w:pPr>
+        <w:spacing w:before="0" w:after="160"/>
         <w:ind w:firstLine="0"/>
       </w:pPr>
     </w:p>
     <w:p>
       <w:pPr>
-        <w:spacing w:before="0" w:after="160"/>
-        <w:ind w:firstLine="708"/>
-      </w:pPr>
-      <w:r>
-        <w:t>La selección de estas estrategias debe realizarse en función de las necesidades identificadas en cada hogar, garantizando coherencia entre el contenido educativo, la población objetivo y los propósitos de la intervención.</w:t>
-      </w:r>
-    </w:p>
-    <w:p>
-      <w:pPr>
-        <w:spacing w:before="0" w:after="160"/>
-        <w:ind w:firstLine="708"/>
-      </w:pPr>
-      <w:r>
-        <w:t>El reconocimiento de las herramientas educativas y su adecuada selección según las condiciones de cada hogar constituye la base para avanzar hacia la estructuración de las acciones de intervención. Este proceso se concreta en la formulación de un plan de acción que organiza, prioriza y orienta las actividades a desarrollar con las familias en el territorio.</w:t>
-      </w:r>
-    </w:p>
-    <w:p>
-      <w:pPr>
-        <w:spacing w:before="0" w:after="160"/>
-        <w:ind w:firstLine="0"/>
-      </w:pPr>
-    </w:p>
-    <w:p>
-      <w:pPr>
         <w:pStyle w:val="Ttulo2"/>
       </w:pPr>
-      <w:bookmarkStart w:id="28" w:name="_Toc233723960"/>
+      <w:bookmarkStart w:id="27" w:name="_Toc233723960"/>
       <w:r>
         <w:t>Formulación del plan de acción</w:t>
       </w:r>
-      <w:bookmarkEnd w:id="28"/>
+      <w:bookmarkEnd w:id="27"/>
       <w:r>
         <w:t xml:space="preserve"> </w:t>
       </w:r>
@@ -12082,7 +11943,6 @@
         <w:spacing w:before="0" w:after="160"/>
       </w:pPr>
       <w:r>
-        <w:lastRenderedPageBreak/>
         <w:t>Esto garantiza que las acciones propuestas respondan a las prioridades identificadas y tengan viabilidad en su implementación.</w:t>
       </w:r>
     </w:p>
@@ -12094,12 +11954,6 @@
       <w:r>
         <w:t>La construcción del plan de acción se fundamenta en tres insumos esenciales que orientan las intervenciones hacia las problemáticas más relevantes del hogar:</w:t>
       </w:r>
-    </w:p>
-    <w:p>
-      <w:pPr>
-        <w:spacing w:before="0" w:after="160"/>
-        <w:ind w:firstLine="0"/>
-      </w:pPr>
     </w:p>
     <w:p>
       <w:pPr>
@@ -12180,7 +12034,6 @@
         <w:ind w:firstLine="708"/>
       </w:pPr>
       <w:r>
-        <w:lastRenderedPageBreak/>
         <w:t>Un plan de acción pertinente define actividades acordes con los recursos disponibles, la participación de los actores del territorio y las necesidades reales de cada hogar.</w:t>
       </w:r>
     </w:p>
@@ -12233,23 +12086,14 @@
                 <w:b/>
                 <w:bCs/>
               </w:rPr>
-              <w:t xml:space="preserve">Transcripción del </w:t>
-            </w:r>
-            <w:proofErr w:type="spellStart"/>
+              <w:t xml:space="preserve">Transcripción del pódcast. </w:t>
+            </w:r>
             <w:r>
               <w:rPr>
                 <w:b/>
                 <w:bCs/>
               </w:rPr>
-              <w:t>pódcast</w:t>
-            </w:r>
-            <w:proofErr w:type="spellEnd"/>
-            <w:r>
-              <w:rPr>
-                <w:b/>
-                <w:bCs/>
-              </w:rPr>
-              <w:t>. Sintonía Contable: El lenguaje de los negocios</w:t>
+              <w:t>El plan de acción: la herramienta que convierte el diagnóstico en cambios reales.</w:t>
             </w:r>
           </w:p>
         </w:tc>
@@ -12260,63 +12104,513 @@
             <w:tcW w:w="9962" w:type="dxa"/>
           </w:tcPr>
           <w:p>
+            <w:pPr>
+              <w:rPr>
+                <w:bCs/>
+              </w:rPr>
+            </w:pPr>
             <w:r>
               <w:rPr>
                 <w:b/>
                 <w:bCs/>
               </w:rPr>
-              <w:t>Hombre:</w:t>
-            </w:r>
-            <w:r>
-              <w:t xml:space="preserve"> hay meses en los que el dinero parece desaparecer.</w:t>
-            </w:r>
-          </w:p>
-          <w:p>
-            <w:r>
-              <w:t>Se pagan cuentas, se hacen compras, ingresa algo de dinero…</w:t>
-            </w:r>
-          </w:p>
-          <w:p>
-            <w:r>
-              <w:t>pero cuando llega el final del mes, uno no sabe muy bien en qué se lo gastó.</w:t>
+              <w:t>Mujer</w:t>
+            </w:r>
+            <w:r>
+              <w:rPr>
+                <w:bCs/>
+              </w:rPr>
+              <w:t xml:space="preserve">: </w:t>
+            </w:r>
+            <w:r>
+              <w:rPr>
+                <w:bCs/>
+              </w:rPr>
+              <w:t xml:space="preserve">¿Les ha pasado que salen de una reunión donde se dejaron varias tareas pendientes, pero nadie tiene claro cuáles fueron los acuerdos ni quién debe cumplirlos? </w:t>
             </w:r>
           </w:p>
           <w:p>
             <w:pPr>
               <w:rPr>
+                <w:bCs/>
+              </w:rPr>
+            </w:pPr>
+            <w:r>
+              <w:rPr>
                 <w:b/>
                 <w:bCs/>
               </w:rPr>
+              <w:t>Hombre</w:t>
+            </w:r>
+            <w:r>
+              <w:rPr>
+                <w:bCs/>
+              </w:rPr>
+              <w:t>: p</w:t>
+            </w:r>
+            <w:r>
+              <w:rPr>
+                <w:bCs/>
+              </w:rPr>
+              <w:t>asan los días y empiezan las dudas. Nadie recuerda los compromisos, algunas tareas quedan pendientes y al final las cosas siguen igual.</w:t>
+            </w:r>
+          </w:p>
+          <w:p>
+            <w:pPr>
+              <w:rPr>
+                <w:bCs/>
+              </w:rPr>
             </w:pPr>
             <w:r>
               <w:rPr>
                 <w:b/>
                 <w:bCs/>
               </w:rPr>
-              <w:t>Mujer:</w:t>
-            </w:r>
-            <w:r>
-              <w:t xml:space="preserve"> esa sensación de revisar los números y no entender qué pasó con el dinero es más común de lo que parece. Y no solo ocurre en la vida personal. También puede pasar dentro de una empresa.</w:t>
+              <w:t>Mujer</w:t>
+            </w:r>
+            <w:r>
+              <w:rPr>
+                <w:bCs/>
+              </w:rPr>
+              <w:t>: a</w:t>
+            </w:r>
+            <w:r>
+              <w:rPr>
+                <w:bCs/>
+              </w:rPr>
+              <w:t>lgo parecido puede ocurrir durante una visita familiar del equipo de salud cuando los acuerdos no quedan bien definidos.</w:t>
             </w:r>
           </w:p>
           <w:p>
+            <w:pPr>
+              <w:rPr>
+                <w:bCs/>
+              </w:rPr>
+            </w:pPr>
             <w:r>
               <w:rPr>
                 <w:b/>
                 <w:bCs/>
               </w:rPr>
-              <w:t>Hombre:</w:t>
-            </w:r>
-            <w:r>
-              <w:t xml:space="preserve"> fuera de la organización, otros actores también necesitan esa información. </w:t>
+              <w:t>Hombre</w:t>
+            </w:r>
+            <w:r>
+              <w:rPr>
+                <w:bCs/>
+              </w:rPr>
+              <w:t>: p</w:t>
+            </w:r>
+            <w:r>
+              <w:rPr>
+                <w:bCs/>
+              </w:rPr>
+              <w:t xml:space="preserve">or eso es importante dejar esos acuerdos por escrito en un plan de acción. </w:t>
             </w:r>
           </w:p>
           <w:p>
-            <w:r>
-              <w:t>Inversionistas, bancos, proveedores o acreedores la analizan para evaluar la situación financiera y tomar decisiones económicas.</w:t>
+            <w:pPr>
+              <w:rPr>
+                <w:bCs/>
+              </w:rPr>
+            </w:pPr>
+            <w:r>
+              <w:rPr>
+                <w:b/>
+                <w:bCs/>
+              </w:rPr>
+              <w:t>Mujer</w:t>
+            </w:r>
+            <w:r>
+              <w:rPr>
+                <w:bCs/>
+              </w:rPr>
+              <w:t>: e</w:t>
+            </w:r>
+            <w:r>
+              <w:rPr>
+                <w:bCs/>
+              </w:rPr>
+              <w:t>l plan de acción es un documento donde quedan registrados los acuerdos que se construyen con la familia.</w:t>
             </w:r>
           </w:p>
-          <w:p/>
+          <w:p>
+            <w:pPr>
+              <w:rPr>
+                <w:bCs/>
+              </w:rPr>
+            </w:pPr>
+            <w:r>
+              <w:rPr>
+                <w:b/>
+                <w:bCs/>
+              </w:rPr>
+              <w:t>Hombre</w:t>
+            </w:r>
+            <w:r>
+              <w:rPr>
+                <w:bCs/>
+              </w:rPr>
+              <w:t>: s</w:t>
+            </w:r>
+            <w:r>
+              <w:rPr>
+                <w:bCs/>
+              </w:rPr>
+              <w:t>u función es ayudar a organizar qué se va a hacer, quién asumirá cada compromiso y cuándo se revisarán los avances.</w:t>
+            </w:r>
+          </w:p>
+          <w:p>
+            <w:pPr>
+              <w:rPr>
+                <w:bCs/>
+              </w:rPr>
+            </w:pPr>
+            <w:r>
+              <w:rPr>
+                <w:b/>
+                <w:bCs/>
+              </w:rPr>
+              <w:t>Mujer</w:t>
+            </w:r>
+            <w:r>
+              <w:rPr>
+                <w:bCs/>
+              </w:rPr>
+              <w:t>: p</w:t>
+            </w:r>
+            <w:r>
+              <w:rPr>
+                <w:bCs/>
+              </w:rPr>
+              <w:t>orque una visita puede identificar muchas necesidades, pero si los acuerdos no quedan organizados, es más difícil convertir las buenas intenciones en resultados concretos.</w:t>
+            </w:r>
+          </w:p>
+          <w:p>
+            <w:pPr>
+              <w:rPr>
+                <w:bCs/>
+              </w:rPr>
+            </w:pPr>
+            <w:r>
+              <w:rPr>
+                <w:b/>
+                <w:bCs/>
+              </w:rPr>
+              <w:t>Hombre</w:t>
+            </w:r>
+            <w:r>
+              <w:rPr>
+                <w:bCs/>
+              </w:rPr>
+              <w:t>: p</w:t>
+            </w:r>
+            <w:r>
+              <w:rPr>
+                <w:bCs/>
+              </w:rPr>
+              <w:t>or eso el plan se construye después de conocer la realidad de la familia, entender los factores que están afectando su salud y definir cuáles situaciones requieren atención prioritaria.</w:t>
+            </w:r>
+          </w:p>
+          <w:p>
+            <w:pPr>
+              <w:rPr>
+                <w:bCs/>
+              </w:rPr>
+            </w:pPr>
+            <w:r>
+              <w:rPr>
+                <w:b/>
+                <w:bCs/>
+              </w:rPr>
+              <w:t>Mujer</w:t>
+            </w:r>
+            <w:r>
+              <w:rPr>
+                <w:bCs/>
+              </w:rPr>
+              <w:t>: l</w:t>
+            </w:r>
+            <w:r>
+              <w:rPr>
+                <w:bCs/>
+              </w:rPr>
+              <w:t>o primero es tener claro qué se quiere lograr. Es decir, cuál es el cambio que se espera alcanzar junto con la familia.</w:t>
+            </w:r>
+          </w:p>
+          <w:p>
+            <w:pPr>
+              <w:rPr>
+                <w:bCs/>
+              </w:rPr>
+            </w:pPr>
+            <w:r>
+              <w:rPr>
+                <w:b/>
+                <w:bCs/>
+              </w:rPr>
+              <w:t>Hombre</w:t>
+            </w:r>
+            <w:r>
+              <w:rPr>
+                <w:bCs/>
+              </w:rPr>
+              <w:t>: d</w:t>
+            </w:r>
+            <w:r>
+              <w:rPr>
+                <w:bCs/>
+              </w:rPr>
+              <w:t>espués hay que definir qué acciones se van a realizar para lograrlo.</w:t>
+            </w:r>
+          </w:p>
+          <w:p>
+            <w:pPr>
+              <w:rPr>
+                <w:bCs/>
+              </w:rPr>
+            </w:pPr>
+            <w:r>
+              <w:rPr>
+                <w:bCs/>
+              </w:rPr>
+              <w:t>Algunas veces puede tratarse de una actividad educativa. En otras ocasiones, de una gestión institucional o de acuerdos para mejorar ciertas condiciones dentro del hogar.</w:t>
+            </w:r>
+          </w:p>
+          <w:p>
+            <w:pPr>
+              <w:rPr>
+                <w:bCs/>
+              </w:rPr>
+            </w:pPr>
+            <w:r>
+              <w:rPr>
+                <w:b/>
+                <w:bCs/>
+              </w:rPr>
+              <w:t>Mujer</w:t>
+            </w:r>
+            <w:r>
+              <w:rPr>
+                <w:bCs/>
+              </w:rPr>
+              <w:tab/>
+            </w:r>
+            <w:r>
+              <w:rPr>
+                <w:bCs/>
+              </w:rPr>
+              <w:t>: t</w:t>
+            </w:r>
+            <w:r>
+              <w:rPr>
+                <w:bCs/>
+              </w:rPr>
+              <w:t>ambién es importante establecer quién asumirá cada compromiso. Si es el equipo de salud, la familia o alguna entidad.</w:t>
+            </w:r>
+          </w:p>
+          <w:p>
+            <w:pPr>
+              <w:rPr>
+                <w:bCs/>
+              </w:rPr>
+            </w:pPr>
+            <w:r>
+              <w:rPr>
+                <w:b/>
+                <w:bCs/>
+              </w:rPr>
+              <w:t>Hombre</w:t>
+            </w:r>
+            <w:r>
+              <w:rPr>
+                <w:bCs/>
+              </w:rPr>
+              <w:t>: p</w:t>
+            </w:r>
+            <w:r>
+              <w:rPr>
+                <w:bCs/>
+              </w:rPr>
+              <w:t xml:space="preserve">ero para que esas acciones realmente puedan llevarse a cabo, también hay que reconocer con qué recursos, apoyos o herramientas se cuenta. </w:t>
+            </w:r>
+          </w:p>
+          <w:p>
+            <w:pPr>
+              <w:rPr>
+                <w:bCs/>
+              </w:rPr>
+            </w:pPr>
+            <w:r>
+              <w:rPr>
+                <w:b/>
+                <w:bCs/>
+              </w:rPr>
+              <w:t>Mujer</w:t>
+            </w:r>
+            <w:r>
+              <w:rPr>
+                <w:bCs/>
+              </w:rPr>
+              <w:t>: y</w:t>
+            </w:r>
+            <w:r>
+              <w:rPr>
+                <w:bCs/>
+              </w:rPr>
+              <w:t xml:space="preserve"> finalmente hay que definir cuándo se realizarán las actividades y cuándo se revisarán los resultados.</w:t>
+            </w:r>
+          </w:p>
+          <w:p>
+            <w:pPr>
+              <w:rPr>
+                <w:bCs/>
+              </w:rPr>
+            </w:pPr>
+            <w:r>
+              <w:rPr>
+                <w:b/>
+                <w:bCs/>
+              </w:rPr>
+              <w:t>Hombre</w:t>
+            </w:r>
+            <w:r>
+              <w:rPr>
+                <w:bCs/>
+              </w:rPr>
+              <w:t>: p</w:t>
+            </w:r>
+            <w:r>
+              <w:rPr>
+                <w:bCs/>
+              </w:rPr>
+              <w:t>iensen por un momento en una familia con niños que tienen esquemas de vacunación incompletos. El plan podría incluir llevar a los niños al puesto de salud durante la semana, programar una orientación sobre el tema y revisar los avances durante una nueva visita.</w:t>
+            </w:r>
+          </w:p>
+          <w:p>
+            <w:pPr>
+              <w:rPr>
+                <w:bCs/>
+              </w:rPr>
+            </w:pPr>
+            <w:r>
+              <w:rPr>
+                <w:b/>
+                <w:bCs/>
+              </w:rPr>
+              <w:t>Mujer</w:t>
+            </w:r>
+            <w:r>
+              <w:rPr>
+                <w:bCs/>
+              </w:rPr>
+              <w:t>: n</w:t>
+            </w:r>
+            <w:r>
+              <w:rPr>
+                <w:bCs/>
+              </w:rPr>
+              <w:t>o se trata de llenar formatos por llenar. El objetivo es que cada acuerdo tenga un propósito claro y pueda cumplirse.</w:t>
+            </w:r>
+          </w:p>
+          <w:p>
+            <w:pPr>
+              <w:rPr>
+                <w:bCs/>
+              </w:rPr>
+            </w:pPr>
+            <w:r>
+              <w:rPr>
+                <w:b/>
+                <w:bCs/>
+              </w:rPr>
+              <w:t>Hombre</w:t>
+            </w:r>
+            <w:r>
+              <w:rPr>
+                <w:bCs/>
+              </w:rPr>
+              <w:t>: p</w:t>
+            </w:r>
+            <w:r>
+              <w:rPr>
+                <w:bCs/>
+              </w:rPr>
+              <w:t>or eso es tan importante la participación de la familia. Porque cuando la familia ayuda a construir el plan, entiende mejor los compromisos, participa en las decisiones y tiene más posibilidades de cumplir lo acordado.</w:t>
+            </w:r>
+          </w:p>
+          <w:p>
+            <w:pPr>
+              <w:rPr>
+                <w:bCs/>
+              </w:rPr>
+            </w:pPr>
+            <w:r>
+              <w:rPr>
+                <w:b/>
+                <w:bCs/>
+              </w:rPr>
+              <w:t>Mujer</w:t>
+            </w:r>
+            <w:r>
+              <w:rPr>
+                <w:bCs/>
+              </w:rPr>
+              <w:t>: p</w:t>
+            </w:r>
+            <w:r>
+              <w:rPr>
+                <w:bCs/>
+              </w:rPr>
+              <w:t>ero el valor de un plan no está en lo que dice el papel. El reto comienza cuando llega el momento de cumplir lo acordado.</w:t>
+            </w:r>
+          </w:p>
+          <w:p>
+            <w:pPr>
+              <w:rPr>
+                <w:bCs/>
+              </w:rPr>
+            </w:pPr>
+            <w:r>
+              <w:rPr>
+                <w:b/>
+                <w:bCs/>
+              </w:rPr>
+              <w:t>Hombre</w:t>
+            </w:r>
+            <w:r>
+              <w:rPr>
+                <w:bCs/>
+              </w:rPr>
+              <w:t>: a</w:t>
+            </w:r>
+            <w:r>
+              <w:rPr>
+                <w:bCs/>
+              </w:rPr>
+              <w:t>hí es donde se ve si los compromisos realmente avanzaron o si todo quedó en buenas intenciones.</w:t>
+            </w:r>
+          </w:p>
+          <w:p>
+            <w:r>
+              <w:rPr>
+                <w:b/>
+                <w:bCs/>
+              </w:rPr>
+              <w:t>Mujer</w:t>
+            </w:r>
+            <w:r>
+              <w:rPr>
+                <w:bCs/>
+              </w:rPr>
+              <w:t>: p</w:t>
+            </w:r>
+            <w:r>
+              <w:rPr>
+                <w:bCs/>
+              </w:rPr>
+              <w:t>orque un plan que nadie vuelve a revisar termina archivado. Pero un plan que se acompaña y se sigue en el tiempo puede transformar la realidad de una familia.</w:t>
+            </w:r>
+          </w:p>
         </w:tc>
       </w:tr>
     </w:tbl>
@@ -12352,12 +12646,6 @@
     </w:p>
     <w:p>
       <w:pPr>
-        <w:spacing w:before="0" w:after="160"/>
-        <w:ind w:firstLine="0"/>
-      </w:pPr>
-    </w:p>
-    <w:p>
-      <w:pPr>
         <w:ind w:firstLine="0"/>
         <w:jc w:val="center"/>
         <w:rPr>
@@ -12373,18 +12661,18 @@
           <w:u w:val="single"/>
         </w:rPr>
       </w:pPr>
-      <w:bookmarkStart w:id="29" w:name="_Toc233723961"/>
-      <w:r>
-        <w:lastRenderedPageBreak/>
+      <w:bookmarkStart w:id="28" w:name="_Toc233723961"/>
+      <w:r>
         <w:t>Síntesis</w:t>
       </w:r>
-      <w:bookmarkEnd w:id="29"/>
+      <w:bookmarkEnd w:id="28"/>
       <w:r>
         <w:t xml:space="preserve"> </w:t>
       </w:r>
     </w:p>
     <w:p>
       <w:pPr>
+        <w:ind w:firstLine="708"/>
         <w:rPr>
           <w:noProof/>
           <w:lang w:eastAsia="es-CO"/>
@@ -12400,8 +12688,7 @@
     </w:p>
     <w:p>
       <w:pPr>
-        <w:ind w:firstLine="0"/>
-        <w:jc w:val="center"/>
+        <w:ind w:firstLine="708"/>
         <w:rPr>
           <w:noProof/>
           <w:lang w:eastAsia="es-CO"/>
@@ -12410,7 +12697,7 @@
     </w:p>
     <w:p>
       <w:pPr>
-        <w:ind w:firstLine="0"/>
+        <w:ind w:firstLine="708"/>
         <w:rPr>
           <w:noProof/>
           <w:lang w:eastAsia="es-CO"/>
@@ -12422,10 +12709,18 @@
           <w:lang w:eastAsia="es-CO"/>
         </w:rPr>
         <w:drawing>
-          <wp:inline distT="0" distB="0" distL="0" distR="0" wp14:anchorId="4111F9CB" wp14:editId="491A4A67">
-            <wp:extent cx="6229350" cy="3232257"/>
-            <wp:effectExtent l="0" t="0" r="0" b="6350"/>
-            <wp:docPr id="19" name="Imagen 19" descr="El mapa conceptual titulado “Fundamentos y planeación de la estrategia entorno hogar saludable” organiza el tema central en seis ejes: fundamentos de la estrategia, marco conceptual y operativo, enfoque territorial e intersectorial, determinantes sociales, intervenciones en el entorno hogar, y promoción de la salud y plan de acción. Cada eje presenta sus subtemas clave y se conecta con el nodo central mediante un conector relacional que expresa la función que cumple dentro de la estrategia. El conjunto se orienta hacia el resultado de aprendizaje: reconocer y planear intervenciones con enfoque territorial en el entorno hogar colombiano. "/>
+          <wp:anchor distT="0" distB="0" distL="114300" distR="114300" simplePos="0" relativeHeight="251665408" behindDoc="0" locked="0" layoutInCell="1" allowOverlap="1" wp14:anchorId="33DA3C0E" wp14:editId="4BF0E7EC">
+            <wp:simplePos x="0" y="0"/>
+            <wp:positionH relativeFrom="column">
+              <wp:posOffset>0</wp:posOffset>
+            </wp:positionH>
+            <wp:positionV relativeFrom="paragraph">
+              <wp:posOffset>-635</wp:posOffset>
+            </wp:positionV>
+            <wp:extent cx="6332220" cy="3285490"/>
+            <wp:effectExtent l="0" t="0" r="0" b="0"/>
+            <wp:wrapNone/>
+            <wp:docPr id="2" name="Gráfico 2" descr="El mapa conceptual titulado “Fundamentos y planeación de la estrategia entorno hogar saludable” organiza el tema central en seis ejes: fundamentos de la estrategia, marco conceptual y operativo, enfoque territorial e intersectorial, determinantes sociales, intervenciones en el entorno hogar, y promoción de la salud y plan de acción. Cada eje presenta sus subtemas clave y se conecta con el nodo central mediante un conector relacional que expresa la función que cumple dentro de la estrategia. El conjunto se orienta hacia el resultado de aprendizaje: reconocer y planear intervenciones con enfoque territorial en el entorno hogar colombiano. "/>
             <wp:cNvGraphicFramePr>
               <a:graphicFrameLocks xmlns:a="http://schemas.openxmlformats.org/drawingml/2006/main" noChangeAspect="1"/>
             </wp:cNvGraphicFramePr>
@@ -12433,51 +12728,94 @@
               <a:graphicData uri="http://schemas.openxmlformats.org/drawingml/2006/picture">
                 <pic:pic xmlns:pic="http://schemas.openxmlformats.org/drawingml/2006/picture">
                   <pic:nvPicPr>
-                    <pic:cNvPr id="0" name="Picture 5"/>
-                    <pic:cNvPicPr>
-                      <a:picLocks noChangeAspect="1" noChangeArrowheads="1"/>
-                    </pic:cNvPicPr>
+                    <pic:cNvPr id="2" name="sintesis.a0899784.svg"/>
+                    <pic:cNvPicPr/>
                   </pic:nvPicPr>
                   <pic:blipFill>
-                    <a:blip r:embed="rId15">
+                    <a:blip r:embed="rId17">
                       <a:extLst>
                         <a:ext uri="{28A0092B-C50C-407E-A947-70E740481C1C}">
                           <a14:useLocalDpi xmlns:a14="http://schemas.microsoft.com/office/drawing/2010/main" val="0"/>
                         </a:ext>
+                        <a:ext uri="{96DAC541-7B7A-43D3-8B79-37D633B846F1}">
+                          <asvg:svgBlip xmlns:asvg="http://schemas.microsoft.com/office/drawing/2016/SVG/main" r:embed="rId18"/>
+                        </a:ext>
                       </a:extLst>
                     </a:blip>
-                    <a:srcRect/>
                     <a:stretch>
                       <a:fillRect/>
                     </a:stretch>
                   </pic:blipFill>
-                  <pic:spPr bwMode="auto">
+                  <pic:spPr>
                     <a:xfrm>
                       <a:off x="0" y="0"/>
-                      <a:ext cx="6273347" cy="3255086"/>
+                      <a:ext cx="6332220" cy="3285490"/>
                     </a:xfrm>
                     <a:prstGeom prst="rect">
                       <a:avLst/>
                     </a:prstGeom>
-                    <a:noFill/>
                   </pic:spPr>
                 </pic:pic>
               </a:graphicData>
             </a:graphic>
-          </wp:inline>
+          </wp:anchor>
         </w:drawing>
       </w:r>
     </w:p>
     <w:p>
       <w:pPr>
+        <w:ind w:firstLine="708"/>
+        <w:rPr>
+          <w:noProof/>
+          <w:lang w:eastAsia="es-CO"/>
+        </w:rPr>
+      </w:pPr>
+    </w:p>
+    <w:p>
+      <w:pPr>
+        <w:ind w:firstLine="708"/>
+        <w:rPr>
+          <w:noProof/>
+          <w:lang w:eastAsia="es-CO"/>
+        </w:rPr>
+      </w:pPr>
+    </w:p>
+    <w:p>
+      <w:pPr>
+        <w:ind w:firstLine="708"/>
+        <w:rPr>
+          <w:noProof/>
+          <w:lang w:eastAsia="es-CO"/>
+        </w:rPr>
+      </w:pPr>
+    </w:p>
+    <w:p>
+      <w:pPr>
+        <w:ind w:firstLine="708"/>
+        <w:rPr>
+          <w:noProof/>
+          <w:lang w:eastAsia="es-CO"/>
+        </w:rPr>
+      </w:pPr>
+    </w:p>
+    <w:p>
+      <w:pPr>
+        <w:ind w:firstLine="0"/>
+        <w:rPr>
+          <w:noProof/>
+          <w:lang w:eastAsia="es-CO"/>
+        </w:rPr>
+      </w:pPr>
+    </w:p>
+    <w:p>
+      <w:pPr>
         <w:pStyle w:val="Titulosgenerales"/>
       </w:pPr>
-      <w:bookmarkStart w:id="30" w:name="_Toc233723962"/>
-      <w:r>
-        <w:lastRenderedPageBreak/>
+      <w:bookmarkStart w:id="29" w:name="_Toc233723962"/>
+      <w:r>
         <w:t>Glosario</w:t>
       </w:r>
-      <w:bookmarkEnd w:id="30"/>
+      <w:bookmarkEnd w:id="29"/>
     </w:p>
     <w:p>
       <w:pPr>
@@ -12507,29 +12845,16 @@
       </w:pPr>
       <w:r>
         <w:rPr>
-          <w:bCs/>
-        </w:rPr>
-        <w:t>Atención primaria en salud (APS): enfoque de salud pública orientado a la promoción de la salud, la prevención de la enfermedad y la atención integral de las personas, familias y comunidades.</w:t>
-      </w:r>
-    </w:p>
-    <w:p>
-      <w:pPr>
-        <w:rPr>
-          <w:bCs/>
-        </w:rPr>
-      </w:pPr>
-      <w:r>
-        <w:rPr>
           <w:b/>
           <w:bCs/>
         </w:rPr>
-        <w:t>Caracterización</w:t>
+        <w:t>Atención primaria en salud (APS)</w:t>
       </w:r>
       <w:r>
         <w:rPr>
           <w:bCs/>
         </w:rPr>
-        <w:t>: proceso de recolección y análisis de información sobre las condiciones de vida de la población, orientado a identificar necesidades y riesgos en el entorno hogar.</w:t>
+        <w:t>: enfoque de salud pública orientado a la promoción de la salud, la prevención de la enfermedad y la atención integral de las personas, familias y comunidades.</w:t>
       </w:r>
     </w:p>
     <w:p>
@@ -12543,13 +12868,13 @@
           <w:b/>
           <w:bCs/>
         </w:rPr>
-        <w:t>Cohesión social</w:t>
+        <w:t>Caracterización</w:t>
       </w:r>
       <w:r>
         <w:rPr>
           <w:bCs/>
         </w:rPr>
-        <w:t>: grado de integración, confianza y apoyo entre los integrantes de una familia o comunidad.</w:t>
+        <w:t>: proceso de recolección y análisis de información sobre las condiciones de vida de la población, orientado a identificar necesidades y riesgos en el entorno hogar.</w:t>
       </w:r>
     </w:p>
     <w:p>
@@ -12563,13 +12888,13 @@
           <w:b/>
           <w:bCs/>
         </w:rPr>
-        <w:t>Determinantes sociales de la salud</w:t>
+        <w:t>Cohesión social</w:t>
       </w:r>
       <w:r>
         <w:rPr>
           <w:bCs/>
         </w:rPr>
-        <w:t>: condiciones sociales, económicas, ambientales y culturales que influyen en el estado de salud de las personas.</w:t>
+        <w:t>: grado de integración, confianza y apoyo entre los integrantes de una familia o comunidad.</w:t>
       </w:r>
     </w:p>
     <w:p>
@@ -12583,13 +12908,13 @@
           <w:b/>
           <w:bCs/>
         </w:rPr>
-        <w:t>Factores de riesgo</w:t>
+        <w:t>Determinantes sociales de la salud</w:t>
       </w:r>
       <w:r>
         <w:rPr>
           <w:bCs/>
         </w:rPr>
-        <w:t>: condiciones o situaciones que aumentan la probabilidad de que ocurra una enfermedad o un daño en la salud.</w:t>
+        <w:t>: condiciones sociales, económicas, ambientales y culturales que influyen en el estado de salud de las personas.</w:t>
       </w:r>
     </w:p>
     <w:p>
@@ -12603,13 +12928,13 @@
           <w:b/>
           <w:bCs/>
         </w:rPr>
-        <w:t>Gestión del riesgo en salud</w:t>
+        <w:t>Factores de riesgo</w:t>
       </w:r>
       <w:r>
         <w:rPr>
           <w:bCs/>
         </w:rPr>
-        <w:t>: proceso orientado a identificar, analizar y controlar las condiciones que afectan la salud de la población.</w:t>
+        <w:t>: condiciones o situaciones que aumentan la probabilidad de que ocurra una enfermedad o un daño en la salud.</w:t>
       </w:r>
     </w:p>
     <w:p>
@@ -12623,13 +12948,13 @@
           <w:b/>
           <w:bCs/>
         </w:rPr>
-        <w:t>Plan de acción</w:t>
+        <w:t>Gestión del riesgo en salud</w:t>
       </w:r>
       <w:r>
         <w:rPr>
           <w:bCs/>
         </w:rPr>
-        <w:t>: instrumento que organiza las actividades, recursos, responsables y tiempos para la intervención en salud.</w:t>
+        <w:t>: proceso orientado a identificar, analizar y controlar las condiciones que afectan la salud de la población.</w:t>
       </w:r>
     </w:p>
     <w:p>
@@ -12643,13 +12968,13 @@
           <w:b/>
           <w:bCs/>
         </w:rPr>
-        <w:t>Planeación territorial</w:t>
+        <w:t>Plan de acción</w:t>
       </w:r>
       <w:r>
         <w:rPr>
           <w:bCs/>
         </w:rPr>
-        <w:t>: proceso de organización de acciones en salud que considera las características sociales, económicas y ambientales del territorio.</w:t>
+        <w:t>: instrumento que organiza las actividades, recursos, responsables y tiempos para la intervención en salud.</w:t>
       </w:r>
     </w:p>
     <w:p>
@@ -12663,14 +12988,13 @@
           <w:b/>
           <w:bCs/>
         </w:rPr>
-        <w:lastRenderedPageBreak/>
-        <w:t>Población sujeta</w:t>
+        <w:t>Planeación territorial</w:t>
       </w:r>
       <w:r>
         <w:rPr>
           <w:bCs/>
         </w:rPr>
-        <w:t>: grupo de personas o familias hacia quienes se orientan las intervenciones en salud.</w:t>
+        <w:t>: proceso de organización de acciones en salud que considera las características sociales, económicas y ambientales del territorio.</w:t>
       </w:r>
     </w:p>
     <w:p>
@@ -12684,13 +13008,13 @@
           <w:b/>
           <w:bCs/>
         </w:rPr>
-        <w:t>Promoción de la salud</w:t>
+        <w:t>Población sujeta</w:t>
       </w:r>
       <w:r>
         <w:rPr>
           <w:bCs/>
         </w:rPr>
-        <w:t>: proceso que permite a las personas mejorar el control sobre su salud y sus determinantes.</w:t>
+        <w:t>: grupo de personas o familias hacia quienes se orientan las intervenciones en salud.</w:t>
       </w:r>
     </w:p>
     <w:p>
@@ -12704,21 +13028,41 @@
           <w:b/>
           <w:bCs/>
         </w:rPr>
-        <w:t>Redes de apoyo</w:t>
+        <w:t>Promoción de la salud</w:t>
       </w:r>
       <w:r>
         <w:rPr>
           <w:bCs/>
         </w:rPr>
-        <w:t>: conjunto de relaciones sociales e institucionales que brindan soporte a las personas y familias en el territorio.</w:t>
-      </w:r>
-    </w:p>
-    <w:p>
-      <w:pPr>
+        <w:t>: proceso que permite a las personas mejorar el control sobre su salud y sus determinantes.</w:t>
+      </w:r>
+    </w:p>
+    <w:p>
+      <w:pPr>
+        <w:rPr>
+          <w:bCs/>
+        </w:rPr>
+      </w:pPr>
+      <w:r>
         <w:rPr>
           <w:b/>
           <w:bCs/>
         </w:rPr>
+        <w:t>Redes de apoyo</w:t>
+      </w:r>
+      <w:r>
+        <w:rPr>
+          <w:bCs/>
+        </w:rPr>
+        <w:t>: conjunto de relaciones sociales e institucionales que brindan soporte a las personas y familias en el territorio.</w:t>
+      </w:r>
+    </w:p>
+    <w:p>
+      <w:pPr>
+        <w:rPr>
+          <w:b/>
+          <w:bCs/>
+        </w:rPr>
       </w:pPr>
     </w:p>
     <w:p/>
@@ -12731,12 +13075,11 @@
       <w:pPr>
         <w:pStyle w:val="Titulosgenerales"/>
       </w:pPr>
-      <w:bookmarkStart w:id="31" w:name="_Toc233723963"/>
-      <w:r>
-        <w:lastRenderedPageBreak/>
+      <w:bookmarkStart w:id="30" w:name="_Toc233723963"/>
+      <w:r>
         <w:t>Referencias bibliográficas</w:t>
       </w:r>
-      <w:bookmarkEnd w:id="31"/>
+      <w:bookmarkEnd w:id="30"/>
       <w:r>
         <w:t xml:space="preserve"> </w:t>
       </w:r>
@@ -12745,7 +13088,7 @@
       <w:r>
         <w:t xml:space="preserve">Ley 1751 de 2015. Por medio de la cual se regula el derecho fundamental a la salud y se dictan otras disposiciones. </w:t>
       </w:r>
-      <w:hyperlink r:id="rId16" w:history="1">
+      <w:hyperlink r:id="rId19" w:history="1">
         <w:r>
           <w:rPr>
             <w:rStyle w:val="Hipervnculo"/>
@@ -12763,7 +13106,7 @@
       <w:r>
         <w:t xml:space="preserve">Ministerio de Salud y Protección Social. (2016). Política de Atención Integral en Salud (PAIS). Bogotá, Colombia: MSPS. </w:t>
       </w:r>
-      <w:hyperlink r:id="rId17" w:history="1">
+      <w:hyperlink r:id="rId20" w:history="1">
         <w:r>
           <w:rPr>
             <w:rStyle w:val="Hipervnculo"/>
@@ -12803,12 +13146,11 @@
       <w:pPr>
         <w:pStyle w:val="Titulosgenerales"/>
       </w:pPr>
-      <w:bookmarkStart w:id="32" w:name="_Toc233723964"/>
-      <w:r>
-        <w:lastRenderedPageBreak/>
+      <w:bookmarkStart w:id="31" w:name="_Toc233723964"/>
+      <w:r>
         <w:t>Créditos</w:t>
       </w:r>
-      <w:bookmarkEnd w:id="32"/>
+      <w:bookmarkEnd w:id="31"/>
     </w:p>
     <w:tbl>
       <w:tblPr>
@@ -12982,15 +13324,7 @@
               </w:rPr>
             </w:pPr>
             <w:r>
-              <w:t xml:space="preserve">Diana Rocío </w:t>
-            </w:r>
-            <w:proofErr w:type="spellStart"/>
-            <w:r>
-              <w:t>Possos</w:t>
-            </w:r>
-            <w:proofErr w:type="spellEnd"/>
-            <w:r>
-              <w:t xml:space="preserve"> Beltrán</w:t>
+              <w:t>Diana Rocío Possos Beltrán</w:t>
             </w:r>
           </w:p>
         </w:tc>
@@ -13047,21 +13381,8 @@
               </w:rPr>
             </w:pPr>
             <w:r>
-              <w:t xml:space="preserve">Laura </w:t>
-            </w:r>
-            <w:proofErr w:type="spellStart"/>
-            <w:r>
-              <w:t>Briguitte</w:t>
-            </w:r>
-            <w:proofErr w:type="spellEnd"/>
-            <w:r>
-              <w:t xml:space="preserve"> Perea </w:t>
-            </w:r>
-            <w:proofErr w:type="spellStart"/>
-            <w:r>
-              <w:t>Possos</w:t>
-            </w:r>
-            <w:proofErr w:type="spellEnd"/>
+              <w:t>Laura Briguitte Perea Possos</w:t>
+            </w:r>
           </w:p>
         </w:tc>
         <w:tc>
@@ -13116,15 +13437,7 @@
               </w:rPr>
             </w:pPr>
             <w:r>
-              <w:t xml:space="preserve">Gloria Lida </w:t>
-            </w:r>
-            <w:proofErr w:type="spellStart"/>
-            <w:r>
-              <w:t>Alzate</w:t>
-            </w:r>
-            <w:proofErr w:type="spellEnd"/>
-            <w:r>
-              <w:t xml:space="preserve"> Suárez</w:t>
+              <w:t>Gloria Lida Alzate Suárez</w:t>
             </w:r>
           </w:p>
         </w:tc>
@@ -13236,19 +13549,9 @@
                 <w:lang w:val="es-CO"/>
               </w:rPr>
             </w:pPr>
-            <w:proofErr w:type="spellStart"/>
-            <w:r>
-              <w:t>Veimar</w:t>
-            </w:r>
-            <w:proofErr w:type="spellEnd"/>
-            <w:r>
-              <w:t xml:space="preserve"> Celis </w:t>
-            </w:r>
-            <w:proofErr w:type="spellStart"/>
-            <w:r>
-              <w:t>Melendez</w:t>
-            </w:r>
-            <w:proofErr w:type="spellEnd"/>
+            <w:r>
+              <w:t>Veimar Celis Melendez</w:t>
+            </w:r>
           </w:p>
         </w:tc>
         <w:tc>
@@ -13307,13 +13610,8 @@
               <w:spacing w:line="360" w:lineRule="auto"/>
             </w:pPr>
             <w:r>
-              <w:t xml:space="preserve">Gilberto Junior Rodríguez </w:t>
-            </w:r>
-            <w:proofErr w:type="spellStart"/>
-            <w:r>
-              <w:t>Rodríguez</w:t>
-            </w:r>
-            <w:proofErr w:type="spellEnd"/>
+              <w:t>Gilberto Junior Rodríguez Rodríguez</w:t>
+            </w:r>
           </w:p>
         </w:tc>
         <w:tc>
@@ -13419,7 +13717,6 @@
               <w:spacing w:line="360" w:lineRule="auto"/>
             </w:pPr>
             <w:r>
-              <w:lastRenderedPageBreak/>
               <w:t>Jorge Bustos Gómez</w:t>
             </w:r>
           </w:p>
@@ -13468,8 +13765,8 @@
       </w:pPr>
     </w:p>
     <w:sectPr>
-      <w:headerReference w:type="default" r:id="rId18"/>
-      <w:footerReference w:type="default" r:id="rId19"/>
+      <w:headerReference w:type="default" r:id="rId21"/>
+      <w:footerReference w:type="default" r:id="rId22"/>
       <w:pgSz w:w="12240" w:h="15840"/>
       <w:pgMar w:top="1701" w:right="1134" w:bottom="1134" w:left="1134" w:header="709" w:footer="737" w:gutter="0"/>
       <w:pgNumType w:start="1"/>
@@ -13482,7 +13779,7 @@
 </file>
 
 <file path=word/endnotes.xml><?xml version="1.0" encoding="utf-8"?>
-<w:endnotes xmlns:wpc="http://schemas.microsoft.com/office/word/2010/wordprocessingCanvas" xmlns:cx="http://schemas.microsoft.com/office/drawing/2014/chartex" xmlns:cx1="http://schemas.microsoft.com/office/drawing/2015/9/8/chartex" xmlns:cx2="http://schemas.microsoft.com/office/drawing/2015/10/21/chartex" xmlns:cx3="http://schemas.microsoft.com/office/drawing/2016/5/9/chartex" xmlns:cx4="http://schemas.microsoft.com/office/drawing/2016/5/10/chartex" xmlns:cx5="http://schemas.microsoft.com/office/drawing/2016/5/11/chartex" xmlns:cx6="http://schemas.microsoft.com/office/drawing/2016/5/12/chartex" xmlns:cx7="http://schemas.microsoft.com/office/drawing/2016/5/13/chartex" xmlns:cx8="http://schemas.microsoft.com/office/drawing/2016/5/14/chartex" xmlns:mc="http://schemas.openxmlformats.org/markup-compatibility/2006" xmlns:aink="http://schemas.microsoft.com/office/drawing/2016/ink" xmlns:am3d="http://schemas.microsoft.com/office/drawing/2017/model3d" xmlns:o="urn:schemas-microsoft-com:office:office" xmlns:r="http://schemas.openxmlformats.org/officeDocument/2006/relationships" xmlns:m="http://schemas.openxmlformats.org/officeDocument/2006/math" xmlns:v="urn:schemas-microsoft-com:vml" xmlns:wp14="http://schemas.microsoft.com/office/word/2010/wordprocessingDrawing" xmlns:wp="http://schemas.openxmlformats.org/drawingml/2006/wordprocessingDrawing" xmlns:w10="urn:schemas-microsoft-com:office:word" xmlns:w="http://schemas.openxmlformats.org/wordprocessingml/2006/main" xmlns:w14="http://schemas.microsoft.com/office/word/2010/wordml" xmlns:w15="http://schemas.microsoft.com/office/word/2012/wordml" xmlns:w16cid="http://schemas.microsoft.com/office/word/2016/wordml/cid" xmlns:w16se="http://schemas.microsoft.com/office/word/2015/wordml/symex" xmlns:wpg="http://schemas.microsoft.com/office/word/2010/wordprocessingGroup" xmlns:wpi="http://schemas.microsoft.com/office/word/2010/wordprocessingInk" xmlns:wne="http://schemas.microsoft.com/office/word/2006/wordml" xmlns:wps="http://schemas.microsoft.com/office/word/2010/wordprocessingShape" mc:Ignorable="w14 w15 w16se w16cid wp14">
+<w:endnotes xmlns:wpc="http://schemas.microsoft.com/office/word/2010/wordprocessingCanvas" xmlns:cx="http://schemas.microsoft.com/office/drawing/2014/chartex" xmlns:cx1="http://schemas.microsoft.com/office/drawing/2015/9/8/chartex" xmlns:cx2="http://schemas.microsoft.com/office/drawing/2015/10/21/chartex" xmlns:cx3="http://schemas.microsoft.com/office/drawing/2016/5/9/chartex" xmlns:cx4="http://schemas.microsoft.com/office/drawing/2016/5/10/chartex" xmlns:cx5="http://schemas.microsoft.com/office/drawing/2016/5/11/chartex" xmlns:cx6="http://schemas.microsoft.com/office/drawing/2016/5/12/chartex" xmlns:cx7="http://schemas.microsoft.com/office/drawing/2016/5/13/chartex" xmlns:cx8="http://schemas.microsoft.com/office/drawing/2016/5/14/chartex" xmlns:mc="http://schemas.openxmlformats.org/markup-compatibility/2006" xmlns:aink="http://schemas.microsoft.com/office/drawing/2016/ink" xmlns:am3d="http://schemas.microsoft.com/office/drawing/2017/model3d" xmlns:o="urn:schemas-microsoft-com:office:office" xmlns:r="http://schemas.openxmlformats.org/officeDocument/2006/relationships" xmlns:m="http://schemas.openxmlformats.org/officeDocument/2006/math" xmlns:v="urn:schemas-microsoft-com:vml" xmlns:wp14="http://schemas.microsoft.com/office/word/2010/wordprocessingDrawing" xmlns:wp="http://schemas.openxmlformats.org/drawingml/2006/wordprocessingDrawing" xmlns:w10="urn:schemas-microsoft-com:office:word" xmlns:w="http://schemas.openxmlformats.org/wordprocessingml/2006/main" xmlns:w14="http://schemas.microsoft.com/office/word/2010/wordml" xmlns:w15="http://schemas.microsoft.com/office/word/2012/wordml" xmlns:w16cex="http://schemas.microsoft.com/office/word/2018/wordml/cex" xmlns:w16cid="http://schemas.microsoft.com/office/word/2016/wordml/cid" xmlns:w16="http://schemas.microsoft.com/office/word/2018/wordml" xmlns:w16sdtdh="http://schemas.microsoft.com/office/word/2020/wordml/sdtdatahash" xmlns:w16se="http://schemas.microsoft.com/office/word/2015/wordml/symex" xmlns:wpg="http://schemas.microsoft.com/office/word/2010/wordprocessingGroup" xmlns:wpi="http://schemas.microsoft.com/office/word/2010/wordprocessingInk" xmlns:wne="http://schemas.microsoft.com/office/word/2006/wordml" xmlns:wps="http://schemas.microsoft.com/office/word/2010/wordprocessingShape" mc:Ignorable="w14 w15 w16se w16cid w16 w16cex w16sdtdh wp14">
   <w:endnote w:type="separator" w:id="-1">
     <w:p>
       <w:pPr>
@@ -13507,7 +13804,7 @@
 </file>
 
 <file path=word/footer1.xml><?xml version="1.0" encoding="utf-8"?>
-<w:ftr xmlns:wpc="http://schemas.microsoft.com/office/word/2010/wordprocessingCanvas" xmlns:cx="http://schemas.microsoft.com/office/drawing/2014/chartex" xmlns:cx1="http://schemas.microsoft.com/office/drawing/2015/9/8/chartex" xmlns:cx2="http://schemas.microsoft.com/office/drawing/2015/10/21/chartex" xmlns:cx3="http://schemas.microsoft.com/office/drawing/2016/5/9/chartex" xmlns:cx4="http://schemas.microsoft.com/office/drawing/2016/5/10/chartex" xmlns:cx5="http://schemas.microsoft.com/office/drawing/2016/5/11/chartex" xmlns:cx6="http://schemas.microsoft.com/office/drawing/2016/5/12/chartex" xmlns:cx7="http://schemas.microsoft.com/office/drawing/2016/5/13/chartex" xmlns:cx8="http://schemas.microsoft.com/office/drawing/2016/5/14/chartex" xmlns:mc="http://schemas.openxmlformats.org/markup-compatibility/2006" xmlns:aink="http://schemas.microsoft.com/office/drawing/2016/ink" xmlns:am3d="http://schemas.microsoft.com/office/drawing/2017/model3d" xmlns:o="urn:schemas-microsoft-com:office:office" xmlns:r="http://schemas.openxmlformats.org/officeDocument/2006/relationships" xmlns:m="http://schemas.openxmlformats.org/officeDocument/2006/math" xmlns:v="urn:schemas-microsoft-com:vml" xmlns:wp14="http://schemas.microsoft.com/office/word/2010/wordprocessingDrawing" xmlns:wp="http://schemas.openxmlformats.org/drawingml/2006/wordprocessingDrawing" xmlns:w10="urn:schemas-microsoft-com:office:word" xmlns:w="http://schemas.openxmlformats.org/wordprocessingml/2006/main" xmlns:w14="http://schemas.microsoft.com/office/word/2010/wordml" xmlns:w15="http://schemas.microsoft.com/office/word/2012/wordml" xmlns:w16cid="http://schemas.microsoft.com/office/word/2016/wordml/cid" xmlns:w16se="http://schemas.microsoft.com/office/word/2015/wordml/symex" xmlns:wpg="http://schemas.microsoft.com/office/word/2010/wordprocessingGroup" xmlns:wpi="http://schemas.microsoft.com/office/word/2010/wordprocessingInk" xmlns:wne="http://schemas.microsoft.com/office/word/2006/wordml" xmlns:wps="http://schemas.microsoft.com/office/word/2010/wordprocessingShape" mc:Ignorable="w14 w15 w16se w16cid wp14">
+<w:ftr xmlns:wpc="http://schemas.microsoft.com/office/word/2010/wordprocessingCanvas" xmlns:cx="http://schemas.microsoft.com/office/drawing/2014/chartex" xmlns:cx1="http://schemas.microsoft.com/office/drawing/2015/9/8/chartex" xmlns:cx2="http://schemas.microsoft.com/office/drawing/2015/10/21/chartex" xmlns:cx3="http://schemas.microsoft.com/office/drawing/2016/5/9/chartex" xmlns:cx4="http://schemas.microsoft.com/office/drawing/2016/5/10/chartex" xmlns:cx5="http://schemas.microsoft.com/office/drawing/2016/5/11/chartex" xmlns:cx6="http://schemas.microsoft.com/office/drawing/2016/5/12/chartex" xmlns:cx7="http://schemas.microsoft.com/office/drawing/2016/5/13/chartex" xmlns:cx8="http://schemas.microsoft.com/office/drawing/2016/5/14/chartex" xmlns:mc="http://schemas.openxmlformats.org/markup-compatibility/2006" xmlns:aink="http://schemas.microsoft.com/office/drawing/2016/ink" xmlns:am3d="http://schemas.microsoft.com/office/drawing/2017/model3d" xmlns:o="urn:schemas-microsoft-com:office:office" xmlns:r="http://schemas.openxmlformats.org/officeDocument/2006/relationships" xmlns:m="http://schemas.openxmlformats.org/officeDocument/2006/math" xmlns:v="urn:schemas-microsoft-com:vml" xmlns:wp14="http://schemas.microsoft.com/office/word/2010/wordprocessingDrawing" xmlns:wp="http://schemas.openxmlformats.org/drawingml/2006/wordprocessingDrawing" xmlns:w10="urn:schemas-microsoft-com:office:word" xmlns:w="http://schemas.openxmlformats.org/wordprocessingml/2006/main" xmlns:w14="http://schemas.microsoft.com/office/word/2010/wordml" xmlns:w15="http://schemas.microsoft.com/office/word/2012/wordml" xmlns:w16cex="http://schemas.microsoft.com/office/word/2018/wordml/cex" xmlns:w16cid="http://schemas.microsoft.com/office/word/2016/wordml/cid" xmlns:w16="http://schemas.microsoft.com/office/word/2018/wordml" xmlns:w16sdtdh="http://schemas.microsoft.com/office/word/2020/wordml/sdtdatahash" xmlns:w16se="http://schemas.microsoft.com/office/word/2015/wordml/symex" xmlns:wpg="http://schemas.microsoft.com/office/word/2010/wordprocessingGroup" xmlns:wpi="http://schemas.microsoft.com/office/word/2010/wordprocessingInk" xmlns:wne="http://schemas.microsoft.com/office/word/2006/wordml" xmlns:wps="http://schemas.microsoft.com/office/word/2010/wordprocessingShape" mc:Ignorable="w14 w15 w16se w16cid w16 w16cex w16sdtdh wp14">
   <w:sdt>
     <w:sdtPr>
       <w:id w:val="-1465197936"/>
@@ -13553,7 +13850,7 @@
 </file>
 
 <file path=word/footnotes.xml><?xml version="1.0" encoding="utf-8"?>
-<w:footnotes xmlns:wpc="http://schemas.microsoft.com/office/word/2010/wordprocessingCanvas" xmlns:cx="http://schemas.microsoft.com/office/drawing/2014/chartex" xmlns:cx1="http://schemas.microsoft.com/office/drawing/2015/9/8/chartex" xmlns:cx2="http://schemas.microsoft.com/office/drawing/2015/10/21/chartex" xmlns:cx3="http://schemas.microsoft.com/office/drawing/2016/5/9/chartex" xmlns:cx4="http://schemas.microsoft.com/office/drawing/2016/5/10/chartex" xmlns:cx5="http://schemas.microsoft.com/office/drawing/2016/5/11/chartex" xmlns:cx6="http://schemas.microsoft.com/office/drawing/2016/5/12/chartex" xmlns:cx7="http://schemas.microsoft.com/office/drawing/2016/5/13/chartex" xmlns:cx8="http://schemas.microsoft.com/office/drawing/2016/5/14/chartex" xmlns:mc="http://schemas.openxmlformats.org/markup-compatibility/2006" xmlns:aink="http://schemas.microsoft.com/office/drawing/2016/ink" xmlns:am3d="http://schemas.microsoft.com/office/drawing/2017/model3d" xmlns:o="urn:schemas-microsoft-com:office:office" xmlns:r="http://schemas.openxmlformats.org/officeDocument/2006/relationships" xmlns:m="http://schemas.openxmlformats.org/officeDocument/2006/math" xmlns:v="urn:schemas-microsoft-com:vml" xmlns:wp14="http://schemas.microsoft.com/office/word/2010/wordprocessingDrawing" xmlns:wp="http://schemas.openxmlformats.org/drawingml/2006/wordprocessingDrawing" xmlns:w10="urn:schemas-microsoft-com:office:word" xmlns:w="http://schemas.openxmlformats.org/wordprocessingml/2006/main" xmlns:w14="http://schemas.microsoft.com/office/word/2010/wordml" xmlns:w15="http://schemas.microsoft.com/office/word/2012/wordml" xmlns:w16cid="http://schemas.microsoft.com/office/word/2016/wordml/cid" xmlns:w16se="http://schemas.microsoft.com/office/word/2015/wordml/symex" xmlns:wpg="http://schemas.microsoft.com/office/word/2010/wordprocessingGroup" xmlns:wpi="http://schemas.microsoft.com/office/word/2010/wordprocessingInk" xmlns:wne="http://schemas.microsoft.com/office/word/2006/wordml" xmlns:wps="http://schemas.microsoft.com/office/word/2010/wordprocessingShape" mc:Ignorable="w14 w15 w16se w16cid wp14">
+<w:footnotes xmlns:wpc="http://schemas.microsoft.com/office/word/2010/wordprocessingCanvas" xmlns:cx="http://schemas.microsoft.com/office/drawing/2014/chartex" xmlns:cx1="http://schemas.microsoft.com/office/drawing/2015/9/8/chartex" xmlns:cx2="http://schemas.microsoft.com/office/drawing/2015/10/21/chartex" xmlns:cx3="http://schemas.microsoft.com/office/drawing/2016/5/9/chartex" xmlns:cx4="http://schemas.microsoft.com/office/drawing/2016/5/10/chartex" xmlns:cx5="http://schemas.microsoft.com/office/drawing/2016/5/11/chartex" xmlns:cx6="http://schemas.microsoft.com/office/drawing/2016/5/12/chartex" xmlns:cx7="http://schemas.microsoft.com/office/drawing/2016/5/13/chartex" xmlns:cx8="http://schemas.microsoft.com/office/drawing/2016/5/14/chartex" xmlns:mc="http://schemas.openxmlformats.org/markup-compatibility/2006" xmlns:aink="http://schemas.microsoft.com/office/drawing/2016/ink" xmlns:am3d="http://schemas.microsoft.com/office/drawing/2017/model3d" xmlns:o="urn:schemas-microsoft-com:office:office" xmlns:r="http://schemas.openxmlformats.org/officeDocument/2006/relationships" xmlns:m="http://schemas.openxmlformats.org/officeDocument/2006/math" xmlns:v="urn:schemas-microsoft-com:vml" xmlns:wp14="http://schemas.microsoft.com/office/word/2010/wordprocessingDrawing" xmlns:wp="http://schemas.openxmlformats.org/drawingml/2006/wordprocessingDrawing" xmlns:w10="urn:schemas-microsoft-com:office:word" xmlns:w="http://schemas.openxmlformats.org/wordprocessingml/2006/main" xmlns:w14="http://schemas.microsoft.com/office/word/2010/wordml" xmlns:w15="http://schemas.microsoft.com/office/word/2012/wordml" xmlns:w16cex="http://schemas.microsoft.com/office/word/2018/wordml/cex" xmlns:w16cid="http://schemas.microsoft.com/office/word/2016/wordml/cid" xmlns:w16="http://schemas.microsoft.com/office/word/2018/wordml" xmlns:w16sdtdh="http://schemas.microsoft.com/office/word/2020/wordml/sdtdatahash" xmlns:w16se="http://schemas.microsoft.com/office/word/2015/wordml/symex" xmlns:wpg="http://schemas.microsoft.com/office/word/2010/wordprocessingGroup" xmlns:wpi="http://schemas.microsoft.com/office/word/2010/wordprocessingInk" xmlns:wne="http://schemas.microsoft.com/office/word/2006/wordml" xmlns:wps="http://schemas.microsoft.com/office/word/2010/wordprocessingShape" mc:Ignorable="w14 w15 w16se w16cid w16 w16cex w16sdtdh wp14">
   <w:footnote w:type="separator" w:id="-1">
     <w:p>
       <w:pPr>
@@ -13578,7 +13875,7 @@
 </file>
 
 <file path=word/header1.xml><?xml version="1.0" encoding="utf-8"?>
-<w:hdr xmlns:wpc="http://schemas.microsoft.com/office/word/2010/wordprocessingCanvas" xmlns:cx="http://schemas.microsoft.com/office/drawing/2014/chartex" xmlns:cx1="http://schemas.microsoft.com/office/drawing/2015/9/8/chartex" xmlns:cx2="http://schemas.microsoft.com/office/drawing/2015/10/21/chartex" xmlns:cx3="http://schemas.microsoft.com/office/drawing/2016/5/9/chartex" xmlns:cx4="http://schemas.microsoft.com/office/drawing/2016/5/10/chartex" xmlns:cx5="http://schemas.microsoft.com/office/drawing/2016/5/11/chartex" xmlns:cx6="http://schemas.microsoft.com/office/drawing/2016/5/12/chartex" xmlns:cx7="http://schemas.microsoft.com/office/drawing/2016/5/13/chartex" xmlns:cx8="http://schemas.microsoft.com/office/drawing/2016/5/14/chartex" xmlns:mc="http://schemas.openxmlformats.org/markup-compatibility/2006" xmlns:aink="http://schemas.microsoft.com/office/drawing/2016/ink" xmlns:am3d="http://schemas.microsoft.com/office/drawing/2017/model3d" xmlns:o="urn:schemas-microsoft-com:office:office" xmlns:r="http://schemas.openxmlformats.org/officeDocument/2006/relationships" xmlns:m="http://schemas.openxmlformats.org/officeDocument/2006/math" xmlns:v="urn:schemas-microsoft-com:vml" xmlns:wp14="http://schemas.microsoft.com/office/word/2010/wordprocessingDrawing" xmlns:wp="http://schemas.openxmlformats.org/drawingml/2006/wordprocessingDrawing" xmlns:w10="urn:schemas-microsoft-com:office:word" xmlns:w="http://schemas.openxmlformats.org/wordprocessingml/2006/main" xmlns:w14="http://schemas.microsoft.com/office/word/2010/wordml" xmlns:w15="http://schemas.microsoft.com/office/word/2012/wordml" xmlns:w16cid="http://schemas.microsoft.com/office/word/2016/wordml/cid" xmlns:w16se="http://schemas.microsoft.com/office/word/2015/wordml/symex" xmlns:wpg="http://schemas.microsoft.com/office/word/2010/wordprocessingGroup" xmlns:wpi="http://schemas.microsoft.com/office/word/2010/wordprocessingInk" xmlns:wne="http://schemas.microsoft.com/office/word/2006/wordml" xmlns:wps="http://schemas.microsoft.com/office/word/2010/wordprocessingShape" mc:Ignorable="w14 w15 w16se w16cid wp14">
+<w:hdr xmlns:wpc="http://schemas.microsoft.com/office/word/2010/wordprocessingCanvas" xmlns:cx="http://schemas.microsoft.com/office/drawing/2014/chartex" xmlns:cx1="http://schemas.microsoft.com/office/drawing/2015/9/8/chartex" xmlns:cx2="http://schemas.microsoft.com/office/drawing/2015/10/21/chartex" xmlns:cx3="http://schemas.microsoft.com/office/drawing/2016/5/9/chartex" xmlns:cx4="http://schemas.microsoft.com/office/drawing/2016/5/10/chartex" xmlns:cx5="http://schemas.microsoft.com/office/drawing/2016/5/11/chartex" xmlns:cx6="http://schemas.microsoft.com/office/drawing/2016/5/12/chartex" xmlns:cx7="http://schemas.microsoft.com/office/drawing/2016/5/13/chartex" xmlns:cx8="http://schemas.microsoft.com/office/drawing/2016/5/14/chartex" xmlns:mc="http://schemas.openxmlformats.org/markup-compatibility/2006" xmlns:aink="http://schemas.microsoft.com/office/drawing/2016/ink" xmlns:am3d="http://schemas.microsoft.com/office/drawing/2017/model3d" xmlns:o="urn:schemas-microsoft-com:office:office" xmlns:r="http://schemas.openxmlformats.org/officeDocument/2006/relationships" xmlns:m="http://schemas.openxmlformats.org/officeDocument/2006/math" xmlns:v="urn:schemas-microsoft-com:vml" xmlns:wp14="http://schemas.microsoft.com/office/word/2010/wordprocessingDrawing" xmlns:wp="http://schemas.openxmlformats.org/drawingml/2006/wordprocessingDrawing" xmlns:w10="urn:schemas-microsoft-com:office:word" xmlns:w="http://schemas.openxmlformats.org/wordprocessingml/2006/main" xmlns:w14="http://schemas.microsoft.com/office/word/2010/wordml" xmlns:w15="http://schemas.microsoft.com/office/word/2012/wordml" xmlns:w16cex="http://schemas.microsoft.com/office/word/2018/wordml/cex" xmlns:w16cid="http://schemas.microsoft.com/office/word/2016/wordml/cid" xmlns:w16="http://schemas.microsoft.com/office/word/2018/wordml" xmlns:w16sdtdh="http://schemas.microsoft.com/office/word/2020/wordml/sdtdatahash" xmlns:w16se="http://schemas.microsoft.com/office/word/2015/wordml/symex" xmlns:wpg="http://schemas.microsoft.com/office/word/2010/wordprocessingGroup" xmlns:wpi="http://schemas.microsoft.com/office/word/2010/wordprocessingInk" xmlns:wne="http://schemas.microsoft.com/office/word/2006/wordml" xmlns:wps="http://schemas.microsoft.com/office/word/2010/wordprocessingShape" mc:Ignorable="w14 w15 w16se w16cid w16 w16cex w16sdtdh wp14">
   <w:p>
     <w:pPr>
       <w:pStyle w:val="Encabezado"/>
@@ -13664,7 +13961,7 @@
 </file>
 
 <file path=word/numbering.xml><?xml version="1.0" encoding="utf-8"?>
-<w:numbering xmlns:wpc="http://schemas.microsoft.com/office/word/2010/wordprocessingCanvas" xmlns:cx="http://schemas.microsoft.com/office/drawing/2014/chartex" xmlns:cx1="http://schemas.microsoft.com/office/drawing/2015/9/8/chartex" xmlns:cx2="http://schemas.microsoft.com/office/drawing/2015/10/21/chartex" xmlns:cx3="http://schemas.microsoft.com/office/drawing/2016/5/9/chartex" xmlns:cx4="http://schemas.microsoft.com/office/drawing/2016/5/10/chartex" xmlns:cx5="http://schemas.microsoft.com/office/drawing/2016/5/11/chartex" xmlns:cx6="http://schemas.microsoft.com/office/drawing/2016/5/12/chartex" xmlns:cx7="http://schemas.microsoft.com/office/drawing/2016/5/13/chartex" xmlns:cx8="http://schemas.microsoft.com/office/drawing/2016/5/14/chartex" xmlns:mc="http://schemas.openxmlformats.org/markup-compatibility/2006" xmlns:aink="http://schemas.microsoft.com/office/drawing/2016/ink" xmlns:am3d="http://schemas.microsoft.com/office/drawing/2017/model3d" xmlns:o="urn:schemas-microsoft-com:office:office" xmlns:r="http://schemas.openxmlformats.org/officeDocument/2006/relationships" xmlns:m="http://schemas.openxmlformats.org/officeDocument/2006/math" xmlns:v="urn:schemas-microsoft-com:vml" xmlns:wp14="http://schemas.microsoft.com/office/word/2010/wordprocessingDrawing" xmlns:wp="http://schemas.openxmlformats.org/drawingml/2006/wordprocessingDrawing" xmlns:w10="urn:schemas-microsoft-com:office:word" xmlns:w="http://schemas.openxmlformats.org/wordprocessingml/2006/main" xmlns:w14="http://schemas.microsoft.com/office/word/2010/wordml" xmlns:w15="http://schemas.microsoft.com/office/word/2012/wordml" xmlns:w16cid="http://schemas.microsoft.com/office/word/2016/wordml/cid" xmlns:w16se="http://schemas.microsoft.com/office/word/2015/wordml/symex" xmlns:wpg="http://schemas.microsoft.com/office/word/2010/wordprocessingGroup" xmlns:wpi="http://schemas.microsoft.com/office/word/2010/wordprocessingInk" xmlns:wne="http://schemas.microsoft.com/office/word/2006/wordml" xmlns:wps="http://schemas.microsoft.com/office/word/2010/wordprocessingShape" mc:Ignorable="w14 w15 w16se w16cid wp14">
+<w:numbering xmlns:wpc="http://schemas.microsoft.com/office/word/2010/wordprocessingCanvas" xmlns:cx="http://schemas.microsoft.com/office/drawing/2014/chartex" xmlns:cx1="http://schemas.microsoft.com/office/drawing/2015/9/8/chartex" xmlns:cx2="http://schemas.microsoft.com/office/drawing/2015/10/21/chartex" xmlns:cx3="http://schemas.microsoft.com/office/drawing/2016/5/9/chartex" xmlns:cx4="http://schemas.microsoft.com/office/drawing/2016/5/10/chartex" xmlns:cx5="http://schemas.microsoft.com/office/drawing/2016/5/11/chartex" xmlns:cx6="http://schemas.microsoft.com/office/drawing/2016/5/12/chartex" xmlns:cx7="http://schemas.microsoft.com/office/drawing/2016/5/13/chartex" xmlns:cx8="http://schemas.microsoft.com/office/drawing/2016/5/14/chartex" xmlns:mc="http://schemas.openxmlformats.org/markup-compatibility/2006" xmlns:aink="http://schemas.microsoft.com/office/drawing/2016/ink" xmlns:am3d="http://schemas.microsoft.com/office/drawing/2017/model3d" xmlns:o="urn:schemas-microsoft-com:office:office" xmlns:r="http://schemas.openxmlformats.org/officeDocument/2006/relationships" xmlns:m="http://schemas.openxmlformats.org/officeDocument/2006/math" xmlns:v="urn:schemas-microsoft-com:vml" xmlns:wp14="http://schemas.microsoft.com/office/word/2010/wordprocessingDrawing" xmlns:wp="http://schemas.openxmlformats.org/drawingml/2006/wordprocessingDrawing" xmlns:w10="urn:schemas-microsoft-com:office:word" xmlns:w="http://schemas.openxmlformats.org/wordprocessingml/2006/main" xmlns:w14="http://schemas.microsoft.com/office/word/2010/wordml" xmlns:w15="http://schemas.microsoft.com/office/word/2012/wordml" xmlns:w16cex="http://schemas.microsoft.com/office/word/2018/wordml/cex" xmlns:w16cid="http://schemas.microsoft.com/office/word/2016/wordml/cid" xmlns:w16="http://schemas.microsoft.com/office/word/2018/wordml" xmlns:w16sdtdh="http://schemas.microsoft.com/office/word/2020/wordml/sdtdatahash" xmlns:w16se="http://schemas.microsoft.com/office/word/2015/wordml/symex" xmlns:wpg="http://schemas.microsoft.com/office/word/2010/wordprocessingGroup" xmlns:wpi="http://schemas.microsoft.com/office/word/2010/wordprocessingInk" xmlns:wne="http://schemas.microsoft.com/office/word/2006/wordml" xmlns:wps="http://schemas.microsoft.com/office/word/2010/wordprocessingShape" mc:Ignorable="w14 w15 w16se w16cid w16 w16cex w16sdtdh wp14">
   <w:abstractNum w:abstractNumId="0" w15:restartNumberingAfterBreak="0">
     <w:nsid w:val="FFFFFF89"/>
     <w:multiLevelType w:val="singleLevel"/>
@@ -19013,7 +19310,7 @@
 </file>
 
 <file path=word/styles.xml><?xml version="1.0" encoding="utf-8"?>
-<w:styles xmlns:mc="http://schemas.openxmlformats.org/markup-compatibility/2006" xmlns:r="http://schemas.openxmlformats.org/officeDocument/2006/relationships" xmlns:w="http://schemas.openxmlformats.org/wordprocessingml/2006/main" xmlns:w14="http://schemas.microsoft.com/office/word/2010/wordml" xmlns:w15="http://schemas.microsoft.com/office/word/2012/wordml" xmlns:w16cid="http://schemas.microsoft.com/office/word/2016/wordml/cid" xmlns:w16se="http://schemas.microsoft.com/office/word/2015/wordml/symex" mc:Ignorable="w14 w15 w16se w16cid">
+<w:styles xmlns:mc="http://schemas.openxmlformats.org/markup-compatibility/2006" xmlns:r="http://schemas.openxmlformats.org/officeDocument/2006/relationships" xmlns:w="http://schemas.openxmlformats.org/wordprocessingml/2006/main" xmlns:w14="http://schemas.microsoft.com/office/word/2010/wordml" xmlns:w15="http://schemas.microsoft.com/office/word/2012/wordml" xmlns:w16cex="http://schemas.microsoft.com/office/word/2018/wordml/cex" xmlns:w16cid="http://schemas.microsoft.com/office/word/2016/wordml/cid" xmlns:w16="http://schemas.microsoft.com/office/word/2018/wordml" xmlns:w16sdtdh="http://schemas.microsoft.com/office/word/2020/wordml/sdtdatahash" xmlns:w16se="http://schemas.microsoft.com/office/word/2015/wordml/symex" mc:Ignorable="w14 w15 w16se w16cid w16 w16cex w16sdtdh">
   <w:docDefaults>
     <w:rPrDefault>
       <w:rPr>
@@ -19031,7 +19328,7 @@
       </w:pPr>
     </w:pPrDefault>
   </w:docDefaults>
-  <w:latentStyles w:defLockedState="0" w:defUIPriority="99" w:defSemiHidden="0" w:defUnhideWhenUsed="0" w:defQFormat="0" w:count="375">
+  <w:latentStyles w:defLockedState="0" w:defUIPriority="99" w:defSemiHidden="0" w:defUnhideWhenUsed="0" w:defQFormat="0" w:count="376">
     <w:lsdException w:name="Normal" w:uiPriority="0" w:qFormat="1"/>
     <w:lsdException w:name="heading 1" w:uiPriority="9" w:qFormat="1"/>
     <w:lsdException w:name="heading 2" w:semiHidden="1" w:uiPriority="9" w:unhideWhenUsed="1" w:qFormat="1"/>
@@ -19137,7 +19434,6 @@
     <w:lsdException w:name="HTML Sample" w:semiHidden="1" w:unhideWhenUsed="1"/>
     <w:lsdException w:name="HTML Typewriter" w:semiHidden="1" w:unhideWhenUsed="1"/>
     <w:lsdException w:name="HTML Variable" w:semiHidden="1" w:unhideWhenUsed="1"/>
-    <w:lsdException w:name="Normal Table" w:semiHidden="1" w:unhideWhenUsed="1"/>
     <w:lsdException w:name="annotation subject" w:semiHidden="1" w:unhideWhenUsed="1"/>
     <w:lsdException w:name="No List" w:semiHidden="1" w:unhideWhenUsed="1"/>
     <w:lsdException w:name="Outline List 1" w:semiHidden="1" w:unhideWhenUsed="1"/>
@@ -19184,10 +19480,8 @@
     <w:lsdException w:name="Table Subtle 2" w:semiHidden="1" w:unhideWhenUsed="1"/>
     <w:lsdException w:name="Table Web 1" w:semiHidden="1" w:unhideWhenUsed="1"/>
     <w:lsdException w:name="Table Web 2" w:semiHidden="1" w:unhideWhenUsed="1"/>
-    <w:lsdException w:name="Table Web 3" w:semiHidden="1" w:unhideWhenUsed="1"/>
     <w:lsdException w:name="Balloon Text" w:semiHidden="1" w:unhideWhenUsed="1"/>
     <w:lsdException w:name="Table Grid" w:uiPriority="39"/>
-    <w:lsdException w:name="Table Theme" w:semiHidden="1" w:unhideWhenUsed="1"/>
     <w:lsdException w:name="Placeholder Text" w:semiHidden="1"/>
     <w:lsdException w:name="No Spacing" w:uiPriority="1" w:qFormat="1"/>
     <w:lsdException w:name="Light Shading" w:uiPriority="60"/>
@@ -19407,6 +19701,7 @@
     <w:lsdException w:name="Smart Hyperlink" w:semiHidden="1" w:unhideWhenUsed="1"/>
     <w:lsdException w:name="Hashtag" w:semiHidden="1" w:unhideWhenUsed="1"/>
     <w:lsdException w:name="Unresolved Mention" w:semiHidden="1" w:unhideWhenUsed="1"/>
+    <w:lsdException w:name="Smart Link" w:semiHidden="1" w:unhideWhenUsed="1"/>
   </w:latentStyles>
   <w:style w:type="paragraph" w:default="1" w:styleId="Normal">
     <w:name w:val="Normal"/>
@@ -20753,6 +21048,30 @@
 </file>
 
 <file path=customXml/item1.xml><?xml version="1.0" encoding="utf-8"?>
+<b:Sources xmlns:b="http://schemas.openxmlformats.org/officeDocument/2006/bibliography" xmlns="http://schemas.openxmlformats.org/officeDocument/2006/bibliography" SelectedStyle="\APASixthEditionOfficeOnline.xsl" StyleName="APA" Version="6"/>
+</file>
+
+<file path=customXml/item2.xml><?xml version="1.0" encoding="utf-8"?>
+<?mso-contentType ?>
+<FormTemplates xmlns="http://schemas.microsoft.com/sharepoint/v3/contenttype/forms">
+  <Display>DocumentLibraryForm</Display>
+  <Edit>DocumentLibraryForm</Edit>
+  <New>DocumentLibraryForm</New>
+</FormTemplates>
+</file>
+
+<file path=customXml/item3.xml><?xml version="1.0" encoding="utf-8"?>
+<p:properties xmlns:p="http://schemas.microsoft.com/office/2006/metadata/properties" xmlns:xsi="http://www.w3.org/2001/XMLSchema-instance" xmlns:pc="http://schemas.microsoft.com/office/infopath/2007/PartnerControls">
+  <documentManagement>
+    <TaxCatchAll xmlns="13c90a0b-73bc-4dc0-be5f-28d77b615beb" xsi:nil="true"/>
+    <lcf76f155ced4ddcb4097134ff3c332f xmlns="13c93bba-48ce-428c-bfe5-88b42c19b028">
+      <Terms xmlns="http://schemas.microsoft.com/office/infopath/2007/PartnerControls"/>
+    </lcf76f155ced4ddcb4097134ff3c332f>
+  </documentManagement>
+</p:properties>
+</file>
+
+<file path=customXml/item4.xml><?xml version="1.0" encoding="utf-8"?>
 <ct:contentTypeSchema xmlns:ct="http://schemas.microsoft.com/office/2006/metadata/contentType" xmlns:ma="http://schemas.microsoft.com/office/2006/metadata/properties/metaAttributes" ct:_="" ma:_="" ma:contentTypeName="Documento" ma:contentTypeID="0x0101006A81D6BD42E8DF4C91013959704817E1" ma:contentTypeVersion="15" ma:contentTypeDescription="Crear nuevo documento." ma:contentTypeScope="" ma:versionID="bf4f72ffd194f0963ff564daca6869f7">
   <xsd:schema xmlns:xsd="http://www.w3.org/2001/XMLSchema" xmlns:xs="http://www.w3.org/2001/XMLSchema" xmlns:p="http://schemas.microsoft.com/office/2006/metadata/properties" xmlns:ns2="13c90a0b-73bc-4dc0-be5f-28d77b615beb" xmlns:ns3="13c93bba-48ce-428c-bfe5-88b42c19b028" targetNamespace="http://schemas.microsoft.com/office/2006/metadata/properties" ma:root="true" ma:fieldsID="8718d6f4873a5b1392a45044efa78385" ns2:_="" ns3:_="">
     <xsd:import namespace="13c90a0b-73bc-4dc0-be5f-28d77b615beb"/>
@@ -20987,45 +21306,10 @@
 </ct:contentTypeSchema>
 </file>
 
-<file path=customXml/item2.xml><?xml version="1.0" encoding="utf-8"?>
-<?mso-contentType ?>
-<FormTemplates xmlns="http://schemas.microsoft.com/sharepoint/v3/contenttype/forms">
-  <Display>DocumentLibraryForm</Display>
-  <Edit>DocumentLibraryForm</Edit>
-  <New>DocumentLibraryForm</New>
-</FormTemplates>
-</file>
-
-<file path=customXml/item3.xml><?xml version="1.0" encoding="utf-8"?>
-<p:properties xmlns:p="http://schemas.microsoft.com/office/2006/metadata/properties" xmlns:xsi="http://www.w3.org/2001/XMLSchema-instance" xmlns:pc="http://schemas.microsoft.com/office/infopath/2007/PartnerControls">
-  <documentManagement>
-    <TaxCatchAll xmlns="13c90a0b-73bc-4dc0-be5f-28d77b615beb" xsi:nil="true"/>
-    <lcf76f155ced4ddcb4097134ff3c332f xmlns="13c93bba-48ce-428c-bfe5-88b42c19b028">
-      <Terms xmlns="http://schemas.microsoft.com/office/infopath/2007/PartnerControls"/>
-    </lcf76f155ced4ddcb4097134ff3c332f>
-  </documentManagement>
-</p:properties>
-</file>
-
-<file path=customXml/item4.xml><?xml version="1.0" encoding="utf-8"?>
-<b:Sources xmlns:b="http://schemas.openxmlformats.org/officeDocument/2006/bibliography" xmlns="http://schemas.openxmlformats.org/officeDocument/2006/bibliography" SelectedStyle="\APASixthEditionOfficeOnline.xsl" StyleName="APA" Version="6"/>
-</file>
-
 <file path=customXml/itemProps1.xml><?xml version="1.0" encoding="utf-8"?>
-<ds:datastoreItem xmlns:ds="http://schemas.openxmlformats.org/officeDocument/2006/customXml" ds:itemID="{59065960-E0CA-4804-83B5-320CBCDCC160}">
+<ds:datastoreItem xmlns:ds="http://schemas.openxmlformats.org/officeDocument/2006/customXml" ds:itemID="{6C6D05E7-6ADF-49C4-9380-77C54509CAA3}">
   <ds:schemaRefs>
-    <ds:schemaRef ds:uri="http://schemas.microsoft.com/office/2006/metadata/contentType"/>
-    <ds:schemaRef ds:uri="http://schemas.microsoft.com/office/2006/metadata/properties/metaAttributes"/>
-    <ds:schemaRef ds:uri="http://www.w3.org/2001/XMLSchema"/>
-    <ds:schemaRef ds:uri="http://schemas.microsoft.com/office/2006/metadata/properties"/>
-    <ds:schemaRef ds:uri="13c90a0b-73bc-4dc0-be5f-28d77b615beb"/>
-    <ds:schemaRef ds:uri="13c93bba-48ce-428c-bfe5-88b42c19b028"/>
-    <ds:schemaRef ds:uri="http://schemas.microsoft.com/office/2006/documentManagement/types"/>
-    <ds:schemaRef ds:uri="http://schemas.microsoft.com/office/infopath/2007/PartnerControls"/>
-    <ds:schemaRef ds:uri="http://schemas.openxmlformats.org/package/2006/metadata/core-properties"/>
-    <ds:schemaRef ds:uri="http://purl.org/dc/elements/1.1/"/>
-    <ds:schemaRef ds:uri="http://purl.org/dc/terms/"/>
-    <ds:schemaRef ds:uri="http://schemas.microsoft.com/internal/obd"/>
+    <ds:schemaRef ds:uri="http://schemas.openxmlformats.org/officeDocument/2006/bibliography"/>
   </ds:schemaRefs>
 </ds:datastoreItem>
 </file>
@@ -21050,9 +21334,20 @@
 </file>
 
 <file path=customXml/itemProps4.xml><?xml version="1.0" encoding="utf-8"?>
-<ds:datastoreItem xmlns:ds="http://schemas.openxmlformats.org/officeDocument/2006/customXml" ds:itemID="{49B91E23-8B6A-4F0D-8629-837B2CE6D295}">
+<ds:datastoreItem xmlns:ds="http://schemas.openxmlformats.org/officeDocument/2006/customXml" ds:itemID="{59065960-E0CA-4804-83B5-320CBCDCC160}">
   <ds:schemaRefs>
-    <ds:schemaRef ds:uri="http://schemas.openxmlformats.org/officeDocument/2006/bibliography"/>
+    <ds:schemaRef ds:uri="http://schemas.microsoft.com/office/2006/metadata/contentType"/>
+    <ds:schemaRef ds:uri="http://schemas.microsoft.com/office/2006/metadata/properties/metaAttributes"/>
+    <ds:schemaRef ds:uri="http://www.w3.org/2001/XMLSchema"/>
+    <ds:schemaRef ds:uri="http://schemas.microsoft.com/office/2006/metadata/properties"/>
+    <ds:schemaRef ds:uri="13c90a0b-73bc-4dc0-be5f-28d77b615beb"/>
+    <ds:schemaRef ds:uri="13c93bba-48ce-428c-bfe5-88b42c19b028"/>
+    <ds:schemaRef ds:uri="http://schemas.microsoft.com/office/2006/documentManagement/types"/>
+    <ds:schemaRef ds:uri="http://schemas.microsoft.com/office/infopath/2007/PartnerControls"/>
+    <ds:schemaRef ds:uri="http://schemas.openxmlformats.org/package/2006/metadata/core-properties"/>
+    <ds:schemaRef ds:uri="http://purl.org/dc/elements/1.1/"/>
+    <ds:schemaRef ds:uri="http://purl.org/dc/terms/"/>
+    <ds:schemaRef ds:uri="http://schemas.microsoft.com/internal/obd"/>
   </ds:schemaRefs>
 </ds:datastoreItem>
 </file>
--- a/fuentes/CFA1_42110174_DU.docx
+++ b/fuentes/CFA1_42110174_DU.docx
@@ -1,6 +1,6 @@
 
 <file path=word/document.xml><?xml version="1.0" encoding="utf-8"?>
-<w:document xmlns:wpc="http://schemas.microsoft.com/office/word/2010/wordprocessingCanvas" xmlns:cx="http://schemas.microsoft.com/office/drawing/2014/chartex" xmlns:cx1="http://schemas.microsoft.com/office/drawing/2015/9/8/chartex" xmlns:cx2="http://schemas.microsoft.com/office/drawing/2015/10/21/chartex" xmlns:cx3="http://schemas.microsoft.com/office/drawing/2016/5/9/chartex" xmlns:cx4="http://schemas.microsoft.com/office/drawing/2016/5/10/chartex" xmlns:cx5="http://schemas.microsoft.com/office/drawing/2016/5/11/chartex" xmlns:cx6="http://schemas.microsoft.com/office/drawing/2016/5/12/chartex" xmlns:cx7="http://schemas.microsoft.com/office/drawing/2016/5/13/chartex" xmlns:cx8="http://schemas.microsoft.com/office/drawing/2016/5/14/chartex" xmlns:mc="http://schemas.openxmlformats.org/markup-compatibility/2006" xmlns:aink="http://schemas.microsoft.com/office/drawing/2016/ink" xmlns:am3d="http://schemas.microsoft.com/office/drawing/2017/model3d" xmlns:o="urn:schemas-microsoft-com:office:office" xmlns:r="http://schemas.openxmlformats.org/officeDocument/2006/relationships" xmlns:m="http://schemas.openxmlformats.org/officeDocument/2006/math" xmlns:v="urn:schemas-microsoft-com:vml" xmlns:wp14="http://schemas.microsoft.com/office/word/2010/wordprocessingDrawing" xmlns:wp="http://schemas.openxmlformats.org/drawingml/2006/wordprocessingDrawing" xmlns:w10="urn:schemas-microsoft-com:office:word" xmlns:w="http://schemas.openxmlformats.org/wordprocessingml/2006/main" xmlns:w14="http://schemas.microsoft.com/office/word/2010/wordml" xmlns:w15="http://schemas.microsoft.com/office/word/2012/wordml" xmlns:w16cex="http://schemas.microsoft.com/office/word/2018/wordml/cex" xmlns:w16cid="http://schemas.microsoft.com/office/word/2016/wordml/cid" xmlns:w16="http://schemas.microsoft.com/office/word/2018/wordml" xmlns:w16sdtdh="http://schemas.microsoft.com/office/word/2020/wordml/sdtdatahash" xmlns:w16se="http://schemas.microsoft.com/office/word/2015/wordml/symex" xmlns:wpg="http://schemas.microsoft.com/office/word/2010/wordprocessingGroup" xmlns:wpi="http://schemas.microsoft.com/office/word/2010/wordprocessingInk" xmlns:wne="http://schemas.microsoft.com/office/word/2006/wordml" xmlns:wps="http://schemas.microsoft.com/office/word/2010/wordprocessingShape" mc:Ignorable="w14 w15 w16se w16cid w16 w16cex w16sdtdh wp14">
+<w:document xmlns:wpc="http://schemas.microsoft.com/office/word/2010/wordprocessingCanvas" xmlns:cx="http://schemas.microsoft.com/office/drawing/2014/chartex" xmlns:cx1="http://schemas.microsoft.com/office/drawing/2015/9/8/chartex" xmlns:cx2="http://schemas.microsoft.com/office/drawing/2015/10/21/chartex" xmlns:cx3="http://schemas.microsoft.com/office/drawing/2016/5/9/chartex" xmlns:cx4="http://schemas.microsoft.com/office/drawing/2016/5/10/chartex" xmlns:cx5="http://schemas.microsoft.com/office/drawing/2016/5/11/chartex" xmlns:cx6="http://schemas.microsoft.com/office/drawing/2016/5/12/chartex" xmlns:cx7="http://schemas.microsoft.com/office/drawing/2016/5/13/chartex" xmlns:cx8="http://schemas.microsoft.com/office/drawing/2016/5/14/chartex" xmlns:mc="http://schemas.openxmlformats.org/markup-compatibility/2006" xmlns:aink="http://schemas.microsoft.com/office/drawing/2016/ink" xmlns:am3d="http://schemas.microsoft.com/office/drawing/2017/model3d" xmlns:o="urn:schemas-microsoft-com:office:office" xmlns:r="http://schemas.openxmlformats.org/officeDocument/2006/relationships" xmlns:m="http://schemas.openxmlformats.org/officeDocument/2006/math" xmlns:v="urn:schemas-microsoft-com:vml" xmlns:wp14="http://schemas.microsoft.com/office/word/2010/wordprocessingDrawing" xmlns:wp="http://schemas.openxmlformats.org/drawingml/2006/wordprocessingDrawing" xmlns:w10="urn:schemas-microsoft-com:office:word" xmlns:w="http://schemas.openxmlformats.org/wordprocessingml/2006/main" xmlns:w14="http://schemas.microsoft.com/office/word/2010/wordml" xmlns:w15="http://schemas.microsoft.com/office/word/2012/wordml" xmlns:w16cid="http://schemas.microsoft.com/office/word/2016/wordml/cid" xmlns:w16se="http://schemas.microsoft.com/office/word/2015/wordml/symex" xmlns:wpg="http://schemas.microsoft.com/office/word/2010/wordprocessingGroup" xmlns:wpi="http://schemas.microsoft.com/office/word/2010/wordprocessingInk" xmlns:wne="http://schemas.microsoft.com/office/word/2006/wordml" xmlns:wps="http://schemas.microsoft.com/office/word/2010/wordprocessingShape" mc:Ignorable="w14 w15 w16se w16cid wp14">
   <w:body>
     <w:p>
       <w:pPr>
@@ -205,7 +205,7 @@
               </wp:anchor>
             </w:drawing>
           </mc:Choice>
-          <mc:Fallback xmlns:oel="http://schemas.microsoft.com/office/2019/extlst">
+          <mc:Fallback xmlns:w16sdtdh="http://schemas.microsoft.com/office/word/2020/wordml/sdtdatahash" xmlns:w16="http://schemas.microsoft.com/office/word/2018/wordml" xmlns:w16cex="http://schemas.microsoft.com/office/word/2018/wordml/cex" xmlns:oel="http://schemas.microsoft.com/office/2019/extlst">
             <w:pict>
               <v:rect w14:anchorId="4C256C62" id="Rectángulo 3" o:spid="_x0000_s1026" alt="&quot;&quot;" style="position:absolute;margin-left:-55.95pt;margin-top:26.4pt;width:613.85pt;height:164.25pt;z-index:-251655168;visibility:visible;mso-wrap-style:square;mso-height-percent:0;mso-wrap-distance-left:9pt;mso-wrap-distance-top:0;mso-wrap-distance-right:9pt;mso-wrap-distance-bottom:0;mso-position-horizontal:absolute;mso-position-horizontal-relative:text;mso-position-vertical:absolute;mso-position-vertical-relative:text;mso-height-percent:0;mso-height-relative:margin;v-text-anchor:middle" o:gfxdata="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" fillcolor="#00314d" stroked="f" strokeweight="1pt"/>
             </w:pict>
@@ -318,7 +318,7 @@
                 <v:stroke joinstyle="miter"/>
                 <v:path gradientshapeok="t" o:connecttype="rect"/>
               </v:shapetype>
-              <v:shape id="Cuadro de texto 2" o:spid="_x0000_s1026" type="#_x0000_t202" alt="&quot;&quot;" style="position:absolute;left:0;text-align:left;margin-left:-25.2pt;margin-top:21.9pt;width:549pt;height:102.95pt;z-index:251663360;visibility:visible;mso-wrap-style:square;mso-width-percent:0;mso-height-percent:0;mso-wrap-distance-left:9pt;mso-wrap-distance-top:3.6pt;mso-wrap-distance-right:9pt;mso-wrap-distance-bottom:3.6pt;mso-position-horizontal:absolute;mso-position-horizontal-relative:margin;mso-position-vertical:absolute;mso-position-vertical-relative:text;mso-width-percent:0;mso-height-percent:0;mso-width-relative:margin;mso-height-relative:margin;v-text-anchor:top" o:gfxdata="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" filled="f" stroked="f">
+              <v:shape id="Cuadro de texto 2" o:spid="_x0000_s1026" type="#_x0000_t202" style="position:absolute;left:0;text-align:left;margin-left:-25.2pt;margin-top:21.9pt;width:549pt;height:102.95pt;z-index:251663360;visibility:visible;mso-wrap-style:square;mso-width-percent:0;mso-height-percent:0;mso-wrap-distance-left:9pt;mso-wrap-distance-top:3.6pt;mso-wrap-distance-right:9pt;mso-wrap-distance-bottom:3.6pt;mso-position-horizontal:absolute;mso-position-horizontal-relative:margin;mso-position-vertical:absolute;mso-position-vertical-relative:text;mso-width-percent:0;mso-height-percent:0;mso-width-relative:margin;mso-height-relative:margin;v-text-anchor:top" o:gfxdata="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" filled="f" stroked="f">
                 <v:textbox>
                   <w:txbxContent>
                     <w:p>
@@ -526,7 +526,6 @@
           <w:docPartUnique/>
         </w:docPartObj>
       </w:sdtPr>
-      <w:sdtEndPr/>
       <w:sdtContent>
         <w:p>
           <w:pPr>
@@ -2904,6 +2903,7 @@
       </w:pPr>
       <w:bookmarkStart w:id="0" w:name="_Toc233723933"/>
       <w:r>
+        <w:lastRenderedPageBreak/>
         <w:t>Introducción</w:t>
       </w:r>
       <w:bookmarkEnd w:id="0"/>
@@ -2941,7 +2941,11 @@
         <w:ind w:firstLine="708"/>
       </w:pPr>
       <w:r>
-        <w:t>A lo largo de este proceso formativo, el aprendiz desarrolla capacidades para el análisis del territorio, la identificación de necesidades en salud y la formulación de planes de acción, en articulación con los procesos de la salud pública. De esta manera, se contribuye a la planeación de intervenciones pertinentes, basadas en evidencia y alineadas con las políticas públicas, favoreciendo un enfoque territorial, diferencial e intersectorial.</w:t>
+        <w:t xml:space="preserve">A lo largo de este proceso formativo, el aprendiz desarrolla capacidades para el análisis del territorio, la identificación de necesidades en salud y la formulación de planes de acción, en articulación con los procesos de la salud pública. De esta manera, se contribuye a la planeación de intervenciones pertinentes, basadas en evidencia y </w:t>
+      </w:r>
+      <w:r>
+        <w:lastRenderedPageBreak/>
+        <w:t>alineadas con las políticas públicas, favoreciendo un enfoque territorial, diferencial e intersectorial.</w:t>
       </w:r>
     </w:p>
     <w:p>
@@ -3101,15 +3105,21 @@
             <w:tcW w:w="9972" w:type="dxa"/>
           </w:tcPr>
           <w:p>
+            <w:proofErr w:type="gramStart"/>
             <w:r>
               <w:t>¡</w:t>
             </w:r>
             <w:r>
-              <w:t xml:space="preserve"> En Colombia, numerosas familias viven en condiciones que afectan su salud sin saberlo: una vivienda sin ventilación, el agua almacenada sin tapar o el desconocimiento de los servicios de salud disponibles. Esas condiciones no son problemas médicos, son determinantes sociales que se resuelven con presencia en el territorio, educación en salud y acciones organizadas con las familias y la comunidad.</w:t>
+              <w:t xml:space="preserve"> En</w:t>
+            </w:r>
+            <w:proofErr w:type="gramEnd"/>
+            <w:r>
+              <w:t xml:space="preserve"> Colombia, numerosas familias viven en condiciones que afectan su salud sin saberlo: una vivienda sin ventilación, el agua almacenada sin tapar o el desconocimiento de los servicios de salud disponibles. Esas condiciones no son problemas médicos, son determinantes sociales que se resuelven con presencia en el territorio, educación en salud y acciones organizadas con las familias y la comunidad.</w:t>
             </w:r>
           </w:p>
           <w:p>
             <w:r>
+              <w:lastRenderedPageBreak/>
               <w:t>Este espacio de aprendizaje desarrolla los fundamentos conceptuales y operativos necesarios para comprender la estrategia de entorno hogar saludable. Se estudian sus objetivos, sus características, las familias y comunidades a quienes se dirige la estrategia y los escenarios de intervención, así como el marco conceptual y operativo que sustenta su aplicación en el territorio, en coherencia con los lineamientos del Ministerio de Salud y Protección Social.</w:t>
             </w:r>
           </w:p>
@@ -3125,7 +3135,11 @@
           </w:p>
           <w:p>
             <w:r>
-              <w:t xml:space="preserve">De esta manera, se promueve el desarrollo de competencias para intervenir en salud pública con enfoque territorial, pensamiento analítico y compromiso con las familias y comunidades colombianas, fortaleciendo la capacidad de planear acciones que transformen de manera real y sostenible las condiciones de vida en el entorno hogar. </w:t>
+              <w:t xml:space="preserve">De esta manera, se promueve el desarrollo de competencias para intervenir en salud pública con enfoque territorial, pensamiento analítico y compromiso con las familias y comunidades colombianas, fortaleciendo la capacidad de planear acciones </w:t>
+            </w:r>
+            <w:r>
+              <w:lastRenderedPageBreak/>
+              <w:t xml:space="preserve">que transformen de manera real y sostenible las condiciones de vida en el entorno hogar. </w:t>
             </w:r>
           </w:p>
         </w:tc>
@@ -3227,6 +3241,7 @@
       </w:pPr>
       <w:bookmarkStart w:id="1" w:name="_Toc233723934"/>
       <w:r>
+        <w:lastRenderedPageBreak/>
         <w:t>Fundamentos de la estrategia</w:t>
       </w:r>
       <w:bookmarkEnd w:id="1"/>
@@ -3287,6 +3302,7 @@
         <w:ind w:firstLine="708"/>
       </w:pPr>
       <w:r>
+        <w:lastRenderedPageBreak/>
         <w:t>Entre los aspectos más relevantes se encuentran:</w:t>
       </w:r>
     </w:p>
@@ -3362,7 +3378,11 @@
         <w:ind w:firstLine="708"/>
       </w:pPr>
       <w:r>
-        <w:t>En coherencia con los lineamientos del Ministerio de Salud y Protección Social (MSPS, 2012), esta estrategia se orienta al fortalecimiento de las capacidades de las familias para gestionar su salud, promoviendo prácticas saludables y favoreciendo entornos que contribuyan al bienestar. Su implementación requiere una comprensión integral del contexto en el que viven las personas, así como de los factores que influyen en una situación de salud.</w:t>
+        <w:t xml:space="preserve">En coherencia con los lineamientos del Ministerio de Salud y Protección Social (MSPS, 2012), esta estrategia se orienta al fortalecimiento de las capacidades de las </w:t>
+      </w:r>
+      <w:r>
+        <w:lastRenderedPageBreak/>
+        <w:t>familias para gestionar su salud, promoviendo prácticas saludables y favoreciendo entornos que contribuyan al bienestar. Su implementación requiere una comprensión integral del contexto en el que viven las personas, así como de los factores que influyen en una situación de salud.</w:t>
       </w:r>
     </w:p>
     <w:p>
@@ -3417,7 +3437,11 @@
         <w:ind w:firstLine="708"/>
       </w:pPr>
       <w:r>
-        <w:t>En el territorio colombiano, esta mirada resulta fundamental porque las familias viven en escenarios diversos, con condiciones sociales, culturales, ambientales y económicas particulares. Estas diferencias permiten comprender que las acciones de promoción y prevención deben adaptarse a las necesidades de cada contexto, como ocurre en las siguientes zonas:</w:t>
+        <w:t xml:space="preserve">En el territorio colombiano, esta mirada resulta fundamental porque las familias viven en escenarios diversos, con condiciones sociales, culturales, ambientales y económicas particulares. Estas diferencias permiten comprender que las acciones de </w:t>
+      </w:r>
+      <w:r>
+        <w:lastRenderedPageBreak/>
+        <w:t>promoción y prevención deben adaptarse a las necesidades de cada contexto, como ocurre en las siguientes zonas:</w:t>
       </w:r>
     </w:p>
     <w:p>
@@ -3520,7 +3544,11 @@
         <w:t>Manejo inadecuado de residuos</w:t>
       </w:r>
       <w:r>
-        <w:t>: se presenta cuando las basuras no se separan, almacenan o disponen de manera segura, lo que puede atraer vectores y generar malos olores o contaminación. Por ejemplo, en una vivienda rural, dejar residuos orgánicos cerca de la cocina puede favorecer la presencia de moscas y afectar la inocuidad de los alimentos.</w:t>
+        <w:t xml:space="preserve">: se presenta cuando las basuras no se separan, almacenan o disponen de manera segura, lo que puede atraer vectores y generar malos olores o contaminación. Por ejemplo, en una vivienda rural, dejar residuos </w:t>
+      </w:r>
+      <w:r>
+        <w:lastRenderedPageBreak/>
+        <w:t>orgánicos cerca de la cocina puede favorecer la presencia de moscas y afectar la inocuidad de los alimentos.</w:t>
       </w:r>
     </w:p>
     <w:p>
@@ -3612,6 +3640,7 @@
         <w:ind w:firstLine="708"/>
       </w:pPr>
       <w:r>
+        <w:lastRenderedPageBreak/>
         <w:t>El reconocimiento de estas situaciones permite comprender mejor las condiciones que influyen en el bienestar familiar. Además, facilita la planeación de acciones educativas, preventivas y comunitarias orientadas a fortalecer prácticas de cuidado, reducir riesgos y promover entornos protectores en el hogar.</w:t>
       </w:r>
     </w:p>
@@ -3909,6 +3938,7 @@
               <w:spacing w:line="360" w:lineRule="auto"/>
             </w:pPr>
             <w:r>
+              <w:lastRenderedPageBreak/>
               <w:t>Entorno</w:t>
             </w:r>
             <w:r>
@@ -4003,6 +4033,7 @@
         <w:ind w:firstLine="708"/>
       </w:pPr>
       <w:r>
+        <w:lastRenderedPageBreak/>
         <w:t>A partir de esta comprensión, se hace necesario profundizar en los objetivos y características de la estrategia, los cuales orientan la forma en que se desarrollan las intervenciones en el entorno.</w:t>
       </w:r>
     </w:p>
@@ -4119,6 +4150,7 @@
         <w:rPr>
           <w:b/>
         </w:rPr>
+        <w:lastRenderedPageBreak/>
         <w:t>Capacidades comunitarias</w:t>
       </w:r>
       <w:r>
@@ -4241,6 +4273,7 @@
         <w:rPr>
           <w:b/>
         </w:rPr>
+        <w:lastRenderedPageBreak/>
         <w:t>Fortalecer capacidades familiares para el autocuidado</w:t>
       </w:r>
     </w:p>
@@ -4327,10 +4360,18 @@
         <w:t xml:space="preserve">la </w:t>
       </w:r>
       <w:r>
-        <w:t xml:space="preserve">prevención de enfermedades transmitidas por vectores y </w:t>
-      </w:r>
-      <w:r>
-        <w:t xml:space="preserve"> la </w:t>
+        <w:t xml:space="preserve">prevención de enfermedades transmitidas por vectores </w:t>
+      </w:r>
+      <w:proofErr w:type="gramStart"/>
+      <w:r>
+        <w:t xml:space="preserve">y </w:t>
+      </w:r>
+      <w:r>
+        <w:t xml:space="preserve"> la</w:t>
+      </w:r>
+      <w:proofErr w:type="gramEnd"/>
+      <w:r>
+        <w:t xml:space="preserve"> </w:t>
       </w:r>
       <w:r>
         <w:t>preparación familiar ante temporadas de lluvia o inundación.</w:t>
@@ -4358,6 +4399,7 @@
         <w:rPr>
           <w:b/>
         </w:rPr>
+        <w:lastRenderedPageBreak/>
         <w:t>Gestionar acciones intersectoriales en el territorio</w:t>
       </w:r>
     </w:p>
@@ -4436,6 +4478,7 @@
       </w:pPr>
       <w:bookmarkStart w:id="4" w:name="_Toc233723937"/>
       <w:r>
+        <w:lastRenderedPageBreak/>
         <w:t>Características de la estrategia</w:t>
       </w:r>
       <w:bookmarkEnd w:id="4"/>
@@ -4532,6 +4575,7 @@
         <w:ind w:firstLine="708"/>
       </w:pPr>
       <w:r>
+        <w:lastRenderedPageBreak/>
         <w:t>El esquema presentado evidencia cómo estos elementos se relacionan y se fortalecen mutuamente en el desarrollo de la estrategia. La integración de estos componentes permite que las acciones en el entorno hogar respondan no solo a la identificación de riesgos, sino también al fortalecimiento de capacidades familiares y comunitarias para el cuidado de la salud.</w:t>
       </w:r>
     </w:p>
@@ -4612,7 +4656,11 @@
         <w:t>P</w:t>
       </w:r>
       <w:r>
-        <w:t xml:space="preserve">ermite reconocer las necesidades del hogar, orientar decisiones y promover cambios progresivos en las prácticas de cuidado. Este proceso se basa en el diálogo, la observación del entorno y la identificación conjunta de factores protectores o situaciones de riesgo. Además, facilita que las familias participen en la definición de compromisos posibles, de acuerdo con sus condiciones sociales, culturales y territoriales. </w:t>
+        <w:t xml:space="preserve">ermite reconocer las necesidades del hogar, orientar decisiones y promover cambios progresivos en las prácticas de cuidado. Este proceso se basa en el diálogo, la observación del entorno y la identificación conjunta de factores protectores o situaciones de riesgo. Además, facilita que las familias participen en la definición de </w:t>
+      </w:r>
+      <w:r>
+        <w:lastRenderedPageBreak/>
+        <w:t xml:space="preserve">compromisos posibles, de acuerdo con sus condiciones sociales, culturales y territoriales. </w:t>
       </w:r>
     </w:p>
     <w:p>
@@ -4694,6 +4742,7 @@
       </w:pPr>
       <w:bookmarkStart w:id="5" w:name="_Toc233723938"/>
       <w:r>
+        <w:lastRenderedPageBreak/>
         <w:t>Población sujeto y escenarios</w:t>
       </w:r>
       <w:bookmarkEnd w:id="5"/>
@@ -4823,6 +4872,7 @@
         <w:ind w:firstLine="708"/>
       </w:pPr>
       <w:r>
+        <w:lastRenderedPageBreak/>
         <w:t>La identificación de estos grupos permite orientar las intervenciones hacia el fortalecimiento de capacidades, la promoción de prácticas saludables y la reducción de riesgos en el entorno hogar, en coherencia con las necesidades del territorio.</w:t>
       </w:r>
     </w:p>
@@ -4928,6 +4978,7 @@
         <w:rPr>
           <w:b/>
         </w:rPr>
+        <w:lastRenderedPageBreak/>
         <w:t>Servicios de salud</w:t>
       </w:r>
     </w:p>
@@ -5001,6 +5052,7 @@
       </w:pPr>
       <w:bookmarkStart w:id="6" w:name="_Toc233723939"/>
       <w:r>
+        <w:lastRenderedPageBreak/>
         <w:t>Marco conceptual y operativo</w:t>
       </w:r>
       <w:bookmarkEnd w:id="6"/>
@@ -5149,6 +5201,7 @@
         <w:ind w:firstLine="708"/>
       </w:pPr>
       <w:r>
+        <w:lastRenderedPageBreak/>
         <w:t>Estos elementos orientan la aplicación de la estrategia y facilitan una intervención coherente con las realidades del territorio. Su comprensión permite pasar del análisis de las condiciones familiares y comunitarias a la organización de acciones pertinentes, articuladas y sostenibles.</w:t>
       </w:r>
     </w:p>
@@ -5273,7 +5326,11 @@
         <w:ind w:firstLine="708"/>
       </w:pPr>
       <w:r>
-        <w:t>El marco conceptual de la estrategia de entorno hogar saludable establece los fundamentos teóricos que orientan la comprensión de la salud desde una perspectiva integral, reconociendo la interacción entre factores individuales, familiares, sociales y ambientales. Este enfoque permite analizar la situación de salud de la población más allá de la presencia de enfermedad, incorporando elementos relacionados con las condiciones de vida y los contextos en los que se desarrollan las personas.</w:t>
+        <w:t xml:space="preserve">El marco conceptual de la estrategia de entorno hogar saludable establece los fundamentos teóricos que orientan la comprensión de la salud desde una perspectiva integral, reconociendo la interacción entre factores individuales, familiares, sociales y ambientales. Este enfoque permite analizar la situación de salud de la población más </w:t>
+      </w:r>
+      <w:r>
+        <w:lastRenderedPageBreak/>
+        <w:t>allá de la presencia de enfermedad, incorporando elementos relacionados con las condiciones de vida y los contextos en los que se desarrollan las personas.</w:t>
       </w:r>
     </w:p>
     <w:p>
@@ -5382,6 +5439,7 @@
         <w:rPr>
           <w:b/>
         </w:rPr>
+        <w:lastRenderedPageBreak/>
         <w:t>Dinámicas familiares</w:t>
       </w:r>
     </w:p>
@@ -5477,6 +5535,7 @@
         <w:pStyle w:val="Tabla"/>
       </w:pPr>
       <w:r>
+        <w:lastRenderedPageBreak/>
         <w:t>Elementos del marco conceptual de la estrategia entorno hogar saludable</w:t>
       </w:r>
     </w:p>
@@ -5779,6 +5838,7 @@
               <w:spacing w:line="360" w:lineRule="auto"/>
             </w:pPr>
             <w:r>
+              <w:lastRenderedPageBreak/>
               <w:t>Intersectorialidad.</w:t>
             </w:r>
           </w:p>
@@ -5912,16 +5972,11 @@
         <w:rPr>
           <w:b/>
         </w:rPr>
+        <w:lastRenderedPageBreak/>
         <w:t>Hacinamiento en la vivienda</w:t>
       </w:r>
       <w:r>
-        <w:t>: se orienta la gestión ante la entidad territorial para mejorar las condiciones habitacionales y se desarrollan actividades educativas sobre</w:t>
-      </w:r>
-      <w:r>
-        <w:t xml:space="preserve"> el</w:t>
-      </w:r>
-      <w:r>
-        <w:t xml:space="preserve"> uso adecuado de los espacios del hogar. </w:t>
+        <w:t xml:space="preserve">: se orienta la gestión ante la entidad territorial para mejorar las condiciones habitacionales y se desarrollan actividades educativas sobre uso adecuado de los espacios del hogar. </w:t>
       </w:r>
     </w:p>
     <w:p>
@@ -6002,7 +6057,11 @@
         <w:ind w:firstLine="708"/>
       </w:pPr>
       <w:r>
-        <w:t>El marco operativo de la estrategia de entorno hogar saludable establece los procesos mediante los cuales los fundamentos conceptuales se traducen en acciones concretas en el territorio. Este componente orienta la organización, ejecución y seguimiento de las intervenciones en salud pública, garantizando coherencia entre el análisis de las condiciones del entorno y la implementación de acciones dirigidas a las familias.</w:t>
+        <w:t xml:space="preserve">El marco operativo de la estrategia de entorno hogar saludable establece los procesos mediante los cuales los fundamentos conceptuales se traducen en acciones concretas en el territorio. Este componente orienta la organización, ejecución y seguimiento de las intervenciones en salud pública, garantizando coherencia entre el </w:t>
+      </w:r>
+      <w:r>
+        <w:lastRenderedPageBreak/>
+        <w:t>análisis de las condiciones del entorno y la implementación de acciones dirigidas a las familias.</w:t>
       </w:r>
     </w:p>
     <w:p>
@@ -6104,7 +6163,11 @@
         <w:t>D</w:t>
       </w:r>
       <w:r>
-        <w:t xml:space="preserve">efinición de las intervenciones específicas que responden a cada problemática priorizada, con responsables, recursos y tiempos establecidos. Por ejemplo, tras priorizar el riesgo hídrico en una vereda, el equipo formula acciones educativas sobre tratamiento casero del agua y gestiona simultáneamente el reporte ante la secretaría de salud municipal para su atención estructural. </w:t>
+        <w:t xml:space="preserve">efinición de las intervenciones específicas que responden a cada problemática priorizada, con responsables, recursos y tiempos establecidos. Por ejemplo, tras priorizar el riesgo hídrico en una vereda, el equipo formula acciones educativas sobre </w:t>
+      </w:r>
+      <w:r>
+        <w:lastRenderedPageBreak/>
+        <w:t xml:space="preserve">tratamiento casero del agua y gestiona simultáneamente el reporte ante la secretaría de salud municipal para su atención estructural. </w:t>
       </w:r>
     </w:p>
     <w:p>
@@ -6188,6 +6251,7 @@
         <w:pStyle w:val="Tabla"/>
       </w:pPr>
       <w:r>
+        <w:lastRenderedPageBreak/>
         <w:t>Procesos del marco operativo de la estrategia entorno hogar saludable</w:t>
       </w:r>
     </w:p>
@@ -6634,7 +6698,11 @@
         <w:ind w:firstLine="708"/>
       </w:pPr>
       <w:r>
-        <w:t>Conocer los procesos del marco operativo no es suficiente si no se sabe cómo ponerlos en marcha. La metodología de implementación responde precisamente a esa pregunta, ya que proporciona las orientaciones prácticas que permiten desarrollar cada proceso en el contexto real de las familias colombianas, adaptando la estrategia a las condiciones particulares de cada territorio, sin perder la coherencia con los lineamientos del Ministerio de Salud y Protección Social.</w:t>
+        <w:t xml:space="preserve">Conocer los procesos del marco operativo no es suficiente si no se sabe cómo ponerlos en marcha. La metodología de implementación responde precisamente a esa </w:t>
+      </w:r>
+      <w:r>
+        <w:lastRenderedPageBreak/>
+        <w:t>pregunta, ya que proporciona las orientaciones prácticas que permiten desarrollar cada proceso en el contexto real de las familias colombianas, adaptando la estrategia a las condiciones particulares de cada territorio, sin perder la coherencia con los lineamientos del Ministerio de Salud y Protección Social.</w:t>
       </w:r>
     </w:p>
     <w:p>
@@ -6689,7 +6757,11 @@
         <w:ind w:firstLine="708"/>
       </w:pPr>
       <w:r>
-        <w:t>La secuencia que orienta la implementación de la estrategia en cada territorio se organiza en cinco fases articuladas entre sí. Reconocerlas permite comprender el orden lógico del trabajo con las familias y la función específica que cumple cada momento dentro del proceso:</w:t>
+        <w:t xml:space="preserve">La secuencia que orienta la implementación de la estrategia en cada territorio se organiza en cinco fases articuladas entre sí. Reconocerlas permite comprender el orden </w:t>
+      </w:r>
+      <w:r>
+        <w:lastRenderedPageBreak/>
+        <w:t>lógico del trabajo con las familias y la función específica que cumple cada momento dentro del proceso:</w:t>
       </w:r>
     </w:p>
     <w:p>
@@ -6870,6 +6942,7 @@
         <w:rPr>
           <w:b/>
         </w:rPr>
+        <w:lastRenderedPageBreak/>
         <w:t>Evaluación</w:t>
       </w:r>
       <w:r>
@@ -6950,6 +7023,7 @@
         <w:rPr>
           <w:b/>
         </w:rPr>
+        <w:lastRenderedPageBreak/>
         <w:t>Herramientas de caracterización</w:t>
       </w:r>
       <w:r>
@@ -7046,6 +7120,7 @@
       </w:pPr>
       <w:bookmarkStart w:id="11" w:name="_Toc233723944"/>
       <w:r>
+        <w:lastRenderedPageBreak/>
         <w:t>Enfoque territorial e intersectorial</w:t>
       </w:r>
       <w:bookmarkEnd w:id="11"/>
@@ -7098,6 +7173,7 @@
         <w:ind w:firstLine="708"/>
       </w:pPr>
       <w:r>
+        <w:lastRenderedPageBreak/>
         <w:t>En el territorio colombiano, la articulación entre sectores permite dar respuestas concretas a problemáticas que ninguna entidad puede resolver de manera aislada. Los siguientes ejemplos ilustran cómo opera este enfoque en situaciones reales:</w:t>
       </w:r>
     </w:p>
@@ -7221,6 +7297,7 @@
         <w:ind w:firstLine="708"/>
       </w:pPr>
       <w:r>
+        <w:lastRenderedPageBreak/>
         <w:t>Los sectores que inciden en la salud del hogar, los principios que orientan la implementación de la estrategia y los actores del territorio se articulan de manera simultánea en cada comunidad colombiana. La siguiente figura presenta de forma integrada estos tres componentes y muestra cómo convergen en el entorno hogar saludable:</w:t>
       </w:r>
     </w:p>
@@ -7243,21 +7320,15 @@
         <w:spacing w:before="0" w:after="160"/>
         <w:ind w:firstLine="708"/>
       </w:pPr>
-    </w:p>
-    <w:p>
-      <w:pPr>
-        <w:spacing w:before="0" w:after="160"/>
-        <w:ind w:firstLine="708"/>
-      </w:pPr>
       <w:r>
         <w:rPr>
           <w:noProof/>
         </w:rPr>
         <w:drawing>
-          <wp:inline distT="0" distB="0" distL="0" distR="0" wp14:anchorId="14A89A26" wp14:editId="54657799">
+          <wp:inline distT="0" distB="0" distL="0" distR="0" wp14:anchorId="14A89A26" wp14:editId="0728CC4A">
             <wp:extent cx="5758898" cy="3895725"/>
             <wp:effectExtent l="0" t="0" r="0" b="0"/>
-            <wp:docPr id="12" name="Imagen 12" descr="Figura 2. titulada “Sectores que inciden en la salud del hogar”, presenta el entorno hogar saludable en el centro, articulado con cuatro sectores: educación, vivienda, ambiente y desarrollo social. Se complementa con cuatro principios que orientan la implementación: equidad, participación, articulación intersectorial y adaptación al contexto. Los actores del territorio que hacen posible la estrategia son los servicios de salud, las instituciones educativas, las entidades territoriales y las organizaciones comunitarias. "/>
+            <wp:docPr id="12" name="Imagen 12" descr="La Figura 2, titulada “Sectores que inciden en la salud del hogar”, presenta el entorno hogar saludable en el centro, articulado con cuatro sectores: educación, vivienda, ambiente y desarrollo social. Se complementa con cuatro principios que orientan la implementación: equidad, participación, articulación intersectorial y adaptación al contexto. Los actores del territorio que hacen posible la estrategia son los servicios de salud, las instituciones educativas, las entidades territoriales y las organizaciones comunitarias."/>
             <wp:cNvGraphicFramePr>
               <a:graphicFrameLocks xmlns:a="http://schemas.openxmlformats.org/drawingml/2006/main" noChangeAspect="1"/>
             </wp:cNvGraphicFramePr>
@@ -7321,7 +7392,11 @@
         <w:t>;</w:t>
       </w:r>
       <w:r>
-        <w:t xml:space="preserve"> cada sector, cada principio y cada actor se relaciona con el entorno hogar saludable como punto de convergencia. Esta articulación es la que hace posible intervenir las causas reales de los problemas de salud de las familias y generar respuestas sostenibles en el territorio.</w:t>
+        <w:t xml:space="preserve"> cada sector, cada principio y cada actor se relaciona con el entorno hogar saludable como punto de convergencia. Esta articulación es la que hace posible </w:t>
+      </w:r>
+      <w:r>
+        <w:lastRenderedPageBreak/>
+        <w:t>intervenir las causas reales de los problemas de salud de las familias y generar respuestas sostenibles en el territorio.</w:t>
       </w:r>
     </w:p>
     <w:p>
@@ -7387,6 +7462,7 @@
         <w:spacing w:before="0" w:after="160"/>
       </w:pPr>
       <w:r>
+        <w:lastRenderedPageBreak/>
         <w:t>Equidad.</w:t>
       </w:r>
     </w:p>
@@ -7518,7 +7594,11 @@
         <w:t>Integralidad</w:t>
       </w:r>
       <w:r>
-        <w:t xml:space="preserve">: cuando el equipo visita una familia en un barrio popular de Ibagué, la intervención no se limita a atender un problema puntual de salud. Abarca simultáneamente las condiciones físicas de la vivienda, la situación de salud de cada integrante del hogar, las dinámicas de convivencia familiar y el acceso a los servicios disponibles en el sector, respondiendo a la persona y a su entorno de manera articulada, sin fragmentar la atención en aspectos aislados. </w:t>
+        <w:t xml:space="preserve">: cuando el equipo visita una familia en un barrio popular de Ibagué, la intervención no se limita a atender un problema puntual de salud. Abarca simultáneamente las condiciones físicas de la vivienda, la situación de salud de </w:t>
+      </w:r>
+      <w:r>
+        <w:lastRenderedPageBreak/>
+        <w:t xml:space="preserve">cada integrante del hogar, las dinámicas de convivencia familiar y el acceso a los servicios disponibles en el sector, respondiendo a la persona y a su entorno de manera articulada, sin fragmentar la atención en aspectos aislados. </w:t>
       </w:r>
     </w:p>
     <w:p>
@@ -7591,6 +7671,7 @@
         <w:rPr>
           <w:b/>
         </w:rPr>
+        <w:lastRenderedPageBreak/>
         <w:t>Continuidad</w:t>
       </w:r>
       <w:r>
@@ -7653,6 +7734,7 @@
         <w:ind w:firstLine="708"/>
       </w:pPr>
       <w:r>
+        <w:lastRenderedPageBreak/>
         <w:t>En este contexto, la intervención no se limita al sector salud, sino que involucra diferentes sectores e instancias que inciden en las condiciones del entorno, lo que permite abordar las situaciones identificadas desde múltiples dimensiones. Esta participación favorece la coordinación de acciones y el uso eficiente de los recursos disponibles en el territorio.</w:t>
       </w:r>
     </w:p>
@@ -7786,6 +7868,7 @@
         <w:ind w:firstLine="708"/>
       </w:pPr>
       <w:r>
+        <w:lastRenderedPageBreak/>
         <w:t>En el territorio colombiano, cada actor cumple una función específica que complementa la de los demás. Su articulación se evidencia en situaciones concretas como las siguientes:</w:t>
       </w:r>
     </w:p>
@@ -7882,6 +7965,7 @@
         <w:ind w:firstLine="708"/>
       </w:pPr>
       <w:r>
+        <w:lastRenderedPageBreak/>
         <w:t>La articulación entre los actores del territorio proporciona la estructura institucional y comunitaria que hace posible la estrategia. Para que esa estructura se traduzca en intervenciones pertinentes, es necesario conocer las condiciones reales de los hogares</w:t>
       </w:r>
       <w:r>
@@ -7912,6 +7996,7 @@
       </w:pPr>
       <w:bookmarkStart w:id="14" w:name="_Toc233723947"/>
       <w:r>
+        <w:lastRenderedPageBreak/>
         <w:t>Determinantes sociales en el entorno hogar</w:t>
       </w:r>
       <w:bookmarkEnd w:id="14"/>
@@ -7989,6 +8074,7 @@
         <w:rPr>
           <w:b/>
         </w:rPr>
+        <w:lastRenderedPageBreak/>
         <w:t>Fortalecer la toma de decisiones basada en evidencia</w:t>
       </w:r>
     </w:p>
@@ -8094,7 +8180,11 @@
         <w:t>O</w:t>
       </w:r>
       <w:r>
-        <w:t>rientación de los mayores esfuerzos hacia las familias y comunidades con condiciones de mayor vulnerabilidad en el territorio. Ejemplo: al identificar que las familias del asentamiento informal tienen menor acceso a agua potable que las del resto del barrio, el equipo aumenta la frecuencia de visitas y gestiona con la alcaldía una respuesta diferenciada para ese sector.</w:t>
+        <w:t xml:space="preserve">rientación de los mayores esfuerzos hacia las familias y comunidades con condiciones de mayor vulnerabilidad en el territorio. Ejemplo: al identificar que las familias del asentamiento informal tienen menor acceso a agua potable que las del </w:t>
+      </w:r>
+      <w:r>
+        <w:lastRenderedPageBreak/>
+        <w:t>resto del barrio, el equipo aumenta la frecuencia de visitas y gestiona con la alcaldía una respuesta diferenciada para ese sector.</w:t>
       </w:r>
     </w:p>
     <w:p>
@@ -8155,6 +8245,7 @@
         <w:ind w:firstLine="708"/>
       </w:pPr>
       <w:r>
+        <w:lastRenderedPageBreak/>
         <w:t>De acuerdo con los enfoques de salud pública adoptados por el Ministerio de Salud y Protección Social, esta clasificación facilita el análisis integral del entorno, permitiendo orientar la toma de decisiones en función de las necesidades identificadas en el territorio. A continuación, se presenta la clasificación de los determinantes sociales en el entorno hogar:</w:t>
       </w:r>
     </w:p>
@@ -8485,6 +8576,7 @@
         <w:ind w:firstLine="708"/>
       </w:pPr>
       <w:r>
+        <w:lastRenderedPageBreak/>
         <w:t>La organización de estos determinantes permite comprender cómo diferentes factores interactúan en el entorno hogar, generando condiciones que pueden favorecer o afectar la salud. Este análisis facilita la identificación de situaciones prioritarias, así como la orientación de intervenciones que respondan a las condiciones específicas de las familias.</w:t>
       </w:r>
     </w:p>
@@ -8632,7 +8724,11 @@
         <w:ind w:firstLine="708"/>
       </w:pPr>
       <w:r>
-        <w:t>Cuando estas cuatro condiciones se combinan de manera desfavorable en un mismo hogar, la vulnerabilidad de la familia aumenta. Reconocerlas de forma integrada permite orientar acciones precisas sobre el entorno físico, los hábitos de vida y las redes de apoyo comunitario, logrando intervenciones más efectivas y sostenibles para las familias colombianas.</w:t>
+        <w:t xml:space="preserve">Cuando estas cuatro condiciones se combinan de manera desfavorable en un mismo hogar, la vulnerabilidad de la familia aumenta. Reconocerlas de forma integrada </w:t>
+      </w:r>
+      <w:r>
+        <w:lastRenderedPageBreak/>
+        <w:t>permite orientar acciones precisas sobre el entorno físico, los hábitos de vida y las redes de apoyo comunitario, logrando intervenciones más efectivas y sostenibles para las familias colombianas.</w:t>
       </w:r>
     </w:p>
     <w:p>
@@ -8684,7 +8780,11 @@
         <w:ind w:firstLine="708"/>
       </w:pPr>
       <w:r>
-        <w:t>Desde esta perspectiva, el entorno hogar no se limita a la vivienda, sino que incluye el contexto en el que esta se encuentra, así como las interacciones que se desarrollan en su interior. Esto implica reconocer la relación entre las condiciones físicas del hogar, las prácticas cotidianas y el entorno social en el que se desenvuelven las familias.</w:t>
+        <w:t xml:space="preserve">Desde esta perspectiva, el entorno hogar no se limita a la vivienda, sino que incluye el contexto en el que esta se encuentra, así como las interacciones que se desarrollan en su interior. Esto implica reconocer la relación entre las condiciones físicas </w:t>
+      </w:r>
+      <w:r>
+        <w:lastRenderedPageBreak/>
+        <w:t>del hogar, las prácticas cotidianas y el entorno social en el que se desenvuelven las familias.</w:t>
       </w:r>
     </w:p>
     <w:p>
@@ -8797,6 +8897,7 @@
         <w:ind w:firstLine="708"/>
       </w:pPr>
       <w:r>
+        <w:lastRenderedPageBreak/>
         <w:t>El análisis de estas cinco condiciones permite identificar situaciones que representan riesgos para la salud o, por el contrario, elementos que favorecen la construcción de entornos protectores. Este proceso facilita la priorización de acciones y la orientación de intervenciones pertinentes en el territorio.</w:t>
       </w:r>
     </w:p>
@@ -8902,7 +9003,11 @@
         <w:ind w:firstLine="708"/>
       </w:pPr>
       <w:r>
-        <w:t>El análisis de los factores de riesgo y protección en el entorno hogar permite identificar las condiciones que pueden afectar o favorecer la salud de las familias, a partir de la interacción entre elementos del entorno físico, las prácticas cotidianas y las dinámicas sociales. Este análisis orienta la toma de decisiones en salud, facilitando la priorización de acciones en el territorio.</w:t>
+        <w:t xml:space="preserve">El análisis de los factores de riesgo y protección en el entorno hogar permite identificar las condiciones que pueden afectar o favorecer la salud de las familias, a </w:t>
+      </w:r>
+      <w:r>
+        <w:lastRenderedPageBreak/>
+        <w:t>partir de la interacción entre elementos del entorno físico, las prácticas cotidianas y las dinámicas sociales. Este análisis orienta la toma de decisiones en salud, facilitando la priorización de acciones en el territorio.</w:t>
       </w:r>
     </w:p>
     <w:p>
@@ -8981,7 +9086,11 @@
         <w:t>E</w:t>
       </w:r>
       <w:r>
-        <w:t>lementos presentes en el hogar que favorecen el bienestar y reducen la exposición a riesgos, como la vivienda adecuada, los espacios ventilados, los hábitos de higiene apropiados, las relaciones familiares saludables, el acceso a los servicios de salud y las redes de apoyo comunitario. Por ejemplo, una familia con vínculos comunitarios sólidos cuenta con apoyo para gestionar situaciones de enfermedad, lo que reduce su vulnerabilidad y fortalece su capacidad de respuesta ante las dificultades.</w:t>
+        <w:t xml:space="preserve">lementos presentes en el hogar que favorecen el bienestar y reducen la exposición a riesgos, como la vivienda adecuada, los espacios ventilados, los hábitos de higiene apropiados, las relaciones familiares saludables, el acceso a los servicios de </w:t>
+      </w:r>
+      <w:r>
+        <w:lastRenderedPageBreak/>
+        <w:t>salud y las redes de apoyo comunitario. Por ejemplo, una familia con vínculos comunitarios sólidos cuenta con apoyo para gestionar situaciones de enfermedad, lo que reduce su vulnerabilidad y fortalece su capacidad de respuesta ante las dificultades.</w:t>
       </w:r>
     </w:p>
     <w:p>
@@ -9071,6 +9180,7 @@
       </w:pPr>
       <w:bookmarkStart w:id="18" w:name="_Toc233723951"/>
       <w:r>
+        <w:lastRenderedPageBreak/>
         <w:t>Intervenciones en el entorno hogar</w:t>
       </w:r>
       <w:bookmarkEnd w:id="18"/>
@@ -9175,6 +9285,7 @@
         <w:spacing w:before="0" w:after="160"/>
       </w:pPr>
       <w:r>
+        <w:lastRenderedPageBreak/>
         <w:t>Condiciones ambientales que afectan la salud.</w:t>
       </w:r>
     </w:p>
@@ -9385,7 +9496,11 @@
         <w:ind w:firstLine="708"/>
       </w:pPr>
       <w:r>
-        <w:t>La clasificación de las necesidades en estas cuatro categorías convierte la información recolectada en el hogar en un insumo técnico organizado y verificable. Esta estructura facilita que el equipo de salud tome decisiones fundamentadas, priorice las situaciones de mayor impacto y oriente los recursos disponibles hacia las familias colombianas que más lo requieren.</w:t>
+        <w:t xml:space="preserve">La clasificación de las necesidades en estas cuatro categorías convierte la información recolectada en el hogar en un insumo técnico organizado y verificable. Esta estructura facilita que el equipo de salud tome decisiones fundamentadas, priorice las </w:t>
+      </w:r>
+      <w:r>
+        <w:lastRenderedPageBreak/>
+        <w:t>situaciones de mayor impacto y oriente los recursos disponibles hacia las familias colombianas que más lo requieren.</w:t>
       </w:r>
     </w:p>
     <w:p>
@@ -9589,6 +9704,7 @@
         <w:rPr>
           <w:b/>
         </w:rPr>
+        <w:lastRenderedPageBreak/>
         <w:t>Contexto territorial</w:t>
       </w:r>
       <w:r>
@@ -9658,6 +9774,7 @@
         <w:ind w:firstLine="708"/>
       </w:pPr>
       <w:r>
+        <w:lastRenderedPageBreak/>
         <w:t>La comprensión integrada de estos cuatro elementos convierte la planeación territorial en una herramienta de gestión que garantiza intervenciones organizadas, viables y coherentes con las dinámicas reales de cada territorio colombiano.</w:t>
       </w:r>
     </w:p>
@@ -9733,6 +9850,7 @@
         <w:pStyle w:val="Figura"/>
       </w:pPr>
       <w:r>
+        <w:lastRenderedPageBreak/>
         <w:t>Dimensiones para la identificación de necesidades en el entorno hogar</w:t>
       </w:r>
     </w:p>
@@ -9741,6 +9859,7 @@
         <w:spacing w:before="0" w:after="160"/>
         <w:ind w:firstLine="0"/>
       </w:pPr>
+      <w:bookmarkStart w:id="21" w:name="_GoBack"/>
       <w:r>
         <w:rPr>
           <w:noProof/>
@@ -9791,6 +9910,7 @@
           </wp:inline>
         </w:drawing>
       </w:r>
+      <w:bookmarkEnd w:id="21"/>
     </w:p>
     <w:p>
       <w:pPr>
@@ -9822,6 +9942,7 @@
         <w:ind w:firstLine="708"/>
       </w:pPr>
       <w:r>
+        <w:lastRenderedPageBreak/>
         <w:t>En el territorio colombiano, la combinación de necesidades identificadas en distintas dimensiones orienta intervenciones específicas y articuladas. Los siguientes ejemplos ilustran cómo se aplica este proceso en situaciones reales:</w:t>
       </w:r>
     </w:p>
@@ -9903,6 +10024,7 @@
         <w:ind w:firstLine="708"/>
       </w:pPr>
       <w:r>
+        <w:lastRenderedPageBreak/>
         <w:t>A partir de este proceso, se establecen las bases para la definición de intervenciones poblacionales y colectivas, las cuales permiten dar respuesta a las necesidades identificadas en el entorno hogar.</w:t>
       </w:r>
     </w:p>
@@ -9916,11 +10038,11 @@
       <w:pPr>
         <w:pStyle w:val="Ttulo2"/>
       </w:pPr>
-      <w:bookmarkStart w:id="21" w:name="_Toc233723954"/>
+      <w:bookmarkStart w:id="22" w:name="_Toc233723954"/>
       <w:r>
         <w:t>Intervenciones poblacionales y colectivas</w:t>
       </w:r>
-      <w:bookmarkEnd w:id="21"/>
+      <w:bookmarkEnd w:id="22"/>
     </w:p>
     <w:p>
       <w:pPr>
@@ -9967,6 +10089,7 @@
         <w:ind w:firstLine="0"/>
       </w:pPr>
       <w:r>
+        <w:lastRenderedPageBreak/>
         <w:t>De esta manera, las intervenciones poblacionales y colectivas complementan las acciones desarrolladas en el entorno hogar, favoreciendo la construcción de entornos saludables y el fortalecimiento de redes de apoyo comunitario.</w:t>
       </w:r>
     </w:p>
@@ -10242,7 +10365,11 @@
               <w:spacing w:line="360" w:lineRule="auto"/>
             </w:pPr>
             <w:r>
-              <w:t>Educación personalizada, orientación en salud, seguimiento a condiciones específicas.</w:t>
+              <w:t xml:space="preserve">Educación personalizada, orientación en salud, </w:t>
+            </w:r>
+            <w:r>
+              <w:lastRenderedPageBreak/>
+              <w:t>seguimiento a condiciones específicas.</w:t>
             </w:r>
           </w:p>
         </w:tc>
@@ -10256,6 +10383,7 @@
               <w:spacing w:line="360" w:lineRule="auto"/>
             </w:pPr>
             <w:r>
+              <w:lastRenderedPageBreak/>
               <w:t>Bajo.</w:t>
             </w:r>
           </w:p>
@@ -10518,11 +10646,12 @@
       <w:pPr>
         <w:pStyle w:val="Ttulo2"/>
       </w:pPr>
-      <w:bookmarkStart w:id="22" w:name="_Toc233723955"/>
-      <w:r>
+      <w:bookmarkStart w:id="23" w:name="_Toc233723955"/>
+      <w:r>
+        <w:lastRenderedPageBreak/>
         <w:t>Procesos de salud pública</w:t>
       </w:r>
-      <w:bookmarkEnd w:id="22"/>
+      <w:bookmarkEnd w:id="23"/>
     </w:p>
     <w:p>
       <w:pPr>
@@ -10611,6 +10740,7 @@
         <w:rPr>
           <w:b/>
         </w:rPr>
+        <w:lastRenderedPageBreak/>
         <w:t>Intervención y atención</w:t>
       </w:r>
       <w:r>
@@ -10727,7 +10857,11 @@
         <w:t>Del seguimiento a la evaluación</w:t>
       </w:r>
       <w:r>
-        <w:t>: cuando el seguimiento de varios casos en un mismo sector revela que las canalizaciones no están siendo efectivas por barreras de acceso al transporte, el equipo reporta esta situación a la secretaría de salud para ajustar la respuesta institucional y mejorar los resultados en ese territorio.</w:t>
+        <w:t xml:space="preserve">: cuando el seguimiento de varios casos en un mismo sector revela que las canalizaciones no están siendo efectivas por barreras </w:t>
+      </w:r>
+      <w:r>
+        <w:lastRenderedPageBreak/>
+        <w:t>de acceso al transporte, el equipo reporta esta situación a la secretaría de salud para ajustar la respuesta institucional y mejorar los resultados en ese territorio.</w:t>
       </w:r>
     </w:p>
     <w:p>
@@ -10767,11 +10901,12 @@
       <w:pPr>
         <w:pStyle w:val="Ttulo1"/>
       </w:pPr>
-      <w:bookmarkStart w:id="23" w:name="_Toc233723956"/>
-      <w:r>
+      <w:bookmarkStart w:id="24" w:name="_Toc233723956"/>
+      <w:r>
+        <w:lastRenderedPageBreak/>
         <w:t>Promoción de la salud y plan de acción</w:t>
       </w:r>
-      <w:bookmarkEnd w:id="23"/>
+      <w:bookmarkEnd w:id="24"/>
     </w:p>
     <w:p>
       <w:pPr>
@@ -10862,6 +10997,7 @@
         <w:rPr>
           <w:b/>
         </w:rPr>
+        <w:lastRenderedPageBreak/>
         <w:t>Herramientas de caracterización</w:t>
       </w:r>
     </w:p>
@@ -10963,6 +11099,7 @@
         <w:ind w:firstLine="708"/>
       </w:pPr>
       <w:r>
+        <w:lastRenderedPageBreak/>
         <w:t>La articulación de estos cuatro elementos convierte la intervención en el entorno hogar en un proceso integral: la promoción fortalece capacidades, la caracterización aporta información, las estrategias educativas generan aprendizaje y el plan de acción organiza los compromisos para transformar las condiciones de vida de cada familia.</w:t>
       </w:r>
     </w:p>
@@ -10985,11 +11122,11 @@
       <w:pPr>
         <w:pStyle w:val="Ttulo2"/>
       </w:pPr>
-      <w:bookmarkStart w:id="24" w:name="_Toc233723957"/>
+      <w:bookmarkStart w:id="25" w:name="_Toc233723957"/>
       <w:r>
         <w:t>Promoción de la salud</w:t>
       </w:r>
-      <w:bookmarkEnd w:id="24"/>
+      <w:bookmarkEnd w:id="25"/>
     </w:p>
     <w:p>
       <w:pPr>
@@ -11021,6 +11158,7 @@
         <w:ind w:firstLine="708"/>
       </w:pPr>
       <w:r>
+        <w:lastRenderedPageBreak/>
         <w:t>En el entorno hogar, la promoción de la salud se orienta hacia cinco aspectos de la vida cotidiana de las familias colombianas, cada uno con un papel específico en la construcción de entornos protectores:</w:t>
       </w:r>
     </w:p>
@@ -11192,6 +11330,7 @@
         <w:rPr>
           <w:b/>
         </w:rPr>
+        <w:lastRenderedPageBreak/>
         <w:t>Prevención de riesgos</w:t>
       </w:r>
       <w:r>
@@ -11325,6 +11464,7 @@
         <w:rPr>
           <w:b/>
         </w:rPr>
+        <w:lastRenderedPageBreak/>
         <w:t>Seguimiento de compromisos</w:t>
       </w:r>
     </w:p>
@@ -11365,11 +11505,11 @@
       <w:pPr>
         <w:pStyle w:val="Ttulo2"/>
       </w:pPr>
-      <w:bookmarkStart w:id="25" w:name="_Toc233723958"/>
+      <w:bookmarkStart w:id="26" w:name="_Toc233723958"/>
       <w:r>
         <w:t>Herramientas de caracterización</w:t>
       </w:r>
-      <w:bookmarkEnd w:id="25"/>
+      <w:bookmarkEnd w:id="26"/>
     </w:p>
     <w:p>
       <w:pPr>
@@ -11386,7 +11526,11 @@
         <w:ind w:firstLine="708"/>
       </w:pPr>
       <w:r>
-        <w:t>En este sentido, la caracterización no se limita a la recopilación de datos, sino que implica un proceso organizado de análisis que permite comprender las condiciones del entorno hogar desde diferentes dimensiones. Este enfoque facilita la identificación de situaciones prioritarias y la definición de acciones acordes con las necesidades de la población.</w:t>
+        <w:t xml:space="preserve">En este sentido, la caracterización no se limita a la recopilación de datos, sino que implica un proceso organizado de análisis que permite comprender las condiciones del entorno hogar desde diferentes dimensiones. Este enfoque facilita la identificación de </w:t>
+      </w:r>
+      <w:r>
+        <w:lastRenderedPageBreak/>
+        <w:t>situaciones prioritarias y la definición de acciones acordes con las necesidades de la población.</w:t>
       </w:r>
     </w:p>
     <w:p>
@@ -11486,6 +11630,7 @@
         <w:rPr>
           <w:b/>
         </w:rPr>
+        <w:lastRenderedPageBreak/>
         <w:t>Prácticas de cuidado</w:t>
       </w:r>
       <w:r>
@@ -11554,7 +11699,11 @@
         <w:ind w:firstLine="708"/>
       </w:pPr>
       <w:r>
-        <w:t>El reconocimiento de las dimensiones que estructuran la caracterización del hogar sienta las bases para avanzar hacia los recursos que apoyan los procesos educativos con las familias. Estos recursos, denominados herramientas educativas, orientan la transmisión de información en salud y facilitan la apropiación de prácticas saludables en el contexto doméstico.</w:t>
+        <w:t xml:space="preserve">El reconocimiento de las dimensiones que estructuran la caracterización del hogar sienta las bases para avanzar hacia los recursos que apoyan los procesos educativos con las familias. Estos recursos, denominados herramientas educativas, </w:t>
+      </w:r>
+      <w:r>
+        <w:lastRenderedPageBreak/>
+        <w:t>orientan la transmisión de información en salud y facilitan la apropiación de prácticas saludables en el contexto doméstico.</w:t>
       </w:r>
     </w:p>
     <w:p>
@@ -11567,11 +11716,11 @@
       <w:pPr>
         <w:pStyle w:val="Ttulo2"/>
       </w:pPr>
-      <w:bookmarkStart w:id="26" w:name="_Toc233723959"/>
+      <w:bookmarkStart w:id="27" w:name="_Toc233723959"/>
       <w:r>
         <w:t>Herramientas educativas</w:t>
       </w:r>
-      <w:bookmarkEnd w:id="26"/>
+      <w:bookmarkEnd w:id="27"/>
     </w:p>
     <w:p>
       <w:pPr>
@@ -11661,6 +11810,7 @@
         <w:rPr>
           <w:b/>
         </w:rPr>
+        <w:lastRenderedPageBreak/>
         <w:t>Adaptación a las necesidades familiares</w:t>
       </w:r>
       <w:r>
@@ -11727,7 +11877,11 @@
         <w:t>Estrategias didácticas participativas</w:t>
       </w:r>
       <w:r>
-        <w:t xml:space="preserve">: actividades que promueven la interacción directa entre el equipo de salud y la familia, favoreciendo el aprendizaje activo mediante la práctica y la reflexión. Fortalecen habilidades para el cuidado de la salud con la participación de todos los integrantes del hogar. Ejemplos: talleres de higiene, demostraciones de lavado de manos y juegos educativos orientados a niños y cuidadores. </w:t>
+        <w:t xml:space="preserve">: actividades que promueven la interacción directa entre el equipo de salud y la familia, favoreciendo el aprendizaje activo mediante la práctica y la reflexión. Fortalecen habilidades para el cuidado de la salud con la participación de todos los integrantes del hogar. Ejemplos: talleres </w:t>
+      </w:r>
+      <w:r>
+        <w:lastRenderedPageBreak/>
+        <w:t xml:space="preserve">de higiene, demostraciones de lavado de manos y juegos educativos orientados a niños y cuidadores. </w:t>
       </w:r>
     </w:p>
     <w:p>
@@ -11800,7 +11954,11 @@
         <w:ind w:firstLine="708"/>
       </w:pPr>
       <w:r>
-        <w:t>El uso de herramientas educativas permite adaptar los contenidos en salud a las condiciones del entorno hogar, facilitando la comprensión de temas relacionados con la higiene, la alimentación, la prevención de riesgos y el uso adecuado de los servicios de salud. Este proceso favorece la apropiación del conocimiento y su aplicación en la vida cotidiana.</w:t>
+        <w:t xml:space="preserve">El uso de herramientas educativas permite adaptar los contenidos en salud a las condiciones del entorno hogar, facilitando la comprensión de temas relacionados con la </w:t>
+      </w:r>
+      <w:r>
+        <w:lastRenderedPageBreak/>
+        <w:t>higiene, la alimentación, la prevención de riesgos y el uso adecuado de los servicios de salud. Este proceso favorece la apropiación del conocimiento y su aplicación en la vida cotidiana.</w:t>
       </w:r>
     </w:p>
     <w:p>
@@ -11893,6 +12051,7 @@
         <w:ind w:firstLine="708"/>
       </w:pPr>
       <w:r>
+        <w:lastRenderedPageBreak/>
         <w:t>El reconocimiento de las herramientas educativas y su adecuada selección según las condiciones de cada hogar constituye</w:t>
       </w:r>
       <w:r>
@@ -11912,11 +12071,11 @@
       <w:pPr>
         <w:pStyle w:val="Ttulo2"/>
       </w:pPr>
-      <w:bookmarkStart w:id="27" w:name="_Toc233723960"/>
+      <w:bookmarkStart w:id="28" w:name="_Toc233723960"/>
       <w:r>
         <w:t>Formulación del plan de acción</w:t>
       </w:r>
-      <w:bookmarkEnd w:id="27"/>
+      <w:bookmarkEnd w:id="28"/>
       <w:r>
         <w:t xml:space="preserve"> </w:t>
       </w:r>
@@ -11987,6 +12146,7 @@
         <w:rPr>
           <w:b/>
         </w:rPr>
+        <w:lastRenderedPageBreak/>
         <w:t>Análisis de los determinantes sociales</w:t>
       </w:r>
       <w:r>
@@ -12086,7 +12246,24 @@
                 <w:b/>
                 <w:bCs/>
               </w:rPr>
-              <w:t xml:space="preserve">Transcripción del pódcast. </w:t>
+              <w:lastRenderedPageBreak/>
+              <w:t xml:space="preserve">Transcripción del </w:t>
+            </w:r>
+            <w:proofErr w:type="spellStart"/>
+            <w:r>
+              <w:rPr>
+                <w:b/>
+                <w:bCs/>
+              </w:rPr>
+              <w:t>pódcast</w:t>
+            </w:r>
+            <w:proofErr w:type="spellEnd"/>
+            <w:r>
+              <w:rPr>
+                <w:b/>
+                <w:bCs/>
+              </w:rPr>
+              <w:t xml:space="preserve">. </w:t>
             </w:r>
             <w:r>
               <w:rPr>
@@ -12322,6 +12499,7 @@
                 <w:b/>
                 <w:bCs/>
               </w:rPr>
+              <w:lastRenderedPageBreak/>
               <w:t>Mujer</w:t>
             </w:r>
             <w:r>
@@ -12549,6 +12727,7 @@
                 <w:b/>
                 <w:bCs/>
               </w:rPr>
+              <w:lastRenderedPageBreak/>
               <w:t>Mujer</w:t>
             </w:r>
             <w:r>
@@ -12661,11 +12840,12 @@
           <w:u w:val="single"/>
         </w:rPr>
       </w:pPr>
-      <w:bookmarkStart w:id="28" w:name="_Toc233723961"/>
-      <w:r>
+      <w:bookmarkStart w:id="29" w:name="_Toc233723961"/>
+      <w:r>
+        <w:lastRenderedPageBreak/>
         <w:t>Síntesis</w:t>
       </w:r>
-      <w:bookmarkEnd w:id="28"/>
+      <w:bookmarkEnd w:id="29"/>
       <w:r>
         <w:t xml:space="preserve"> </w:t>
       </w:r>
@@ -12709,7 +12889,7 @@
           <w:lang w:eastAsia="es-CO"/>
         </w:rPr>
         <w:drawing>
-          <wp:anchor distT="0" distB="0" distL="114300" distR="114300" simplePos="0" relativeHeight="251665408" behindDoc="0" locked="0" layoutInCell="1" allowOverlap="1" wp14:anchorId="33DA3C0E" wp14:editId="4BF0E7EC">
+          <wp:anchor distT="0" distB="0" distL="114300" distR="114300" simplePos="0" relativeHeight="251665408" behindDoc="0" locked="0" layoutInCell="1" allowOverlap="1" wp14:anchorId="33DA3C0E" wp14:editId="6EEBABBC">
             <wp:simplePos x="0" y="0"/>
             <wp:positionH relativeFrom="column">
               <wp:posOffset>0</wp:posOffset>
@@ -12720,7 +12900,7 @@
             <wp:extent cx="6332220" cy="3285490"/>
             <wp:effectExtent l="0" t="0" r="0" b="0"/>
             <wp:wrapNone/>
-            <wp:docPr id="2" name="Gráfico 2" descr="El mapa conceptual titulado “Fundamentos y planeación de la estrategia entorno hogar saludable” organiza el tema central en seis ejes: fundamentos de la estrategia, marco conceptual y operativo, enfoque territorial e intersectorial, determinantes sociales, intervenciones en el entorno hogar, y promoción de la salud y plan de acción. Cada eje presenta sus subtemas clave y se conecta con el nodo central mediante un conector relacional que expresa la función que cumple dentro de la estrategia. El conjunto se orienta hacia el resultado de aprendizaje: reconocer y planear intervenciones con enfoque territorial en el entorno hogar colombiano. "/>
+            <wp:docPr id="2" name="Gráfico 2" descr="El mapa conceptual titulado Fundamentos y planeación de la estrategia entorno hogar saludable organiza el tema central en seis ejes: fundamentos de la estrategia, marco conceptual y operativo, enfoque territorial e intersectorial, determinantes sociales, intervenciones en el entorno hogar, y promoción de la salud y plan de acción. Cada eje presenta sus subtemas clave y se conecta con el nodo central mediante un conector relacional que expresa la función que cumple dentro de la estrategia. El conjunto se orienta hacia el resultado de aprendizaje: reconocer y planear intervenciones con enfoque territorial en el entorno hogar colombiano."/>
             <wp:cNvGraphicFramePr>
               <a:graphicFrameLocks xmlns:a="http://schemas.openxmlformats.org/drawingml/2006/main" noChangeAspect="1"/>
             </wp:cNvGraphicFramePr>
@@ -12811,11 +12991,12 @@
       <w:pPr>
         <w:pStyle w:val="Titulosgenerales"/>
       </w:pPr>
-      <w:bookmarkStart w:id="29" w:name="_Toc233723962"/>
-      <w:r>
+      <w:bookmarkStart w:id="30" w:name="_Toc233723962"/>
+      <w:r>
+        <w:lastRenderedPageBreak/>
         <w:t>Glosario</w:t>
       </w:r>
-      <w:bookmarkEnd w:id="29"/>
+      <w:bookmarkEnd w:id="30"/>
     </w:p>
     <w:p>
       <w:pPr>
@@ -13008,6 +13189,7 @@
           <w:b/>
           <w:bCs/>
         </w:rPr>
+        <w:lastRenderedPageBreak/>
         <w:t>Población sujeta</w:t>
       </w:r>
       <w:r>
@@ -13075,11 +13257,12 @@
       <w:pPr>
         <w:pStyle w:val="Titulosgenerales"/>
       </w:pPr>
-      <w:bookmarkStart w:id="30" w:name="_Toc233723963"/>
-      <w:r>
+      <w:bookmarkStart w:id="31" w:name="_Toc233723963"/>
+      <w:r>
+        <w:lastRenderedPageBreak/>
         <w:t>Referencias bibliográficas</w:t>
       </w:r>
-      <w:bookmarkEnd w:id="30"/>
+      <w:bookmarkEnd w:id="31"/>
       <w:r>
         <w:t xml:space="preserve"> </w:t>
       </w:r>
@@ -13146,11 +13329,12 @@
       <w:pPr>
         <w:pStyle w:val="Titulosgenerales"/>
       </w:pPr>
-      <w:bookmarkStart w:id="31" w:name="_Toc233723964"/>
-      <w:r>
+      <w:bookmarkStart w:id="32" w:name="_Toc233723964"/>
+      <w:r>
+        <w:lastRenderedPageBreak/>
         <w:t>Créditos</w:t>
       </w:r>
-      <w:bookmarkEnd w:id="31"/>
+      <w:bookmarkEnd w:id="32"/>
     </w:p>
     <w:tbl>
       <w:tblPr>
@@ -13324,7 +13508,15 @@
               </w:rPr>
             </w:pPr>
             <w:r>
-              <w:t>Diana Rocío Possos Beltrán</w:t>
+              <w:t xml:space="preserve">Diana Rocío </w:t>
+            </w:r>
+            <w:proofErr w:type="spellStart"/>
+            <w:r>
+              <w:t>Possos</w:t>
+            </w:r>
+            <w:proofErr w:type="spellEnd"/>
+            <w:r>
+              <w:t xml:space="preserve"> Beltrán</w:t>
             </w:r>
           </w:p>
         </w:tc>
@@ -13381,8 +13573,21 @@
               </w:rPr>
             </w:pPr>
             <w:r>
-              <w:t>Laura Briguitte Perea Possos</w:t>
-            </w:r>
+              <w:t xml:space="preserve">Laura </w:t>
+            </w:r>
+            <w:proofErr w:type="spellStart"/>
+            <w:r>
+              <w:t>Briguitte</w:t>
+            </w:r>
+            <w:proofErr w:type="spellEnd"/>
+            <w:r>
+              <w:t xml:space="preserve"> Perea </w:t>
+            </w:r>
+            <w:proofErr w:type="spellStart"/>
+            <w:r>
+              <w:t>Possos</w:t>
+            </w:r>
+            <w:proofErr w:type="spellEnd"/>
           </w:p>
         </w:tc>
         <w:tc>
@@ -13437,7 +13642,15 @@
               </w:rPr>
             </w:pPr>
             <w:r>
-              <w:t>Gloria Lida Alzate Suárez</w:t>
+              <w:t xml:space="preserve">Gloria Lida </w:t>
+            </w:r>
+            <w:proofErr w:type="spellStart"/>
+            <w:r>
+              <w:t>Alzate</w:t>
+            </w:r>
+            <w:proofErr w:type="spellEnd"/>
+            <w:r>
+              <w:t xml:space="preserve"> Suárez</w:t>
             </w:r>
           </w:p>
         </w:tc>
@@ -13549,9 +13762,19 @@
                 <w:lang w:val="es-CO"/>
               </w:rPr>
             </w:pPr>
-            <w:r>
-              <w:t>Veimar Celis Melendez</w:t>
-            </w:r>
+            <w:proofErr w:type="spellStart"/>
+            <w:r>
+              <w:t>Veimar</w:t>
+            </w:r>
+            <w:proofErr w:type="spellEnd"/>
+            <w:r>
+              <w:t xml:space="preserve"> Celis </w:t>
+            </w:r>
+            <w:proofErr w:type="spellStart"/>
+            <w:r>
+              <w:t>Melendez</w:t>
+            </w:r>
+            <w:proofErr w:type="spellEnd"/>
           </w:p>
         </w:tc>
         <w:tc>
@@ -13610,8 +13833,13 @@
               <w:spacing w:line="360" w:lineRule="auto"/>
             </w:pPr>
             <w:r>
-              <w:t>Gilberto Junior Rodríguez Rodríguez</w:t>
-            </w:r>
+              <w:t xml:space="preserve">Gilberto Junior Rodríguez </w:t>
+            </w:r>
+            <w:proofErr w:type="spellStart"/>
+            <w:r>
+              <w:t>Rodríguez</w:t>
+            </w:r>
+            <w:proofErr w:type="spellEnd"/>
           </w:p>
         </w:tc>
         <w:tc>
@@ -13717,6 +13945,7 @@
               <w:spacing w:line="360" w:lineRule="auto"/>
             </w:pPr>
             <w:r>
+              <w:lastRenderedPageBreak/>
               <w:t>Jorge Bustos Gómez</w:t>
             </w:r>
           </w:p>
@@ -13779,7 +14008,7 @@
 </file>
 
 <file path=word/endnotes.xml><?xml version="1.0" encoding="utf-8"?>
-<w:endnotes xmlns:wpc="http://schemas.microsoft.com/office/word/2010/wordprocessingCanvas" xmlns:cx="http://schemas.microsoft.com/office/drawing/2014/chartex" xmlns:cx1="http://schemas.microsoft.com/office/drawing/2015/9/8/chartex" xmlns:cx2="http://schemas.microsoft.com/office/drawing/2015/10/21/chartex" xmlns:cx3="http://schemas.microsoft.com/office/drawing/2016/5/9/chartex" xmlns:cx4="http://schemas.microsoft.com/office/drawing/2016/5/10/chartex" xmlns:cx5="http://schemas.microsoft.com/office/drawing/2016/5/11/chartex" xmlns:cx6="http://schemas.microsoft.com/office/drawing/2016/5/12/chartex" xmlns:cx7="http://schemas.microsoft.com/office/drawing/2016/5/13/chartex" xmlns:cx8="http://schemas.microsoft.com/office/drawing/2016/5/14/chartex" xmlns:mc="http://schemas.openxmlformats.org/markup-compatibility/2006" xmlns:aink="http://schemas.microsoft.com/office/drawing/2016/ink" xmlns:am3d="http://schemas.microsoft.com/office/drawing/2017/model3d" xmlns:o="urn:schemas-microsoft-com:office:office" xmlns:r="http://schemas.openxmlformats.org/officeDocument/2006/relationships" xmlns:m="http://schemas.openxmlformats.org/officeDocument/2006/math" xmlns:v="urn:schemas-microsoft-com:vml" xmlns:wp14="http://schemas.microsoft.com/office/word/2010/wordprocessingDrawing" xmlns:wp="http://schemas.openxmlformats.org/drawingml/2006/wordprocessingDrawing" xmlns:w10="urn:schemas-microsoft-com:office:word" xmlns:w="http://schemas.openxmlformats.org/wordprocessingml/2006/main" xmlns:w14="http://schemas.microsoft.com/office/word/2010/wordml" xmlns:w15="http://schemas.microsoft.com/office/word/2012/wordml" xmlns:w16cex="http://schemas.microsoft.com/office/word/2018/wordml/cex" xmlns:w16cid="http://schemas.microsoft.com/office/word/2016/wordml/cid" xmlns:w16="http://schemas.microsoft.com/office/word/2018/wordml" xmlns:w16sdtdh="http://schemas.microsoft.com/office/word/2020/wordml/sdtdatahash" xmlns:w16se="http://schemas.microsoft.com/office/word/2015/wordml/symex" xmlns:wpg="http://schemas.microsoft.com/office/word/2010/wordprocessingGroup" xmlns:wpi="http://schemas.microsoft.com/office/word/2010/wordprocessingInk" xmlns:wne="http://schemas.microsoft.com/office/word/2006/wordml" xmlns:wps="http://schemas.microsoft.com/office/word/2010/wordprocessingShape" mc:Ignorable="w14 w15 w16se w16cid w16 w16cex w16sdtdh wp14">
+<w:endnotes xmlns:wpc="http://schemas.microsoft.com/office/word/2010/wordprocessingCanvas" xmlns:cx="http://schemas.microsoft.com/office/drawing/2014/chartex" xmlns:cx1="http://schemas.microsoft.com/office/drawing/2015/9/8/chartex" xmlns:cx2="http://schemas.microsoft.com/office/drawing/2015/10/21/chartex" xmlns:cx3="http://schemas.microsoft.com/office/drawing/2016/5/9/chartex" xmlns:cx4="http://schemas.microsoft.com/office/drawing/2016/5/10/chartex" xmlns:cx5="http://schemas.microsoft.com/office/drawing/2016/5/11/chartex" xmlns:cx6="http://schemas.microsoft.com/office/drawing/2016/5/12/chartex" xmlns:cx7="http://schemas.microsoft.com/office/drawing/2016/5/13/chartex" xmlns:cx8="http://schemas.microsoft.com/office/drawing/2016/5/14/chartex" xmlns:mc="http://schemas.openxmlformats.org/markup-compatibility/2006" xmlns:aink="http://schemas.microsoft.com/office/drawing/2016/ink" xmlns:am3d="http://schemas.microsoft.com/office/drawing/2017/model3d" xmlns:o="urn:schemas-microsoft-com:office:office" xmlns:r="http://schemas.openxmlformats.org/officeDocument/2006/relationships" xmlns:m="http://schemas.openxmlformats.org/officeDocument/2006/math" xmlns:v="urn:schemas-microsoft-com:vml" xmlns:wp14="http://schemas.microsoft.com/office/word/2010/wordprocessingDrawing" xmlns:wp="http://schemas.openxmlformats.org/drawingml/2006/wordprocessingDrawing" xmlns:w10="urn:schemas-microsoft-com:office:word" xmlns:w="http://schemas.openxmlformats.org/wordprocessingml/2006/main" xmlns:w14="http://schemas.microsoft.com/office/word/2010/wordml" xmlns:w15="http://schemas.microsoft.com/office/word/2012/wordml" xmlns:w16cid="http://schemas.microsoft.com/office/word/2016/wordml/cid" xmlns:w16se="http://schemas.microsoft.com/office/word/2015/wordml/symex" xmlns:wpg="http://schemas.microsoft.com/office/word/2010/wordprocessingGroup" xmlns:wpi="http://schemas.microsoft.com/office/word/2010/wordprocessingInk" xmlns:wne="http://schemas.microsoft.com/office/word/2006/wordml" xmlns:wps="http://schemas.microsoft.com/office/word/2010/wordprocessingShape" mc:Ignorable="w14 w15 w16se w16cid wp14">
   <w:endnote w:type="separator" w:id="-1">
     <w:p>
       <w:pPr>
@@ -13804,7 +14033,7 @@
 </file>
 
 <file path=word/footer1.xml><?xml version="1.0" encoding="utf-8"?>
-<w:ftr xmlns:wpc="http://schemas.microsoft.com/office/word/2010/wordprocessingCanvas" xmlns:cx="http://schemas.microsoft.com/office/drawing/2014/chartex" xmlns:cx1="http://schemas.microsoft.com/office/drawing/2015/9/8/chartex" xmlns:cx2="http://schemas.microsoft.com/office/drawing/2015/10/21/chartex" xmlns:cx3="http://schemas.microsoft.com/office/drawing/2016/5/9/chartex" xmlns:cx4="http://schemas.microsoft.com/office/drawing/2016/5/10/chartex" xmlns:cx5="http://schemas.microsoft.com/office/drawing/2016/5/11/chartex" xmlns:cx6="http://schemas.microsoft.com/office/drawing/2016/5/12/chartex" xmlns:cx7="http://schemas.microsoft.com/office/drawing/2016/5/13/chartex" xmlns:cx8="http://schemas.microsoft.com/office/drawing/2016/5/14/chartex" xmlns:mc="http://schemas.openxmlformats.org/markup-compatibility/2006" xmlns:aink="http://schemas.microsoft.com/office/drawing/2016/ink" xmlns:am3d="http://schemas.microsoft.com/office/drawing/2017/model3d" xmlns:o="urn:schemas-microsoft-com:office:office" xmlns:r="http://schemas.openxmlformats.org/officeDocument/2006/relationships" xmlns:m="http://schemas.openxmlformats.org/officeDocument/2006/math" xmlns:v="urn:schemas-microsoft-com:vml" xmlns:wp14="http://schemas.microsoft.com/office/word/2010/wordprocessingDrawing" xmlns:wp="http://schemas.openxmlformats.org/drawingml/2006/wordprocessingDrawing" xmlns:w10="urn:schemas-microsoft-com:office:word" xmlns:w="http://schemas.openxmlformats.org/wordprocessingml/2006/main" xmlns:w14="http://schemas.microsoft.com/office/word/2010/wordml" xmlns:w15="http://schemas.microsoft.com/office/word/2012/wordml" xmlns:w16cex="http://schemas.microsoft.com/office/word/2018/wordml/cex" xmlns:w16cid="http://schemas.microsoft.com/office/word/2016/wordml/cid" xmlns:w16="http://schemas.microsoft.com/office/word/2018/wordml" xmlns:w16sdtdh="http://schemas.microsoft.com/office/word/2020/wordml/sdtdatahash" xmlns:w16se="http://schemas.microsoft.com/office/word/2015/wordml/symex" xmlns:wpg="http://schemas.microsoft.com/office/word/2010/wordprocessingGroup" xmlns:wpi="http://schemas.microsoft.com/office/word/2010/wordprocessingInk" xmlns:wne="http://schemas.microsoft.com/office/word/2006/wordml" xmlns:wps="http://schemas.microsoft.com/office/word/2010/wordprocessingShape" mc:Ignorable="w14 w15 w16se w16cid w16 w16cex w16sdtdh wp14">
+<w:ftr xmlns:wpc="http://schemas.microsoft.com/office/word/2010/wordprocessingCanvas" xmlns:cx="http://schemas.microsoft.com/office/drawing/2014/chartex" xmlns:cx1="http://schemas.microsoft.com/office/drawing/2015/9/8/chartex" xmlns:cx2="http://schemas.microsoft.com/office/drawing/2015/10/21/chartex" xmlns:cx3="http://schemas.microsoft.com/office/drawing/2016/5/9/chartex" xmlns:cx4="http://schemas.microsoft.com/office/drawing/2016/5/10/chartex" xmlns:cx5="http://schemas.microsoft.com/office/drawing/2016/5/11/chartex" xmlns:cx6="http://schemas.microsoft.com/office/drawing/2016/5/12/chartex" xmlns:cx7="http://schemas.microsoft.com/office/drawing/2016/5/13/chartex" xmlns:cx8="http://schemas.microsoft.com/office/drawing/2016/5/14/chartex" xmlns:mc="http://schemas.openxmlformats.org/markup-compatibility/2006" xmlns:aink="http://schemas.microsoft.com/office/drawing/2016/ink" xmlns:am3d="http://schemas.microsoft.com/office/drawing/2017/model3d" xmlns:o="urn:schemas-microsoft-com:office:office" xmlns:r="http://schemas.openxmlformats.org/officeDocument/2006/relationships" xmlns:m="http://schemas.openxmlformats.org/officeDocument/2006/math" xmlns:v="urn:schemas-microsoft-com:vml" xmlns:wp14="http://schemas.microsoft.com/office/word/2010/wordprocessingDrawing" xmlns:wp="http://schemas.openxmlformats.org/drawingml/2006/wordprocessingDrawing" xmlns:w10="urn:schemas-microsoft-com:office:word" xmlns:w="http://schemas.openxmlformats.org/wordprocessingml/2006/main" xmlns:w14="http://schemas.microsoft.com/office/word/2010/wordml" xmlns:w15="http://schemas.microsoft.com/office/word/2012/wordml" xmlns:w16cid="http://schemas.microsoft.com/office/word/2016/wordml/cid" xmlns:w16se="http://schemas.microsoft.com/office/word/2015/wordml/symex" xmlns:wpg="http://schemas.microsoft.com/office/word/2010/wordprocessingGroup" xmlns:wpi="http://schemas.microsoft.com/office/word/2010/wordprocessingInk" xmlns:wne="http://schemas.microsoft.com/office/word/2006/wordml" xmlns:wps="http://schemas.microsoft.com/office/word/2010/wordprocessingShape" mc:Ignorable="w14 w15 w16se w16cid wp14">
   <w:sdt>
     <w:sdtPr>
       <w:id w:val="-1465197936"/>
@@ -13813,7 +14042,6 @@
         <w:docPartUnique/>
       </w:docPartObj>
     </w:sdtPr>
-    <w:sdtEndPr/>
     <w:sdtContent>
       <w:p>
         <w:pPr>
@@ -13850,7 +14078,7 @@
 </file>
 
 <file path=word/footnotes.xml><?xml version="1.0" encoding="utf-8"?>
-<w:footnotes xmlns:wpc="http://schemas.microsoft.com/office/word/2010/wordprocessingCanvas" xmlns:cx="http://schemas.microsoft.com/office/drawing/2014/chartex" xmlns:cx1="http://schemas.microsoft.com/office/drawing/2015/9/8/chartex" xmlns:cx2="http://schemas.microsoft.com/office/drawing/2015/10/21/chartex" xmlns:cx3="http://schemas.microsoft.com/office/drawing/2016/5/9/chartex" xmlns:cx4="http://schemas.microsoft.com/office/drawing/2016/5/10/chartex" xmlns:cx5="http://schemas.microsoft.com/office/drawing/2016/5/11/chartex" xmlns:cx6="http://schemas.microsoft.com/office/drawing/2016/5/12/chartex" xmlns:cx7="http://schemas.microsoft.com/office/drawing/2016/5/13/chartex" xmlns:cx8="http://schemas.microsoft.com/office/drawing/2016/5/14/chartex" xmlns:mc="http://schemas.openxmlformats.org/markup-compatibility/2006" xmlns:aink="http://schemas.microsoft.com/office/drawing/2016/ink" xmlns:am3d="http://schemas.microsoft.com/office/drawing/2017/model3d" xmlns:o="urn:schemas-microsoft-com:office:office" xmlns:r="http://schemas.openxmlformats.org/officeDocument/2006/relationships" xmlns:m="http://schemas.openxmlformats.org/officeDocument/2006/math" xmlns:v="urn:schemas-microsoft-com:vml" xmlns:wp14="http://schemas.microsoft.com/office/word/2010/wordprocessingDrawing" xmlns:wp="http://schemas.openxmlformats.org/drawingml/2006/wordprocessingDrawing" xmlns:w10="urn:schemas-microsoft-com:office:word" xmlns:w="http://schemas.openxmlformats.org/wordprocessingml/2006/main" xmlns:w14="http://schemas.microsoft.com/office/word/2010/wordml" xmlns:w15="http://schemas.microsoft.com/office/word/2012/wordml" xmlns:w16cex="http://schemas.microsoft.com/office/word/2018/wordml/cex" xmlns:w16cid="http://schemas.microsoft.com/office/word/2016/wordml/cid" xmlns:w16="http://schemas.microsoft.com/office/word/2018/wordml" xmlns:w16sdtdh="http://schemas.microsoft.com/office/word/2020/wordml/sdtdatahash" xmlns:w16se="http://schemas.microsoft.com/office/word/2015/wordml/symex" xmlns:wpg="http://schemas.microsoft.com/office/word/2010/wordprocessingGroup" xmlns:wpi="http://schemas.microsoft.com/office/word/2010/wordprocessingInk" xmlns:wne="http://schemas.microsoft.com/office/word/2006/wordml" xmlns:wps="http://schemas.microsoft.com/office/word/2010/wordprocessingShape" mc:Ignorable="w14 w15 w16se w16cid w16 w16cex w16sdtdh wp14">
+<w:footnotes xmlns:wpc="http://schemas.microsoft.com/office/word/2010/wordprocessingCanvas" xmlns:cx="http://schemas.microsoft.com/office/drawing/2014/chartex" xmlns:cx1="http://schemas.microsoft.com/office/drawing/2015/9/8/chartex" xmlns:cx2="http://schemas.microsoft.com/office/drawing/2015/10/21/chartex" xmlns:cx3="http://schemas.microsoft.com/office/drawing/2016/5/9/chartex" xmlns:cx4="http://schemas.microsoft.com/office/drawing/2016/5/10/chartex" xmlns:cx5="http://schemas.microsoft.com/office/drawing/2016/5/11/chartex" xmlns:cx6="http://schemas.microsoft.com/office/drawing/2016/5/12/chartex" xmlns:cx7="http://schemas.microsoft.com/office/drawing/2016/5/13/chartex" xmlns:cx8="http://schemas.microsoft.com/office/drawing/2016/5/14/chartex" xmlns:mc="http://schemas.openxmlformats.org/markup-compatibility/2006" xmlns:aink="http://schemas.microsoft.com/office/drawing/2016/ink" xmlns:am3d="http://schemas.microsoft.com/office/drawing/2017/model3d" xmlns:o="urn:schemas-microsoft-com:office:office" xmlns:r="http://schemas.openxmlformats.org/officeDocument/2006/relationships" xmlns:m="http://schemas.openxmlformats.org/officeDocument/2006/math" xmlns:v="urn:schemas-microsoft-com:vml" xmlns:wp14="http://schemas.microsoft.com/office/word/2010/wordprocessingDrawing" xmlns:wp="http://schemas.openxmlformats.org/drawingml/2006/wordprocessingDrawing" xmlns:w10="urn:schemas-microsoft-com:office:word" xmlns:w="http://schemas.openxmlformats.org/wordprocessingml/2006/main" xmlns:w14="http://schemas.microsoft.com/office/word/2010/wordml" xmlns:w15="http://schemas.microsoft.com/office/word/2012/wordml" xmlns:w16cid="http://schemas.microsoft.com/office/word/2016/wordml/cid" xmlns:w16se="http://schemas.microsoft.com/office/word/2015/wordml/symex" xmlns:wpg="http://schemas.microsoft.com/office/word/2010/wordprocessingGroup" xmlns:wpi="http://schemas.microsoft.com/office/word/2010/wordprocessingInk" xmlns:wne="http://schemas.microsoft.com/office/word/2006/wordml" xmlns:wps="http://schemas.microsoft.com/office/word/2010/wordprocessingShape" mc:Ignorable="w14 w15 w16se w16cid wp14">
   <w:footnote w:type="separator" w:id="-1">
     <w:p>
       <w:pPr>
@@ -13875,7 +14103,7 @@
 </file>
 
 <file path=word/header1.xml><?xml version="1.0" encoding="utf-8"?>
-<w:hdr xmlns:wpc="http://schemas.microsoft.com/office/word/2010/wordprocessingCanvas" xmlns:cx="http://schemas.microsoft.com/office/drawing/2014/chartex" xmlns:cx1="http://schemas.microsoft.com/office/drawing/2015/9/8/chartex" xmlns:cx2="http://schemas.microsoft.com/office/drawing/2015/10/21/chartex" xmlns:cx3="http://schemas.microsoft.com/office/drawing/2016/5/9/chartex" xmlns:cx4="http://schemas.microsoft.com/office/drawing/2016/5/10/chartex" xmlns:cx5="http://schemas.microsoft.com/office/drawing/2016/5/11/chartex" xmlns:cx6="http://schemas.microsoft.com/office/drawing/2016/5/12/chartex" xmlns:cx7="http://schemas.microsoft.com/office/drawing/2016/5/13/chartex" xmlns:cx8="http://schemas.microsoft.com/office/drawing/2016/5/14/chartex" xmlns:mc="http://schemas.openxmlformats.org/markup-compatibility/2006" xmlns:aink="http://schemas.microsoft.com/office/drawing/2016/ink" xmlns:am3d="http://schemas.microsoft.com/office/drawing/2017/model3d" xmlns:o="urn:schemas-microsoft-com:office:office" xmlns:r="http://schemas.openxmlformats.org/officeDocument/2006/relationships" xmlns:m="http://schemas.openxmlformats.org/officeDocument/2006/math" xmlns:v="urn:schemas-microsoft-com:vml" xmlns:wp14="http://schemas.microsoft.com/office/word/2010/wordprocessingDrawing" xmlns:wp="http://schemas.openxmlformats.org/drawingml/2006/wordprocessingDrawing" xmlns:w10="urn:schemas-microsoft-com:office:word" xmlns:w="http://schemas.openxmlformats.org/wordprocessingml/2006/main" xmlns:w14="http://schemas.microsoft.com/office/word/2010/wordml" xmlns:w15="http://schemas.microsoft.com/office/word/2012/wordml" xmlns:w16cex="http://schemas.microsoft.com/office/word/2018/wordml/cex" xmlns:w16cid="http://schemas.microsoft.com/office/word/2016/wordml/cid" xmlns:w16="http://schemas.microsoft.com/office/word/2018/wordml" xmlns:w16sdtdh="http://schemas.microsoft.com/office/word/2020/wordml/sdtdatahash" xmlns:w16se="http://schemas.microsoft.com/office/word/2015/wordml/symex" xmlns:wpg="http://schemas.microsoft.com/office/word/2010/wordprocessingGroup" xmlns:wpi="http://schemas.microsoft.com/office/word/2010/wordprocessingInk" xmlns:wne="http://schemas.microsoft.com/office/word/2006/wordml" xmlns:wps="http://schemas.microsoft.com/office/word/2010/wordprocessingShape" mc:Ignorable="w14 w15 w16se w16cid w16 w16cex w16sdtdh wp14">
+<w:hdr xmlns:wpc="http://schemas.microsoft.com/office/word/2010/wordprocessingCanvas" xmlns:cx="http://schemas.microsoft.com/office/drawing/2014/chartex" xmlns:cx1="http://schemas.microsoft.com/office/drawing/2015/9/8/chartex" xmlns:cx2="http://schemas.microsoft.com/office/drawing/2015/10/21/chartex" xmlns:cx3="http://schemas.microsoft.com/office/drawing/2016/5/9/chartex" xmlns:cx4="http://schemas.microsoft.com/office/drawing/2016/5/10/chartex" xmlns:cx5="http://schemas.microsoft.com/office/drawing/2016/5/11/chartex" xmlns:cx6="http://schemas.microsoft.com/office/drawing/2016/5/12/chartex" xmlns:cx7="http://schemas.microsoft.com/office/drawing/2016/5/13/chartex" xmlns:cx8="http://schemas.microsoft.com/office/drawing/2016/5/14/chartex" xmlns:mc="http://schemas.openxmlformats.org/markup-compatibility/2006" xmlns:aink="http://schemas.microsoft.com/office/drawing/2016/ink" xmlns:am3d="http://schemas.microsoft.com/office/drawing/2017/model3d" xmlns:o="urn:schemas-microsoft-com:office:office" xmlns:r="http://schemas.openxmlformats.org/officeDocument/2006/relationships" xmlns:m="http://schemas.openxmlformats.org/officeDocument/2006/math" xmlns:v="urn:schemas-microsoft-com:vml" xmlns:wp14="http://schemas.microsoft.com/office/word/2010/wordprocessingDrawing" xmlns:wp="http://schemas.openxmlformats.org/drawingml/2006/wordprocessingDrawing" xmlns:w10="urn:schemas-microsoft-com:office:word" xmlns:w="http://schemas.openxmlformats.org/wordprocessingml/2006/main" xmlns:w14="http://schemas.microsoft.com/office/word/2010/wordml" xmlns:w15="http://schemas.microsoft.com/office/word/2012/wordml" xmlns:w16cid="http://schemas.microsoft.com/office/word/2016/wordml/cid" xmlns:w16se="http://schemas.microsoft.com/office/word/2015/wordml/symex" xmlns:wpg="http://schemas.microsoft.com/office/word/2010/wordprocessingGroup" xmlns:wpi="http://schemas.microsoft.com/office/word/2010/wordprocessingInk" xmlns:wne="http://schemas.microsoft.com/office/word/2006/wordml" xmlns:wps="http://schemas.microsoft.com/office/word/2010/wordprocessingShape" mc:Ignorable="w14 w15 w16se w16cid wp14">
   <w:p>
     <w:pPr>
       <w:pStyle w:val="Encabezado"/>
@@ -13961,7 +14189,7 @@
 </file>
 
 <file path=word/numbering.xml><?xml version="1.0" encoding="utf-8"?>
-<w:numbering xmlns:wpc="http://schemas.microsoft.com/office/word/2010/wordprocessingCanvas" xmlns:cx="http://schemas.microsoft.com/office/drawing/2014/chartex" xmlns:cx1="http://schemas.microsoft.com/office/drawing/2015/9/8/chartex" xmlns:cx2="http://schemas.microsoft.com/office/drawing/2015/10/21/chartex" xmlns:cx3="http://schemas.microsoft.com/office/drawing/2016/5/9/chartex" xmlns:cx4="http://schemas.microsoft.com/office/drawing/2016/5/10/chartex" xmlns:cx5="http://schemas.microsoft.com/office/drawing/2016/5/11/chartex" xmlns:cx6="http://schemas.microsoft.com/office/drawing/2016/5/12/chartex" xmlns:cx7="http://schemas.microsoft.com/office/drawing/2016/5/13/chartex" xmlns:cx8="http://schemas.microsoft.com/office/drawing/2016/5/14/chartex" xmlns:mc="http://schemas.openxmlformats.org/markup-compatibility/2006" xmlns:aink="http://schemas.microsoft.com/office/drawing/2016/ink" xmlns:am3d="http://schemas.microsoft.com/office/drawing/2017/model3d" xmlns:o="urn:schemas-microsoft-com:office:office" xmlns:r="http://schemas.openxmlformats.org/officeDocument/2006/relationships" xmlns:m="http://schemas.openxmlformats.org/officeDocument/2006/math" xmlns:v="urn:schemas-microsoft-com:vml" xmlns:wp14="http://schemas.microsoft.com/office/word/2010/wordprocessingDrawing" xmlns:wp="http://schemas.openxmlformats.org/drawingml/2006/wordprocessingDrawing" xmlns:w10="urn:schemas-microsoft-com:office:word" xmlns:w="http://schemas.openxmlformats.org/wordprocessingml/2006/main" xmlns:w14="http://schemas.microsoft.com/office/word/2010/wordml" xmlns:w15="http://schemas.microsoft.com/office/word/2012/wordml" xmlns:w16cex="http://schemas.microsoft.com/office/word/2018/wordml/cex" xmlns:w16cid="http://schemas.microsoft.com/office/word/2016/wordml/cid" xmlns:w16="http://schemas.microsoft.com/office/word/2018/wordml" xmlns:w16sdtdh="http://schemas.microsoft.com/office/word/2020/wordml/sdtdatahash" xmlns:w16se="http://schemas.microsoft.com/office/word/2015/wordml/symex" xmlns:wpg="http://schemas.microsoft.com/office/word/2010/wordprocessingGroup" xmlns:wpi="http://schemas.microsoft.com/office/word/2010/wordprocessingInk" xmlns:wne="http://schemas.microsoft.com/office/word/2006/wordml" xmlns:wps="http://schemas.microsoft.com/office/word/2010/wordprocessingShape" mc:Ignorable="w14 w15 w16se w16cid w16 w16cex w16sdtdh wp14">
+<w:numbering xmlns:wpc="http://schemas.microsoft.com/office/word/2010/wordprocessingCanvas" xmlns:cx="http://schemas.microsoft.com/office/drawing/2014/chartex" xmlns:cx1="http://schemas.microsoft.com/office/drawing/2015/9/8/chartex" xmlns:cx2="http://schemas.microsoft.com/office/drawing/2015/10/21/chartex" xmlns:cx3="http://schemas.microsoft.com/office/drawing/2016/5/9/chartex" xmlns:cx4="http://schemas.microsoft.com/office/drawing/2016/5/10/chartex" xmlns:cx5="http://schemas.microsoft.com/office/drawing/2016/5/11/chartex" xmlns:cx6="http://schemas.microsoft.com/office/drawing/2016/5/12/chartex" xmlns:cx7="http://schemas.microsoft.com/office/drawing/2016/5/13/chartex" xmlns:cx8="http://schemas.microsoft.com/office/drawing/2016/5/14/chartex" xmlns:mc="http://schemas.openxmlformats.org/markup-compatibility/2006" xmlns:aink="http://schemas.microsoft.com/office/drawing/2016/ink" xmlns:am3d="http://schemas.microsoft.com/office/drawing/2017/model3d" xmlns:o="urn:schemas-microsoft-com:office:office" xmlns:r="http://schemas.openxmlformats.org/officeDocument/2006/relationships" xmlns:m="http://schemas.openxmlformats.org/officeDocument/2006/math" xmlns:v="urn:schemas-microsoft-com:vml" xmlns:wp14="http://schemas.microsoft.com/office/word/2010/wordprocessingDrawing" xmlns:wp="http://schemas.openxmlformats.org/drawingml/2006/wordprocessingDrawing" xmlns:w10="urn:schemas-microsoft-com:office:word" xmlns:w="http://schemas.openxmlformats.org/wordprocessingml/2006/main" xmlns:w14="http://schemas.microsoft.com/office/word/2010/wordml" xmlns:w15="http://schemas.microsoft.com/office/word/2012/wordml" xmlns:w16cid="http://schemas.microsoft.com/office/word/2016/wordml/cid" xmlns:w16se="http://schemas.microsoft.com/office/word/2015/wordml/symex" xmlns:wpg="http://schemas.microsoft.com/office/word/2010/wordprocessingGroup" xmlns:wpi="http://schemas.microsoft.com/office/word/2010/wordprocessingInk" xmlns:wne="http://schemas.microsoft.com/office/word/2006/wordml" xmlns:wps="http://schemas.microsoft.com/office/word/2010/wordprocessingShape" mc:Ignorable="w14 w15 w16se w16cid wp14">
   <w:abstractNum w:abstractNumId="0" w15:restartNumberingAfterBreak="0">
     <w:nsid w:val="FFFFFF89"/>
     <w:multiLevelType w:val="singleLevel"/>
@@ -19310,7 +19538,7 @@
 </file>
 
 <file path=word/styles.xml><?xml version="1.0" encoding="utf-8"?>
-<w:styles xmlns:mc="http://schemas.openxmlformats.org/markup-compatibility/2006" xmlns:r="http://schemas.openxmlformats.org/officeDocument/2006/relationships" xmlns:w="http://schemas.openxmlformats.org/wordprocessingml/2006/main" xmlns:w14="http://schemas.microsoft.com/office/word/2010/wordml" xmlns:w15="http://schemas.microsoft.com/office/word/2012/wordml" xmlns:w16cex="http://schemas.microsoft.com/office/word/2018/wordml/cex" xmlns:w16cid="http://schemas.microsoft.com/office/word/2016/wordml/cid" xmlns:w16="http://schemas.microsoft.com/office/word/2018/wordml" xmlns:w16sdtdh="http://schemas.microsoft.com/office/word/2020/wordml/sdtdatahash" xmlns:w16se="http://schemas.microsoft.com/office/word/2015/wordml/symex" mc:Ignorable="w14 w15 w16se w16cid w16 w16cex w16sdtdh">
+<w:styles xmlns:mc="http://schemas.openxmlformats.org/markup-compatibility/2006" xmlns:r="http://schemas.openxmlformats.org/officeDocument/2006/relationships" xmlns:w="http://schemas.openxmlformats.org/wordprocessingml/2006/main" xmlns:w14="http://schemas.microsoft.com/office/word/2010/wordml" xmlns:w15="http://schemas.microsoft.com/office/word/2012/wordml" xmlns:w16cid="http://schemas.microsoft.com/office/word/2016/wordml/cid" xmlns:w16se="http://schemas.microsoft.com/office/word/2015/wordml/symex" mc:Ignorable="w14 w15 w16se w16cid">
   <w:docDefaults>
     <w:rPrDefault>
       <w:rPr>
@@ -19328,7 +19556,7 @@
       </w:pPr>
     </w:pPrDefault>
   </w:docDefaults>
-  <w:latentStyles w:defLockedState="0" w:defUIPriority="99" w:defSemiHidden="0" w:defUnhideWhenUsed="0" w:defQFormat="0" w:count="376">
+  <w:latentStyles w:defLockedState="0" w:defUIPriority="99" w:defSemiHidden="0" w:defUnhideWhenUsed="0" w:defQFormat="0" w:count="375">
     <w:lsdException w:name="Normal" w:uiPriority="0" w:qFormat="1"/>
     <w:lsdException w:name="heading 1" w:uiPriority="9" w:qFormat="1"/>
     <w:lsdException w:name="heading 2" w:semiHidden="1" w:uiPriority="9" w:unhideWhenUsed="1" w:qFormat="1"/>
@@ -19434,6 +19662,7 @@
     <w:lsdException w:name="HTML Sample" w:semiHidden="1" w:unhideWhenUsed="1"/>
     <w:lsdException w:name="HTML Typewriter" w:semiHidden="1" w:unhideWhenUsed="1"/>
     <w:lsdException w:name="HTML Variable" w:semiHidden="1" w:unhideWhenUsed="1"/>
+    <w:lsdException w:name="Normal Table" w:semiHidden="1" w:unhideWhenUsed="1"/>
     <w:lsdException w:name="annotation subject" w:semiHidden="1" w:unhideWhenUsed="1"/>
     <w:lsdException w:name="No List" w:semiHidden="1" w:unhideWhenUsed="1"/>
     <w:lsdException w:name="Outline List 1" w:semiHidden="1" w:unhideWhenUsed="1"/>
@@ -19480,8 +19709,10 @@
     <w:lsdException w:name="Table Subtle 2" w:semiHidden="1" w:unhideWhenUsed="1"/>
     <w:lsdException w:name="Table Web 1" w:semiHidden="1" w:unhideWhenUsed="1"/>
     <w:lsdException w:name="Table Web 2" w:semiHidden="1" w:unhideWhenUsed="1"/>
+    <w:lsdException w:name="Table Web 3" w:semiHidden="1" w:unhideWhenUsed="1"/>
     <w:lsdException w:name="Balloon Text" w:semiHidden="1" w:unhideWhenUsed="1"/>
     <w:lsdException w:name="Table Grid" w:uiPriority="39"/>
+    <w:lsdException w:name="Table Theme" w:semiHidden="1" w:unhideWhenUsed="1"/>
     <w:lsdException w:name="Placeholder Text" w:semiHidden="1"/>
     <w:lsdException w:name="No Spacing" w:uiPriority="1" w:qFormat="1"/>
     <w:lsdException w:name="Light Shading" w:uiPriority="60"/>
@@ -19701,7 +19932,6 @@
     <w:lsdException w:name="Smart Hyperlink" w:semiHidden="1" w:unhideWhenUsed="1"/>
     <w:lsdException w:name="Hashtag" w:semiHidden="1" w:unhideWhenUsed="1"/>
     <w:lsdException w:name="Unresolved Mention" w:semiHidden="1" w:unhideWhenUsed="1"/>
-    <w:lsdException w:name="Smart Link" w:semiHidden="1" w:unhideWhenUsed="1"/>
   </w:latentStyles>
   <w:style w:type="paragraph" w:default="1" w:styleId="Normal">
     <w:name w:val="Normal"/>
@@ -21048,30 +21278,6 @@
 </file>
 
 <file path=customXml/item1.xml><?xml version="1.0" encoding="utf-8"?>
-<b:Sources xmlns:b="http://schemas.openxmlformats.org/officeDocument/2006/bibliography" xmlns="http://schemas.openxmlformats.org/officeDocument/2006/bibliography" SelectedStyle="\APASixthEditionOfficeOnline.xsl" StyleName="APA" Version="6"/>
-</file>
-
-<file path=customXml/item2.xml><?xml version="1.0" encoding="utf-8"?>
-<?mso-contentType ?>
-<FormTemplates xmlns="http://schemas.microsoft.com/sharepoint/v3/contenttype/forms">
-  <Display>DocumentLibraryForm</Display>
-  <Edit>DocumentLibraryForm</Edit>
-  <New>DocumentLibraryForm</New>
-</FormTemplates>
-</file>
-
-<file path=customXml/item3.xml><?xml version="1.0" encoding="utf-8"?>
-<p:properties xmlns:p="http://schemas.microsoft.com/office/2006/metadata/properties" xmlns:xsi="http://www.w3.org/2001/XMLSchema-instance" xmlns:pc="http://schemas.microsoft.com/office/infopath/2007/PartnerControls">
-  <documentManagement>
-    <TaxCatchAll xmlns="13c90a0b-73bc-4dc0-be5f-28d77b615beb" xsi:nil="true"/>
-    <lcf76f155ced4ddcb4097134ff3c332f xmlns="13c93bba-48ce-428c-bfe5-88b42c19b028">
-      <Terms xmlns="http://schemas.microsoft.com/office/infopath/2007/PartnerControls"/>
-    </lcf76f155ced4ddcb4097134ff3c332f>
-  </documentManagement>
-</p:properties>
-</file>
-
-<file path=customXml/item4.xml><?xml version="1.0" encoding="utf-8"?>
 <ct:contentTypeSchema xmlns:ct="http://schemas.microsoft.com/office/2006/metadata/contentType" xmlns:ma="http://schemas.microsoft.com/office/2006/metadata/properties/metaAttributes" ct:_="" ma:_="" ma:contentTypeName="Documento" ma:contentTypeID="0x0101006A81D6BD42E8DF4C91013959704817E1" ma:contentTypeVersion="15" ma:contentTypeDescription="Crear nuevo documento." ma:contentTypeScope="" ma:versionID="bf4f72ffd194f0963ff564daca6869f7">
   <xsd:schema xmlns:xsd="http://www.w3.org/2001/XMLSchema" xmlns:xs="http://www.w3.org/2001/XMLSchema" xmlns:p="http://schemas.microsoft.com/office/2006/metadata/properties" xmlns:ns2="13c90a0b-73bc-4dc0-be5f-28d77b615beb" xmlns:ns3="13c93bba-48ce-428c-bfe5-88b42c19b028" targetNamespace="http://schemas.microsoft.com/office/2006/metadata/properties" ma:root="true" ma:fieldsID="8718d6f4873a5b1392a45044efa78385" ns2:_="" ns3:_="">
     <xsd:import namespace="13c90a0b-73bc-4dc0-be5f-28d77b615beb"/>
@@ -21306,10 +21512,45 @@
 </ct:contentTypeSchema>
 </file>
 
+<file path=customXml/item2.xml><?xml version="1.0" encoding="utf-8"?>
+<?mso-contentType ?>
+<FormTemplates xmlns="http://schemas.microsoft.com/sharepoint/v3/contenttype/forms">
+  <Display>DocumentLibraryForm</Display>
+  <Edit>DocumentLibraryForm</Edit>
+  <New>DocumentLibraryForm</New>
+</FormTemplates>
+</file>
+
+<file path=customXml/item3.xml><?xml version="1.0" encoding="utf-8"?>
+<p:properties xmlns:p="http://schemas.microsoft.com/office/2006/metadata/properties" xmlns:xsi="http://www.w3.org/2001/XMLSchema-instance" xmlns:pc="http://schemas.microsoft.com/office/infopath/2007/PartnerControls">
+  <documentManagement>
+    <TaxCatchAll xmlns="13c90a0b-73bc-4dc0-be5f-28d77b615beb" xsi:nil="true"/>
+    <lcf76f155ced4ddcb4097134ff3c332f xmlns="13c93bba-48ce-428c-bfe5-88b42c19b028">
+      <Terms xmlns="http://schemas.microsoft.com/office/infopath/2007/PartnerControls"/>
+    </lcf76f155ced4ddcb4097134ff3c332f>
+  </documentManagement>
+</p:properties>
+</file>
+
+<file path=customXml/item4.xml><?xml version="1.0" encoding="utf-8"?>
+<b:Sources xmlns:b="http://schemas.openxmlformats.org/officeDocument/2006/bibliography" xmlns="http://schemas.openxmlformats.org/officeDocument/2006/bibliography" SelectedStyle="\APASixthEditionOfficeOnline.xsl" StyleName="APA" Version="6"/>
+</file>
+
 <file path=customXml/itemProps1.xml><?xml version="1.0" encoding="utf-8"?>
-<ds:datastoreItem xmlns:ds="http://schemas.openxmlformats.org/officeDocument/2006/customXml" ds:itemID="{6C6D05E7-6ADF-49C4-9380-77C54509CAA3}">
+<ds:datastoreItem xmlns:ds="http://schemas.openxmlformats.org/officeDocument/2006/customXml" ds:itemID="{59065960-E0CA-4804-83B5-320CBCDCC160}">
   <ds:schemaRefs>
-    <ds:schemaRef ds:uri="http://schemas.openxmlformats.org/officeDocument/2006/bibliography"/>
+    <ds:schemaRef ds:uri="http://schemas.microsoft.com/office/2006/metadata/contentType"/>
+    <ds:schemaRef ds:uri="http://schemas.microsoft.com/office/2006/metadata/properties/metaAttributes"/>
+    <ds:schemaRef ds:uri="http://www.w3.org/2001/XMLSchema"/>
+    <ds:schemaRef ds:uri="http://schemas.microsoft.com/office/2006/metadata/properties"/>
+    <ds:schemaRef ds:uri="13c90a0b-73bc-4dc0-be5f-28d77b615beb"/>
+    <ds:schemaRef ds:uri="13c93bba-48ce-428c-bfe5-88b42c19b028"/>
+    <ds:schemaRef ds:uri="http://schemas.microsoft.com/office/2006/documentManagement/types"/>
+    <ds:schemaRef ds:uri="http://schemas.microsoft.com/office/infopath/2007/PartnerControls"/>
+    <ds:schemaRef ds:uri="http://schemas.openxmlformats.org/package/2006/metadata/core-properties"/>
+    <ds:schemaRef ds:uri="http://purl.org/dc/elements/1.1/"/>
+    <ds:schemaRef ds:uri="http://purl.org/dc/terms/"/>
+    <ds:schemaRef ds:uri="http://schemas.microsoft.com/internal/obd"/>
   </ds:schemaRefs>
 </ds:datastoreItem>
 </file>
@@ -21334,20 +21575,9 @@
 </file>
 
 <file path=customXml/itemProps4.xml><?xml version="1.0" encoding="utf-8"?>
-<ds:datastoreItem xmlns:ds="http://schemas.openxmlformats.org/officeDocument/2006/customXml" ds:itemID="{59065960-E0CA-4804-83B5-320CBCDCC160}">
+<ds:datastoreItem xmlns:ds="http://schemas.openxmlformats.org/officeDocument/2006/customXml" ds:itemID="{44E004E9-AED6-42E8-BC19-3EBCE07A51E9}">
   <ds:schemaRefs>
-    <ds:schemaRef ds:uri="http://schemas.microsoft.com/office/2006/metadata/contentType"/>
-    <ds:schemaRef ds:uri="http://schemas.microsoft.com/office/2006/metadata/properties/metaAttributes"/>
-    <ds:schemaRef ds:uri="http://www.w3.org/2001/XMLSchema"/>
-    <ds:schemaRef ds:uri="http://schemas.microsoft.com/office/2006/metadata/properties"/>
-    <ds:schemaRef ds:uri="13c90a0b-73bc-4dc0-be5f-28d77b615beb"/>
-    <ds:schemaRef ds:uri="13c93bba-48ce-428c-bfe5-88b42c19b028"/>
-    <ds:schemaRef ds:uri="http://schemas.microsoft.com/office/2006/documentManagement/types"/>
-    <ds:schemaRef ds:uri="http://schemas.microsoft.com/office/infopath/2007/PartnerControls"/>
-    <ds:schemaRef ds:uri="http://schemas.openxmlformats.org/package/2006/metadata/core-properties"/>
-    <ds:schemaRef ds:uri="http://purl.org/dc/elements/1.1/"/>
-    <ds:schemaRef ds:uri="http://purl.org/dc/terms/"/>
-    <ds:schemaRef ds:uri="http://schemas.microsoft.com/internal/obd"/>
+    <ds:schemaRef ds:uri="http://schemas.openxmlformats.org/officeDocument/2006/bibliography"/>
   </ds:schemaRefs>
 </ds:datastoreItem>
 </file>
--- a/fuentes/CFA1_42110174_DU.docx
+++ b/fuentes/CFA1_42110174_DU.docx
@@ -1,10 +1,10 @@
 
 <file path=word/document.xml><?xml version="1.0" encoding="utf-8"?>
-<w:document xmlns:wpc="http://schemas.microsoft.com/office/word/2010/wordprocessingCanvas" xmlns:cx="http://schemas.microsoft.com/office/drawing/2014/chartex" xmlns:cx1="http://schemas.microsoft.com/office/drawing/2015/9/8/chartex" xmlns:cx2="http://schemas.microsoft.com/office/drawing/2015/10/21/chartex" xmlns:cx3="http://schemas.microsoft.com/office/drawing/2016/5/9/chartex" xmlns:cx4="http://schemas.microsoft.com/office/drawing/2016/5/10/chartex" xmlns:cx5="http://schemas.microsoft.com/office/drawing/2016/5/11/chartex" xmlns:cx6="http://schemas.microsoft.com/office/drawing/2016/5/12/chartex" xmlns:cx7="http://schemas.microsoft.com/office/drawing/2016/5/13/chartex" xmlns:cx8="http://schemas.microsoft.com/office/drawing/2016/5/14/chartex" xmlns:mc="http://schemas.openxmlformats.org/markup-compatibility/2006" xmlns:aink="http://schemas.microsoft.com/office/drawing/2016/ink" xmlns:am3d="http://schemas.microsoft.com/office/drawing/2017/model3d" xmlns:o="urn:schemas-microsoft-com:office:office" xmlns:r="http://schemas.openxmlformats.org/officeDocument/2006/relationships" xmlns:m="http://schemas.openxmlformats.org/officeDocument/2006/math" xmlns:v="urn:schemas-microsoft-com:vml" xmlns:wp14="http://schemas.microsoft.com/office/word/2010/wordprocessingDrawing" xmlns:wp="http://schemas.openxmlformats.org/drawingml/2006/wordprocessingDrawing" xmlns:w10="urn:schemas-microsoft-com:office:word" xmlns:w="http://schemas.openxmlformats.org/wordprocessingml/2006/main" xmlns:w14="http://schemas.microsoft.com/office/word/2010/wordml" xmlns:w15="http://schemas.microsoft.com/office/word/2012/wordml" xmlns:w16cid="http://schemas.microsoft.com/office/word/2016/wordml/cid" xmlns:w16se="http://schemas.microsoft.com/office/word/2015/wordml/symex" xmlns:wpg="http://schemas.microsoft.com/office/word/2010/wordprocessingGroup" xmlns:wpi="http://schemas.microsoft.com/office/word/2010/wordprocessingInk" xmlns:wne="http://schemas.microsoft.com/office/word/2006/wordml" xmlns:wps="http://schemas.microsoft.com/office/word/2010/wordprocessingShape" mc:Ignorable="w14 w15 w16se w16cid wp14">
+<w:document xmlns:wpc="http://schemas.microsoft.com/office/word/2010/wordprocessingCanvas" xmlns:cx="http://schemas.microsoft.com/office/drawing/2014/chartex" xmlns:cx1="http://schemas.microsoft.com/office/drawing/2015/9/8/chartex" xmlns:cx2="http://schemas.microsoft.com/office/drawing/2015/10/21/chartex" xmlns:cx3="http://schemas.microsoft.com/office/drawing/2016/5/9/chartex" xmlns:cx4="http://schemas.microsoft.com/office/drawing/2016/5/10/chartex" xmlns:cx5="http://schemas.microsoft.com/office/drawing/2016/5/11/chartex" xmlns:cx6="http://schemas.microsoft.com/office/drawing/2016/5/12/chartex" xmlns:cx7="http://schemas.microsoft.com/office/drawing/2016/5/13/chartex" xmlns:cx8="http://schemas.microsoft.com/office/drawing/2016/5/14/chartex" xmlns:mc="http://schemas.openxmlformats.org/markup-compatibility/2006" xmlns:aink="http://schemas.microsoft.com/office/drawing/2016/ink" xmlns:am3d="http://schemas.microsoft.com/office/drawing/2017/model3d" xmlns:o="urn:schemas-microsoft-com:office:office" xmlns:r="http://schemas.openxmlformats.org/officeDocument/2006/relationships" xmlns:m="http://schemas.openxmlformats.org/officeDocument/2006/math" xmlns:v="urn:schemas-microsoft-com:vml" xmlns:wp14="http://schemas.microsoft.com/office/word/2010/wordprocessingDrawing" xmlns:wp="http://schemas.openxmlformats.org/drawingml/2006/wordprocessingDrawing" xmlns:w10="urn:schemas-microsoft-com:office:word" xmlns:w="http://schemas.openxmlformats.org/wordprocessingml/2006/main" xmlns:w14="http://schemas.microsoft.com/office/word/2010/wordml" xmlns:w15="http://schemas.microsoft.com/office/word/2012/wordml" xmlns:w16cex="http://schemas.microsoft.com/office/word/2018/wordml/cex" xmlns:w16cid="http://schemas.microsoft.com/office/word/2016/wordml/cid" xmlns:w16="http://schemas.microsoft.com/office/word/2018/wordml" xmlns:w16sdtdh="http://schemas.microsoft.com/office/word/2020/wordml/sdtdatahash" xmlns:w16se="http://schemas.microsoft.com/office/word/2015/wordml/symex" xmlns:wpg="http://schemas.microsoft.com/office/word/2010/wordprocessingGroup" xmlns:wpi="http://schemas.microsoft.com/office/word/2010/wordprocessingInk" xmlns:wne="http://schemas.microsoft.com/office/word/2006/wordml" xmlns:wps="http://schemas.microsoft.com/office/word/2010/wordprocessingShape" mc:Ignorable="w14 w15 w16se w16cid w16 w16cex w16sdtdh wp14">
   <w:body>
     <w:p>
       <w:pPr>
-        <w:ind w:firstLine="1"/>
+        <w:ind w:firstLine="0"/>
       </w:pPr>
       <w:r>
         <w:rPr>
@@ -205,7 +205,7 @@
               </wp:anchor>
             </w:drawing>
           </mc:Choice>
-          <mc:Fallback xmlns:w16sdtdh="http://schemas.microsoft.com/office/word/2020/wordml/sdtdatahash" xmlns:w16="http://schemas.microsoft.com/office/word/2018/wordml" xmlns:w16cex="http://schemas.microsoft.com/office/word/2018/wordml/cex" xmlns:oel="http://schemas.microsoft.com/office/2019/extlst">
+          <mc:Fallback xmlns:oel="http://schemas.microsoft.com/office/2019/extlst">
             <w:pict>
               <v:rect w14:anchorId="4C256C62" id="Rectángulo 3" o:spid="_x0000_s1026" alt="&quot;&quot;" style="position:absolute;margin-left:-55.95pt;margin-top:26.4pt;width:613.85pt;height:164.25pt;z-index:-251655168;visibility:visible;mso-wrap-style:square;mso-height-percent:0;mso-wrap-distance-left:9pt;mso-wrap-distance-top:0;mso-wrap-distance-right:9pt;mso-wrap-distance-bottom:0;mso-position-horizontal:absolute;mso-position-horizontal-relative:text;mso-position-vertical:absolute;mso-position-vertical-relative:text;mso-height-percent:0;mso-height-relative:margin;v-text-anchor:middle" o:gfxdata="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" fillcolor="#00314d" stroked="f" strokeweight="1pt"/>
             </w:pict>
@@ -318,7 +318,7 @@
                 <v:stroke joinstyle="miter"/>
                 <v:path gradientshapeok="t" o:connecttype="rect"/>
               </v:shapetype>
-              <v:shape id="Cuadro de texto 2" o:spid="_x0000_s1026" type="#_x0000_t202" style="position:absolute;left:0;text-align:left;margin-left:-25.2pt;margin-top:21.9pt;width:549pt;height:102.95pt;z-index:251663360;visibility:visible;mso-wrap-style:square;mso-width-percent:0;mso-height-percent:0;mso-wrap-distance-left:9pt;mso-wrap-distance-top:3.6pt;mso-wrap-distance-right:9pt;mso-wrap-distance-bottom:3.6pt;mso-position-horizontal:absolute;mso-position-horizontal-relative:margin;mso-position-vertical:absolute;mso-position-vertical-relative:text;mso-width-percent:0;mso-height-percent:0;mso-width-relative:margin;mso-height-relative:margin;v-text-anchor:top" o:gfxdata="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" filled="f" stroked="f">
+              <v:shape id="Cuadro de texto 2" o:spid="_x0000_s1026" type="#_x0000_t202" alt="&quot;&quot;" style="position:absolute;left:0;text-align:left;margin-left:-25.2pt;margin-top:21.9pt;width:549pt;height:102.95pt;z-index:251663360;visibility:visible;mso-wrap-style:square;mso-width-percent:0;mso-height-percent:0;mso-wrap-distance-left:9pt;mso-wrap-distance-top:3.6pt;mso-wrap-distance-right:9pt;mso-wrap-distance-bottom:3.6pt;mso-position-horizontal:absolute;mso-position-horizontal-relative:margin;mso-position-vertical:absolute;mso-position-vertical-relative:text;mso-width-percent:0;mso-height-percent:0;mso-width-relative:margin;mso-height-relative:margin;v-text-anchor:top" o:gfxdata="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" filled="f" stroked="f">
                 <v:textbox>
                   <w:txbxContent>
                     <w:p>
@@ -526,6 +526,7 @@
           <w:docPartUnique/>
         </w:docPartObj>
       </w:sdtPr>
+      <w:sdtEndPr/>
       <w:sdtContent>
         <w:p>
           <w:pPr>
@@ -7843,7 +7844,13 @@
         <w:spacing w:before="0" w:after="160"/>
       </w:pPr>
       <w:r>
-        <w:t>Familias cuidador</w:t>
+        <w:t xml:space="preserve">Familias </w:t>
+      </w:r>
+      <w:r>
+        <w:t xml:space="preserve">y personas </w:t>
+      </w:r>
+      <w:r>
+        <w:t>cuidador</w:t>
       </w:r>
       <w:r>
         <w:t>a</w:t>
@@ -9859,7 +9866,6 @@
         <w:spacing w:before="0" w:after="160"/>
         <w:ind w:firstLine="0"/>
       </w:pPr>
-      <w:bookmarkStart w:id="21" w:name="_GoBack"/>
       <w:r>
         <w:rPr>
           <w:noProof/>
@@ -9910,7 +9916,6 @@
           </wp:inline>
         </w:drawing>
       </w:r>
-      <w:bookmarkEnd w:id="21"/>
     </w:p>
     <w:p>
       <w:pPr>
@@ -10038,11 +10043,11 @@
       <w:pPr>
         <w:pStyle w:val="Ttulo2"/>
       </w:pPr>
-      <w:bookmarkStart w:id="22" w:name="_Toc233723954"/>
+      <w:bookmarkStart w:id="21" w:name="_Toc233723954"/>
       <w:r>
         <w:t>Intervenciones poblacionales y colectivas</w:t>
       </w:r>
-      <w:bookmarkEnd w:id="22"/>
+      <w:bookmarkEnd w:id="21"/>
     </w:p>
     <w:p>
       <w:pPr>
@@ -10646,12 +10651,12 @@
       <w:pPr>
         <w:pStyle w:val="Ttulo2"/>
       </w:pPr>
-      <w:bookmarkStart w:id="23" w:name="_Toc233723955"/>
+      <w:bookmarkStart w:id="22" w:name="_Toc233723955"/>
       <w:r>
         <w:lastRenderedPageBreak/>
         <w:t>Procesos de salud pública</w:t>
       </w:r>
-      <w:bookmarkEnd w:id="23"/>
+      <w:bookmarkEnd w:id="22"/>
     </w:p>
     <w:p>
       <w:pPr>
@@ -10901,12 +10906,12 @@
       <w:pPr>
         <w:pStyle w:val="Ttulo1"/>
       </w:pPr>
-      <w:bookmarkStart w:id="24" w:name="_Toc233723956"/>
+      <w:bookmarkStart w:id="23" w:name="_Toc233723956"/>
       <w:r>
         <w:lastRenderedPageBreak/>
         <w:t>Promoción de la salud y plan de acción</w:t>
       </w:r>
-      <w:bookmarkEnd w:id="24"/>
+      <w:bookmarkEnd w:id="23"/>
     </w:p>
     <w:p>
       <w:pPr>
@@ -11122,11 +11127,11 @@
       <w:pPr>
         <w:pStyle w:val="Ttulo2"/>
       </w:pPr>
-      <w:bookmarkStart w:id="25" w:name="_Toc233723957"/>
+      <w:bookmarkStart w:id="24" w:name="_Toc233723957"/>
       <w:r>
         <w:t>Promoción de la salud</w:t>
       </w:r>
-      <w:bookmarkEnd w:id="25"/>
+      <w:bookmarkEnd w:id="24"/>
     </w:p>
     <w:p>
       <w:pPr>
@@ -11505,11 +11510,11 @@
       <w:pPr>
         <w:pStyle w:val="Ttulo2"/>
       </w:pPr>
-      <w:bookmarkStart w:id="26" w:name="_Toc233723958"/>
+      <w:bookmarkStart w:id="25" w:name="_Toc233723958"/>
       <w:r>
         <w:t>Herramientas de caracterización</w:t>
       </w:r>
-      <w:bookmarkEnd w:id="26"/>
+      <w:bookmarkEnd w:id="25"/>
     </w:p>
     <w:p>
       <w:pPr>
@@ -11716,11 +11721,11 @@
       <w:pPr>
         <w:pStyle w:val="Ttulo2"/>
       </w:pPr>
-      <w:bookmarkStart w:id="27" w:name="_Toc233723959"/>
+      <w:bookmarkStart w:id="26" w:name="_Toc233723959"/>
       <w:r>
         <w:t>Herramientas educativas</w:t>
       </w:r>
-      <w:bookmarkEnd w:id="27"/>
+      <w:bookmarkEnd w:id="26"/>
     </w:p>
     <w:p>
       <w:pPr>
@@ -12071,11 +12076,11 @@
       <w:pPr>
         <w:pStyle w:val="Ttulo2"/>
       </w:pPr>
-      <w:bookmarkStart w:id="28" w:name="_Toc233723960"/>
+      <w:bookmarkStart w:id="27" w:name="_Toc233723960"/>
       <w:r>
         <w:t>Formulación del plan de acción</w:t>
       </w:r>
-      <w:bookmarkEnd w:id="28"/>
+      <w:bookmarkEnd w:id="27"/>
       <w:r>
         <w:t xml:space="preserve"> </w:t>
       </w:r>
@@ -12247,23 +12252,7 @@
                 <w:bCs/>
               </w:rPr>
               <w:lastRenderedPageBreak/>
-              <w:t xml:space="preserve">Transcripción del </w:t>
-            </w:r>
-            <w:proofErr w:type="spellStart"/>
-            <w:r>
-              <w:rPr>
-                <w:b/>
-                <w:bCs/>
-              </w:rPr>
-              <w:t>pódcast</w:t>
-            </w:r>
-            <w:proofErr w:type="spellEnd"/>
-            <w:r>
-              <w:rPr>
-                <w:b/>
-                <w:bCs/>
-              </w:rPr>
-              <w:t xml:space="preserve">. </w:t>
+              <w:t xml:space="preserve">Transcripción del pódcast. </w:t>
             </w:r>
             <w:r>
               <w:rPr>
@@ -12840,12 +12829,12 @@
           <w:u w:val="single"/>
         </w:rPr>
       </w:pPr>
-      <w:bookmarkStart w:id="29" w:name="_Toc233723961"/>
+      <w:bookmarkStart w:id="28" w:name="_Toc233723961"/>
       <w:r>
         <w:lastRenderedPageBreak/>
         <w:t>Síntesis</w:t>
       </w:r>
-      <w:bookmarkEnd w:id="29"/>
+      <w:bookmarkEnd w:id="28"/>
       <w:r>
         <w:t xml:space="preserve"> </w:t>
       </w:r>
@@ -12991,12 +12980,12 @@
       <w:pPr>
         <w:pStyle w:val="Titulosgenerales"/>
       </w:pPr>
-      <w:bookmarkStart w:id="30" w:name="_Toc233723962"/>
+      <w:bookmarkStart w:id="29" w:name="_Toc233723962"/>
       <w:r>
         <w:lastRenderedPageBreak/>
         <w:t>Glosario</w:t>
       </w:r>
-      <w:bookmarkEnd w:id="30"/>
+      <w:bookmarkEnd w:id="29"/>
     </w:p>
     <w:p>
       <w:pPr>
@@ -13257,12 +13246,12 @@
       <w:pPr>
         <w:pStyle w:val="Titulosgenerales"/>
       </w:pPr>
-      <w:bookmarkStart w:id="31" w:name="_Toc233723963"/>
+      <w:bookmarkStart w:id="30" w:name="_Toc233723963"/>
       <w:r>
         <w:lastRenderedPageBreak/>
         <w:t>Referencias bibliográficas</w:t>
       </w:r>
-      <w:bookmarkEnd w:id="31"/>
+      <w:bookmarkEnd w:id="30"/>
       <w:r>
         <w:t xml:space="preserve"> </w:t>
       </w:r>
@@ -13329,12 +13318,12 @@
       <w:pPr>
         <w:pStyle w:val="Titulosgenerales"/>
       </w:pPr>
-      <w:bookmarkStart w:id="32" w:name="_Toc233723964"/>
+      <w:bookmarkStart w:id="31" w:name="_Toc233723964"/>
       <w:r>
         <w:lastRenderedPageBreak/>
         <w:t>Créditos</w:t>
       </w:r>
-      <w:bookmarkEnd w:id="32"/>
+      <w:bookmarkEnd w:id="31"/>
     </w:p>
     <w:tbl>
       <w:tblPr>
@@ -14008,7 +13997,7 @@
 </file>
 
 <file path=word/endnotes.xml><?xml version="1.0" encoding="utf-8"?>
-<w:endnotes xmlns:wpc="http://schemas.microsoft.com/office/word/2010/wordprocessingCanvas" xmlns:cx="http://schemas.microsoft.com/office/drawing/2014/chartex" xmlns:cx1="http://schemas.microsoft.com/office/drawing/2015/9/8/chartex" xmlns:cx2="http://schemas.microsoft.com/office/drawing/2015/10/21/chartex" xmlns:cx3="http://schemas.microsoft.com/office/drawing/2016/5/9/chartex" xmlns:cx4="http://schemas.microsoft.com/office/drawing/2016/5/10/chartex" xmlns:cx5="http://schemas.microsoft.com/office/drawing/2016/5/11/chartex" xmlns:cx6="http://schemas.microsoft.com/office/drawing/2016/5/12/chartex" xmlns:cx7="http://schemas.microsoft.com/office/drawing/2016/5/13/chartex" xmlns:cx8="http://schemas.microsoft.com/office/drawing/2016/5/14/chartex" xmlns:mc="http://schemas.openxmlformats.org/markup-compatibility/2006" xmlns:aink="http://schemas.microsoft.com/office/drawing/2016/ink" xmlns:am3d="http://schemas.microsoft.com/office/drawing/2017/model3d" xmlns:o="urn:schemas-microsoft-com:office:office" xmlns:r="http://schemas.openxmlformats.org/officeDocument/2006/relationships" xmlns:m="http://schemas.openxmlformats.org/officeDocument/2006/math" xmlns:v="urn:schemas-microsoft-com:vml" xmlns:wp14="http://schemas.microsoft.com/office/word/2010/wordprocessingDrawing" xmlns:wp="http://schemas.openxmlformats.org/drawingml/2006/wordprocessingDrawing" xmlns:w10="urn:schemas-microsoft-com:office:word" xmlns:w="http://schemas.openxmlformats.org/wordprocessingml/2006/main" xmlns:w14="http://schemas.microsoft.com/office/word/2010/wordml" xmlns:w15="http://schemas.microsoft.com/office/word/2012/wordml" xmlns:w16cid="http://schemas.microsoft.com/office/word/2016/wordml/cid" xmlns:w16se="http://schemas.microsoft.com/office/word/2015/wordml/symex" xmlns:wpg="http://schemas.microsoft.com/office/word/2010/wordprocessingGroup" xmlns:wpi="http://schemas.microsoft.com/office/word/2010/wordprocessingInk" xmlns:wne="http://schemas.microsoft.com/office/word/2006/wordml" xmlns:wps="http://schemas.microsoft.com/office/word/2010/wordprocessingShape" mc:Ignorable="w14 w15 w16se w16cid wp14">
+<w:endnotes xmlns:wpc="http://schemas.microsoft.com/office/word/2010/wordprocessingCanvas" xmlns:cx="http://schemas.microsoft.com/office/drawing/2014/chartex" xmlns:cx1="http://schemas.microsoft.com/office/drawing/2015/9/8/chartex" xmlns:cx2="http://schemas.microsoft.com/office/drawing/2015/10/21/chartex" xmlns:cx3="http://schemas.microsoft.com/office/drawing/2016/5/9/chartex" xmlns:cx4="http://schemas.microsoft.com/office/drawing/2016/5/10/chartex" xmlns:cx5="http://schemas.microsoft.com/office/drawing/2016/5/11/chartex" xmlns:cx6="http://schemas.microsoft.com/office/drawing/2016/5/12/chartex" xmlns:cx7="http://schemas.microsoft.com/office/drawing/2016/5/13/chartex" xmlns:cx8="http://schemas.microsoft.com/office/drawing/2016/5/14/chartex" xmlns:mc="http://schemas.openxmlformats.org/markup-compatibility/2006" xmlns:aink="http://schemas.microsoft.com/office/drawing/2016/ink" xmlns:am3d="http://schemas.microsoft.com/office/drawing/2017/model3d" xmlns:o="urn:schemas-microsoft-com:office:office" xmlns:r="http://schemas.openxmlformats.org/officeDocument/2006/relationships" xmlns:m="http://schemas.openxmlformats.org/officeDocument/2006/math" xmlns:v="urn:schemas-microsoft-com:vml" xmlns:wp14="http://schemas.microsoft.com/office/word/2010/wordprocessingDrawing" xmlns:wp="http://schemas.openxmlformats.org/drawingml/2006/wordprocessingDrawing" xmlns:w10="urn:schemas-microsoft-com:office:word" xmlns:w="http://schemas.openxmlformats.org/wordprocessingml/2006/main" xmlns:w14="http://schemas.microsoft.com/office/word/2010/wordml" xmlns:w15="http://schemas.microsoft.com/office/word/2012/wordml" xmlns:w16cex="http://schemas.microsoft.com/office/word/2018/wordml/cex" xmlns:w16cid="http://schemas.microsoft.com/office/word/2016/wordml/cid" xmlns:w16="http://schemas.microsoft.com/office/word/2018/wordml" xmlns:w16sdtdh="http://schemas.microsoft.com/office/word/2020/wordml/sdtdatahash" xmlns:w16se="http://schemas.microsoft.com/office/word/2015/wordml/symex" xmlns:wpg="http://schemas.microsoft.com/office/word/2010/wordprocessingGroup" xmlns:wpi="http://schemas.microsoft.com/office/word/2010/wordprocessingInk" xmlns:wne="http://schemas.microsoft.com/office/word/2006/wordml" xmlns:wps="http://schemas.microsoft.com/office/word/2010/wordprocessingShape" mc:Ignorable="w14 w15 w16se w16cid w16 w16cex w16sdtdh wp14">
   <w:endnote w:type="separator" w:id="-1">
     <w:p>
       <w:pPr>
@@ -14033,7 +14022,7 @@
 </file>
 
 <file path=word/footer1.xml><?xml version="1.0" encoding="utf-8"?>
-<w:ftr xmlns:wpc="http://schemas.microsoft.com/office/word/2010/wordprocessingCanvas" xmlns:cx="http://schemas.microsoft.com/office/drawing/2014/chartex" xmlns:cx1="http://schemas.microsoft.com/office/drawing/2015/9/8/chartex" xmlns:cx2="http://schemas.microsoft.com/office/drawing/2015/10/21/chartex" xmlns:cx3="http://schemas.microsoft.com/office/drawing/2016/5/9/chartex" xmlns:cx4="http://schemas.microsoft.com/office/drawing/2016/5/10/chartex" xmlns:cx5="http://schemas.microsoft.com/office/drawing/2016/5/11/chartex" xmlns:cx6="http://schemas.microsoft.com/office/drawing/2016/5/12/chartex" xmlns:cx7="http://schemas.microsoft.com/office/drawing/2016/5/13/chartex" xmlns:cx8="http://schemas.microsoft.com/office/drawing/2016/5/14/chartex" xmlns:mc="http://schemas.openxmlformats.org/markup-compatibility/2006" xmlns:aink="http://schemas.microsoft.com/office/drawing/2016/ink" xmlns:am3d="http://schemas.microsoft.com/office/drawing/2017/model3d" xmlns:o="urn:schemas-microsoft-com:office:office" xmlns:r="http://schemas.openxmlformats.org/officeDocument/2006/relationships" xmlns:m="http://schemas.openxmlformats.org/officeDocument/2006/math" xmlns:v="urn:schemas-microsoft-com:vml" xmlns:wp14="http://schemas.microsoft.com/office/word/2010/wordprocessingDrawing" xmlns:wp="http://schemas.openxmlformats.org/drawingml/2006/wordprocessingDrawing" xmlns:w10="urn:schemas-microsoft-com:office:word" xmlns:w="http://schemas.openxmlformats.org/wordprocessingml/2006/main" xmlns:w14="http://schemas.microsoft.com/office/word/2010/wordml" xmlns:w15="http://schemas.microsoft.com/office/word/2012/wordml" xmlns:w16cid="http://schemas.microsoft.com/office/word/2016/wordml/cid" xmlns:w16se="http://schemas.microsoft.com/office/word/2015/wordml/symex" xmlns:wpg="http://schemas.microsoft.com/office/word/2010/wordprocessingGroup" xmlns:wpi="http://schemas.microsoft.com/office/word/2010/wordprocessingInk" xmlns:wne="http://schemas.microsoft.com/office/word/2006/wordml" xmlns:wps="http://schemas.microsoft.com/office/word/2010/wordprocessingShape" mc:Ignorable="w14 w15 w16se w16cid wp14">
+<w:ftr xmlns:wpc="http://schemas.microsoft.com/office/word/2010/wordprocessingCanvas" xmlns:cx="http://schemas.microsoft.com/office/drawing/2014/chartex" xmlns:cx1="http://schemas.microsoft.com/office/drawing/2015/9/8/chartex" xmlns:cx2="http://schemas.microsoft.com/office/drawing/2015/10/21/chartex" xmlns:cx3="http://schemas.microsoft.com/office/drawing/2016/5/9/chartex" xmlns:cx4="http://schemas.microsoft.com/office/drawing/2016/5/10/chartex" xmlns:cx5="http://schemas.microsoft.com/office/drawing/2016/5/11/chartex" xmlns:cx6="http://schemas.microsoft.com/office/drawing/2016/5/12/chartex" xmlns:cx7="http://schemas.microsoft.com/office/drawing/2016/5/13/chartex" xmlns:cx8="http://schemas.microsoft.com/office/drawing/2016/5/14/chartex" xmlns:mc="http://schemas.openxmlformats.org/markup-compatibility/2006" xmlns:aink="http://schemas.microsoft.com/office/drawing/2016/ink" xmlns:am3d="http://schemas.microsoft.com/office/drawing/2017/model3d" xmlns:o="urn:schemas-microsoft-com:office:office" xmlns:r="http://schemas.openxmlformats.org/officeDocument/2006/relationships" xmlns:m="http://schemas.openxmlformats.org/officeDocument/2006/math" xmlns:v="urn:schemas-microsoft-com:vml" xmlns:wp14="http://schemas.microsoft.com/office/word/2010/wordprocessingDrawing" xmlns:wp="http://schemas.openxmlformats.org/drawingml/2006/wordprocessingDrawing" xmlns:w10="urn:schemas-microsoft-com:office:word" xmlns:w="http://schemas.openxmlformats.org/wordprocessingml/2006/main" xmlns:w14="http://schemas.microsoft.com/office/word/2010/wordml" xmlns:w15="http://schemas.microsoft.com/office/word/2012/wordml" xmlns:w16cex="http://schemas.microsoft.com/office/word/2018/wordml/cex" xmlns:w16cid="http://schemas.microsoft.com/office/word/2016/wordml/cid" xmlns:w16="http://schemas.microsoft.com/office/word/2018/wordml" xmlns:w16sdtdh="http://schemas.microsoft.com/office/word/2020/wordml/sdtdatahash" xmlns:w16se="http://schemas.microsoft.com/office/word/2015/wordml/symex" xmlns:wpg="http://schemas.microsoft.com/office/word/2010/wordprocessingGroup" xmlns:wpi="http://schemas.microsoft.com/office/word/2010/wordprocessingInk" xmlns:wne="http://schemas.microsoft.com/office/word/2006/wordml" xmlns:wps="http://schemas.microsoft.com/office/word/2010/wordprocessingShape" mc:Ignorable="w14 w15 w16se w16cid w16 w16cex w16sdtdh wp14">
   <w:sdt>
     <w:sdtPr>
       <w:id w:val="-1465197936"/>
@@ -14042,6 +14031,7 @@
         <w:docPartUnique/>
       </w:docPartObj>
     </w:sdtPr>
+    <w:sdtEndPr/>
     <w:sdtContent>
       <w:p>
         <w:pPr>
@@ -14078,7 +14068,7 @@
 </file>
 
 <file path=word/footnotes.xml><?xml version="1.0" encoding="utf-8"?>
-<w:footnotes xmlns:wpc="http://schemas.microsoft.com/office/word/2010/wordprocessingCanvas" xmlns:cx="http://schemas.microsoft.com/office/drawing/2014/chartex" xmlns:cx1="http://schemas.microsoft.com/office/drawing/2015/9/8/chartex" xmlns:cx2="http://schemas.microsoft.com/office/drawing/2015/10/21/chartex" xmlns:cx3="http://schemas.microsoft.com/office/drawing/2016/5/9/chartex" xmlns:cx4="http://schemas.microsoft.com/office/drawing/2016/5/10/chartex" xmlns:cx5="http://schemas.microsoft.com/office/drawing/2016/5/11/chartex" xmlns:cx6="http://schemas.microsoft.com/office/drawing/2016/5/12/chartex" xmlns:cx7="http://schemas.microsoft.com/office/drawing/2016/5/13/chartex" xmlns:cx8="http://schemas.microsoft.com/office/drawing/2016/5/14/chartex" xmlns:mc="http://schemas.openxmlformats.org/markup-compatibility/2006" xmlns:aink="http://schemas.microsoft.com/office/drawing/2016/ink" xmlns:am3d="http://schemas.microsoft.com/office/drawing/2017/model3d" xmlns:o="urn:schemas-microsoft-com:office:office" xmlns:r="http://schemas.openxmlformats.org/officeDocument/2006/relationships" xmlns:m="http://schemas.openxmlformats.org/officeDocument/2006/math" xmlns:v="urn:schemas-microsoft-com:vml" xmlns:wp14="http://schemas.microsoft.com/office/word/2010/wordprocessingDrawing" xmlns:wp="http://schemas.openxmlformats.org/drawingml/2006/wordprocessingDrawing" xmlns:w10="urn:schemas-microsoft-com:office:word" xmlns:w="http://schemas.openxmlformats.org/wordprocessingml/2006/main" xmlns:w14="http://schemas.microsoft.com/office/word/2010/wordml" xmlns:w15="http://schemas.microsoft.com/office/word/2012/wordml" xmlns:w16cid="http://schemas.microsoft.com/office/word/2016/wordml/cid" xmlns:w16se="http://schemas.microsoft.com/office/word/2015/wordml/symex" xmlns:wpg="http://schemas.microsoft.com/office/word/2010/wordprocessingGroup" xmlns:wpi="http://schemas.microsoft.com/office/word/2010/wordprocessingInk" xmlns:wne="http://schemas.microsoft.com/office/word/2006/wordml" xmlns:wps="http://schemas.microsoft.com/office/word/2010/wordprocessingShape" mc:Ignorable="w14 w15 w16se w16cid wp14">
+<w:footnotes xmlns:wpc="http://schemas.microsoft.com/office/word/2010/wordprocessingCanvas" xmlns:cx="http://schemas.microsoft.com/office/drawing/2014/chartex" xmlns:cx1="http://schemas.microsoft.com/office/drawing/2015/9/8/chartex" xmlns:cx2="http://schemas.microsoft.com/office/drawing/2015/10/21/chartex" xmlns:cx3="http://schemas.microsoft.com/office/drawing/2016/5/9/chartex" xmlns:cx4="http://schemas.microsoft.com/office/drawing/2016/5/10/chartex" xmlns:cx5="http://schemas.microsoft.com/office/drawing/2016/5/11/chartex" xmlns:cx6="http://schemas.microsoft.com/office/drawing/2016/5/12/chartex" xmlns:cx7="http://schemas.microsoft.com/office/drawing/2016/5/13/chartex" xmlns:cx8="http://schemas.microsoft.com/office/drawing/2016/5/14/chartex" xmlns:mc="http://schemas.openxmlformats.org/markup-compatibility/2006" xmlns:aink="http://schemas.microsoft.com/office/drawing/2016/ink" xmlns:am3d="http://schemas.microsoft.com/office/drawing/2017/model3d" xmlns:o="urn:schemas-microsoft-com:office:office" xmlns:r="http://schemas.openxmlformats.org/officeDocument/2006/relationships" xmlns:m="http://schemas.openxmlformats.org/officeDocument/2006/math" xmlns:v="urn:schemas-microsoft-com:vml" xmlns:wp14="http://schemas.microsoft.com/office/word/2010/wordprocessingDrawing" xmlns:wp="http://schemas.openxmlformats.org/drawingml/2006/wordprocessingDrawing" xmlns:w10="urn:schemas-microsoft-com:office:word" xmlns:w="http://schemas.openxmlformats.org/wordprocessingml/2006/main" xmlns:w14="http://schemas.microsoft.com/office/word/2010/wordml" xmlns:w15="http://schemas.microsoft.com/office/word/2012/wordml" xmlns:w16cex="http://schemas.microsoft.com/office/word/2018/wordml/cex" xmlns:w16cid="http://schemas.microsoft.com/office/word/2016/wordml/cid" xmlns:w16="http://schemas.microsoft.com/office/word/2018/wordml" xmlns:w16sdtdh="http://schemas.microsoft.com/office/word/2020/wordml/sdtdatahash" xmlns:w16se="http://schemas.microsoft.com/office/word/2015/wordml/symex" xmlns:wpg="http://schemas.microsoft.com/office/word/2010/wordprocessingGroup" xmlns:wpi="http://schemas.microsoft.com/office/word/2010/wordprocessingInk" xmlns:wne="http://schemas.microsoft.com/office/word/2006/wordml" xmlns:wps="http://schemas.microsoft.com/office/word/2010/wordprocessingShape" mc:Ignorable="w14 w15 w16se w16cid w16 w16cex w16sdtdh wp14">
   <w:footnote w:type="separator" w:id="-1">
     <w:p>
       <w:pPr>
@@ -14103,7 +14093,7 @@
 </file>
 
 <file path=word/header1.xml><?xml version="1.0" encoding="utf-8"?>
-<w:hdr xmlns:wpc="http://schemas.microsoft.com/office/word/2010/wordprocessingCanvas" xmlns:cx="http://schemas.microsoft.com/office/drawing/2014/chartex" xmlns:cx1="http://schemas.microsoft.com/office/drawing/2015/9/8/chartex" xmlns:cx2="http://schemas.microsoft.com/office/drawing/2015/10/21/chartex" xmlns:cx3="http://schemas.microsoft.com/office/drawing/2016/5/9/chartex" xmlns:cx4="http://schemas.microsoft.com/office/drawing/2016/5/10/chartex" xmlns:cx5="http://schemas.microsoft.com/office/drawing/2016/5/11/chartex" xmlns:cx6="http://schemas.microsoft.com/office/drawing/2016/5/12/chartex" xmlns:cx7="http://schemas.microsoft.com/office/drawing/2016/5/13/chartex" xmlns:cx8="http://schemas.microsoft.com/office/drawing/2016/5/14/chartex" xmlns:mc="http://schemas.openxmlformats.org/markup-compatibility/2006" xmlns:aink="http://schemas.microsoft.com/office/drawing/2016/ink" xmlns:am3d="http://schemas.microsoft.com/office/drawing/2017/model3d" xmlns:o="urn:schemas-microsoft-com:office:office" xmlns:r="http://schemas.openxmlformats.org/officeDocument/2006/relationships" xmlns:m="http://schemas.openxmlformats.org/officeDocument/2006/math" xmlns:v="urn:schemas-microsoft-com:vml" xmlns:wp14="http://schemas.microsoft.com/office/word/2010/wordprocessingDrawing" xmlns:wp="http://schemas.openxmlformats.org/drawingml/2006/wordprocessingDrawing" xmlns:w10="urn:schemas-microsoft-com:office:word" xmlns:w="http://schemas.openxmlformats.org/wordprocessingml/2006/main" xmlns:w14="http://schemas.microsoft.com/office/word/2010/wordml" xmlns:w15="http://schemas.microsoft.com/office/word/2012/wordml" xmlns:w16cid="http://schemas.microsoft.com/office/word/2016/wordml/cid" xmlns:w16se="http://schemas.microsoft.com/office/word/2015/wordml/symex" xmlns:wpg="http://schemas.microsoft.com/office/word/2010/wordprocessingGroup" xmlns:wpi="http://schemas.microsoft.com/office/word/2010/wordprocessingInk" xmlns:wne="http://schemas.microsoft.com/office/word/2006/wordml" xmlns:wps="http://schemas.microsoft.com/office/word/2010/wordprocessingShape" mc:Ignorable="w14 w15 w16se w16cid wp14">
+<w:hdr xmlns:wpc="http://schemas.microsoft.com/office/word/2010/wordprocessingCanvas" xmlns:cx="http://schemas.microsoft.com/office/drawing/2014/chartex" xmlns:cx1="http://schemas.microsoft.com/office/drawing/2015/9/8/chartex" xmlns:cx2="http://schemas.microsoft.com/office/drawing/2015/10/21/chartex" xmlns:cx3="http://schemas.microsoft.com/office/drawing/2016/5/9/chartex" xmlns:cx4="http://schemas.microsoft.com/office/drawing/2016/5/10/chartex" xmlns:cx5="http://schemas.microsoft.com/office/drawing/2016/5/11/chartex" xmlns:cx6="http://schemas.microsoft.com/office/drawing/2016/5/12/chartex" xmlns:cx7="http://schemas.microsoft.com/office/drawing/2016/5/13/chartex" xmlns:cx8="http://schemas.microsoft.com/office/drawing/2016/5/14/chartex" xmlns:mc="http://schemas.openxmlformats.org/markup-compatibility/2006" xmlns:aink="http://schemas.microsoft.com/office/drawing/2016/ink" xmlns:am3d="http://schemas.microsoft.com/office/drawing/2017/model3d" xmlns:o="urn:schemas-microsoft-com:office:office" xmlns:r="http://schemas.openxmlformats.org/officeDocument/2006/relationships" xmlns:m="http://schemas.openxmlformats.org/officeDocument/2006/math" xmlns:v="urn:schemas-microsoft-com:vml" xmlns:wp14="http://schemas.microsoft.com/office/word/2010/wordprocessingDrawing" xmlns:wp="http://schemas.openxmlformats.org/drawingml/2006/wordprocessingDrawing" xmlns:w10="urn:schemas-microsoft-com:office:word" xmlns:w="http://schemas.openxmlformats.org/wordprocessingml/2006/main" xmlns:w14="http://schemas.microsoft.com/office/word/2010/wordml" xmlns:w15="http://schemas.microsoft.com/office/word/2012/wordml" xmlns:w16cex="http://schemas.microsoft.com/office/word/2018/wordml/cex" xmlns:w16cid="http://schemas.microsoft.com/office/word/2016/wordml/cid" xmlns:w16="http://schemas.microsoft.com/office/word/2018/wordml" xmlns:w16sdtdh="http://schemas.microsoft.com/office/word/2020/wordml/sdtdatahash" xmlns:w16se="http://schemas.microsoft.com/office/word/2015/wordml/symex" xmlns:wpg="http://schemas.microsoft.com/office/word/2010/wordprocessingGroup" xmlns:wpi="http://schemas.microsoft.com/office/word/2010/wordprocessingInk" xmlns:wne="http://schemas.microsoft.com/office/word/2006/wordml" xmlns:wps="http://schemas.microsoft.com/office/word/2010/wordprocessingShape" mc:Ignorable="w14 w15 w16se w16cid w16 w16cex w16sdtdh wp14">
   <w:p>
     <w:pPr>
       <w:pStyle w:val="Encabezado"/>
@@ -14189,7 +14179,7 @@
 </file>
 
 <file path=word/numbering.xml><?xml version="1.0" encoding="utf-8"?>
-<w:numbering xmlns:wpc="http://schemas.microsoft.com/office/word/2010/wordprocessingCanvas" xmlns:cx="http://schemas.microsoft.com/office/drawing/2014/chartex" xmlns:cx1="http://schemas.microsoft.com/office/drawing/2015/9/8/chartex" xmlns:cx2="http://schemas.microsoft.com/office/drawing/2015/10/21/chartex" xmlns:cx3="http://schemas.microsoft.com/office/drawing/2016/5/9/chartex" xmlns:cx4="http://schemas.microsoft.com/office/drawing/2016/5/10/chartex" xmlns:cx5="http://schemas.microsoft.com/office/drawing/2016/5/11/chartex" xmlns:cx6="http://schemas.microsoft.com/office/drawing/2016/5/12/chartex" xmlns:cx7="http://schemas.microsoft.com/office/drawing/2016/5/13/chartex" xmlns:cx8="http://schemas.microsoft.com/office/drawing/2016/5/14/chartex" xmlns:mc="http://schemas.openxmlformats.org/markup-compatibility/2006" xmlns:aink="http://schemas.microsoft.com/office/drawing/2016/ink" xmlns:am3d="http://schemas.microsoft.com/office/drawing/2017/model3d" xmlns:o="urn:schemas-microsoft-com:office:office" xmlns:r="http://schemas.openxmlformats.org/officeDocument/2006/relationships" xmlns:m="http://schemas.openxmlformats.org/officeDocument/2006/math" xmlns:v="urn:schemas-microsoft-com:vml" xmlns:wp14="http://schemas.microsoft.com/office/word/2010/wordprocessingDrawing" xmlns:wp="http://schemas.openxmlformats.org/drawingml/2006/wordprocessingDrawing" xmlns:w10="urn:schemas-microsoft-com:office:word" xmlns:w="http://schemas.openxmlformats.org/wordprocessingml/2006/main" xmlns:w14="http://schemas.microsoft.com/office/word/2010/wordml" xmlns:w15="http://schemas.microsoft.com/office/word/2012/wordml" xmlns:w16cid="http://schemas.microsoft.com/office/word/2016/wordml/cid" xmlns:w16se="http://schemas.microsoft.com/office/word/2015/wordml/symex" xmlns:wpg="http://schemas.microsoft.com/office/word/2010/wordprocessingGroup" xmlns:wpi="http://schemas.microsoft.com/office/word/2010/wordprocessingInk" xmlns:wne="http://schemas.microsoft.com/office/word/2006/wordml" xmlns:wps="http://schemas.microsoft.com/office/word/2010/wordprocessingShape" mc:Ignorable="w14 w15 w16se w16cid wp14">
+<w:numbering xmlns:wpc="http://schemas.microsoft.com/office/word/2010/wordprocessingCanvas" xmlns:cx="http://schemas.microsoft.com/office/drawing/2014/chartex" xmlns:cx1="http://schemas.microsoft.com/office/drawing/2015/9/8/chartex" xmlns:cx2="http://schemas.microsoft.com/office/drawing/2015/10/21/chartex" xmlns:cx3="http://schemas.microsoft.com/office/drawing/2016/5/9/chartex" xmlns:cx4="http://schemas.microsoft.com/office/drawing/2016/5/10/chartex" xmlns:cx5="http://schemas.microsoft.com/office/drawing/2016/5/11/chartex" xmlns:cx6="http://schemas.microsoft.com/office/drawing/2016/5/12/chartex" xmlns:cx7="http://schemas.microsoft.com/office/drawing/2016/5/13/chartex" xmlns:cx8="http://schemas.microsoft.com/office/drawing/2016/5/14/chartex" xmlns:mc="http://schemas.openxmlformats.org/markup-compatibility/2006" xmlns:aink="http://schemas.microsoft.com/office/drawing/2016/ink" xmlns:am3d="http://schemas.microsoft.com/office/drawing/2017/model3d" xmlns:o="urn:schemas-microsoft-com:office:office" xmlns:r="http://schemas.openxmlformats.org/officeDocument/2006/relationships" xmlns:m="http://schemas.openxmlformats.org/officeDocument/2006/math" xmlns:v="urn:schemas-microsoft-com:vml" xmlns:wp14="http://schemas.microsoft.com/office/word/2010/wordprocessingDrawing" xmlns:wp="http://schemas.openxmlformats.org/drawingml/2006/wordprocessingDrawing" xmlns:w10="urn:schemas-microsoft-com:office:word" xmlns:w="http://schemas.openxmlformats.org/wordprocessingml/2006/main" xmlns:w14="http://schemas.microsoft.com/office/word/2010/wordml" xmlns:w15="http://schemas.microsoft.com/office/word/2012/wordml" xmlns:w16cex="http://schemas.microsoft.com/office/word/2018/wordml/cex" xmlns:w16cid="http://schemas.microsoft.com/office/word/2016/wordml/cid" xmlns:w16="http://schemas.microsoft.com/office/word/2018/wordml" xmlns:w16sdtdh="http://schemas.microsoft.com/office/word/2020/wordml/sdtdatahash" xmlns:w16se="http://schemas.microsoft.com/office/word/2015/wordml/symex" xmlns:wpg="http://schemas.microsoft.com/office/word/2010/wordprocessingGroup" xmlns:wpi="http://schemas.microsoft.com/office/word/2010/wordprocessingInk" xmlns:wne="http://schemas.microsoft.com/office/word/2006/wordml" xmlns:wps="http://schemas.microsoft.com/office/word/2010/wordprocessingShape" mc:Ignorable="w14 w15 w16se w16cid w16 w16cex w16sdtdh wp14">
   <w:abstractNum w:abstractNumId="0" w15:restartNumberingAfterBreak="0">
     <w:nsid w:val="FFFFFF89"/>
     <w:multiLevelType w:val="singleLevel"/>
@@ -19538,7 +19528,7 @@
 </file>
 
 <file path=word/styles.xml><?xml version="1.0" encoding="utf-8"?>
-<w:styles xmlns:mc="http://schemas.openxmlformats.org/markup-compatibility/2006" xmlns:r="http://schemas.openxmlformats.org/officeDocument/2006/relationships" xmlns:w="http://schemas.openxmlformats.org/wordprocessingml/2006/main" xmlns:w14="http://schemas.microsoft.com/office/word/2010/wordml" xmlns:w15="http://schemas.microsoft.com/office/word/2012/wordml" xmlns:w16cid="http://schemas.microsoft.com/office/word/2016/wordml/cid" xmlns:w16se="http://schemas.microsoft.com/office/word/2015/wordml/symex" mc:Ignorable="w14 w15 w16se w16cid">
+<w:styles xmlns:mc="http://schemas.openxmlformats.org/markup-compatibility/2006" xmlns:r="http://schemas.openxmlformats.org/officeDocument/2006/relationships" xmlns:w="http://schemas.openxmlformats.org/wordprocessingml/2006/main" xmlns:w14="http://schemas.microsoft.com/office/word/2010/wordml" xmlns:w15="http://schemas.microsoft.com/office/word/2012/wordml" xmlns:w16cex="http://schemas.microsoft.com/office/word/2018/wordml/cex" xmlns:w16cid="http://schemas.microsoft.com/office/word/2016/wordml/cid" xmlns:w16="http://schemas.microsoft.com/office/word/2018/wordml" xmlns:w16sdtdh="http://schemas.microsoft.com/office/word/2020/wordml/sdtdatahash" xmlns:w16se="http://schemas.microsoft.com/office/word/2015/wordml/symex" mc:Ignorable="w14 w15 w16se w16cid w16 w16cex w16sdtdh">
   <w:docDefaults>
     <w:rPrDefault>
       <w:rPr>
@@ -19556,7 +19546,7 @@
       </w:pPr>
     </w:pPrDefault>
   </w:docDefaults>
-  <w:latentStyles w:defLockedState="0" w:defUIPriority="99" w:defSemiHidden="0" w:defUnhideWhenUsed="0" w:defQFormat="0" w:count="375">
+  <w:latentStyles w:defLockedState="0" w:defUIPriority="99" w:defSemiHidden="0" w:defUnhideWhenUsed="0" w:defQFormat="0" w:count="376">
     <w:lsdException w:name="Normal" w:uiPriority="0" w:qFormat="1"/>
     <w:lsdException w:name="heading 1" w:uiPriority="9" w:qFormat="1"/>
     <w:lsdException w:name="heading 2" w:semiHidden="1" w:uiPriority="9" w:unhideWhenUsed="1" w:qFormat="1"/>
@@ -19932,6 +19922,7 @@
     <w:lsdException w:name="Smart Hyperlink" w:semiHidden="1" w:unhideWhenUsed="1"/>
     <w:lsdException w:name="Hashtag" w:semiHidden="1" w:unhideWhenUsed="1"/>
     <w:lsdException w:name="Unresolved Mention" w:semiHidden="1" w:unhideWhenUsed="1"/>
+    <w:lsdException w:name="Smart Link" w:semiHidden="1" w:unhideWhenUsed="1"/>
   </w:latentStyles>
   <w:style w:type="paragraph" w:default="1" w:styleId="Normal">
     <w:name w:val="Normal"/>
@@ -21278,6 +21269,30 @@
 </file>
 
 <file path=customXml/item1.xml><?xml version="1.0" encoding="utf-8"?>
+<?mso-contentType ?>
+<FormTemplates xmlns="http://schemas.microsoft.com/sharepoint/v3/contenttype/forms">
+  <Display>DocumentLibraryForm</Display>
+  <Edit>DocumentLibraryForm</Edit>
+  <New>DocumentLibraryForm</New>
+</FormTemplates>
+</file>
+
+<file path=customXml/item2.xml><?xml version="1.0" encoding="utf-8"?>
+<p:properties xmlns:p="http://schemas.microsoft.com/office/2006/metadata/properties" xmlns:xsi="http://www.w3.org/2001/XMLSchema-instance" xmlns:pc="http://schemas.microsoft.com/office/infopath/2007/PartnerControls">
+  <documentManagement>
+    <TaxCatchAll xmlns="13c90a0b-73bc-4dc0-be5f-28d77b615beb" xsi:nil="true"/>
+    <lcf76f155ced4ddcb4097134ff3c332f xmlns="13c93bba-48ce-428c-bfe5-88b42c19b028">
+      <Terms xmlns="http://schemas.microsoft.com/office/infopath/2007/PartnerControls"/>
+    </lcf76f155ced4ddcb4097134ff3c332f>
+  </documentManagement>
+</p:properties>
+</file>
+
+<file path=customXml/item3.xml><?xml version="1.0" encoding="utf-8"?>
+<b:Sources xmlns:b="http://schemas.openxmlformats.org/officeDocument/2006/bibliography" xmlns="http://schemas.openxmlformats.org/officeDocument/2006/bibliography" SelectedStyle="\APASixthEditionOfficeOnline.xsl" StyleName="APA" Version="6"/>
+</file>
+
+<file path=customXml/item4.xml><?xml version="1.0" encoding="utf-8"?>
 <ct:contentTypeSchema xmlns:ct="http://schemas.microsoft.com/office/2006/metadata/contentType" xmlns:ma="http://schemas.microsoft.com/office/2006/metadata/properties/metaAttributes" ct:_="" ma:_="" ma:contentTypeName="Documento" ma:contentTypeID="0x0101006A81D6BD42E8DF4C91013959704817E1" ma:contentTypeVersion="15" ma:contentTypeDescription="Crear nuevo documento." ma:contentTypeScope="" ma:versionID="bf4f72ffd194f0963ff564daca6869f7">
   <xsd:schema xmlns:xsd="http://www.w3.org/2001/XMLSchema" xmlns:xs="http://www.w3.org/2001/XMLSchema" xmlns:p="http://schemas.microsoft.com/office/2006/metadata/properties" xmlns:ns2="13c90a0b-73bc-4dc0-be5f-28d77b615beb" xmlns:ns3="13c93bba-48ce-428c-bfe5-88b42c19b028" targetNamespace="http://schemas.microsoft.com/office/2006/metadata/properties" ma:root="true" ma:fieldsID="8718d6f4873a5b1392a45044efa78385" ns2:_="" ns3:_="">
     <xsd:import namespace="13c90a0b-73bc-4dc0-be5f-28d77b615beb"/>
@@ -21512,31 +21527,34 @@
 </ct:contentTypeSchema>
 </file>
 
-<file path=customXml/item2.xml><?xml version="1.0" encoding="utf-8"?>
-<?mso-contentType ?>
-<FormTemplates xmlns="http://schemas.microsoft.com/sharepoint/v3/contenttype/forms">
-  <Display>DocumentLibraryForm</Display>
-  <Edit>DocumentLibraryForm</Edit>
-  <New>DocumentLibraryForm</New>
-</FormTemplates>
+<file path=customXml/itemProps1.xml><?xml version="1.0" encoding="utf-8"?>
+<ds:datastoreItem xmlns:ds="http://schemas.openxmlformats.org/officeDocument/2006/customXml" ds:itemID="{10663269-2064-4804-8290-36D4A57F5557}">
+  <ds:schemaRefs>
+    <ds:schemaRef ds:uri="http://schemas.microsoft.com/sharepoint/v3/contenttype/forms"/>
+  </ds:schemaRefs>
+</ds:datastoreItem>
 </file>
 
-<file path=customXml/item3.xml><?xml version="1.0" encoding="utf-8"?>
-<p:properties xmlns:p="http://schemas.microsoft.com/office/2006/metadata/properties" xmlns:xsi="http://www.w3.org/2001/XMLSchema-instance" xmlns:pc="http://schemas.microsoft.com/office/infopath/2007/PartnerControls">
-  <documentManagement>
-    <TaxCatchAll xmlns="13c90a0b-73bc-4dc0-be5f-28d77b615beb" xsi:nil="true"/>
-    <lcf76f155ced4ddcb4097134ff3c332f xmlns="13c93bba-48ce-428c-bfe5-88b42c19b028">
-      <Terms xmlns="http://schemas.microsoft.com/office/infopath/2007/PartnerControls"/>
-    </lcf76f155ced4ddcb4097134ff3c332f>
-  </documentManagement>
-</p:properties>
+<file path=customXml/itemProps2.xml><?xml version="1.0" encoding="utf-8"?>
+<ds:datastoreItem xmlns:ds="http://schemas.openxmlformats.org/officeDocument/2006/customXml" ds:itemID="{1279454D-02BE-4A9C-A117-DCD1573E2608}">
+  <ds:schemaRefs>
+    <ds:schemaRef ds:uri="http://schemas.microsoft.com/office/2006/metadata/properties"/>
+    <ds:schemaRef ds:uri="http://schemas.microsoft.com/office/infopath/2007/PartnerControls"/>
+    <ds:schemaRef ds:uri="13c90a0b-73bc-4dc0-be5f-28d77b615beb"/>
+    <ds:schemaRef ds:uri="13c93bba-48ce-428c-bfe5-88b42c19b028"/>
+  </ds:schemaRefs>
+</ds:datastoreItem>
 </file>
 
-<file path=customXml/item4.xml><?xml version="1.0" encoding="utf-8"?>
-<b:Sources xmlns:b="http://schemas.openxmlformats.org/officeDocument/2006/bibliography" xmlns="http://schemas.openxmlformats.org/officeDocument/2006/bibliography" SelectedStyle="\APASixthEditionOfficeOnline.xsl" StyleName="APA" Version="6"/>
+<file path=customXml/itemProps3.xml><?xml version="1.0" encoding="utf-8"?>
+<ds:datastoreItem xmlns:ds="http://schemas.openxmlformats.org/officeDocument/2006/customXml" ds:itemID="{44E004E9-AED6-42E8-BC19-3EBCE07A51E9}">
+  <ds:schemaRefs>
+    <ds:schemaRef ds:uri="http://schemas.openxmlformats.org/officeDocument/2006/bibliography"/>
+  </ds:schemaRefs>
+</ds:datastoreItem>
 </file>
 
-<file path=customXml/itemProps1.xml><?xml version="1.0" encoding="utf-8"?>
+<file path=customXml/itemProps4.xml><?xml version="1.0" encoding="utf-8"?>
 <ds:datastoreItem xmlns:ds="http://schemas.openxmlformats.org/officeDocument/2006/customXml" ds:itemID="{59065960-E0CA-4804-83B5-320CBCDCC160}">
   <ds:schemaRefs>
     <ds:schemaRef ds:uri="http://schemas.microsoft.com/office/2006/metadata/contentType"/>
@@ -21553,31 +21571,4 @@
     <ds:schemaRef ds:uri="http://schemas.microsoft.com/internal/obd"/>
   </ds:schemaRefs>
 </ds:datastoreItem>
-</file>
-
-<file path=customXml/itemProps2.xml><?xml version="1.0" encoding="utf-8"?>
-<ds:datastoreItem xmlns:ds="http://schemas.openxmlformats.org/officeDocument/2006/customXml" ds:itemID="{10663269-2064-4804-8290-36D4A57F5557}">
-  <ds:schemaRefs>
-    <ds:schemaRef ds:uri="http://schemas.microsoft.com/sharepoint/v3/contenttype/forms"/>
-  </ds:schemaRefs>
-</ds:datastoreItem>
-</file>
-
-<file path=customXml/itemProps3.xml><?xml version="1.0" encoding="utf-8"?>
-<ds:datastoreItem xmlns:ds="http://schemas.openxmlformats.org/officeDocument/2006/customXml" ds:itemID="{1279454D-02BE-4A9C-A117-DCD1573E2608}">
-  <ds:schemaRefs>
-    <ds:schemaRef ds:uri="http://schemas.microsoft.com/office/2006/metadata/properties"/>
-    <ds:schemaRef ds:uri="http://schemas.microsoft.com/office/infopath/2007/PartnerControls"/>
-    <ds:schemaRef ds:uri="13c90a0b-73bc-4dc0-be5f-28d77b615beb"/>
-    <ds:schemaRef ds:uri="13c93bba-48ce-428c-bfe5-88b42c19b028"/>
-  </ds:schemaRefs>
-</ds:datastoreItem>
-</file>
-
-<file path=customXml/itemProps4.xml><?xml version="1.0" encoding="utf-8"?>
-<ds:datastoreItem xmlns:ds="http://schemas.openxmlformats.org/officeDocument/2006/customXml" ds:itemID="{44E004E9-AED6-42E8-BC19-3EBCE07A51E9}">
-  <ds:schemaRefs>
-    <ds:schemaRef ds:uri="http://schemas.openxmlformats.org/officeDocument/2006/bibliography"/>
-  </ds:schemaRefs>
-</ds:datastoreItem>
 </file>
--- a/fuentes/CFA1_42110174_DU.docx
+++ b/fuentes/CFA1_42110174_DU.docx
@@ -1,10 +1,10 @@
 
 <file path=word/document.xml><?xml version="1.0" encoding="utf-8"?>
-<w:document xmlns:wpc="http://schemas.microsoft.com/office/word/2010/wordprocessingCanvas" xmlns:cx="http://schemas.microsoft.com/office/drawing/2014/chartex" xmlns:cx1="http://schemas.microsoft.com/office/drawing/2015/9/8/chartex" xmlns:cx2="http://schemas.microsoft.com/office/drawing/2015/10/21/chartex" xmlns:cx3="http://schemas.microsoft.com/office/drawing/2016/5/9/chartex" xmlns:cx4="http://schemas.microsoft.com/office/drawing/2016/5/10/chartex" xmlns:cx5="http://schemas.microsoft.com/office/drawing/2016/5/11/chartex" xmlns:cx6="http://schemas.microsoft.com/office/drawing/2016/5/12/chartex" xmlns:cx7="http://schemas.microsoft.com/office/drawing/2016/5/13/chartex" xmlns:cx8="http://schemas.microsoft.com/office/drawing/2016/5/14/chartex" xmlns:mc="http://schemas.openxmlformats.org/markup-compatibility/2006" xmlns:aink="http://schemas.microsoft.com/office/drawing/2016/ink" xmlns:am3d="http://schemas.microsoft.com/office/drawing/2017/model3d" xmlns:o="urn:schemas-microsoft-com:office:office" xmlns:r="http://schemas.openxmlformats.org/officeDocument/2006/relationships" xmlns:m="http://schemas.openxmlformats.org/officeDocument/2006/math" xmlns:v="urn:schemas-microsoft-com:vml" xmlns:wp14="http://schemas.microsoft.com/office/word/2010/wordprocessingDrawing" xmlns:wp="http://schemas.openxmlformats.org/drawingml/2006/wordprocessingDrawing" xmlns:w10="urn:schemas-microsoft-com:office:word" xmlns:w="http://schemas.openxmlformats.org/wordprocessingml/2006/main" xmlns:w14="http://schemas.microsoft.com/office/word/2010/wordml" xmlns:w15="http://schemas.microsoft.com/office/word/2012/wordml" xmlns:w16cex="http://schemas.microsoft.com/office/word/2018/wordml/cex" xmlns:w16cid="http://schemas.microsoft.com/office/word/2016/wordml/cid" xmlns:w16="http://schemas.microsoft.com/office/word/2018/wordml" xmlns:w16sdtdh="http://schemas.microsoft.com/office/word/2020/wordml/sdtdatahash" xmlns:w16se="http://schemas.microsoft.com/office/word/2015/wordml/symex" xmlns:wpg="http://schemas.microsoft.com/office/word/2010/wordprocessingGroup" xmlns:wpi="http://schemas.microsoft.com/office/word/2010/wordprocessingInk" xmlns:wne="http://schemas.microsoft.com/office/word/2006/wordml" xmlns:wps="http://schemas.microsoft.com/office/word/2010/wordprocessingShape" mc:Ignorable="w14 w15 w16se w16cid w16 w16cex w16sdtdh wp14">
+<w:document xmlns:wpc="http://schemas.microsoft.com/office/word/2010/wordprocessingCanvas" xmlns:cx="http://schemas.microsoft.com/office/drawing/2014/chartex" xmlns:cx1="http://schemas.microsoft.com/office/drawing/2015/9/8/chartex" xmlns:cx2="http://schemas.microsoft.com/office/drawing/2015/10/21/chartex" xmlns:cx3="http://schemas.microsoft.com/office/drawing/2016/5/9/chartex" xmlns:cx4="http://schemas.microsoft.com/office/drawing/2016/5/10/chartex" xmlns:cx5="http://schemas.microsoft.com/office/drawing/2016/5/11/chartex" xmlns:cx6="http://schemas.microsoft.com/office/drawing/2016/5/12/chartex" xmlns:cx7="http://schemas.microsoft.com/office/drawing/2016/5/13/chartex" xmlns:cx8="http://schemas.microsoft.com/office/drawing/2016/5/14/chartex" xmlns:mc="http://schemas.openxmlformats.org/markup-compatibility/2006" xmlns:aink="http://schemas.microsoft.com/office/drawing/2016/ink" xmlns:am3d="http://schemas.microsoft.com/office/drawing/2017/model3d" xmlns:o="urn:schemas-microsoft-com:office:office" xmlns:r="http://schemas.openxmlformats.org/officeDocument/2006/relationships" xmlns:m="http://schemas.openxmlformats.org/officeDocument/2006/math" xmlns:v="urn:schemas-microsoft-com:vml" xmlns:wp14="http://schemas.microsoft.com/office/word/2010/wordprocessingDrawing" xmlns:wp="http://schemas.openxmlformats.org/drawingml/2006/wordprocessingDrawing" xmlns:w10="urn:schemas-microsoft-com:office:word" xmlns:w="http://schemas.openxmlformats.org/wordprocessingml/2006/main" xmlns:w14="http://schemas.microsoft.com/office/word/2010/wordml" xmlns:w15="http://schemas.microsoft.com/office/word/2012/wordml" xmlns:w16cid="http://schemas.microsoft.com/office/word/2016/wordml/cid" xmlns:w16se="http://schemas.microsoft.com/office/word/2015/wordml/symex" xmlns:wpg="http://schemas.microsoft.com/office/word/2010/wordprocessingGroup" xmlns:wpi="http://schemas.microsoft.com/office/word/2010/wordprocessingInk" xmlns:wne="http://schemas.microsoft.com/office/word/2006/wordml" xmlns:wps="http://schemas.microsoft.com/office/word/2010/wordprocessingShape" mc:Ignorable="w14 w15 w16se w16cid wp14">
   <w:body>
     <w:p>
       <w:pPr>
-        <w:ind w:firstLine="0"/>
+        <w:ind w:firstLine="1"/>
       </w:pPr>
       <w:r>
         <w:rPr>
@@ -205,7 +205,7 @@
               </wp:anchor>
             </w:drawing>
           </mc:Choice>
-          <mc:Fallback xmlns:oel="http://schemas.microsoft.com/office/2019/extlst">
+          <mc:Fallback xmlns:oel="http://schemas.microsoft.com/office/2019/extlst" xmlns:w16cex="http://schemas.microsoft.com/office/word/2018/wordml/cex" xmlns:w16="http://schemas.microsoft.com/office/word/2018/wordml" xmlns:w16sdtdh="http://schemas.microsoft.com/office/word/2020/wordml/sdtdatahash">
             <w:pict>
               <v:rect w14:anchorId="4C256C62" id="Rectángulo 3" o:spid="_x0000_s1026" alt="&quot;&quot;" style="position:absolute;margin-left:-55.95pt;margin-top:26.4pt;width:613.85pt;height:164.25pt;z-index:-251655168;visibility:visible;mso-wrap-style:square;mso-height-percent:0;mso-wrap-distance-left:9pt;mso-wrap-distance-top:0;mso-wrap-distance-right:9pt;mso-wrap-distance-bottom:0;mso-position-horizontal:absolute;mso-position-horizontal-relative:text;mso-position-vertical:absolute;mso-position-vertical-relative:text;mso-height-percent:0;mso-height-relative:margin;v-text-anchor:middle" o:gfxdata="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" fillcolor="#00314d" stroked="f" strokeweight="1pt"/>
             </w:pict>
@@ -318,7 +318,7 @@
                 <v:stroke joinstyle="miter"/>
                 <v:path gradientshapeok="t" o:connecttype="rect"/>
               </v:shapetype>
-              <v:shape id="Cuadro de texto 2" o:spid="_x0000_s1026" type="#_x0000_t202" alt="&quot;&quot;" style="position:absolute;left:0;text-align:left;margin-left:-25.2pt;margin-top:21.9pt;width:549pt;height:102.95pt;z-index:251663360;visibility:visible;mso-wrap-style:square;mso-width-percent:0;mso-height-percent:0;mso-wrap-distance-left:9pt;mso-wrap-distance-top:3.6pt;mso-wrap-distance-right:9pt;mso-wrap-distance-bottom:3.6pt;mso-position-horizontal:absolute;mso-position-horizontal-relative:margin;mso-position-vertical:absolute;mso-position-vertical-relative:text;mso-width-percent:0;mso-height-percent:0;mso-width-relative:margin;mso-height-relative:margin;v-text-anchor:top" o:gfxdata="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" filled="f" stroked="f">
+              <v:shape id="Cuadro de texto 2" o:spid="_x0000_s1026" type="#_x0000_t202" style="position:absolute;left:0;text-align:left;margin-left:-25.2pt;margin-top:21.9pt;width:549pt;height:102.95pt;z-index:251663360;visibility:visible;mso-wrap-style:square;mso-width-percent:0;mso-height-percent:0;mso-wrap-distance-left:9pt;mso-wrap-distance-top:3.6pt;mso-wrap-distance-right:9pt;mso-wrap-distance-bottom:3.6pt;mso-position-horizontal:absolute;mso-position-horizontal-relative:margin;mso-position-vertical:absolute;mso-position-vertical-relative:text;mso-width-percent:0;mso-height-percent:0;mso-width-relative:margin;mso-height-relative:margin;v-text-anchor:top" o:gfxdata="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" filled="f" stroked="f">
                 <v:textbox>
                   <w:txbxContent>
                     <w:p>
@@ -7844,13 +7844,15 @@
         <w:spacing w:before="0" w:after="160"/>
       </w:pPr>
       <w:r>
-        <w:t xml:space="preserve">Familias </w:t>
-      </w:r>
-      <w:r>
-        <w:t xml:space="preserve">y personas </w:t>
-      </w:r>
-      <w:r>
-        <w:t>cuidador</w:t>
+        <w:t>Familias</w:t>
+      </w:r>
+      <w:r>
+        <w:t xml:space="preserve"> y personas</w:t>
+      </w:r>
+      <w:bookmarkStart w:id="14" w:name="_GoBack"/>
+      <w:bookmarkEnd w:id="14"/>
+      <w:r>
+        <w:t xml:space="preserve"> cuidador</w:t>
       </w:r>
       <w:r>
         <w:t>a</w:t>
@@ -8001,12 +8003,12 @@
       <w:pPr>
         <w:pStyle w:val="Ttulo1"/>
       </w:pPr>
-      <w:bookmarkStart w:id="14" w:name="_Toc233723947"/>
+      <w:bookmarkStart w:id="15" w:name="_Toc233723947"/>
       <w:r>
         <w:lastRenderedPageBreak/>
         <w:t>Determinantes sociales en el entorno hogar</w:t>
       </w:r>
-      <w:bookmarkEnd w:id="14"/>
+      <w:bookmarkEnd w:id="15"/>
     </w:p>
     <w:p>
       <w:pPr>
@@ -8222,11 +8224,11 @@
       <w:pPr>
         <w:pStyle w:val="Ttulo2"/>
       </w:pPr>
-      <w:bookmarkStart w:id="15" w:name="_Toc233723948"/>
+      <w:bookmarkStart w:id="16" w:name="_Toc233723948"/>
       <w:r>
         <w:t>Clasificación de determinantes</w:t>
       </w:r>
-      <w:bookmarkEnd w:id="15"/>
+      <w:bookmarkEnd w:id="16"/>
     </w:p>
     <w:p>
       <w:pPr>
@@ -8757,11 +8759,11 @@
       <w:pPr>
         <w:pStyle w:val="Ttulo2"/>
       </w:pPr>
-      <w:bookmarkStart w:id="16" w:name="_Toc233723949"/>
+      <w:bookmarkStart w:id="17" w:name="_Toc233723949"/>
       <w:r>
         <w:t>Condiciones del entorno hogar</w:t>
       </w:r>
-      <w:bookmarkEnd w:id="16"/>
+      <w:bookmarkEnd w:id="17"/>
     </w:p>
     <w:p>
       <w:pPr>
@@ -8995,11 +8997,11 @@
       <w:pPr>
         <w:pStyle w:val="Ttulo2"/>
       </w:pPr>
-      <w:bookmarkStart w:id="17" w:name="_Toc233723950"/>
+      <w:bookmarkStart w:id="18" w:name="_Toc233723950"/>
       <w:r>
         <w:t>Factores de riesgo y protección</w:t>
       </w:r>
-      <w:bookmarkEnd w:id="17"/>
+      <w:bookmarkEnd w:id="18"/>
       <w:r>
         <w:t xml:space="preserve"> </w:t>
       </w:r>
@@ -9185,12 +9187,12 @@
       <w:pPr>
         <w:pStyle w:val="Ttulo1"/>
       </w:pPr>
-      <w:bookmarkStart w:id="18" w:name="_Toc233723951"/>
+      <w:bookmarkStart w:id="19" w:name="_Toc233723951"/>
       <w:r>
         <w:lastRenderedPageBreak/>
         <w:t>Intervenciones en el entorno hogar</w:t>
       </w:r>
-      <w:bookmarkEnd w:id="18"/>
+      <w:bookmarkEnd w:id="19"/>
     </w:p>
     <w:p>
       <w:pPr>
@@ -9529,11 +9531,11 @@
       <w:pPr>
         <w:pStyle w:val="Ttulo2"/>
       </w:pPr>
-      <w:bookmarkStart w:id="19" w:name="_Toc233723952"/>
+      <w:bookmarkStart w:id="20" w:name="_Toc233723952"/>
       <w:r>
         <w:t>Planeación territorial</w:t>
       </w:r>
-      <w:bookmarkEnd w:id="19"/>
+      <w:bookmarkEnd w:id="20"/>
     </w:p>
     <w:p>
       <w:pPr>
@@ -9810,11 +9812,11 @@
       <w:pPr>
         <w:pStyle w:val="Ttulo2"/>
       </w:pPr>
-      <w:bookmarkStart w:id="20" w:name="_Toc233723953"/>
+      <w:bookmarkStart w:id="21" w:name="_Toc233723953"/>
       <w:r>
         <w:t>Identificación de necesidades</w:t>
       </w:r>
-      <w:bookmarkEnd w:id="20"/>
+      <w:bookmarkEnd w:id="21"/>
     </w:p>
     <w:p>
       <w:pPr>
@@ -10043,11 +10045,11 @@
       <w:pPr>
         <w:pStyle w:val="Ttulo2"/>
       </w:pPr>
-      <w:bookmarkStart w:id="21" w:name="_Toc233723954"/>
+      <w:bookmarkStart w:id="22" w:name="_Toc233723954"/>
       <w:r>
         <w:t>Intervenciones poblacionales y colectivas</w:t>
       </w:r>
-      <w:bookmarkEnd w:id="21"/>
+      <w:bookmarkEnd w:id="22"/>
     </w:p>
     <w:p>
       <w:pPr>
@@ -10651,12 +10653,12 @@
       <w:pPr>
         <w:pStyle w:val="Ttulo2"/>
       </w:pPr>
-      <w:bookmarkStart w:id="22" w:name="_Toc233723955"/>
+      <w:bookmarkStart w:id="23" w:name="_Toc233723955"/>
       <w:r>
         <w:lastRenderedPageBreak/>
         <w:t>Procesos de salud pública</w:t>
       </w:r>
-      <w:bookmarkEnd w:id="22"/>
+      <w:bookmarkEnd w:id="23"/>
     </w:p>
     <w:p>
       <w:pPr>
@@ -10906,12 +10908,12 @@
       <w:pPr>
         <w:pStyle w:val="Ttulo1"/>
       </w:pPr>
-      <w:bookmarkStart w:id="23" w:name="_Toc233723956"/>
+      <w:bookmarkStart w:id="24" w:name="_Toc233723956"/>
       <w:r>
         <w:lastRenderedPageBreak/>
         <w:t>Promoción de la salud y plan de acción</w:t>
       </w:r>
-      <w:bookmarkEnd w:id="23"/>
+      <w:bookmarkEnd w:id="24"/>
     </w:p>
     <w:p>
       <w:pPr>
@@ -11127,11 +11129,11 @@
       <w:pPr>
         <w:pStyle w:val="Ttulo2"/>
       </w:pPr>
-      <w:bookmarkStart w:id="24" w:name="_Toc233723957"/>
+      <w:bookmarkStart w:id="25" w:name="_Toc233723957"/>
       <w:r>
         <w:t>Promoción de la salud</w:t>
       </w:r>
-      <w:bookmarkEnd w:id="24"/>
+      <w:bookmarkEnd w:id="25"/>
     </w:p>
     <w:p>
       <w:pPr>
@@ -11510,11 +11512,11 @@
       <w:pPr>
         <w:pStyle w:val="Ttulo2"/>
       </w:pPr>
-      <w:bookmarkStart w:id="25" w:name="_Toc233723958"/>
+      <w:bookmarkStart w:id="26" w:name="_Toc233723958"/>
       <w:r>
         <w:t>Herramientas de caracterización</w:t>
       </w:r>
-      <w:bookmarkEnd w:id="25"/>
+      <w:bookmarkEnd w:id="26"/>
     </w:p>
     <w:p>
       <w:pPr>
@@ -11721,11 +11723,11 @@
       <w:pPr>
         <w:pStyle w:val="Ttulo2"/>
       </w:pPr>
-      <w:bookmarkStart w:id="26" w:name="_Toc233723959"/>
+      <w:bookmarkStart w:id="27" w:name="_Toc233723959"/>
       <w:r>
         <w:t>Herramientas educativas</w:t>
       </w:r>
-      <w:bookmarkEnd w:id="26"/>
+      <w:bookmarkEnd w:id="27"/>
     </w:p>
     <w:p>
       <w:pPr>
@@ -12076,11 +12078,11 @@
       <w:pPr>
         <w:pStyle w:val="Ttulo2"/>
       </w:pPr>
-      <w:bookmarkStart w:id="27" w:name="_Toc233723960"/>
+      <w:bookmarkStart w:id="28" w:name="_Toc233723960"/>
       <w:r>
         <w:t>Formulación del plan de acción</w:t>
       </w:r>
-      <w:bookmarkEnd w:id="27"/>
+      <w:bookmarkEnd w:id="28"/>
       <w:r>
         <w:t xml:space="preserve"> </w:t>
       </w:r>
@@ -12252,7 +12254,23 @@
                 <w:bCs/>
               </w:rPr>
               <w:lastRenderedPageBreak/>
-              <w:t xml:space="preserve">Transcripción del pódcast. </w:t>
+              <w:t xml:space="preserve">Transcripción del </w:t>
+            </w:r>
+            <w:proofErr w:type="spellStart"/>
+            <w:r>
+              <w:rPr>
+                <w:b/>
+                <w:bCs/>
+              </w:rPr>
+              <w:t>pódcast</w:t>
+            </w:r>
+            <w:proofErr w:type="spellEnd"/>
+            <w:r>
+              <w:rPr>
+                <w:b/>
+                <w:bCs/>
+              </w:rPr>
+              <w:t xml:space="preserve">. </w:t>
             </w:r>
             <w:r>
               <w:rPr>
@@ -12829,12 +12847,12 @@
           <w:u w:val="single"/>
         </w:rPr>
       </w:pPr>
-      <w:bookmarkStart w:id="28" w:name="_Toc233723961"/>
+      <w:bookmarkStart w:id="29" w:name="_Toc233723961"/>
       <w:r>
         <w:lastRenderedPageBreak/>
         <w:t>Síntesis</w:t>
       </w:r>
-      <w:bookmarkEnd w:id="28"/>
+      <w:bookmarkEnd w:id="29"/>
       <w:r>
         <w:t xml:space="preserve"> </w:t>
       </w:r>
@@ -12980,12 +12998,12 @@
       <w:pPr>
         <w:pStyle w:val="Titulosgenerales"/>
       </w:pPr>
-      <w:bookmarkStart w:id="29" w:name="_Toc233723962"/>
+      <w:bookmarkStart w:id="30" w:name="_Toc233723962"/>
       <w:r>
         <w:lastRenderedPageBreak/>
         <w:t>Glosario</w:t>
       </w:r>
-      <w:bookmarkEnd w:id="29"/>
+      <w:bookmarkEnd w:id="30"/>
     </w:p>
     <w:p>
       <w:pPr>
@@ -13246,12 +13264,12 @@
       <w:pPr>
         <w:pStyle w:val="Titulosgenerales"/>
       </w:pPr>
-      <w:bookmarkStart w:id="30" w:name="_Toc233723963"/>
+      <w:bookmarkStart w:id="31" w:name="_Toc233723963"/>
       <w:r>
         <w:lastRenderedPageBreak/>
         <w:t>Referencias bibliográficas</w:t>
       </w:r>
-      <w:bookmarkEnd w:id="30"/>
+      <w:bookmarkEnd w:id="31"/>
       <w:r>
         <w:t xml:space="preserve"> </w:t>
       </w:r>
@@ -13318,12 +13336,12 @@
       <w:pPr>
         <w:pStyle w:val="Titulosgenerales"/>
       </w:pPr>
-      <w:bookmarkStart w:id="31" w:name="_Toc233723964"/>
+      <w:bookmarkStart w:id="32" w:name="_Toc233723964"/>
       <w:r>
         <w:lastRenderedPageBreak/>
         <w:t>Créditos</w:t>
       </w:r>
-      <w:bookmarkEnd w:id="31"/>
+      <w:bookmarkEnd w:id="32"/>
     </w:p>
     <w:tbl>
       <w:tblPr>
@@ -13997,7 +14015,7 @@
 </file>
 
 <file path=word/endnotes.xml><?xml version="1.0" encoding="utf-8"?>
-<w:endnotes xmlns:wpc="http://schemas.microsoft.com/office/word/2010/wordprocessingCanvas" xmlns:cx="http://schemas.microsoft.com/office/drawing/2014/chartex" xmlns:cx1="http://schemas.microsoft.com/office/drawing/2015/9/8/chartex" xmlns:cx2="http://schemas.microsoft.com/office/drawing/2015/10/21/chartex" xmlns:cx3="http://schemas.microsoft.com/office/drawing/2016/5/9/chartex" xmlns:cx4="http://schemas.microsoft.com/office/drawing/2016/5/10/chartex" xmlns:cx5="http://schemas.microsoft.com/office/drawing/2016/5/11/chartex" xmlns:cx6="http://schemas.microsoft.com/office/drawing/2016/5/12/chartex" xmlns:cx7="http://schemas.microsoft.com/office/drawing/2016/5/13/chartex" xmlns:cx8="http://schemas.microsoft.com/office/drawing/2016/5/14/chartex" xmlns:mc="http://schemas.openxmlformats.org/markup-compatibility/2006" xmlns:aink="http://schemas.microsoft.com/office/drawing/2016/ink" xmlns:am3d="http://schemas.microsoft.com/office/drawing/2017/model3d" xmlns:o="urn:schemas-microsoft-com:office:office" xmlns:r="http://schemas.openxmlformats.org/officeDocument/2006/relationships" xmlns:m="http://schemas.openxmlformats.org/officeDocument/2006/math" xmlns:v="urn:schemas-microsoft-com:vml" xmlns:wp14="http://schemas.microsoft.com/office/word/2010/wordprocessingDrawing" xmlns:wp="http://schemas.openxmlformats.org/drawingml/2006/wordprocessingDrawing" xmlns:w10="urn:schemas-microsoft-com:office:word" xmlns:w="http://schemas.openxmlformats.org/wordprocessingml/2006/main" xmlns:w14="http://schemas.microsoft.com/office/word/2010/wordml" xmlns:w15="http://schemas.microsoft.com/office/word/2012/wordml" xmlns:w16cex="http://schemas.microsoft.com/office/word/2018/wordml/cex" xmlns:w16cid="http://schemas.microsoft.com/office/word/2016/wordml/cid" xmlns:w16="http://schemas.microsoft.com/office/word/2018/wordml" xmlns:w16sdtdh="http://schemas.microsoft.com/office/word/2020/wordml/sdtdatahash" xmlns:w16se="http://schemas.microsoft.com/office/word/2015/wordml/symex" xmlns:wpg="http://schemas.microsoft.com/office/word/2010/wordprocessingGroup" xmlns:wpi="http://schemas.microsoft.com/office/word/2010/wordprocessingInk" xmlns:wne="http://schemas.microsoft.com/office/word/2006/wordml" xmlns:wps="http://schemas.microsoft.com/office/word/2010/wordprocessingShape" mc:Ignorable="w14 w15 w16se w16cid w16 w16cex w16sdtdh wp14">
+<w:endnotes xmlns:wpc="http://schemas.microsoft.com/office/word/2010/wordprocessingCanvas" xmlns:cx="http://schemas.microsoft.com/office/drawing/2014/chartex" xmlns:cx1="http://schemas.microsoft.com/office/drawing/2015/9/8/chartex" xmlns:cx2="http://schemas.microsoft.com/office/drawing/2015/10/21/chartex" xmlns:cx3="http://schemas.microsoft.com/office/drawing/2016/5/9/chartex" xmlns:cx4="http://schemas.microsoft.com/office/drawing/2016/5/10/chartex" xmlns:cx5="http://schemas.microsoft.com/office/drawing/2016/5/11/chartex" xmlns:cx6="http://schemas.microsoft.com/office/drawing/2016/5/12/chartex" xmlns:cx7="http://schemas.microsoft.com/office/drawing/2016/5/13/chartex" xmlns:cx8="http://schemas.microsoft.com/office/drawing/2016/5/14/chartex" xmlns:mc="http://schemas.openxmlformats.org/markup-compatibility/2006" xmlns:aink="http://schemas.microsoft.com/office/drawing/2016/ink" xmlns:am3d="http://schemas.microsoft.com/office/drawing/2017/model3d" xmlns:o="urn:schemas-microsoft-com:office:office" xmlns:r="http://schemas.openxmlformats.org/officeDocument/2006/relationships" xmlns:m="http://schemas.openxmlformats.org/officeDocument/2006/math" xmlns:v="urn:schemas-microsoft-com:vml" xmlns:wp14="http://schemas.microsoft.com/office/word/2010/wordprocessingDrawing" xmlns:wp="http://schemas.openxmlformats.org/drawingml/2006/wordprocessingDrawing" xmlns:w10="urn:schemas-microsoft-com:office:word" xmlns:w="http://schemas.openxmlformats.org/wordprocessingml/2006/main" xmlns:w14="http://schemas.microsoft.com/office/word/2010/wordml" xmlns:w15="http://schemas.microsoft.com/office/word/2012/wordml" xmlns:w16cid="http://schemas.microsoft.com/office/word/2016/wordml/cid" xmlns:w16se="http://schemas.microsoft.com/office/word/2015/wordml/symex" xmlns:wpg="http://schemas.microsoft.com/office/word/2010/wordprocessingGroup" xmlns:wpi="http://schemas.microsoft.com/office/word/2010/wordprocessingInk" xmlns:wne="http://schemas.microsoft.com/office/word/2006/wordml" xmlns:wps="http://schemas.microsoft.com/office/word/2010/wordprocessingShape" mc:Ignorable="w14 w15 w16se w16cid wp14">
   <w:endnote w:type="separator" w:id="-1">
     <w:p>
       <w:pPr>
@@ -14022,7 +14040,7 @@
 </file>
 
 <file path=word/footer1.xml><?xml version="1.0" encoding="utf-8"?>
-<w:ftr xmlns:wpc="http://schemas.microsoft.com/office/word/2010/wordprocessingCanvas" xmlns:cx="http://schemas.microsoft.com/office/drawing/2014/chartex" xmlns:cx1="http://schemas.microsoft.com/office/drawing/2015/9/8/chartex" xmlns:cx2="http://schemas.microsoft.com/office/drawing/2015/10/21/chartex" xmlns:cx3="http://schemas.microsoft.com/office/drawing/2016/5/9/chartex" xmlns:cx4="http://schemas.microsoft.com/office/drawing/2016/5/10/chartex" xmlns:cx5="http://schemas.microsoft.com/office/drawing/2016/5/11/chartex" xmlns:cx6="http://schemas.microsoft.com/office/drawing/2016/5/12/chartex" xmlns:cx7="http://schemas.microsoft.com/office/drawing/2016/5/13/chartex" xmlns:cx8="http://schemas.microsoft.com/office/drawing/2016/5/14/chartex" xmlns:mc="http://schemas.openxmlformats.org/markup-compatibility/2006" xmlns:aink="http://schemas.microsoft.com/office/drawing/2016/ink" xmlns:am3d="http://schemas.microsoft.com/office/drawing/2017/model3d" xmlns:o="urn:schemas-microsoft-com:office:office" xmlns:r="http://schemas.openxmlformats.org/officeDocument/2006/relationships" xmlns:m="http://schemas.openxmlformats.org/officeDocument/2006/math" xmlns:v="urn:schemas-microsoft-com:vml" xmlns:wp14="http://schemas.microsoft.com/office/word/2010/wordprocessingDrawing" xmlns:wp="http://schemas.openxmlformats.org/drawingml/2006/wordprocessingDrawing" xmlns:w10="urn:schemas-microsoft-com:office:word" xmlns:w="http://schemas.openxmlformats.org/wordprocessingml/2006/main" xmlns:w14="http://schemas.microsoft.com/office/word/2010/wordml" xmlns:w15="http://schemas.microsoft.com/office/word/2012/wordml" xmlns:w16cex="http://schemas.microsoft.com/office/word/2018/wordml/cex" xmlns:w16cid="http://schemas.microsoft.com/office/word/2016/wordml/cid" xmlns:w16="http://schemas.microsoft.com/office/word/2018/wordml" xmlns:w16sdtdh="http://schemas.microsoft.com/office/word/2020/wordml/sdtdatahash" xmlns:w16se="http://schemas.microsoft.com/office/word/2015/wordml/symex" xmlns:wpg="http://schemas.microsoft.com/office/word/2010/wordprocessingGroup" xmlns:wpi="http://schemas.microsoft.com/office/word/2010/wordprocessingInk" xmlns:wne="http://schemas.microsoft.com/office/word/2006/wordml" xmlns:wps="http://schemas.microsoft.com/office/word/2010/wordprocessingShape" mc:Ignorable="w14 w15 w16se w16cid w16 w16cex w16sdtdh wp14">
+<w:ftr xmlns:wpc="http://schemas.microsoft.com/office/word/2010/wordprocessingCanvas" xmlns:cx="http://schemas.microsoft.com/office/drawing/2014/chartex" xmlns:cx1="http://schemas.microsoft.com/office/drawing/2015/9/8/chartex" xmlns:cx2="http://schemas.microsoft.com/office/drawing/2015/10/21/chartex" xmlns:cx3="http://schemas.microsoft.com/office/drawing/2016/5/9/chartex" xmlns:cx4="http://schemas.microsoft.com/office/drawing/2016/5/10/chartex" xmlns:cx5="http://schemas.microsoft.com/office/drawing/2016/5/11/chartex" xmlns:cx6="http://schemas.microsoft.com/office/drawing/2016/5/12/chartex" xmlns:cx7="http://schemas.microsoft.com/office/drawing/2016/5/13/chartex" xmlns:cx8="http://schemas.microsoft.com/office/drawing/2016/5/14/chartex" xmlns:mc="http://schemas.openxmlformats.org/markup-compatibility/2006" xmlns:aink="http://schemas.microsoft.com/office/drawing/2016/ink" xmlns:am3d="http://schemas.microsoft.com/office/drawing/2017/model3d" xmlns:o="urn:schemas-microsoft-com:office:office" xmlns:r="http://schemas.openxmlformats.org/officeDocument/2006/relationships" xmlns:m="http://schemas.openxmlformats.org/officeDocument/2006/math" xmlns:v="urn:schemas-microsoft-com:vml" xmlns:wp14="http://schemas.microsoft.com/office/word/2010/wordprocessingDrawing" xmlns:wp="http://schemas.openxmlformats.org/drawingml/2006/wordprocessingDrawing" xmlns:w10="urn:schemas-microsoft-com:office:word" xmlns:w="http://schemas.openxmlformats.org/wordprocessingml/2006/main" xmlns:w14="http://schemas.microsoft.com/office/word/2010/wordml" xmlns:w15="http://schemas.microsoft.com/office/word/2012/wordml" xmlns:w16cid="http://schemas.microsoft.com/office/word/2016/wordml/cid" xmlns:w16se="http://schemas.microsoft.com/office/word/2015/wordml/symex" xmlns:wpg="http://schemas.microsoft.com/office/word/2010/wordprocessingGroup" xmlns:wpi="http://schemas.microsoft.com/office/word/2010/wordprocessingInk" xmlns:wne="http://schemas.microsoft.com/office/word/2006/wordml" xmlns:wps="http://schemas.microsoft.com/office/word/2010/wordprocessingShape" mc:Ignorable="w14 w15 w16se w16cid wp14">
   <w:sdt>
     <w:sdtPr>
       <w:id w:val="-1465197936"/>
@@ -14068,7 +14086,7 @@
 </file>
 
 <file path=word/footnotes.xml><?xml version="1.0" encoding="utf-8"?>
-<w:footnotes xmlns:wpc="http://schemas.microsoft.com/office/word/2010/wordprocessingCanvas" xmlns:cx="http://schemas.microsoft.com/office/drawing/2014/chartex" xmlns:cx1="http://schemas.microsoft.com/office/drawing/2015/9/8/chartex" xmlns:cx2="http://schemas.microsoft.com/office/drawing/2015/10/21/chartex" xmlns:cx3="http://schemas.microsoft.com/office/drawing/2016/5/9/chartex" xmlns:cx4="http://schemas.microsoft.com/office/drawing/2016/5/10/chartex" xmlns:cx5="http://schemas.microsoft.com/office/drawing/2016/5/11/chartex" xmlns:cx6="http://schemas.microsoft.com/office/drawing/2016/5/12/chartex" xmlns:cx7="http://schemas.microsoft.com/office/drawing/2016/5/13/chartex" xmlns:cx8="http://schemas.microsoft.com/office/drawing/2016/5/14/chartex" xmlns:mc="http://schemas.openxmlformats.org/markup-compatibility/2006" xmlns:aink="http://schemas.microsoft.com/office/drawing/2016/ink" xmlns:am3d="http://schemas.microsoft.com/office/drawing/2017/model3d" xmlns:o="urn:schemas-microsoft-com:office:office" xmlns:r="http://schemas.openxmlformats.org/officeDocument/2006/relationships" xmlns:m="http://schemas.openxmlformats.org/officeDocument/2006/math" xmlns:v="urn:schemas-microsoft-com:vml" xmlns:wp14="http://schemas.microsoft.com/office/word/2010/wordprocessingDrawing" xmlns:wp="http://schemas.openxmlformats.org/drawingml/2006/wordprocessingDrawing" xmlns:w10="urn:schemas-microsoft-com:office:word" xmlns:w="http://schemas.openxmlformats.org/wordprocessingml/2006/main" xmlns:w14="http://schemas.microsoft.com/office/word/2010/wordml" xmlns:w15="http://schemas.microsoft.com/office/word/2012/wordml" xmlns:w16cex="http://schemas.microsoft.com/office/word/2018/wordml/cex" xmlns:w16cid="http://schemas.microsoft.com/office/word/2016/wordml/cid" xmlns:w16="http://schemas.microsoft.com/office/word/2018/wordml" xmlns:w16sdtdh="http://schemas.microsoft.com/office/word/2020/wordml/sdtdatahash" xmlns:w16se="http://schemas.microsoft.com/office/word/2015/wordml/symex" xmlns:wpg="http://schemas.microsoft.com/office/word/2010/wordprocessingGroup" xmlns:wpi="http://schemas.microsoft.com/office/word/2010/wordprocessingInk" xmlns:wne="http://schemas.microsoft.com/office/word/2006/wordml" xmlns:wps="http://schemas.microsoft.com/office/word/2010/wordprocessingShape" mc:Ignorable="w14 w15 w16se w16cid w16 w16cex w16sdtdh wp14">
+<w:footnotes xmlns:wpc="http://schemas.microsoft.com/office/word/2010/wordprocessingCanvas" xmlns:cx="http://schemas.microsoft.com/office/drawing/2014/chartex" xmlns:cx1="http://schemas.microsoft.com/office/drawing/2015/9/8/chartex" xmlns:cx2="http://schemas.microsoft.com/office/drawing/2015/10/21/chartex" xmlns:cx3="http://schemas.microsoft.com/office/drawing/2016/5/9/chartex" xmlns:cx4="http://schemas.microsoft.com/office/drawing/2016/5/10/chartex" xmlns:cx5="http://schemas.microsoft.com/office/drawing/2016/5/11/chartex" xmlns:cx6="http://schemas.microsoft.com/office/drawing/2016/5/12/chartex" xmlns:cx7="http://schemas.microsoft.com/office/drawing/2016/5/13/chartex" xmlns:cx8="http://schemas.microsoft.com/office/drawing/2016/5/14/chartex" xmlns:mc="http://schemas.openxmlformats.org/markup-compatibility/2006" xmlns:aink="http://schemas.microsoft.com/office/drawing/2016/ink" xmlns:am3d="http://schemas.microsoft.com/office/drawing/2017/model3d" xmlns:o="urn:schemas-microsoft-com:office:office" xmlns:r="http://schemas.openxmlformats.org/officeDocument/2006/relationships" xmlns:m="http://schemas.openxmlformats.org/officeDocument/2006/math" xmlns:v="urn:schemas-microsoft-com:vml" xmlns:wp14="http://schemas.microsoft.com/office/word/2010/wordprocessingDrawing" xmlns:wp="http://schemas.openxmlformats.org/drawingml/2006/wordprocessingDrawing" xmlns:w10="urn:schemas-microsoft-com:office:word" xmlns:w="http://schemas.openxmlformats.org/wordprocessingml/2006/main" xmlns:w14="http://schemas.microsoft.com/office/word/2010/wordml" xmlns:w15="http://schemas.microsoft.com/office/word/2012/wordml" xmlns:w16cid="http://schemas.microsoft.com/office/word/2016/wordml/cid" xmlns:w16se="http://schemas.microsoft.com/office/word/2015/wordml/symex" xmlns:wpg="http://schemas.microsoft.com/office/word/2010/wordprocessingGroup" xmlns:wpi="http://schemas.microsoft.com/office/word/2010/wordprocessingInk" xmlns:wne="http://schemas.microsoft.com/office/word/2006/wordml" xmlns:wps="http://schemas.microsoft.com/office/word/2010/wordprocessingShape" mc:Ignorable="w14 w15 w16se w16cid wp14">
   <w:footnote w:type="separator" w:id="-1">
     <w:p>
       <w:pPr>
@@ -14093,7 +14111,7 @@
 </file>
 
 <file path=word/header1.xml><?xml version="1.0" encoding="utf-8"?>
-<w:hdr xmlns:wpc="http://schemas.microsoft.com/office/word/2010/wordprocessingCanvas" xmlns:cx="http://schemas.microsoft.com/office/drawing/2014/chartex" xmlns:cx1="http://schemas.microsoft.com/office/drawing/2015/9/8/chartex" xmlns:cx2="http://schemas.microsoft.com/office/drawing/2015/10/21/chartex" xmlns:cx3="http://schemas.microsoft.com/office/drawing/2016/5/9/chartex" xmlns:cx4="http://schemas.microsoft.com/office/drawing/2016/5/10/chartex" xmlns:cx5="http://schemas.microsoft.com/office/drawing/2016/5/11/chartex" xmlns:cx6="http://schemas.microsoft.com/office/drawing/2016/5/12/chartex" xmlns:cx7="http://schemas.microsoft.com/office/drawing/2016/5/13/chartex" xmlns:cx8="http://schemas.microsoft.com/office/drawing/2016/5/14/chartex" xmlns:mc="http://schemas.openxmlformats.org/markup-compatibility/2006" xmlns:aink="http://schemas.microsoft.com/office/drawing/2016/ink" xmlns:am3d="http://schemas.microsoft.com/office/drawing/2017/model3d" xmlns:o="urn:schemas-microsoft-com:office:office" xmlns:r="http://schemas.openxmlformats.org/officeDocument/2006/relationships" xmlns:m="http://schemas.openxmlformats.org/officeDocument/2006/math" xmlns:v="urn:schemas-microsoft-com:vml" xmlns:wp14="http://schemas.microsoft.com/office/word/2010/wordprocessingDrawing" xmlns:wp="http://schemas.openxmlformats.org/drawingml/2006/wordprocessingDrawing" xmlns:w10="urn:schemas-microsoft-com:office:word" xmlns:w="http://schemas.openxmlformats.org/wordprocessingml/2006/main" xmlns:w14="http://schemas.microsoft.com/office/word/2010/wordml" xmlns:w15="http://schemas.microsoft.com/office/word/2012/wordml" xmlns:w16cex="http://schemas.microsoft.com/office/word/2018/wordml/cex" xmlns:w16cid="http://schemas.microsoft.com/office/word/2016/wordml/cid" xmlns:w16="http://schemas.microsoft.com/office/word/2018/wordml" xmlns:w16sdtdh="http://schemas.microsoft.com/office/word/2020/wordml/sdtdatahash" xmlns:w16se="http://schemas.microsoft.com/office/word/2015/wordml/symex" xmlns:wpg="http://schemas.microsoft.com/office/word/2010/wordprocessingGroup" xmlns:wpi="http://schemas.microsoft.com/office/word/2010/wordprocessingInk" xmlns:wne="http://schemas.microsoft.com/office/word/2006/wordml" xmlns:wps="http://schemas.microsoft.com/office/word/2010/wordprocessingShape" mc:Ignorable="w14 w15 w16se w16cid w16 w16cex w16sdtdh wp14">
+<w:hdr xmlns:wpc="http://schemas.microsoft.com/office/word/2010/wordprocessingCanvas" xmlns:cx="http://schemas.microsoft.com/office/drawing/2014/chartex" xmlns:cx1="http://schemas.microsoft.com/office/drawing/2015/9/8/chartex" xmlns:cx2="http://schemas.microsoft.com/office/drawing/2015/10/21/chartex" xmlns:cx3="http://schemas.microsoft.com/office/drawing/2016/5/9/chartex" xmlns:cx4="http://schemas.microsoft.com/office/drawing/2016/5/10/chartex" xmlns:cx5="http://schemas.microsoft.com/office/drawing/2016/5/11/chartex" xmlns:cx6="http://schemas.microsoft.com/office/drawing/2016/5/12/chartex" xmlns:cx7="http://schemas.microsoft.com/office/drawing/2016/5/13/chartex" xmlns:cx8="http://schemas.microsoft.com/office/drawing/2016/5/14/chartex" xmlns:mc="http://schemas.openxmlformats.org/markup-compatibility/2006" xmlns:aink="http://schemas.microsoft.com/office/drawing/2016/ink" xmlns:am3d="http://schemas.microsoft.com/office/drawing/2017/model3d" xmlns:o="urn:schemas-microsoft-com:office:office" xmlns:r="http://schemas.openxmlformats.org/officeDocument/2006/relationships" xmlns:m="http://schemas.openxmlformats.org/officeDocument/2006/math" xmlns:v="urn:schemas-microsoft-com:vml" xmlns:wp14="http://schemas.microsoft.com/office/word/2010/wordprocessingDrawing" xmlns:wp="http://schemas.openxmlformats.org/drawingml/2006/wordprocessingDrawing" xmlns:w10="urn:schemas-microsoft-com:office:word" xmlns:w="http://schemas.openxmlformats.org/wordprocessingml/2006/main" xmlns:w14="http://schemas.microsoft.com/office/word/2010/wordml" xmlns:w15="http://schemas.microsoft.com/office/word/2012/wordml" xmlns:w16cid="http://schemas.microsoft.com/office/word/2016/wordml/cid" xmlns:w16se="http://schemas.microsoft.com/office/word/2015/wordml/symex" xmlns:wpg="http://schemas.microsoft.com/office/word/2010/wordprocessingGroup" xmlns:wpi="http://schemas.microsoft.com/office/word/2010/wordprocessingInk" xmlns:wne="http://schemas.microsoft.com/office/word/2006/wordml" xmlns:wps="http://schemas.microsoft.com/office/word/2010/wordprocessingShape" mc:Ignorable="w14 w15 w16se w16cid wp14">
   <w:p>
     <w:pPr>
       <w:pStyle w:val="Encabezado"/>
@@ -14179,7 +14197,7 @@
 </file>
 
 <file path=word/numbering.xml><?xml version="1.0" encoding="utf-8"?>
-<w:numbering xmlns:wpc="http://schemas.microsoft.com/office/word/2010/wordprocessingCanvas" xmlns:cx="http://schemas.microsoft.com/office/drawing/2014/chartex" xmlns:cx1="http://schemas.microsoft.com/office/drawing/2015/9/8/chartex" xmlns:cx2="http://schemas.microsoft.com/office/drawing/2015/10/21/chartex" xmlns:cx3="http://schemas.microsoft.com/office/drawing/2016/5/9/chartex" xmlns:cx4="http://schemas.microsoft.com/office/drawing/2016/5/10/chartex" xmlns:cx5="http://schemas.microsoft.com/office/drawing/2016/5/11/chartex" xmlns:cx6="http://schemas.microsoft.com/office/drawing/2016/5/12/chartex" xmlns:cx7="http://schemas.microsoft.com/office/drawing/2016/5/13/chartex" xmlns:cx8="http://schemas.microsoft.com/office/drawing/2016/5/14/chartex" xmlns:mc="http://schemas.openxmlformats.org/markup-compatibility/2006" xmlns:aink="http://schemas.microsoft.com/office/drawing/2016/ink" xmlns:am3d="http://schemas.microsoft.com/office/drawing/2017/model3d" xmlns:o="urn:schemas-microsoft-com:office:office" xmlns:r="http://schemas.openxmlformats.org/officeDocument/2006/relationships" xmlns:m="http://schemas.openxmlformats.org/officeDocument/2006/math" xmlns:v="urn:schemas-microsoft-com:vml" xmlns:wp14="http://schemas.microsoft.com/office/word/2010/wordprocessingDrawing" xmlns:wp="http://schemas.openxmlformats.org/drawingml/2006/wordprocessingDrawing" xmlns:w10="urn:schemas-microsoft-com:office:word" xmlns:w="http://schemas.openxmlformats.org/wordprocessingml/2006/main" xmlns:w14="http://schemas.microsoft.com/office/word/2010/wordml" xmlns:w15="http://schemas.microsoft.com/office/word/2012/wordml" xmlns:w16cex="http://schemas.microsoft.com/office/word/2018/wordml/cex" xmlns:w16cid="http://schemas.microsoft.com/office/word/2016/wordml/cid" xmlns:w16="http://schemas.microsoft.com/office/word/2018/wordml" xmlns:w16sdtdh="http://schemas.microsoft.com/office/word/2020/wordml/sdtdatahash" xmlns:w16se="http://schemas.microsoft.com/office/word/2015/wordml/symex" xmlns:wpg="http://schemas.microsoft.com/office/word/2010/wordprocessingGroup" xmlns:wpi="http://schemas.microsoft.com/office/word/2010/wordprocessingInk" xmlns:wne="http://schemas.microsoft.com/office/word/2006/wordml" xmlns:wps="http://schemas.microsoft.com/office/word/2010/wordprocessingShape" mc:Ignorable="w14 w15 w16se w16cid w16 w16cex w16sdtdh wp14">
+<w:numbering xmlns:wpc="http://schemas.microsoft.com/office/word/2010/wordprocessingCanvas" xmlns:cx="http://schemas.microsoft.com/office/drawing/2014/chartex" xmlns:cx1="http://schemas.microsoft.com/office/drawing/2015/9/8/chartex" xmlns:cx2="http://schemas.microsoft.com/office/drawing/2015/10/21/chartex" xmlns:cx3="http://schemas.microsoft.com/office/drawing/2016/5/9/chartex" xmlns:cx4="http://schemas.microsoft.com/office/drawing/2016/5/10/chartex" xmlns:cx5="http://schemas.microsoft.com/office/drawing/2016/5/11/chartex" xmlns:cx6="http://schemas.microsoft.com/office/drawing/2016/5/12/chartex" xmlns:cx7="http://schemas.microsoft.com/office/drawing/2016/5/13/chartex" xmlns:cx8="http://schemas.microsoft.com/office/drawing/2016/5/14/chartex" xmlns:mc="http://schemas.openxmlformats.org/markup-compatibility/2006" xmlns:aink="http://schemas.microsoft.com/office/drawing/2016/ink" xmlns:am3d="http://schemas.microsoft.com/office/drawing/2017/model3d" xmlns:o="urn:schemas-microsoft-com:office:office" xmlns:r="http://schemas.openxmlformats.org/officeDocument/2006/relationships" xmlns:m="http://schemas.openxmlformats.org/officeDocument/2006/math" xmlns:v="urn:schemas-microsoft-com:vml" xmlns:wp14="http://schemas.microsoft.com/office/word/2010/wordprocessingDrawing" xmlns:wp="http://schemas.openxmlformats.org/drawingml/2006/wordprocessingDrawing" xmlns:w10="urn:schemas-microsoft-com:office:word" xmlns:w="http://schemas.openxmlformats.org/wordprocessingml/2006/main" xmlns:w14="http://schemas.microsoft.com/office/word/2010/wordml" xmlns:w15="http://schemas.microsoft.com/office/word/2012/wordml" xmlns:w16cid="http://schemas.microsoft.com/office/word/2016/wordml/cid" xmlns:w16se="http://schemas.microsoft.com/office/word/2015/wordml/symex" xmlns:wpg="http://schemas.microsoft.com/office/word/2010/wordprocessingGroup" xmlns:wpi="http://schemas.microsoft.com/office/word/2010/wordprocessingInk" xmlns:wne="http://schemas.microsoft.com/office/word/2006/wordml" xmlns:wps="http://schemas.microsoft.com/office/word/2010/wordprocessingShape" mc:Ignorable="w14 w15 w16se w16cid wp14">
   <w:abstractNum w:abstractNumId="0" w15:restartNumberingAfterBreak="0">
     <w:nsid w:val="FFFFFF89"/>
     <w:multiLevelType w:val="singleLevel"/>
@@ -19528,7 +19546,7 @@
 </file>
 
 <file path=word/styles.xml><?xml version="1.0" encoding="utf-8"?>
-<w:styles xmlns:mc="http://schemas.openxmlformats.org/markup-compatibility/2006" xmlns:r="http://schemas.openxmlformats.org/officeDocument/2006/relationships" xmlns:w="http://schemas.openxmlformats.org/wordprocessingml/2006/main" xmlns:w14="http://schemas.microsoft.com/office/word/2010/wordml" xmlns:w15="http://schemas.microsoft.com/office/word/2012/wordml" xmlns:w16cex="http://schemas.microsoft.com/office/word/2018/wordml/cex" xmlns:w16cid="http://schemas.microsoft.com/office/word/2016/wordml/cid" xmlns:w16="http://schemas.microsoft.com/office/word/2018/wordml" xmlns:w16sdtdh="http://schemas.microsoft.com/office/word/2020/wordml/sdtdatahash" xmlns:w16se="http://schemas.microsoft.com/office/word/2015/wordml/symex" mc:Ignorable="w14 w15 w16se w16cid w16 w16cex w16sdtdh">
+<w:styles xmlns:mc="http://schemas.openxmlformats.org/markup-compatibility/2006" xmlns:r="http://schemas.openxmlformats.org/officeDocument/2006/relationships" xmlns:w="http://schemas.openxmlformats.org/wordprocessingml/2006/main" xmlns:w14="http://schemas.microsoft.com/office/word/2010/wordml" xmlns:w15="http://schemas.microsoft.com/office/word/2012/wordml" xmlns:w16cid="http://schemas.microsoft.com/office/word/2016/wordml/cid" xmlns:w16se="http://schemas.microsoft.com/office/word/2015/wordml/symex" mc:Ignorable="w14 w15 w16se w16cid">
   <w:docDefaults>
     <w:rPrDefault>
       <w:rPr>
@@ -19546,7 +19564,7 @@
       </w:pPr>
     </w:pPrDefault>
   </w:docDefaults>
-  <w:latentStyles w:defLockedState="0" w:defUIPriority="99" w:defSemiHidden="0" w:defUnhideWhenUsed="0" w:defQFormat="0" w:count="376">
+  <w:latentStyles w:defLockedState="0" w:defUIPriority="99" w:defSemiHidden="0" w:defUnhideWhenUsed="0" w:defQFormat="0" w:count="375">
     <w:lsdException w:name="Normal" w:uiPriority="0" w:qFormat="1"/>
     <w:lsdException w:name="heading 1" w:uiPriority="9" w:qFormat="1"/>
     <w:lsdException w:name="heading 2" w:semiHidden="1" w:uiPriority="9" w:unhideWhenUsed="1" w:qFormat="1"/>
@@ -19922,7 +19940,6 @@
     <w:lsdException w:name="Smart Hyperlink" w:semiHidden="1" w:unhideWhenUsed="1"/>
     <w:lsdException w:name="Hashtag" w:semiHidden="1" w:unhideWhenUsed="1"/>
     <w:lsdException w:name="Unresolved Mention" w:semiHidden="1" w:unhideWhenUsed="1"/>
-    <w:lsdException w:name="Smart Link" w:semiHidden="1" w:unhideWhenUsed="1"/>
   </w:latentStyles>
   <w:style w:type="paragraph" w:default="1" w:styleId="Normal">
     <w:name w:val="Normal"/>
@@ -21269,30 +21286,6 @@
 </file>
 
 <file path=customXml/item1.xml><?xml version="1.0" encoding="utf-8"?>
-<?mso-contentType ?>
-<FormTemplates xmlns="http://schemas.microsoft.com/sharepoint/v3/contenttype/forms">
-  <Display>DocumentLibraryForm</Display>
-  <Edit>DocumentLibraryForm</Edit>
-  <New>DocumentLibraryForm</New>
-</FormTemplates>
-</file>
-
-<file path=customXml/item2.xml><?xml version="1.0" encoding="utf-8"?>
-<p:properties xmlns:p="http://schemas.microsoft.com/office/2006/metadata/properties" xmlns:xsi="http://www.w3.org/2001/XMLSchema-instance" xmlns:pc="http://schemas.microsoft.com/office/infopath/2007/PartnerControls">
-  <documentManagement>
-    <TaxCatchAll xmlns="13c90a0b-73bc-4dc0-be5f-28d77b615beb" xsi:nil="true"/>
-    <lcf76f155ced4ddcb4097134ff3c332f xmlns="13c93bba-48ce-428c-bfe5-88b42c19b028">
-      <Terms xmlns="http://schemas.microsoft.com/office/infopath/2007/PartnerControls"/>
-    </lcf76f155ced4ddcb4097134ff3c332f>
-  </documentManagement>
-</p:properties>
-</file>
-
-<file path=customXml/item3.xml><?xml version="1.0" encoding="utf-8"?>
-<b:Sources xmlns:b="http://schemas.openxmlformats.org/officeDocument/2006/bibliography" xmlns="http://schemas.openxmlformats.org/officeDocument/2006/bibliography" SelectedStyle="\APASixthEditionOfficeOnline.xsl" StyleName="APA" Version="6"/>
-</file>
-
-<file path=customXml/item4.xml><?xml version="1.0" encoding="utf-8"?>
 <ct:contentTypeSchema xmlns:ct="http://schemas.microsoft.com/office/2006/metadata/contentType" xmlns:ma="http://schemas.microsoft.com/office/2006/metadata/properties/metaAttributes" ct:_="" ma:_="" ma:contentTypeName="Documento" ma:contentTypeID="0x0101006A81D6BD42E8DF4C91013959704817E1" ma:contentTypeVersion="15" ma:contentTypeDescription="Crear nuevo documento." ma:contentTypeScope="" ma:versionID="bf4f72ffd194f0963ff564daca6869f7">
   <xsd:schema xmlns:xsd="http://www.w3.org/2001/XMLSchema" xmlns:xs="http://www.w3.org/2001/XMLSchema" xmlns:p="http://schemas.microsoft.com/office/2006/metadata/properties" xmlns:ns2="13c90a0b-73bc-4dc0-be5f-28d77b615beb" xmlns:ns3="13c93bba-48ce-428c-bfe5-88b42c19b028" targetNamespace="http://schemas.microsoft.com/office/2006/metadata/properties" ma:root="true" ma:fieldsID="8718d6f4873a5b1392a45044efa78385" ns2:_="" ns3:_="">
     <xsd:import namespace="13c90a0b-73bc-4dc0-be5f-28d77b615beb"/>
@@ -21527,10 +21520,45 @@
 </ct:contentTypeSchema>
 </file>
 
+<file path=customXml/item2.xml><?xml version="1.0" encoding="utf-8"?>
+<p:properties xmlns:p="http://schemas.microsoft.com/office/2006/metadata/properties" xmlns:xsi="http://www.w3.org/2001/XMLSchema-instance" xmlns:pc="http://schemas.microsoft.com/office/infopath/2007/PartnerControls">
+  <documentManagement>
+    <TaxCatchAll xmlns="13c90a0b-73bc-4dc0-be5f-28d77b615beb" xsi:nil="true"/>
+    <lcf76f155ced4ddcb4097134ff3c332f xmlns="13c93bba-48ce-428c-bfe5-88b42c19b028">
+      <Terms xmlns="http://schemas.microsoft.com/office/infopath/2007/PartnerControls"/>
+    </lcf76f155ced4ddcb4097134ff3c332f>
+  </documentManagement>
+</p:properties>
+</file>
+
+<file path=customXml/item3.xml><?xml version="1.0" encoding="utf-8"?>
+<?mso-contentType ?>
+<FormTemplates xmlns="http://schemas.microsoft.com/sharepoint/v3/contenttype/forms">
+  <Display>DocumentLibraryForm</Display>
+  <Edit>DocumentLibraryForm</Edit>
+  <New>DocumentLibraryForm</New>
+</FormTemplates>
+</file>
+
+<file path=customXml/item4.xml><?xml version="1.0" encoding="utf-8"?>
+<b:Sources xmlns:b="http://schemas.openxmlformats.org/officeDocument/2006/bibliography" xmlns="http://schemas.openxmlformats.org/officeDocument/2006/bibliography" SelectedStyle="\APASixthEditionOfficeOnline.xsl" StyleName="APA" Version="6"/>
+</file>
+
 <file path=customXml/itemProps1.xml><?xml version="1.0" encoding="utf-8"?>
-<ds:datastoreItem xmlns:ds="http://schemas.openxmlformats.org/officeDocument/2006/customXml" ds:itemID="{10663269-2064-4804-8290-36D4A57F5557}">
+<ds:datastoreItem xmlns:ds="http://schemas.openxmlformats.org/officeDocument/2006/customXml" ds:itemID="{59065960-E0CA-4804-83B5-320CBCDCC160}">
   <ds:schemaRefs>
-    <ds:schemaRef ds:uri="http://schemas.microsoft.com/sharepoint/v3/contenttype/forms"/>
+    <ds:schemaRef ds:uri="http://schemas.microsoft.com/office/2006/metadata/contentType"/>
+    <ds:schemaRef ds:uri="http://schemas.microsoft.com/office/2006/metadata/properties/metaAttributes"/>
+    <ds:schemaRef ds:uri="http://www.w3.org/2001/XMLSchema"/>
+    <ds:schemaRef ds:uri="http://schemas.microsoft.com/office/2006/metadata/properties"/>
+    <ds:schemaRef ds:uri="13c90a0b-73bc-4dc0-be5f-28d77b615beb"/>
+    <ds:schemaRef ds:uri="13c93bba-48ce-428c-bfe5-88b42c19b028"/>
+    <ds:schemaRef ds:uri="http://schemas.microsoft.com/office/2006/documentManagement/types"/>
+    <ds:schemaRef ds:uri="http://schemas.microsoft.com/office/infopath/2007/PartnerControls"/>
+    <ds:schemaRef ds:uri="http://schemas.openxmlformats.org/package/2006/metadata/core-properties"/>
+    <ds:schemaRef ds:uri="http://purl.org/dc/elements/1.1/"/>
+    <ds:schemaRef ds:uri="http://purl.org/dc/terms/"/>
+    <ds:schemaRef ds:uri="http://schemas.microsoft.com/internal/obd"/>
   </ds:schemaRefs>
 </ds:datastoreItem>
 </file>
@@ -21547,28 +21575,17 @@
 </file>
 
 <file path=customXml/itemProps3.xml><?xml version="1.0" encoding="utf-8"?>
-<ds:datastoreItem xmlns:ds="http://schemas.openxmlformats.org/officeDocument/2006/customXml" ds:itemID="{44E004E9-AED6-42E8-BC19-3EBCE07A51E9}">
+<ds:datastoreItem xmlns:ds="http://schemas.openxmlformats.org/officeDocument/2006/customXml" ds:itemID="{10663269-2064-4804-8290-36D4A57F5557}">
   <ds:schemaRefs>
-    <ds:schemaRef ds:uri="http://schemas.openxmlformats.org/officeDocument/2006/bibliography"/>
+    <ds:schemaRef ds:uri="http://schemas.microsoft.com/sharepoint/v3/contenttype/forms"/>
   </ds:schemaRefs>
 </ds:datastoreItem>
 </file>
 
 <file path=customXml/itemProps4.xml><?xml version="1.0" encoding="utf-8"?>
-<ds:datastoreItem xmlns:ds="http://schemas.openxmlformats.org/officeDocument/2006/customXml" ds:itemID="{59065960-E0CA-4804-83B5-320CBCDCC160}">
+<ds:datastoreItem xmlns:ds="http://schemas.openxmlformats.org/officeDocument/2006/customXml" ds:itemID="{52FD92AF-5EEA-4E2C-97DE-550DF2E27170}">
   <ds:schemaRefs>
-    <ds:schemaRef ds:uri="http://schemas.microsoft.com/office/2006/metadata/contentType"/>
-    <ds:schemaRef ds:uri="http://schemas.microsoft.com/office/2006/metadata/properties/metaAttributes"/>
-    <ds:schemaRef ds:uri="http://www.w3.org/2001/XMLSchema"/>
-    <ds:schemaRef ds:uri="http://schemas.microsoft.com/office/2006/metadata/properties"/>
-    <ds:schemaRef ds:uri="13c90a0b-73bc-4dc0-be5f-28d77b615beb"/>
-    <ds:schemaRef ds:uri="13c93bba-48ce-428c-bfe5-88b42c19b028"/>
-    <ds:schemaRef ds:uri="http://schemas.microsoft.com/office/2006/documentManagement/types"/>
-    <ds:schemaRef ds:uri="http://schemas.microsoft.com/office/infopath/2007/PartnerControls"/>
-    <ds:schemaRef ds:uri="http://schemas.openxmlformats.org/package/2006/metadata/core-properties"/>
-    <ds:schemaRef ds:uri="http://purl.org/dc/elements/1.1/"/>
-    <ds:schemaRef ds:uri="http://purl.org/dc/terms/"/>
-    <ds:schemaRef ds:uri="http://schemas.microsoft.com/internal/obd"/>
+    <ds:schemaRef ds:uri="http://schemas.openxmlformats.org/officeDocument/2006/bibliography"/>
   </ds:schemaRefs>
 </ds:datastoreItem>
 </file>